--- a/002 - PJI510-2026S1 - Relatorio Final.docx
+++ b/002 - PJI510-2026S1 - Relatorio Final.docx
@@ -713,13 +713,6 @@
           <w:rFonts w:eastAsiaTheme="majorEastAsia"/>
           <w:noProof/>
         </w:rPr>
-      </w:r>
-      <w:r>
-        <w:rPr>
-          <w:rStyle w:val="Hyperlink"/>
-          <w:rFonts w:eastAsiaTheme="majorEastAsia"/>
-          <w:noProof/>
-        </w:rPr>
         <w:fldChar w:fldCharType="separate"/>
       </w:r>
       <w:r>
@@ -3061,7 +3054,7 @@
       <w:r>
         <w:fldChar w:fldCharType="separate"/>
       </w:r>
-      <w:hyperlink w:anchor="_Toc240203830" w:history="1">
+      <w:hyperlink w:anchor="_Toc240213758" w:history="1">
         <w:r>
           <w:rPr>
             <w:rStyle w:val="Hyperlink"/>
@@ -3107,7 +3100,7 @@
             <w:noProof/>
             <w:webHidden/>
           </w:rPr>
-          <w:instrText xml:space="preserve"> PAGEREF _Toc240203830 \h </w:instrText>
+          <w:instrText xml:space="preserve"> PAGEREF _Toc240213758 \h </w:instrText>
         </w:r>
         <w:r>
           <w:rPr>
@@ -3127,7 +3120,7 @@
             <w:noProof/>
             <w:webHidden/>
           </w:rPr>
-          <w:t>5</w:t>
+          <w:t>6</w:t>
         </w:r>
         <w:r>
           <w:rPr>
@@ -3151,7 +3144,7 @@
           <w:szCs w:val="22"/>
         </w:rPr>
       </w:pPr>
-      <w:hyperlink w:anchor="_Toc240203831" w:history="1">
+      <w:hyperlink w:anchor="_Toc240213759" w:history="1">
         <w:r>
           <w:rPr>
             <w:rStyle w:val="Hyperlink"/>
@@ -3197,7 +3190,7 @@
             <w:noProof/>
             <w:webHidden/>
           </w:rPr>
-          <w:instrText xml:space="preserve"> PAGEREF _Toc240203831 \h </w:instrText>
+          <w:instrText xml:space="preserve"> PAGEREF _Toc240213759 \h </w:instrText>
         </w:r>
         <w:r>
           <w:rPr>
@@ -3217,7 +3210,7 @@
             <w:noProof/>
             <w:webHidden/>
           </w:rPr>
-          <w:t>7</w:t>
+          <w:t>8</w:t>
         </w:r>
         <w:r>
           <w:rPr>
@@ -3239,7 +3232,7 @@
           <w:szCs w:val="22"/>
         </w:rPr>
       </w:pPr>
-      <w:hyperlink w:anchor="_Toc240203832" w:history="1">
+      <w:hyperlink w:anchor="_Toc240213760" w:history="1">
         <w:r>
           <w:rPr>
             <w:rStyle w:val="Hyperlink"/>
@@ -3283,7 +3276,7 @@
             <w:noProof/>
             <w:webHidden/>
           </w:rPr>
-          <w:instrText xml:space="preserve"> PAGEREF _Toc240203832 \h </w:instrText>
+          <w:instrText xml:space="preserve"> PAGEREF _Toc240213760 \h </w:instrText>
         </w:r>
         <w:r>
           <w:rPr>
@@ -3303,7 +3296,7 @@
             <w:noProof/>
             <w:webHidden/>
           </w:rPr>
-          <w:t>7</w:t>
+          <w:t>8</w:t>
         </w:r>
         <w:r>
           <w:rPr>
@@ -3325,7 +3318,7 @@
           <w:szCs w:val="22"/>
         </w:rPr>
       </w:pPr>
-      <w:hyperlink w:anchor="_Toc240203833" w:history="1">
+      <w:hyperlink w:anchor="_Toc240213761" w:history="1">
         <w:r>
           <w:rPr>
             <w:rStyle w:val="Hyperlink"/>
@@ -3371,7 +3364,7 @@
             <w:noProof/>
             <w:webHidden/>
           </w:rPr>
-          <w:instrText xml:space="preserve"> PAGEREF _Toc240203833 \h </w:instrText>
+          <w:instrText xml:space="preserve"> PAGEREF _Toc240213761 \h </w:instrText>
         </w:r>
         <w:r>
           <w:rPr>
@@ -3391,7 +3384,7 @@
             <w:noProof/>
             <w:webHidden/>
           </w:rPr>
-          <w:t>8</w:t>
+          <w:t>9</w:t>
         </w:r>
         <w:r>
           <w:rPr>
@@ -3413,7 +3406,7 @@
           <w:szCs w:val="22"/>
         </w:rPr>
       </w:pPr>
-      <w:hyperlink w:anchor="_Toc240203834" w:history="1">
+      <w:hyperlink w:anchor="_Toc240213762" w:history="1">
         <w:r>
           <w:rPr>
             <w:rStyle w:val="Hyperlink"/>
@@ -3459,7 +3452,7 @@
             <w:noProof/>
             <w:webHidden/>
           </w:rPr>
-          <w:instrText xml:space="preserve"> PAGEREF _Toc240203834 \h </w:instrText>
+          <w:instrText xml:space="preserve"> PAGEREF _Toc240213762 \h </w:instrText>
         </w:r>
         <w:r>
           <w:rPr>
@@ -3479,7 +3472,7 @@
             <w:noProof/>
             <w:webHidden/>
           </w:rPr>
-          <w:t>8</w:t>
+          <w:t>9</w:t>
         </w:r>
         <w:r>
           <w:rPr>
@@ -3501,7 +3494,7 @@
           <w:szCs w:val="22"/>
         </w:rPr>
       </w:pPr>
-      <w:hyperlink w:anchor="_Toc240203835" w:history="1">
+      <w:hyperlink w:anchor="_Toc240213763" w:history="1">
         <w:r>
           <w:rPr>
             <w:rStyle w:val="Hyperlink"/>
@@ -3547,7 +3540,7 @@
             <w:noProof/>
             <w:webHidden/>
           </w:rPr>
-          <w:instrText xml:space="preserve"> PAGEREF _Toc240203835 \h </w:instrText>
+          <w:instrText xml:space="preserve"> PAGEREF _Toc240213763 \h </w:instrText>
         </w:r>
         <w:r>
           <w:rPr>
@@ -3567,7 +3560,7 @@
             <w:noProof/>
             <w:webHidden/>
           </w:rPr>
-          <w:t>9</w:t>
+          <w:t>10</w:t>
         </w:r>
         <w:r>
           <w:rPr>
@@ -3590,7 +3583,7 @@
           <w:szCs w:val="22"/>
         </w:rPr>
       </w:pPr>
-      <w:hyperlink w:anchor="_Toc240203836" w:history="1">
+      <w:hyperlink w:anchor="_Toc240213764" w:history="1">
         <w:r>
           <w:rPr>
             <w:rStyle w:val="Hyperlink"/>
@@ -3637,7 +3630,7 @@
             <w:noProof/>
             <w:webHidden/>
           </w:rPr>
-          <w:instrText xml:space="preserve"> PAGEREF _Toc240203836 \h </w:instrText>
+          <w:instrText xml:space="preserve"> PAGEREF _Toc240213764 \h </w:instrText>
         </w:r>
         <w:r>
           <w:rPr>
@@ -3657,7 +3650,7 @@
             <w:noProof/>
             <w:webHidden/>
           </w:rPr>
-          <w:t>9</w:t>
+          <w:t>10</w:t>
         </w:r>
         <w:r>
           <w:rPr>
@@ -3679,7 +3672,7 @@
           <w:szCs w:val="22"/>
         </w:rPr>
       </w:pPr>
-      <w:hyperlink w:anchor="_Toc240203837" w:history="1">
+      <w:hyperlink w:anchor="_Toc240213765" w:history="1">
         <w:r>
           <w:rPr>
             <w:rStyle w:val="Hyperlink"/>
@@ -3725,7 +3718,7 @@
             <w:noProof/>
             <w:webHidden/>
           </w:rPr>
-          <w:instrText xml:space="preserve"> PAGEREF _Toc240203837 \h </w:instrText>
+          <w:instrText xml:space="preserve"> PAGEREF _Toc240213765 \h </w:instrText>
         </w:r>
         <w:r>
           <w:rPr>
@@ -3745,7 +3738,7 @@
             <w:noProof/>
             <w:webHidden/>
           </w:rPr>
-          <w:t>10</w:t>
+          <w:t>11</w:t>
         </w:r>
         <w:r>
           <w:rPr>
@@ -3768,7 +3761,7 @@
           <w:szCs w:val="22"/>
         </w:rPr>
       </w:pPr>
-      <w:hyperlink w:anchor="_Toc240203838" w:history="1">
+      <w:hyperlink w:anchor="_Toc240213766" w:history="1">
         <w:r>
           <w:rPr>
             <w:rStyle w:val="Hyperlink"/>
@@ -3815,7 +3808,7 @@
             <w:noProof/>
             <w:webHidden/>
           </w:rPr>
-          <w:instrText xml:space="preserve"> PAGEREF _Toc240203838 \h </w:instrText>
+          <w:instrText xml:space="preserve"> PAGEREF _Toc240213766 \h </w:instrText>
         </w:r>
         <w:r>
           <w:rPr>
@@ -3835,7 +3828,7 @@
             <w:noProof/>
             <w:webHidden/>
           </w:rPr>
-          <w:t>10</w:t>
+          <w:t>11</w:t>
         </w:r>
         <w:r>
           <w:rPr>
@@ -3857,7 +3850,7 @@
           <w:szCs w:val="22"/>
         </w:rPr>
       </w:pPr>
-      <w:hyperlink w:anchor="_Toc240203839" w:history="1">
+      <w:hyperlink w:anchor="_Toc240213767" w:history="1">
         <w:r>
           <w:rPr>
             <w:rStyle w:val="Hyperlink"/>
@@ -3903,7 +3896,7 @@
             <w:noProof/>
             <w:webHidden/>
           </w:rPr>
-          <w:instrText xml:space="preserve"> PAGEREF _Toc240203839 \h </w:instrText>
+          <w:instrText xml:space="preserve"> PAGEREF _Toc240213767 \h </w:instrText>
         </w:r>
         <w:r>
           <w:rPr>
@@ -3923,7 +3916,7 @@
             <w:noProof/>
             <w:webHidden/>
           </w:rPr>
-          <w:t>11</w:t>
+          <w:t>12</w:t>
         </w:r>
         <w:r>
           <w:rPr>
@@ -3946,7 +3939,7 @@
           <w:szCs w:val="22"/>
         </w:rPr>
       </w:pPr>
-      <w:hyperlink w:anchor="_Toc240203840" w:history="1">
+      <w:hyperlink w:anchor="_Toc240213768" w:history="1">
         <w:r>
           <w:rPr>
             <w:rStyle w:val="Hyperlink"/>
@@ -3993,7 +3986,7 @@
             <w:noProof/>
             <w:webHidden/>
           </w:rPr>
-          <w:instrText xml:space="preserve"> PAGEREF _Toc240203840 \h </w:instrText>
+          <w:instrText xml:space="preserve"> PAGEREF _Toc240213768 \h </w:instrText>
         </w:r>
         <w:r>
           <w:rPr>
@@ -4013,7 +4006,7 @@
             <w:noProof/>
             <w:webHidden/>
           </w:rPr>
-          <w:t>15</w:t>
+          <w:t>16</w:t>
         </w:r>
         <w:r>
           <w:rPr>
@@ -4036,7 +4029,7 @@
           <w:szCs w:val="22"/>
         </w:rPr>
       </w:pPr>
-      <w:hyperlink w:anchor="_Toc240203841" w:history="1">
+      <w:hyperlink w:anchor="_Toc240213769" w:history="1">
         <w:r>
           <w:rPr>
             <w:rStyle w:val="Hyperlink"/>
@@ -4083,7 +4076,7 @@
             <w:noProof/>
             <w:webHidden/>
           </w:rPr>
-          <w:instrText xml:space="preserve"> PAGEREF _Toc240203841 \h </w:instrText>
+          <w:instrText xml:space="preserve"> PAGEREF _Toc240213769 \h </w:instrText>
         </w:r>
         <w:r>
           <w:rPr>
@@ -4103,7 +4096,7 @@
             <w:noProof/>
             <w:webHidden/>
           </w:rPr>
-          <w:t>16</w:t>
+          <w:t>17</w:t>
         </w:r>
         <w:r>
           <w:rPr>
@@ -4126,7 +4119,7 @@
           <w:szCs w:val="22"/>
         </w:rPr>
       </w:pPr>
-      <w:hyperlink w:anchor="_Toc240203842" w:history="1">
+      <w:hyperlink w:anchor="_Toc240213770" w:history="1">
         <w:r>
           <w:rPr>
             <w:rStyle w:val="Hyperlink"/>
@@ -4173,7 +4166,7 @@
             <w:noProof/>
             <w:webHidden/>
           </w:rPr>
-          <w:instrText xml:space="preserve"> PAGEREF _Toc240203842 \h </w:instrText>
+          <w:instrText xml:space="preserve"> PAGEREF _Toc240213770 \h </w:instrText>
         </w:r>
         <w:r>
           <w:rPr>
@@ -4193,7 +4186,7 @@
             <w:noProof/>
             <w:webHidden/>
           </w:rPr>
-          <w:t>17</w:t>
+          <w:t>18</w:t>
         </w:r>
         <w:r>
           <w:rPr>
@@ -4216,7 +4209,7 @@
           <w:szCs w:val="22"/>
         </w:rPr>
       </w:pPr>
-      <w:hyperlink w:anchor="_Toc240203843" w:history="1">
+      <w:hyperlink w:anchor="_Toc240213771" w:history="1">
         <w:r>
           <w:rPr>
             <w:rStyle w:val="Hyperlink"/>
@@ -4263,7 +4256,7 @@
             <w:noProof/>
             <w:webHidden/>
           </w:rPr>
-          <w:instrText xml:space="preserve"> PAGEREF _Toc240203843 \h </w:instrText>
+          <w:instrText xml:space="preserve"> PAGEREF _Toc240213771 \h </w:instrText>
         </w:r>
         <w:r>
           <w:rPr>
@@ -4283,7 +4276,7 @@
             <w:noProof/>
             <w:webHidden/>
           </w:rPr>
-          <w:t>17</w:t>
+          <w:t>18</w:t>
         </w:r>
         <w:r>
           <w:rPr>
@@ -4306,7 +4299,7 @@
           <w:szCs w:val="22"/>
         </w:rPr>
       </w:pPr>
-      <w:hyperlink w:anchor="_Toc240203844" w:history="1">
+      <w:hyperlink w:anchor="_Toc240213772" w:history="1">
         <w:r>
           <w:rPr>
             <w:rStyle w:val="Hyperlink"/>
@@ -4353,7 +4346,7 @@
             <w:noProof/>
             <w:webHidden/>
           </w:rPr>
-          <w:instrText xml:space="preserve"> PAGEREF _Toc240203844 \h </w:instrText>
+          <w:instrText xml:space="preserve"> PAGEREF _Toc240213772 \h </w:instrText>
         </w:r>
         <w:r>
           <w:rPr>
@@ -4373,7 +4366,7 @@
             <w:noProof/>
             <w:webHidden/>
           </w:rPr>
-          <w:t>20</w:t>
+          <w:t>21</w:t>
         </w:r>
         <w:r>
           <w:rPr>
@@ -4396,7 +4389,7 @@
           <w:szCs w:val="22"/>
         </w:rPr>
       </w:pPr>
-      <w:hyperlink w:anchor="_Toc240203845" w:history="1">
+      <w:hyperlink w:anchor="_Toc240213773" w:history="1">
         <w:r>
           <w:rPr>
             <w:rStyle w:val="Hyperlink"/>
@@ -4443,7 +4436,7 @@
             <w:noProof/>
             <w:webHidden/>
           </w:rPr>
-          <w:instrText xml:space="preserve"> PAGEREF _Toc240203845 \h </w:instrText>
+          <w:instrText xml:space="preserve"> PAGEREF _Toc240213773 \h </w:instrText>
         </w:r>
         <w:r>
           <w:rPr>
@@ -4463,7 +4456,7 @@
             <w:noProof/>
             <w:webHidden/>
           </w:rPr>
-          <w:t>21</w:t>
+          <w:t>22</w:t>
         </w:r>
         <w:r>
           <w:rPr>
@@ -4486,7 +4479,7 @@
           <w:szCs w:val="22"/>
         </w:rPr>
       </w:pPr>
-      <w:hyperlink w:anchor="_Toc240203846" w:history="1">
+      <w:hyperlink w:anchor="_Toc240213774" w:history="1">
         <w:r>
           <w:rPr>
             <w:rStyle w:val="Hyperlink"/>
@@ -4533,7 +4526,7 @@
             <w:noProof/>
             <w:webHidden/>
           </w:rPr>
-          <w:instrText xml:space="preserve"> PAGEREF _Toc240203846 \h </w:instrText>
+          <w:instrText xml:space="preserve"> PAGEREF _Toc240213774 \h </w:instrText>
         </w:r>
         <w:r>
           <w:rPr>
@@ -4553,7 +4546,7 @@
             <w:noProof/>
             <w:webHidden/>
           </w:rPr>
-          <w:t>22</w:t>
+          <w:t>23</w:t>
         </w:r>
         <w:r>
           <w:rPr>
@@ -4576,7 +4569,7 @@
           <w:szCs w:val="22"/>
         </w:rPr>
       </w:pPr>
-      <w:hyperlink w:anchor="_Toc240203847" w:history="1">
+      <w:hyperlink w:anchor="_Toc240213775" w:history="1">
         <w:r>
           <w:rPr>
             <w:rStyle w:val="Hyperlink"/>
@@ -4623,7 +4616,7 @@
             <w:noProof/>
             <w:webHidden/>
           </w:rPr>
-          <w:instrText xml:space="preserve"> PAGEREF _Toc240203847 \h </w:instrText>
+          <w:instrText xml:space="preserve"> PAGEREF _Toc240213775 \h </w:instrText>
         </w:r>
         <w:r>
           <w:rPr>
@@ -4643,7 +4636,7 @@
             <w:noProof/>
             <w:webHidden/>
           </w:rPr>
-          <w:t>22</w:t>
+          <w:t>23</w:t>
         </w:r>
         <w:r>
           <w:rPr>
@@ -4666,7 +4659,7 @@
           <w:szCs w:val="22"/>
         </w:rPr>
       </w:pPr>
-      <w:hyperlink w:anchor="_Toc240203848" w:history="1">
+      <w:hyperlink w:anchor="_Toc240213776" w:history="1">
         <w:r>
           <w:rPr>
             <w:rStyle w:val="Hyperlink"/>
@@ -4713,7 +4706,7 @@
             <w:noProof/>
             <w:webHidden/>
           </w:rPr>
-          <w:instrText xml:space="preserve"> PAGEREF _Toc240203848 \h </w:instrText>
+          <w:instrText xml:space="preserve"> PAGEREF _Toc240213776 \h </w:instrText>
         </w:r>
         <w:r>
           <w:rPr>
@@ -4733,7 +4726,99 @@
             <w:noProof/>
             <w:webHidden/>
           </w:rPr>
-          <w:t>22</w:t>
+          <w:t>23</w:t>
+        </w:r>
+        <w:r>
+          <w:rPr>
+            <w:noProof/>
+            <w:webHidden/>
+          </w:rPr>
+          <w:fldChar w:fldCharType="end"/>
+        </w:r>
+      </w:hyperlink>
+    </w:p>
+    <w:p>
+      <w:pPr>
+        <w:pStyle w:val="Sumrio3"/>
+        <w:rPr>
+          <w:rFonts w:eastAsiaTheme="minorEastAsia" w:cstheme="minorBidi"/>
+          <w:i w:val="0"/>
+          <w:iCs w:val="0"/>
+          <w:noProof/>
+          <w:sz w:val="22"/>
+          <w:szCs w:val="22"/>
+        </w:rPr>
+      </w:pPr>
+      <w:hyperlink w:anchor="_Toc240213777" w:history="1">
+        <w:r>
+          <w:rPr>
+            <w:rStyle w:val="Hyperlink"/>
+            <w:b/>
+            <w:bCs/>
+            <w:noProof/>
+            <w:highlight w:val="yellow"/>
+          </w:rPr>
+          <w:t>2.6.10</w:t>
+        </w:r>
+        <w:r>
+          <w:rPr>
+            <w:rFonts w:eastAsiaTheme="minorEastAsia" w:cstheme="minorBidi"/>
+            <w:i w:val="0"/>
+            <w:iCs w:val="0"/>
+            <w:noProof/>
+            <w:sz w:val="22"/>
+            <w:szCs w:val="22"/>
+          </w:rPr>
+          <w:tab/>
+        </w:r>
+        <w:r>
+          <w:rPr>
+            <w:rStyle w:val="Hyperlink"/>
+            <w:noProof/>
+            <w:highlight w:val="yellow"/>
+          </w:rPr>
+          <w:t>IMPLEMENTAÇÃO DE NOVAS FUNCIONALIDADES DA PLATAFORMA</w:t>
+        </w:r>
+        <w:r>
+          <w:rPr>
+            <w:noProof/>
+            <w:webHidden/>
+          </w:rPr>
+          <w:tab/>
+        </w:r>
+        <w:r>
+          <w:rPr>
+            <w:noProof/>
+            <w:webHidden/>
+          </w:rPr>
+          <w:fldChar w:fldCharType="begin"/>
+        </w:r>
+        <w:r>
+          <w:rPr>
+            <w:noProof/>
+            <w:webHidden/>
+          </w:rPr>
+          <w:instrText xml:space="preserve"> PAGEREF _Toc240213777 \h </w:instrText>
+        </w:r>
+        <w:r>
+          <w:rPr>
+            <w:noProof/>
+            <w:webHidden/>
+          </w:rPr>
+        </w:r>
+        <w:r>
+          <w:rPr>
+            <w:noProof/>
+            <w:webHidden/>
+          </w:rPr>
+          <w:fldChar w:fldCharType="separate"/>
+        </w:r>
+        <w:r>
+          <w:rPr>
+            <w:noProof/>
+            <w:webHidden/>
+          </w:rPr>
+          <w:t>24</w:t>
         </w:r>
         <w:r>
           <w:rPr>
@@ -4757,7 +4842,7 @@
           <w:szCs w:val="22"/>
         </w:rPr>
       </w:pPr>
-      <w:hyperlink w:anchor="_Toc240203849" w:history="1">
+      <w:hyperlink w:anchor="_Toc240213778" w:history="1">
         <w:r>
           <w:rPr>
             <w:rStyle w:val="Hyperlink"/>
@@ -4803,7 +4888,7 @@
             <w:noProof/>
             <w:webHidden/>
           </w:rPr>
-          <w:instrText xml:space="preserve"> PAGEREF _Toc240203849 \h </w:instrText>
+          <w:instrText xml:space="preserve"> PAGEREF _Toc240213778 \h </w:instrText>
         </w:r>
         <w:r>
           <w:rPr>
@@ -4823,7 +4908,7 @@
             <w:noProof/>
             <w:webHidden/>
           </w:rPr>
-          <w:t>24</w:t>
+          <w:t>25</w:t>
         </w:r>
         <w:r>
           <w:rPr>
@@ -4845,7 +4930,7 @@
           <w:szCs w:val="22"/>
         </w:rPr>
       </w:pPr>
-      <w:hyperlink w:anchor="_Toc240203850" w:history="1">
+      <w:hyperlink w:anchor="_Toc240213779" w:history="1">
         <w:r>
           <w:rPr>
             <w:rStyle w:val="Hyperlink"/>
@@ -4891,7 +4976,7 @@
             <w:noProof/>
             <w:webHidden/>
           </w:rPr>
-          <w:instrText xml:space="preserve"> PAGEREF _Toc240203850 \h </w:instrText>
+          <w:instrText xml:space="preserve"> PAGEREF _Toc240213779 \h </w:instrText>
         </w:r>
         <w:r>
           <w:rPr>
@@ -4911,7 +4996,7 @@
             <w:noProof/>
             <w:webHidden/>
           </w:rPr>
-          <w:t>27</w:t>
+          <w:t>28</w:t>
         </w:r>
         <w:r>
           <w:rPr>
@@ -4933,7 +5018,7 @@
           <w:szCs w:val="22"/>
         </w:rPr>
       </w:pPr>
-      <w:hyperlink w:anchor="_Toc240203851" w:history="1">
+      <w:hyperlink w:anchor="_Toc240213780" w:history="1">
         <w:r>
           <w:rPr>
             <w:rStyle w:val="Hyperlink"/>
@@ -4979,7 +5064,7 @@
             <w:noProof/>
             <w:webHidden/>
           </w:rPr>
-          <w:instrText xml:space="preserve"> PAGEREF _Toc240203851 \h </w:instrText>
+          <w:instrText xml:space="preserve"> PAGEREF _Toc240213780 \h </w:instrText>
         </w:r>
         <w:r>
           <w:rPr>
@@ -4999,7 +5084,7 @@
             <w:noProof/>
             <w:webHidden/>
           </w:rPr>
-          <w:t>27</w:t>
+          <w:t>28</w:t>
         </w:r>
         <w:r>
           <w:rPr>
@@ -5021,7 +5106,7 @@
           <w:szCs w:val="22"/>
         </w:rPr>
       </w:pPr>
-      <w:hyperlink w:anchor="_Toc240203852" w:history="1">
+      <w:hyperlink w:anchor="_Toc240213781" w:history="1">
         <w:r>
           <w:rPr>
             <w:rStyle w:val="Hyperlink"/>
@@ -5067,7 +5152,7 @@
             <w:noProof/>
             <w:webHidden/>
           </w:rPr>
-          <w:instrText xml:space="preserve"> PAGEREF _Toc240203852 \h </w:instrText>
+          <w:instrText xml:space="preserve"> PAGEREF _Toc240213781 \h </w:instrText>
         </w:r>
         <w:r>
           <w:rPr>
@@ -5087,7 +5172,7 @@
             <w:noProof/>
             <w:webHidden/>
           </w:rPr>
-          <w:t>27</w:t>
+          <w:t>28</w:t>
         </w:r>
         <w:r>
           <w:rPr>
@@ -5109,7 +5194,7 @@
           <w:szCs w:val="22"/>
         </w:rPr>
       </w:pPr>
-      <w:hyperlink w:anchor="_Toc240203853" w:history="1">
+      <w:hyperlink w:anchor="_Toc240213782" w:history="1">
         <w:r>
           <w:rPr>
             <w:rStyle w:val="Hyperlink"/>
@@ -5155,7 +5240,7 @@
             <w:noProof/>
             <w:webHidden/>
           </w:rPr>
-          <w:instrText xml:space="preserve"> PAGEREF _Toc240203853 \h </w:instrText>
+          <w:instrText xml:space="preserve"> PAGEREF _Toc240213782 \h </w:instrText>
         </w:r>
         <w:r>
           <w:rPr>
@@ -5175,7 +5260,7 @@
             <w:noProof/>
             <w:webHidden/>
           </w:rPr>
-          <w:t>28</w:t>
+          <w:t>29</w:t>
         </w:r>
         <w:r>
           <w:rPr>
@@ -5197,7 +5282,7 @@
           <w:szCs w:val="22"/>
         </w:rPr>
       </w:pPr>
-      <w:hyperlink w:anchor="_Toc240203854" w:history="1">
+      <w:hyperlink w:anchor="_Toc240213783" w:history="1">
         <w:r>
           <w:rPr>
             <w:rStyle w:val="Hyperlink"/>
@@ -5243,7 +5328,7 @@
             <w:noProof/>
             <w:webHidden/>
           </w:rPr>
-          <w:instrText xml:space="preserve"> PAGEREF _Toc240203854 \h </w:instrText>
+          <w:instrText xml:space="preserve"> PAGEREF _Toc240213783 \h </w:instrText>
         </w:r>
         <w:r>
           <w:rPr>
@@ -5263,7 +5348,7 @@
             <w:noProof/>
             <w:webHidden/>
           </w:rPr>
-          <w:t>34</w:t>
+          <w:t>35</w:t>
         </w:r>
         <w:r>
           <w:rPr>
@@ -5285,7 +5370,7 @@
           <w:szCs w:val="22"/>
         </w:rPr>
       </w:pPr>
-      <w:hyperlink w:anchor="_Toc240203855" w:history="1">
+      <w:hyperlink w:anchor="_Toc240213784" w:history="1">
         <w:r>
           <w:rPr>
             <w:rStyle w:val="Hyperlink"/>
@@ -5331,7 +5416,7 @@
             <w:noProof/>
             <w:webHidden/>
           </w:rPr>
-          <w:instrText xml:space="preserve"> PAGEREF _Toc240203855 \h </w:instrText>
+          <w:instrText xml:space="preserve"> PAGEREF _Toc240213784 \h </w:instrText>
         </w:r>
         <w:r>
           <w:rPr>
@@ -5351,7 +5436,7 @@
             <w:noProof/>
             <w:webHidden/>
           </w:rPr>
-          <w:t>35</w:t>
+          <w:t>36</w:t>
         </w:r>
         <w:r>
           <w:rPr>
@@ -5373,7 +5458,7 @@
           <w:szCs w:val="22"/>
         </w:rPr>
       </w:pPr>
-      <w:hyperlink w:anchor="_Toc240203856" w:history="1">
+      <w:hyperlink w:anchor="_Toc240213785" w:history="1">
         <w:r>
           <w:rPr>
             <w:rStyle w:val="Hyperlink"/>
@@ -5419,7 +5504,7 @@
             <w:noProof/>
             <w:webHidden/>
           </w:rPr>
-          <w:instrText xml:space="preserve"> PAGEREF _Toc240203856 \h </w:instrText>
+          <w:instrText xml:space="preserve"> PAGEREF _Toc240213785 \h </w:instrText>
         </w:r>
         <w:r>
           <w:rPr>
@@ -5439,7 +5524,7 @@
             <w:noProof/>
             <w:webHidden/>
           </w:rPr>
-          <w:t>36</w:t>
+          <w:t>37</w:t>
         </w:r>
         <w:r>
           <w:rPr>
@@ -5461,7 +5546,7 @@
           <w:szCs w:val="22"/>
         </w:rPr>
       </w:pPr>
-      <w:hyperlink w:anchor="_Toc240203857" w:history="1">
+      <w:hyperlink w:anchor="_Toc240213786" w:history="1">
         <w:r>
           <w:rPr>
             <w:rStyle w:val="Hyperlink"/>
@@ -5507,7 +5592,7 @@
             <w:noProof/>
             <w:webHidden/>
           </w:rPr>
-          <w:instrText xml:space="preserve"> PAGEREF _Toc240203857 \h </w:instrText>
+          <w:instrText xml:space="preserve"> PAGEREF _Toc240213786 \h </w:instrText>
         </w:r>
         <w:r>
           <w:rPr>
@@ -5527,7 +5612,7 @@
             <w:noProof/>
             <w:webHidden/>
           </w:rPr>
-          <w:t>36</w:t>
+          <w:t>37</w:t>
         </w:r>
         <w:r>
           <w:rPr>
@@ -5551,7 +5636,7 @@
           <w:szCs w:val="22"/>
         </w:rPr>
       </w:pPr>
-      <w:hyperlink w:anchor="_Toc240203858" w:history="1">
+      <w:hyperlink w:anchor="_Toc240213787" w:history="1">
         <w:r>
           <w:rPr>
             <w:rStyle w:val="Hyperlink"/>
@@ -5597,7 +5682,7 @@
             <w:noProof/>
             <w:webHidden/>
           </w:rPr>
-          <w:instrText xml:space="preserve"> PAGEREF _Toc240203858 \h </w:instrText>
+          <w:instrText xml:space="preserve"> PAGEREF _Toc240213787 \h </w:instrText>
         </w:r>
         <w:r>
           <w:rPr>
@@ -5617,7 +5702,7 @@
             <w:noProof/>
             <w:webHidden/>
           </w:rPr>
-          <w:t>37</w:t>
+          <w:t>38</w:t>
         </w:r>
         <w:r>
           <w:rPr>
@@ -5639,7 +5724,7 @@
           <w:szCs w:val="22"/>
         </w:rPr>
       </w:pPr>
-      <w:hyperlink w:anchor="_Toc240203859" w:history="1">
+      <w:hyperlink w:anchor="_Toc240213788" w:history="1">
         <w:r>
           <w:rPr>
             <w:rStyle w:val="Hyperlink"/>
@@ -5685,7 +5770,7 @@
             <w:noProof/>
             <w:webHidden/>
           </w:rPr>
-          <w:instrText xml:space="preserve"> PAGEREF _Toc240203859 \h </w:instrText>
+          <w:instrText xml:space="preserve"> PAGEREF _Toc240213788 \h </w:instrText>
         </w:r>
         <w:r>
           <w:rPr>
@@ -5705,7 +5790,7 @@
             <w:noProof/>
             <w:webHidden/>
           </w:rPr>
-          <w:t>37</w:t>
+          <w:t>38</w:t>
         </w:r>
         <w:r>
           <w:rPr>
@@ -5727,7 +5812,7 @@
           <w:szCs w:val="22"/>
         </w:rPr>
       </w:pPr>
-      <w:hyperlink w:anchor="_Toc240203860" w:history="1">
+      <w:hyperlink w:anchor="_Toc240213789" w:history="1">
         <w:r>
           <w:rPr>
             <w:rStyle w:val="Hyperlink"/>
@@ -5773,7 +5858,7 @@
             <w:noProof/>
             <w:webHidden/>
           </w:rPr>
-          <w:instrText xml:space="preserve"> PAGEREF _Toc240203860 \h </w:instrText>
+          <w:instrText xml:space="preserve"> PAGEREF _Toc240213789 \h </w:instrText>
         </w:r>
         <w:r>
           <w:rPr>
@@ -5793,7 +5878,7 @@
             <w:noProof/>
             <w:webHidden/>
           </w:rPr>
-          <w:t>37</w:t>
+          <w:t>38</w:t>
         </w:r>
         <w:r>
           <w:rPr>
@@ -5815,7 +5900,7 @@
           <w:szCs w:val="22"/>
         </w:rPr>
       </w:pPr>
-      <w:hyperlink w:anchor="_Toc240203861" w:history="1">
+      <w:hyperlink w:anchor="_Toc240213790" w:history="1">
         <w:r>
           <w:rPr>
             <w:rStyle w:val="Hyperlink"/>
@@ -5861,7 +5946,7 @@
             <w:noProof/>
             <w:webHidden/>
           </w:rPr>
-          <w:instrText xml:space="preserve"> PAGEREF _Toc240203861 \h </w:instrText>
+          <w:instrText xml:space="preserve"> PAGEREF _Toc240213790 \h </w:instrText>
         </w:r>
         <w:r>
           <w:rPr>
@@ -5881,7 +5966,7 @@
             <w:noProof/>
             <w:webHidden/>
           </w:rPr>
-          <w:t>37</w:t>
+          <w:t>38</w:t>
         </w:r>
         <w:r>
           <w:rPr>
@@ -5903,7 +5988,7 @@
           <w:szCs w:val="22"/>
         </w:rPr>
       </w:pPr>
-      <w:hyperlink w:anchor="_Toc240203862" w:history="1">
+      <w:hyperlink w:anchor="_Toc240213791" w:history="1">
         <w:r>
           <w:rPr>
             <w:rStyle w:val="Hyperlink"/>
@@ -5949,7 +6034,7 @@
             <w:noProof/>
             <w:webHidden/>
           </w:rPr>
-          <w:instrText xml:space="preserve"> PAGEREF _Toc240203862 \h </w:instrText>
+          <w:instrText xml:space="preserve"> PAGEREF _Toc240213791 \h </w:instrText>
         </w:r>
         <w:r>
           <w:rPr>
@@ -5969,7 +6054,7 @@
             <w:noProof/>
             <w:webHidden/>
           </w:rPr>
-          <w:t>38</w:t>
+          <w:t>39</w:t>
         </w:r>
         <w:r>
           <w:rPr>
@@ -5993,7 +6078,7 @@
           <w:szCs w:val="22"/>
         </w:rPr>
       </w:pPr>
-      <w:hyperlink w:anchor="_Toc240203863" w:history="1">
+      <w:hyperlink w:anchor="_Toc240213792" w:history="1">
         <w:r>
           <w:rPr>
             <w:rStyle w:val="Hyperlink"/>
@@ -6018,21 +6103,7 @@
             <w:rStyle w:val="Hyperlink"/>
             <w:noProof/>
           </w:rPr>
-          <w:t>PLANO DE NE</w:t>
-        </w:r>
-        <w:r>
-          <w:rPr>
-            <w:rStyle w:val="Hyperlink"/>
-            <w:noProof/>
-          </w:rPr>
-          <w:t>G</w:t>
-        </w:r>
-        <w:r>
-          <w:rPr>
-            <w:rStyle w:val="Hyperlink"/>
-            <w:noProof/>
-          </w:rPr>
-          <w:t>OCIO</w:t>
+          <w:t>PLANO DE NEGOCIO</w:t>
         </w:r>
         <w:r>
           <w:rPr>
@@ -6053,7 +6124,7 @@
             <w:noProof/>
             <w:webHidden/>
           </w:rPr>
-          <w:instrText xml:space="preserve"> PAGEREF _Toc240203863 \h </w:instrText>
+          <w:instrText xml:space="preserve"> PAGEREF _Toc240213792 \h </w:instrText>
         </w:r>
         <w:r>
           <w:rPr>
@@ -6073,7 +6144,7 @@
             <w:noProof/>
             <w:webHidden/>
           </w:rPr>
-          <w:t>39</w:t>
+          <w:t>40</w:t>
         </w:r>
         <w:r>
           <w:rPr>
@@ -6095,7 +6166,7 @@
           <w:szCs w:val="22"/>
         </w:rPr>
       </w:pPr>
-      <w:hyperlink w:anchor="_Toc240203864" w:history="1">
+      <w:hyperlink w:anchor="_Toc240213793" w:history="1">
         <w:r>
           <w:rPr>
             <w:rStyle w:val="Hyperlink"/>
@@ -6139,7 +6210,7 @@
             <w:noProof/>
             <w:webHidden/>
           </w:rPr>
-          <w:instrText xml:space="preserve"> PAGEREF _Toc240203864 \h </w:instrText>
+          <w:instrText xml:space="preserve"> PAGEREF _Toc240213793 \h </w:instrText>
         </w:r>
         <w:r>
           <w:rPr>
@@ -6159,7 +6230,7 @@
             <w:noProof/>
             <w:webHidden/>
           </w:rPr>
-          <w:t>39</w:t>
+          <w:t>40</w:t>
         </w:r>
         <w:r>
           <w:rPr>
@@ -6182,7 +6253,7 @@
           <w:szCs w:val="22"/>
         </w:rPr>
       </w:pPr>
-      <w:hyperlink w:anchor="_Toc240203865" w:history="1">
+      <w:hyperlink w:anchor="_Toc240213794" w:history="1">
         <w:r>
           <w:rPr>
             <w:rStyle w:val="Hyperlink"/>
@@ -6229,7 +6300,7 @@
             <w:noProof/>
             <w:webHidden/>
           </w:rPr>
-          <w:instrText xml:space="preserve"> PAGEREF _Toc240203865 \h </w:instrText>
+          <w:instrText xml:space="preserve"> PAGEREF _Toc240213794 \h </w:instrText>
         </w:r>
         <w:r>
           <w:rPr>
@@ -6249,7 +6320,7 @@
             <w:noProof/>
             <w:webHidden/>
           </w:rPr>
-          <w:t>39</w:t>
+          <w:t>40</w:t>
         </w:r>
         <w:r>
           <w:rPr>
@@ -6272,7 +6343,7 @@
           <w:szCs w:val="22"/>
         </w:rPr>
       </w:pPr>
-      <w:hyperlink w:anchor="_Toc240203866" w:history="1">
+      <w:hyperlink w:anchor="_Toc240213795" w:history="1">
         <w:r>
           <w:rPr>
             <w:rStyle w:val="Hyperlink"/>
@@ -6319,7 +6390,7 @@
             <w:noProof/>
             <w:webHidden/>
           </w:rPr>
-          <w:instrText xml:space="preserve"> PAGEREF _Toc240203866 \h </w:instrText>
+          <w:instrText xml:space="preserve"> PAGEREF _Toc240213795 \h </w:instrText>
         </w:r>
         <w:r>
           <w:rPr>
@@ -6339,7 +6410,4327 @@
             <w:noProof/>
             <w:webHidden/>
           </w:rPr>
-          <w:t>39</w:t>
+          <w:t>40</w:t>
+        </w:r>
+        <w:r>
+          <w:rPr>
+            <w:noProof/>
+            <w:webHidden/>
+          </w:rPr>
+          <w:fldChar w:fldCharType="end"/>
+        </w:r>
+      </w:hyperlink>
+    </w:p>
+    <w:p>
+      <w:pPr>
+        <w:pStyle w:val="Sumrio3"/>
+        <w:rPr>
+          <w:rFonts w:eastAsiaTheme="minorEastAsia" w:cstheme="minorBidi"/>
+          <w:i w:val="0"/>
+          <w:iCs w:val="0"/>
+          <w:noProof/>
+          <w:sz w:val="22"/>
+          <w:szCs w:val="22"/>
+        </w:rPr>
+      </w:pPr>
+      <w:hyperlink w:anchor="_Toc240213796" w:history="1">
+        <w:r>
+          <w:rPr>
+            <w:rStyle w:val="Hyperlink"/>
+            <w:b/>
+            <w:bCs/>
+            <w:noProof/>
+          </w:rPr>
+          <w:t>5.1.3</w:t>
+        </w:r>
+        <w:r>
+          <w:rPr>
+            <w:rFonts w:eastAsiaTheme="minorEastAsia" w:cstheme="minorBidi"/>
+            <w:i w:val="0"/>
+            <w:iCs w:val="0"/>
+            <w:noProof/>
+            <w:sz w:val="22"/>
+            <w:szCs w:val="22"/>
+          </w:rPr>
+          <w:tab/>
+        </w:r>
+        <w:r>
+          <w:rPr>
+            <w:rStyle w:val="Hyperlink"/>
+            <w:noProof/>
+          </w:rPr>
+          <w:t>IMPACTOS</w:t>
+        </w:r>
+        <w:r>
+          <w:rPr>
+            <w:noProof/>
+            <w:webHidden/>
+          </w:rPr>
+          <w:tab/>
+        </w:r>
+        <w:r>
+          <w:rPr>
+            <w:noProof/>
+            <w:webHidden/>
+          </w:rPr>
+          <w:fldChar w:fldCharType="begin"/>
+        </w:r>
+        <w:r>
+          <w:rPr>
+            <w:noProof/>
+            <w:webHidden/>
+          </w:rPr>
+          <w:instrText xml:space="preserve"> PAGEREF _Toc240213796 \h </w:instrText>
+        </w:r>
+        <w:r>
+          <w:rPr>
+            <w:noProof/>
+            <w:webHidden/>
+          </w:rPr>
+        </w:r>
+        <w:r>
+          <w:rPr>
+            <w:noProof/>
+            <w:webHidden/>
+          </w:rPr>
+          <w:fldChar w:fldCharType="separate"/>
+        </w:r>
+        <w:r>
+          <w:rPr>
+            <w:noProof/>
+            <w:webHidden/>
+          </w:rPr>
+          <w:t>41</w:t>
+        </w:r>
+        <w:r>
+          <w:rPr>
+            <w:noProof/>
+            <w:webHidden/>
+          </w:rPr>
+          <w:fldChar w:fldCharType="end"/>
+        </w:r>
+      </w:hyperlink>
+    </w:p>
+    <w:p>
+      <w:pPr>
+        <w:pStyle w:val="Sumrio3"/>
+        <w:rPr>
+          <w:rFonts w:eastAsiaTheme="minorEastAsia" w:cstheme="minorBidi"/>
+          <w:i w:val="0"/>
+          <w:iCs w:val="0"/>
+          <w:noProof/>
+          <w:sz w:val="22"/>
+          <w:szCs w:val="22"/>
+        </w:rPr>
+      </w:pPr>
+      <w:hyperlink w:anchor="_Toc240213797" w:history="1">
+        <w:r>
+          <w:rPr>
+            <w:rStyle w:val="Hyperlink"/>
+            <w:b/>
+            <w:bCs/>
+            <w:noProof/>
+          </w:rPr>
+          <w:t>5.1.4</w:t>
+        </w:r>
+        <w:r>
+          <w:rPr>
+            <w:rFonts w:eastAsiaTheme="minorEastAsia" w:cstheme="minorBidi"/>
+            <w:i w:val="0"/>
+            <w:iCs w:val="0"/>
+            <w:noProof/>
+            <w:sz w:val="22"/>
+            <w:szCs w:val="22"/>
+          </w:rPr>
+          <w:tab/>
+        </w:r>
+        <w:r>
+          <w:rPr>
+            <w:rStyle w:val="Hyperlink"/>
+            <w:noProof/>
+          </w:rPr>
+          <w:t>Delimitação do Problema Específico que a Solução Pretende Resolver</w:t>
+        </w:r>
+        <w:r>
+          <w:rPr>
+            <w:noProof/>
+            <w:webHidden/>
+          </w:rPr>
+          <w:tab/>
+        </w:r>
+        <w:r>
+          <w:rPr>
+            <w:noProof/>
+            <w:webHidden/>
+          </w:rPr>
+          <w:fldChar w:fldCharType="begin"/>
+        </w:r>
+        <w:r>
+          <w:rPr>
+            <w:noProof/>
+            <w:webHidden/>
+          </w:rPr>
+          <w:instrText xml:space="preserve"> PAGEREF _Toc240213797 \h </w:instrText>
+        </w:r>
+        <w:r>
+          <w:rPr>
+            <w:noProof/>
+            <w:webHidden/>
+          </w:rPr>
+        </w:r>
+        <w:r>
+          <w:rPr>
+            <w:noProof/>
+            <w:webHidden/>
+          </w:rPr>
+          <w:fldChar w:fldCharType="separate"/>
+        </w:r>
+        <w:r>
+          <w:rPr>
+            <w:noProof/>
+            <w:webHidden/>
+          </w:rPr>
+          <w:t>41</w:t>
+        </w:r>
+        <w:r>
+          <w:rPr>
+            <w:noProof/>
+            <w:webHidden/>
+          </w:rPr>
+          <w:fldChar w:fldCharType="end"/>
+        </w:r>
+      </w:hyperlink>
+    </w:p>
+    <w:p>
+      <w:pPr>
+        <w:pStyle w:val="Sumrio3"/>
+        <w:rPr>
+          <w:rFonts w:eastAsiaTheme="minorEastAsia" w:cstheme="minorBidi"/>
+          <w:i w:val="0"/>
+          <w:iCs w:val="0"/>
+          <w:noProof/>
+          <w:sz w:val="22"/>
+          <w:szCs w:val="22"/>
+        </w:rPr>
+      </w:pPr>
+      <w:hyperlink w:anchor="_Toc240213798" w:history="1">
+        <w:r>
+          <w:rPr>
+            <w:rStyle w:val="Hyperlink"/>
+            <w:b/>
+            <w:bCs/>
+            <w:noProof/>
+          </w:rPr>
+          <w:t>5.1.5</w:t>
+        </w:r>
+        <w:r>
+          <w:rPr>
+            <w:rFonts w:eastAsiaTheme="minorEastAsia" w:cstheme="minorBidi"/>
+            <w:i w:val="0"/>
+            <w:iCs w:val="0"/>
+            <w:noProof/>
+            <w:sz w:val="22"/>
+            <w:szCs w:val="22"/>
+          </w:rPr>
+          <w:tab/>
+        </w:r>
+        <w:r>
+          <w:rPr>
+            <w:rStyle w:val="Hyperlink"/>
+            <w:noProof/>
+          </w:rPr>
+          <w:t>Relação do Problema à Necessidade de Monitoramento em Tempo Real</w:t>
+        </w:r>
+        <w:r>
+          <w:rPr>
+            <w:noProof/>
+            <w:webHidden/>
+          </w:rPr>
+          <w:tab/>
+        </w:r>
+        <w:r>
+          <w:rPr>
+            <w:noProof/>
+            <w:webHidden/>
+          </w:rPr>
+          <w:fldChar w:fldCharType="begin"/>
+        </w:r>
+        <w:r>
+          <w:rPr>
+            <w:noProof/>
+            <w:webHidden/>
+          </w:rPr>
+          <w:instrText xml:space="preserve"> PAGEREF _Toc240213798 \h </w:instrText>
+        </w:r>
+        <w:r>
+          <w:rPr>
+            <w:noProof/>
+            <w:webHidden/>
+          </w:rPr>
+        </w:r>
+        <w:r>
+          <w:rPr>
+            <w:noProof/>
+            <w:webHidden/>
+          </w:rPr>
+          <w:fldChar w:fldCharType="separate"/>
+        </w:r>
+        <w:r>
+          <w:rPr>
+            <w:noProof/>
+            <w:webHidden/>
+          </w:rPr>
+          <w:t>41</w:t>
+        </w:r>
+        <w:r>
+          <w:rPr>
+            <w:noProof/>
+            <w:webHidden/>
+          </w:rPr>
+          <w:fldChar w:fldCharType="end"/>
+        </w:r>
+      </w:hyperlink>
+    </w:p>
+    <w:p>
+      <w:pPr>
+        <w:pStyle w:val="Sumrio2"/>
+        <w:rPr>
+          <w:rFonts w:eastAsiaTheme="minorEastAsia" w:cstheme="minorBidi"/>
+          <w:smallCaps w:val="0"/>
+          <w:noProof/>
+          <w:sz w:val="22"/>
+          <w:szCs w:val="22"/>
+        </w:rPr>
+      </w:pPr>
+      <w:hyperlink w:anchor="_Toc240213799" w:history="1">
+        <w:r>
+          <w:rPr>
+            <w:rStyle w:val="Hyperlink"/>
+            <w:noProof/>
+          </w:rPr>
+          <w:t>5.2</w:t>
+        </w:r>
+        <w:r>
+          <w:rPr>
+            <w:rFonts w:eastAsiaTheme="minorEastAsia" w:cstheme="minorBidi"/>
+            <w:smallCaps w:val="0"/>
+            <w:noProof/>
+            <w:sz w:val="22"/>
+            <w:szCs w:val="22"/>
+          </w:rPr>
+          <w:tab/>
+        </w:r>
+        <w:r>
+          <w:rPr>
+            <w:rStyle w:val="Hyperlink"/>
+            <w:noProof/>
+          </w:rPr>
+          <w:t>Análise Inicial de Mercado</w:t>
+        </w:r>
+        <w:r>
+          <w:rPr>
+            <w:noProof/>
+            <w:webHidden/>
+          </w:rPr>
+          <w:tab/>
+        </w:r>
+        <w:r>
+          <w:rPr>
+            <w:noProof/>
+            <w:webHidden/>
+          </w:rPr>
+          <w:fldChar w:fldCharType="begin"/>
+        </w:r>
+        <w:r>
+          <w:rPr>
+            <w:noProof/>
+            <w:webHidden/>
+          </w:rPr>
+          <w:instrText xml:space="preserve"> PAGEREF _Toc240213799 \h </w:instrText>
+        </w:r>
+        <w:r>
+          <w:rPr>
+            <w:noProof/>
+            <w:webHidden/>
+          </w:rPr>
+        </w:r>
+        <w:r>
+          <w:rPr>
+            <w:noProof/>
+            <w:webHidden/>
+          </w:rPr>
+          <w:fldChar w:fldCharType="separate"/>
+        </w:r>
+        <w:r>
+          <w:rPr>
+            <w:noProof/>
+            <w:webHidden/>
+          </w:rPr>
+          <w:t>42</w:t>
+        </w:r>
+        <w:r>
+          <w:rPr>
+            <w:noProof/>
+            <w:webHidden/>
+          </w:rPr>
+          <w:fldChar w:fldCharType="end"/>
+        </w:r>
+      </w:hyperlink>
+    </w:p>
+    <w:p>
+      <w:pPr>
+        <w:pStyle w:val="Sumrio2"/>
+        <w:rPr>
+          <w:rFonts w:eastAsiaTheme="minorEastAsia" w:cstheme="minorBidi"/>
+          <w:smallCaps w:val="0"/>
+          <w:noProof/>
+          <w:sz w:val="22"/>
+          <w:szCs w:val="22"/>
+        </w:rPr>
+      </w:pPr>
+      <w:hyperlink w:anchor="_Toc240213800" w:history="1">
+        <w:r>
+          <w:rPr>
+            <w:rStyle w:val="Hyperlink"/>
+            <w:noProof/>
+          </w:rPr>
+          <w:t>5.3</w:t>
+        </w:r>
+        <w:r>
+          <w:rPr>
+            <w:rFonts w:eastAsiaTheme="minorEastAsia" w:cstheme="minorBidi"/>
+            <w:smallCaps w:val="0"/>
+            <w:noProof/>
+            <w:sz w:val="22"/>
+            <w:szCs w:val="22"/>
+          </w:rPr>
+          <w:tab/>
+        </w:r>
+        <w:r>
+          <w:rPr>
+            <w:rStyle w:val="Hyperlink"/>
+            <w:noProof/>
+          </w:rPr>
+          <w:t>Objetivos de Desenvolvimento Sustentável (ODS)</w:t>
+        </w:r>
+        <w:r>
+          <w:rPr>
+            <w:noProof/>
+            <w:webHidden/>
+          </w:rPr>
+          <w:tab/>
+        </w:r>
+        <w:r>
+          <w:rPr>
+            <w:noProof/>
+            <w:webHidden/>
+          </w:rPr>
+          <w:fldChar w:fldCharType="begin"/>
+        </w:r>
+        <w:r>
+          <w:rPr>
+            <w:noProof/>
+            <w:webHidden/>
+          </w:rPr>
+          <w:instrText xml:space="preserve"> PAGEREF _Toc240213800 \h </w:instrText>
+        </w:r>
+        <w:r>
+          <w:rPr>
+            <w:noProof/>
+            <w:webHidden/>
+          </w:rPr>
+        </w:r>
+        <w:r>
+          <w:rPr>
+            <w:noProof/>
+            <w:webHidden/>
+          </w:rPr>
+          <w:fldChar w:fldCharType="separate"/>
+        </w:r>
+        <w:r>
+          <w:rPr>
+            <w:noProof/>
+            <w:webHidden/>
+          </w:rPr>
+          <w:t>42</w:t>
+        </w:r>
+        <w:r>
+          <w:rPr>
+            <w:noProof/>
+            <w:webHidden/>
+          </w:rPr>
+          <w:fldChar w:fldCharType="end"/>
+        </w:r>
+      </w:hyperlink>
+    </w:p>
+    <w:p>
+      <w:pPr>
+        <w:pStyle w:val="Sumrio2"/>
+        <w:rPr>
+          <w:rFonts w:eastAsiaTheme="minorEastAsia" w:cstheme="minorBidi"/>
+          <w:smallCaps w:val="0"/>
+          <w:noProof/>
+          <w:sz w:val="22"/>
+          <w:szCs w:val="22"/>
+        </w:rPr>
+      </w:pPr>
+      <w:hyperlink w:anchor="_Toc240213801" w:history="1">
+        <w:r>
+          <w:rPr>
+            <w:rStyle w:val="Hyperlink"/>
+            <w:noProof/>
+          </w:rPr>
+          <w:t>5.4</w:t>
+        </w:r>
+        <w:r>
+          <w:rPr>
+            <w:rFonts w:eastAsiaTheme="minorEastAsia" w:cstheme="minorBidi"/>
+            <w:smallCaps w:val="0"/>
+            <w:noProof/>
+            <w:sz w:val="22"/>
+            <w:szCs w:val="22"/>
+          </w:rPr>
+          <w:tab/>
+        </w:r>
+        <w:r>
+          <w:rPr>
+            <w:rStyle w:val="Hyperlink"/>
+            <w:noProof/>
+          </w:rPr>
+          <w:t>Problema, Mercado e Público-Alvo</w:t>
+        </w:r>
+        <w:r>
+          <w:rPr>
+            <w:noProof/>
+            <w:webHidden/>
+          </w:rPr>
+          <w:tab/>
+        </w:r>
+        <w:r>
+          <w:rPr>
+            <w:noProof/>
+            <w:webHidden/>
+          </w:rPr>
+          <w:fldChar w:fldCharType="begin"/>
+        </w:r>
+        <w:r>
+          <w:rPr>
+            <w:noProof/>
+            <w:webHidden/>
+          </w:rPr>
+          <w:instrText xml:space="preserve"> PAGEREF _Toc240213801 \h </w:instrText>
+        </w:r>
+        <w:r>
+          <w:rPr>
+            <w:noProof/>
+            <w:webHidden/>
+          </w:rPr>
+        </w:r>
+        <w:r>
+          <w:rPr>
+            <w:noProof/>
+            <w:webHidden/>
+          </w:rPr>
+          <w:fldChar w:fldCharType="separate"/>
+        </w:r>
+        <w:r>
+          <w:rPr>
+            <w:noProof/>
+            <w:webHidden/>
+          </w:rPr>
+          <w:t>44</w:t>
+        </w:r>
+        <w:r>
+          <w:rPr>
+            <w:noProof/>
+            <w:webHidden/>
+          </w:rPr>
+          <w:fldChar w:fldCharType="end"/>
+        </w:r>
+      </w:hyperlink>
+    </w:p>
+    <w:p>
+      <w:pPr>
+        <w:pStyle w:val="Sumrio2"/>
+        <w:rPr>
+          <w:rFonts w:eastAsiaTheme="minorEastAsia" w:cstheme="minorBidi"/>
+          <w:smallCaps w:val="0"/>
+          <w:noProof/>
+          <w:sz w:val="22"/>
+          <w:szCs w:val="22"/>
+        </w:rPr>
+      </w:pPr>
+      <w:hyperlink w:anchor="_Toc240213802" w:history="1">
+        <w:r>
+          <w:rPr>
+            <w:rStyle w:val="Hyperlink"/>
+            <w:noProof/>
+          </w:rPr>
+          <w:t>5.5</w:t>
+        </w:r>
+        <w:r>
+          <w:rPr>
+            <w:rFonts w:eastAsiaTheme="minorEastAsia" w:cstheme="minorBidi"/>
+            <w:smallCaps w:val="0"/>
+            <w:noProof/>
+            <w:sz w:val="22"/>
+            <w:szCs w:val="22"/>
+          </w:rPr>
+          <w:tab/>
+        </w:r>
+        <w:r>
+          <w:rPr>
+            <w:rStyle w:val="Hyperlink"/>
+            <w:noProof/>
+          </w:rPr>
+          <w:t>Comparação dos Segmentos Alvo</w:t>
+        </w:r>
+        <w:r>
+          <w:rPr>
+            <w:noProof/>
+            <w:webHidden/>
+          </w:rPr>
+          <w:tab/>
+        </w:r>
+        <w:r>
+          <w:rPr>
+            <w:noProof/>
+            <w:webHidden/>
+          </w:rPr>
+          <w:fldChar w:fldCharType="begin"/>
+        </w:r>
+        <w:r>
+          <w:rPr>
+            <w:noProof/>
+            <w:webHidden/>
+          </w:rPr>
+          <w:instrText xml:space="preserve"> PAGEREF _Toc240213802 \h </w:instrText>
+        </w:r>
+        <w:r>
+          <w:rPr>
+            <w:noProof/>
+            <w:webHidden/>
+          </w:rPr>
+        </w:r>
+        <w:r>
+          <w:rPr>
+            <w:noProof/>
+            <w:webHidden/>
+          </w:rPr>
+          <w:fldChar w:fldCharType="separate"/>
+        </w:r>
+        <w:r>
+          <w:rPr>
+            <w:noProof/>
+            <w:webHidden/>
+          </w:rPr>
+          <w:t>44</w:t>
+        </w:r>
+        <w:r>
+          <w:rPr>
+            <w:noProof/>
+            <w:webHidden/>
+          </w:rPr>
+          <w:fldChar w:fldCharType="end"/>
+        </w:r>
+      </w:hyperlink>
+    </w:p>
+    <w:p>
+      <w:pPr>
+        <w:pStyle w:val="Sumrio2"/>
+        <w:rPr>
+          <w:rFonts w:eastAsiaTheme="minorEastAsia" w:cstheme="minorBidi"/>
+          <w:smallCaps w:val="0"/>
+          <w:noProof/>
+          <w:sz w:val="22"/>
+          <w:szCs w:val="22"/>
+        </w:rPr>
+      </w:pPr>
+      <w:hyperlink w:anchor="_Toc240213803" w:history="1">
+        <w:r>
+          <w:rPr>
+            <w:rStyle w:val="Hyperlink"/>
+            <w:noProof/>
+            <w:highlight w:val="yellow"/>
+          </w:rPr>
+          <w:t>5.6</w:t>
+        </w:r>
+        <w:r>
+          <w:rPr>
+            <w:rFonts w:eastAsiaTheme="minorEastAsia" w:cstheme="minorBidi"/>
+            <w:smallCaps w:val="0"/>
+            <w:noProof/>
+            <w:sz w:val="22"/>
+            <w:szCs w:val="22"/>
+          </w:rPr>
+          <w:tab/>
+        </w:r>
+        <w:r>
+          <w:rPr>
+            <w:rStyle w:val="Hyperlink"/>
+            <w:noProof/>
+            <w:highlight w:val="yellow"/>
+          </w:rPr>
+          <w:t>Análise das Necessidades e Requisitos do Mercado</w:t>
+        </w:r>
+        <w:r>
+          <w:rPr>
+            <w:noProof/>
+            <w:webHidden/>
+          </w:rPr>
+          <w:tab/>
+        </w:r>
+        <w:r>
+          <w:rPr>
+            <w:noProof/>
+            <w:webHidden/>
+          </w:rPr>
+          <w:fldChar w:fldCharType="begin"/>
+        </w:r>
+        <w:r>
+          <w:rPr>
+            <w:noProof/>
+            <w:webHidden/>
+          </w:rPr>
+          <w:instrText xml:space="preserve"> PAGEREF _Toc240213803 \h </w:instrText>
+        </w:r>
+        <w:r>
+          <w:rPr>
+            <w:noProof/>
+            <w:webHidden/>
+          </w:rPr>
+        </w:r>
+        <w:r>
+          <w:rPr>
+            <w:noProof/>
+            <w:webHidden/>
+          </w:rPr>
+          <w:fldChar w:fldCharType="separate"/>
+        </w:r>
+        <w:r>
+          <w:rPr>
+            <w:noProof/>
+            <w:webHidden/>
+          </w:rPr>
+          <w:t>46</w:t>
+        </w:r>
+        <w:r>
+          <w:rPr>
+            <w:noProof/>
+            <w:webHidden/>
+          </w:rPr>
+          <w:fldChar w:fldCharType="end"/>
+        </w:r>
+      </w:hyperlink>
+    </w:p>
+    <w:p>
+      <w:pPr>
+        <w:pStyle w:val="Sumrio3"/>
+        <w:rPr>
+          <w:rFonts w:eastAsiaTheme="minorEastAsia" w:cstheme="minorBidi"/>
+          <w:i w:val="0"/>
+          <w:iCs w:val="0"/>
+          <w:noProof/>
+          <w:sz w:val="22"/>
+          <w:szCs w:val="22"/>
+        </w:rPr>
+      </w:pPr>
+      <w:hyperlink w:anchor="_Toc240213804" w:history="1">
+        <w:r>
+          <w:rPr>
+            <w:rStyle w:val="Hyperlink"/>
+            <w:b/>
+            <w:bCs/>
+            <w:noProof/>
+            <w:highlight w:val="yellow"/>
+          </w:rPr>
+          <w:t>5.6.1</w:t>
+        </w:r>
+        <w:r>
+          <w:rPr>
+            <w:rFonts w:eastAsiaTheme="minorEastAsia" w:cstheme="minorBidi"/>
+            <w:i w:val="0"/>
+            <w:iCs w:val="0"/>
+            <w:noProof/>
+            <w:sz w:val="22"/>
+            <w:szCs w:val="22"/>
+          </w:rPr>
+          <w:tab/>
+        </w:r>
+        <w:r>
+          <w:rPr>
+            <w:rStyle w:val="Hyperlink"/>
+            <w:noProof/>
+            <w:highlight w:val="yellow"/>
+          </w:rPr>
+          <w:t>Objetivo</w:t>
+        </w:r>
+        <w:r>
+          <w:rPr>
+            <w:noProof/>
+            <w:webHidden/>
+          </w:rPr>
+          <w:tab/>
+        </w:r>
+        <w:r>
+          <w:rPr>
+            <w:noProof/>
+            <w:webHidden/>
+          </w:rPr>
+          <w:fldChar w:fldCharType="begin"/>
+        </w:r>
+        <w:r>
+          <w:rPr>
+            <w:noProof/>
+            <w:webHidden/>
+          </w:rPr>
+          <w:instrText xml:space="preserve"> PAGEREF _Toc240213804 \h </w:instrText>
+        </w:r>
+        <w:r>
+          <w:rPr>
+            <w:noProof/>
+            <w:webHidden/>
+          </w:rPr>
+        </w:r>
+        <w:r>
+          <w:rPr>
+            <w:noProof/>
+            <w:webHidden/>
+          </w:rPr>
+          <w:fldChar w:fldCharType="separate"/>
+        </w:r>
+        <w:r>
+          <w:rPr>
+            <w:noProof/>
+            <w:webHidden/>
+          </w:rPr>
+          <w:t>46</w:t>
+        </w:r>
+        <w:r>
+          <w:rPr>
+            <w:noProof/>
+            <w:webHidden/>
+          </w:rPr>
+          <w:fldChar w:fldCharType="end"/>
+        </w:r>
+      </w:hyperlink>
+    </w:p>
+    <w:p>
+      <w:pPr>
+        <w:pStyle w:val="Sumrio3"/>
+        <w:rPr>
+          <w:rFonts w:eastAsiaTheme="minorEastAsia" w:cstheme="minorBidi"/>
+          <w:i w:val="0"/>
+          <w:iCs w:val="0"/>
+          <w:noProof/>
+          <w:sz w:val="22"/>
+          <w:szCs w:val="22"/>
+        </w:rPr>
+      </w:pPr>
+      <w:hyperlink w:anchor="_Toc240213805" w:history="1">
+        <w:r>
+          <w:rPr>
+            <w:rStyle w:val="Hyperlink"/>
+            <w:b/>
+            <w:bCs/>
+            <w:noProof/>
+            <w:highlight w:val="yellow"/>
+          </w:rPr>
+          <w:t>5.6.2</w:t>
+        </w:r>
+        <w:r>
+          <w:rPr>
+            <w:rFonts w:eastAsiaTheme="minorEastAsia" w:cstheme="minorBidi"/>
+            <w:i w:val="0"/>
+            <w:iCs w:val="0"/>
+            <w:noProof/>
+            <w:sz w:val="22"/>
+            <w:szCs w:val="22"/>
+          </w:rPr>
+          <w:tab/>
+        </w:r>
+        <w:r>
+          <w:rPr>
+            <w:rStyle w:val="Hyperlink"/>
+            <w:noProof/>
+            <w:highlight w:val="yellow"/>
+          </w:rPr>
+          <w:t>Principais atividades</w:t>
+        </w:r>
+        <w:r>
+          <w:rPr>
+            <w:noProof/>
+            <w:webHidden/>
+          </w:rPr>
+          <w:tab/>
+        </w:r>
+        <w:r>
+          <w:rPr>
+            <w:noProof/>
+            <w:webHidden/>
+          </w:rPr>
+          <w:fldChar w:fldCharType="begin"/>
+        </w:r>
+        <w:r>
+          <w:rPr>
+            <w:noProof/>
+            <w:webHidden/>
+          </w:rPr>
+          <w:instrText xml:space="preserve"> PAGEREF _Toc240213805 \h </w:instrText>
+        </w:r>
+        <w:r>
+          <w:rPr>
+            <w:noProof/>
+            <w:webHidden/>
+          </w:rPr>
+        </w:r>
+        <w:r>
+          <w:rPr>
+            <w:noProof/>
+            <w:webHidden/>
+          </w:rPr>
+          <w:fldChar w:fldCharType="separate"/>
+        </w:r>
+        <w:r>
+          <w:rPr>
+            <w:noProof/>
+            <w:webHidden/>
+          </w:rPr>
+          <w:t>46</w:t>
+        </w:r>
+        <w:r>
+          <w:rPr>
+            <w:noProof/>
+            <w:webHidden/>
+          </w:rPr>
+          <w:fldChar w:fldCharType="end"/>
+        </w:r>
+      </w:hyperlink>
+    </w:p>
+    <w:p>
+      <w:pPr>
+        <w:pStyle w:val="Sumrio3"/>
+        <w:rPr>
+          <w:rFonts w:eastAsiaTheme="minorEastAsia" w:cstheme="minorBidi"/>
+          <w:i w:val="0"/>
+          <w:iCs w:val="0"/>
+          <w:noProof/>
+          <w:sz w:val="22"/>
+          <w:szCs w:val="22"/>
+        </w:rPr>
+      </w:pPr>
+      <w:hyperlink w:anchor="_Toc240213806" w:history="1">
+        <w:r>
+          <w:rPr>
+            <w:rStyle w:val="Hyperlink"/>
+            <w:b/>
+            <w:bCs/>
+            <w:noProof/>
+            <w:highlight w:val="yellow"/>
+          </w:rPr>
+          <w:t>5.6.3</w:t>
+        </w:r>
+        <w:r>
+          <w:rPr>
+            <w:rFonts w:eastAsiaTheme="minorEastAsia" w:cstheme="minorBidi"/>
+            <w:i w:val="0"/>
+            <w:iCs w:val="0"/>
+            <w:noProof/>
+            <w:sz w:val="22"/>
+            <w:szCs w:val="22"/>
+          </w:rPr>
+          <w:tab/>
+        </w:r>
+        <w:r>
+          <w:rPr>
+            <w:rStyle w:val="Hyperlink"/>
+            <w:noProof/>
+            <w:highlight w:val="yellow"/>
+          </w:rPr>
+          <w:t>Possível metodologia</w:t>
+        </w:r>
+        <w:r>
+          <w:rPr>
+            <w:noProof/>
+            <w:webHidden/>
+          </w:rPr>
+          <w:tab/>
+        </w:r>
+        <w:r>
+          <w:rPr>
+            <w:noProof/>
+            <w:webHidden/>
+          </w:rPr>
+          <w:fldChar w:fldCharType="begin"/>
+        </w:r>
+        <w:r>
+          <w:rPr>
+            <w:noProof/>
+            <w:webHidden/>
+          </w:rPr>
+          <w:instrText xml:space="preserve"> PAGEREF _Toc240213806 \h </w:instrText>
+        </w:r>
+        <w:r>
+          <w:rPr>
+            <w:noProof/>
+            <w:webHidden/>
+          </w:rPr>
+        </w:r>
+        <w:r>
+          <w:rPr>
+            <w:noProof/>
+            <w:webHidden/>
+          </w:rPr>
+          <w:fldChar w:fldCharType="separate"/>
+        </w:r>
+        <w:r>
+          <w:rPr>
+            <w:noProof/>
+            <w:webHidden/>
+          </w:rPr>
+          <w:t>46</w:t>
+        </w:r>
+        <w:r>
+          <w:rPr>
+            <w:noProof/>
+            <w:webHidden/>
+          </w:rPr>
+          <w:fldChar w:fldCharType="end"/>
+        </w:r>
+      </w:hyperlink>
+    </w:p>
+    <w:p>
+      <w:pPr>
+        <w:pStyle w:val="Sumrio3"/>
+        <w:rPr>
+          <w:rFonts w:eastAsiaTheme="minorEastAsia" w:cstheme="minorBidi"/>
+          <w:i w:val="0"/>
+          <w:iCs w:val="0"/>
+          <w:noProof/>
+          <w:sz w:val="22"/>
+          <w:szCs w:val="22"/>
+        </w:rPr>
+      </w:pPr>
+      <w:hyperlink w:anchor="_Toc240213807" w:history="1">
+        <w:r>
+          <w:rPr>
+            <w:rStyle w:val="Hyperlink"/>
+            <w:b/>
+            <w:bCs/>
+            <w:noProof/>
+            <w:highlight w:val="yellow"/>
+          </w:rPr>
+          <w:t>5.6.4</w:t>
+        </w:r>
+        <w:r>
+          <w:rPr>
+            <w:rFonts w:eastAsiaTheme="minorEastAsia" w:cstheme="minorBidi"/>
+            <w:i w:val="0"/>
+            <w:iCs w:val="0"/>
+            <w:noProof/>
+            <w:sz w:val="22"/>
+            <w:szCs w:val="22"/>
+          </w:rPr>
+          <w:tab/>
+        </w:r>
+        <w:r>
+          <w:rPr>
+            <w:rStyle w:val="Hyperlink"/>
+            <w:noProof/>
+            <w:highlight w:val="yellow"/>
+          </w:rPr>
+          <w:t>Entregável</w:t>
+        </w:r>
+        <w:r>
+          <w:rPr>
+            <w:noProof/>
+            <w:webHidden/>
+          </w:rPr>
+          <w:tab/>
+        </w:r>
+        <w:r>
+          <w:rPr>
+            <w:noProof/>
+            <w:webHidden/>
+          </w:rPr>
+          <w:fldChar w:fldCharType="begin"/>
+        </w:r>
+        <w:r>
+          <w:rPr>
+            <w:noProof/>
+            <w:webHidden/>
+          </w:rPr>
+          <w:instrText xml:space="preserve"> PAGEREF _Toc240213807 \h </w:instrText>
+        </w:r>
+        <w:r>
+          <w:rPr>
+            <w:noProof/>
+            <w:webHidden/>
+          </w:rPr>
+        </w:r>
+        <w:r>
+          <w:rPr>
+            <w:noProof/>
+            <w:webHidden/>
+          </w:rPr>
+          <w:fldChar w:fldCharType="separate"/>
+        </w:r>
+        <w:r>
+          <w:rPr>
+            <w:noProof/>
+            <w:webHidden/>
+          </w:rPr>
+          <w:t>46</w:t>
+        </w:r>
+        <w:r>
+          <w:rPr>
+            <w:noProof/>
+            <w:webHidden/>
+          </w:rPr>
+          <w:fldChar w:fldCharType="end"/>
+        </w:r>
+      </w:hyperlink>
+    </w:p>
+    <w:p>
+      <w:pPr>
+        <w:pStyle w:val="Sumrio2"/>
+        <w:rPr>
+          <w:rFonts w:eastAsiaTheme="minorEastAsia" w:cstheme="minorBidi"/>
+          <w:smallCaps w:val="0"/>
+          <w:noProof/>
+          <w:sz w:val="22"/>
+          <w:szCs w:val="22"/>
+        </w:rPr>
+      </w:pPr>
+      <w:hyperlink w:anchor="_Toc240213808" w:history="1">
+        <w:r>
+          <w:rPr>
+            <w:rStyle w:val="Hyperlink"/>
+            <w:noProof/>
+            <w:highlight w:val="yellow"/>
+          </w:rPr>
+          <w:t>5.7</w:t>
+        </w:r>
+        <w:r>
+          <w:rPr>
+            <w:rFonts w:eastAsiaTheme="minorEastAsia" w:cstheme="minorBidi"/>
+            <w:smallCaps w:val="0"/>
+            <w:noProof/>
+            <w:sz w:val="22"/>
+            <w:szCs w:val="22"/>
+          </w:rPr>
+          <w:tab/>
+        </w:r>
+        <w:r>
+          <w:rPr>
+            <w:rStyle w:val="Hyperlink"/>
+            <w:noProof/>
+            <w:highlight w:val="yellow"/>
+          </w:rPr>
+          <w:t>Definição da Proposta de Valor</w:t>
+        </w:r>
+        <w:r>
+          <w:rPr>
+            <w:noProof/>
+            <w:webHidden/>
+          </w:rPr>
+          <w:tab/>
+        </w:r>
+        <w:r>
+          <w:rPr>
+            <w:noProof/>
+            <w:webHidden/>
+          </w:rPr>
+          <w:fldChar w:fldCharType="begin"/>
+        </w:r>
+        <w:r>
+          <w:rPr>
+            <w:noProof/>
+            <w:webHidden/>
+          </w:rPr>
+          <w:instrText xml:space="preserve"> PAGEREF _Toc240213808 \h </w:instrText>
+        </w:r>
+        <w:r>
+          <w:rPr>
+            <w:noProof/>
+            <w:webHidden/>
+          </w:rPr>
+        </w:r>
+        <w:r>
+          <w:rPr>
+            <w:noProof/>
+            <w:webHidden/>
+          </w:rPr>
+          <w:fldChar w:fldCharType="separate"/>
+        </w:r>
+        <w:r>
+          <w:rPr>
+            <w:noProof/>
+            <w:webHidden/>
+          </w:rPr>
+          <w:t>47</w:t>
+        </w:r>
+        <w:r>
+          <w:rPr>
+            <w:noProof/>
+            <w:webHidden/>
+          </w:rPr>
+          <w:fldChar w:fldCharType="end"/>
+        </w:r>
+      </w:hyperlink>
+    </w:p>
+    <w:p>
+      <w:pPr>
+        <w:pStyle w:val="Sumrio3"/>
+        <w:rPr>
+          <w:rFonts w:eastAsiaTheme="minorEastAsia" w:cstheme="minorBidi"/>
+          <w:i w:val="0"/>
+          <w:iCs w:val="0"/>
+          <w:noProof/>
+          <w:sz w:val="22"/>
+          <w:szCs w:val="22"/>
+        </w:rPr>
+      </w:pPr>
+      <w:hyperlink w:anchor="_Toc240213809" w:history="1">
+        <w:r>
+          <w:rPr>
+            <w:rStyle w:val="Hyperlink"/>
+            <w:b/>
+            <w:bCs/>
+            <w:noProof/>
+            <w:highlight w:val="yellow"/>
+          </w:rPr>
+          <w:t>5.7.1</w:t>
+        </w:r>
+        <w:r>
+          <w:rPr>
+            <w:rFonts w:eastAsiaTheme="minorEastAsia" w:cstheme="minorBidi"/>
+            <w:i w:val="0"/>
+            <w:iCs w:val="0"/>
+            <w:noProof/>
+            <w:sz w:val="22"/>
+            <w:szCs w:val="22"/>
+          </w:rPr>
+          <w:tab/>
+        </w:r>
+        <w:r>
+          <w:rPr>
+            <w:rStyle w:val="Hyperlink"/>
+            <w:noProof/>
+            <w:highlight w:val="yellow"/>
+          </w:rPr>
+          <w:t>Objetivo</w:t>
+        </w:r>
+        <w:r>
+          <w:rPr>
+            <w:noProof/>
+            <w:webHidden/>
+          </w:rPr>
+          <w:tab/>
+        </w:r>
+        <w:r>
+          <w:rPr>
+            <w:noProof/>
+            <w:webHidden/>
+          </w:rPr>
+          <w:fldChar w:fldCharType="begin"/>
+        </w:r>
+        <w:r>
+          <w:rPr>
+            <w:noProof/>
+            <w:webHidden/>
+          </w:rPr>
+          <w:instrText xml:space="preserve"> PAGEREF _Toc240213809 \h </w:instrText>
+        </w:r>
+        <w:r>
+          <w:rPr>
+            <w:noProof/>
+            <w:webHidden/>
+          </w:rPr>
+        </w:r>
+        <w:r>
+          <w:rPr>
+            <w:noProof/>
+            <w:webHidden/>
+          </w:rPr>
+          <w:fldChar w:fldCharType="separate"/>
+        </w:r>
+        <w:r>
+          <w:rPr>
+            <w:noProof/>
+            <w:webHidden/>
+          </w:rPr>
+          <w:t>47</w:t>
+        </w:r>
+        <w:r>
+          <w:rPr>
+            <w:noProof/>
+            <w:webHidden/>
+          </w:rPr>
+          <w:fldChar w:fldCharType="end"/>
+        </w:r>
+      </w:hyperlink>
+    </w:p>
+    <w:p>
+      <w:pPr>
+        <w:pStyle w:val="Sumrio3"/>
+        <w:rPr>
+          <w:rFonts w:eastAsiaTheme="minorEastAsia" w:cstheme="minorBidi"/>
+          <w:i w:val="0"/>
+          <w:iCs w:val="0"/>
+          <w:noProof/>
+          <w:sz w:val="22"/>
+          <w:szCs w:val="22"/>
+        </w:rPr>
+      </w:pPr>
+      <w:hyperlink w:anchor="_Toc240213810" w:history="1">
+        <w:r>
+          <w:rPr>
+            <w:rStyle w:val="Hyperlink"/>
+            <w:b/>
+            <w:bCs/>
+            <w:noProof/>
+            <w:highlight w:val="yellow"/>
+          </w:rPr>
+          <w:t>5.7.2</w:t>
+        </w:r>
+        <w:r>
+          <w:rPr>
+            <w:rFonts w:eastAsiaTheme="minorEastAsia" w:cstheme="minorBidi"/>
+            <w:i w:val="0"/>
+            <w:iCs w:val="0"/>
+            <w:noProof/>
+            <w:sz w:val="22"/>
+            <w:szCs w:val="22"/>
+          </w:rPr>
+          <w:tab/>
+        </w:r>
+        <w:r>
+          <w:rPr>
+            <w:rStyle w:val="Hyperlink"/>
+            <w:noProof/>
+            <w:highlight w:val="yellow"/>
+          </w:rPr>
+          <w:t>Principais atividades</w:t>
+        </w:r>
+        <w:r>
+          <w:rPr>
+            <w:noProof/>
+            <w:webHidden/>
+          </w:rPr>
+          <w:tab/>
+        </w:r>
+        <w:r>
+          <w:rPr>
+            <w:noProof/>
+            <w:webHidden/>
+          </w:rPr>
+          <w:fldChar w:fldCharType="begin"/>
+        </w:r>
+        <w:r>
+          <w:rPr>
+            <w:noProof/>
+            <w:webHidden/>
+          </w:rPr>
+          <w:instrText xml:space="preserve"> PAGEREF _Toc240213810 \h </w:instrText>
+        </w:r>
+        <w:r>
+          <w:rPr>
+            <w:noProof/>
+            <w:webHidden/>
+          </w:rPr>
+        </w:r>
+        <w:r>
+          <w:rPr>
+            <w:noProof/>
+            <w:webHidden/>
+          </w:rPr>
+          <w:fldChar w:fldCharType="separate"/>
+        </w:r>
+        <w:r>
+          <w:rPr>
+            <w:noProof/>
+            <w:webHidden/>
+          </w:rPr>
+          <w:t>47</w:t>
+        </w:r>
+        <w:r>
+          <w:rPr>
+            <w:noProof/>
+            <w:webHidden/>
+          </w:rPr>
+          <w:fldChar w:fldCharType="end"/>
+        </w:r>
+      </w:hyperlink>
+    </w:p>
+    <w:p>
+      <w:pPr>
+        <w:pStyle w:val="Sumrio3"/>
+        <w:rPr>
+          <w:rFonts w:eastAsiaTheme="minorEastAsia" w:cstheme="minorBidi"/>
+          <w:i w:val="0"/>
+          <w:iCs w:val="0"/>
+          <w:noProof/>
+          <w:sz w:val="22"/>
+          <w:szCs w:val="22"/>
+        </w:rPr>
+      </w:pPr>
+      <w:hyperlink w:anchor="_Toc240213811" w:history="1">
+        <w:r>
+          <w:rPr>
+            <w:rStyle w:val="Hyperlink"/>
+            <w:b/>
+            <w:bCs/>
+            <w:noProof/>
+            <w:highlight w:val="yellow"/>
+          </w:rPr>
+          <w:t>5.7.3</w:t>
+        </w:r>
+        <w:r>
+          <w:rPr>
+            <w:rFonts w:eastAsiaTheme="minorEastAsia" w:cstheme="minorBidi"/>
+            <w:i w:val="0"/>
+            <w:iCs w:val="0"/>
+            <w:noProof/>
+            <w:sz w:val="22"/>
+            <w:szCs w:val="22"/>
+          </w:rPr>
+          <w:tab/>
+        </w:r>
+        <w:r>
+          <w:rPr>
+            <w:rStyle w:val="Hyperlink"/>
+            <w:noProof/>
+            <w:highlight w:val="yellow"/>
+          </w:rPr>
+          <w:t>Entregável</w:t>
+        </w:r>
+        <w:r>
+          <w:rPr>
+            <w:noProof/>
+            <w:webHidden/>
+          </w:rPr>
+          <w:tab/>
+        </w:r>
+        <w:r>
+          <w:rPr>
+            <w:noProof/>
+            <w:webHidden/>
+          </w:rPr>
+          <w:fldChar w:fldCharType="begin"/>
+        </w:r>
+        <w:r>
+          <w:rPr>
+            <w:noProof/>
+            <w:webHidden/>
+          </w:rPr>
+          <w:instrText xml:space="preserve"> PAGEREF _Toc240213811 \h </w:instrText>
+        </w:r>
+        <w:r>
+          <w:rPr>
+            <w:noProof/>
+            <w:webHidden/>
+          </w:rPr>
+        </w:r>
+        <w:r>
+          <w:rPr>
+            <w:noProof/>
+            <w:webHidden/>
+          </w:rPr>
+          <w:fldChar w:fldCharType="separate"/>
+        </w:r>
+        <w:r>
+          <w:rPr>
+            <w:noProof/>
+            <w:webHidden/>
+          </w:rPr>
+          <w:t>47</w:t>
+        </w:r>
+        <w:r>
+          <w:rPr>
+            <w:noProof/>
+            <w:webHidden/>
+          </w:rPr>
+          <w:fldChar w:fldCharType="end"/>
+        </w:r>
+      </w:hyperlink>
+    </w:p>
+    <w:p>
+      <w:pPr>
+        <w:pStyle w:val="Sumrio2"/>
+        <w:rPr>
+          <w:rFonts w:eastAsiaTheme="minorEastAsia" w:cstheme="minorBidi"/>
+          <w:smallCaps w:val="0"/>
+          <w:noProof/>
+          <w:sz w:val="22"/>
+          <w:szCs w:val="22"/>
+        </w:rPr>
+      </w:pPr>
+      <w:hyperlink w:anchor="_Toc240213812" w:history="1">
+        <w:r>
+          <w:rPr>
+            <w:rStyle w:val="Hyperlink"/>
+            <w:noProof/>
+            <w:highlight w:val="yellow"/>
+          </w:rPr>
+          <w:t>5.8</w:t>
+        </w:r>
+        <w:r>
+          <w:rPr>
+            <w:rFonts w:eastAsiaTheme="minorEastAsia" w:cstheme="minorBidi"/>
+            <w:smallCaps w:val="0"/>
+            <w:noProof/>
+            <w:sz w:val="22"/>
+            <w:szCs w:val="22"/>
+          </w:rPr>
+          <w:tab/>
+        </w:r>
+        <w:r>
+          <w:rPr>
+            <w:rStyle w:val="Hyperlink"/>
+            <w:noProof/>
+            <w:highlight w:val="yellow"/>
+          </w:rPr>
+          <w:t>5. Definição do Produto Comercial</w:t>
+        </w:r>
+        <w:r>
+          <w:rPr>
+            <w:noProof/>
+            <w:webHidden/>
+          </w:rPr>
+          <w:tab/>
+        </w:r>
+        <w:r>
+          <w:rPr>
+            <w:noProof/>
+            <w:webHidden/>
+          </w:rPr>
+          <w:fldChar w:fldCharType="begin"/>
+        </w:r>
+        <w:r>
+          <w:rPr>
+            <w:noProof/>
+            <w:webHidden/>
+          </w:rPr>
+          <w:instrText xml:space="preserve"> PAGEREF _Toc240213812 \h </w:instrText>
+        </w:r>
+        <w:r>
+          <w:rPr>
+            <w:noProof/>
+            <w:webHidden/>
+          </w:rPr>
+        </w:r>
+        <w:r>
+          <w:rPr>
+            <w:noProof/>
+            <w:webHidden/>
+          </w:rPr>
+          <w:fldChar w:fldCharType="separate"/>
+        </w:r>
+        <w:r>
+          <w:rPr>
+            <w:noProof/>
+            <w:webHidden/>
+          </w:rPr>
+          <w:t>48</w:t>
+        </w:r>
+        <w:r>
+          <w:rPr>
+            <w:noProof/>
+            <w:webHidden/>
+          </w:rPr>
+          <w:fldChar w:fldCharType="end"/>
+        </w:r>
+      </w:hyperlink>
+    </w:p>
+    <w:p>
+      <w:pPr>
+        <w:pStyle w:val="Sumrio3"/>
+        <w:rPr>
+          <w:rFonts w:eastAsiaTheme="minorEastAsia" w:cstheme="minorBidi"/>
+          <w:i w:val="0"/>
+          <w:iCs w:val="0"/>
+          <w:noProof/>
+          <w:sz w:val="22"/>
+          <w:szCs w:val="22"/>
+        </w:rPr>
+      </w:pPr>
+      <w:hyperlink w:anchor="_Toc240213813" w:history="1">
+        <w:r>
+          <w:rPr>
+            <w:rStyle w:val="Hyperlink"/>
+            <w:b/>
+            <w:bCs/>
+            <w:noProof/>
+            <w:highlight w:val="yellow"/>
+          </w:rPr>
+          <w:t>5.8.1</w:t>
+        </w:r>
+        <w:r>
+          <w:rPr>
+            <w:rFonts w:eastAsiaTheme="minorEastAsia" w:cstheme="minorBidi"/>
+            <w:i w:val="0"/>
+            <w:iCs w:val="0"/>
+            <w:noProof/>
+            <w:sz w:val="22"/>
+            <w:szCs w:val="22"/>
+          </w:rPr>
+          <w:tab/>
+        </w:r>
+        <w:r>
+          <w:rPr>
+            <w:rStyle w:val="Hyperlink"/>
+            <w:noProof/>
+            <w:highlight w:val="yellow"/>
+          </w:rPr>
+          <w:t>Objetivo</w:t>
+        </w:r>
+        <w:r>
+          <w:rPr>
+            <w:noProof/>
+            <w:webHidden/>
+          </w:rPr>
+          <w:tab/>
+        </w:r>
+        <w:r>
+          <w:rPr>
+            <w:noProof/>
+            <w:webHidden/>
+          </w:rPr>
+          <w:fldChar w:fldCharType="begin"/>
+        </w:r>
+        <w:r>
+          <w:rPr>
+            <w:noProof/>
+            <w:webHidden/>
+          </w:rPr>
+          <w:instrText xml:space="preserve"> PAGEREF _Toc240213813 \h </w:instrText>
+        </w:r>
+        <w:r>
+          <w:rPr>
+            <w:noProof/>
+            <w:webHidden/>
+          </w:rPr>
+        </w:r>
+        <w:r>
+          <w:rPr>
+            <w:noProof/>
+            <w:webHidden/>
+          </w:rPr>
+          <w:fldChar w:fldCharType="separate"/>
+        </w:r>
+        <w:r>
+          <w:rPr>
+            <w:noProof/>
+            <w:webHidden/>
+          </w:rPr>
+          <w:t>48</w:t>
+        </w:r>
+        <w:r>
+          <w:rPr>
+            <w:noProof/>
+            <w:webHidden/>
+          </w:rPr>
+          <w:fldChar w:fldCharType="end"/>
+        </w:r>
+      </w:hyperlink>
+    </w:p>
+    <w:p>
+      <w:pPr>
+        <w:pStyle w:val="Sumrio3"/>
+        <w:rPr>
+          <w:rFonts w:eastAsiaTheme="minorEastAsia" w:cstheme="minorBidi"/>
+          <w:i w:val="0"/>
+          <w:iCs w:val="0"/>
+          <w:noProof/>
+          <w:sz w:val="22"/>
+          <w:szCs w:val="22"/>
+        </w:rPr>
+      </w:pPr>
+      <w:hyperlink w:anchor="_Toc240213814" w:history="1">
+        <w:r>
+          <w:rPr>
+            <w:rStyle w:val="Hyperlink"/>
+            <w:b/>
+            <w:bCs/>
+            <w:noProof/>
+            <w:highlight w:val="yellow"/>
+          </w:rPr>
+          <w:t>5.8.2</w:t>
+        </w:r>
+        <w:r>
+          <w:rPr>
+            <w:rFonts w:eastAsiaTheme="minorEastAsia" w:cstheme="minorBidi"/>
+            <w:i w:val="0"/>
+            <w:iCs w:val="0"/>
+            <w:noProof/>
+            <w:sz w:val="22"/>
+            <w:szCs w:val="22"/>
+          </w:rPr>
+          <w:tab/>
+        </w:r>
+        <w:r>
+          <w:rPr>
+            <w:rStyle w:val="Hyperlink"/>
+            <w:noProof/>
+            <w:highlight w:val="yellow"/>
+          </w:rPr>
+          <w:t>Principais atividades</w:t>
+        </w:r>
+        <w:r>
+          <w:rPr>
+            <w:noProof/>
+            <w:webHidden/>
+          </w:rPr>
+          <w:tab/>
+        </w:r>
+        <w:r>
+          <w:rPr>
+            <w:noProof/>
+            <w:webHidden/>
+          </w:rPr>
+          <w:fldChar w:fldCharType="begin"/>
+        </w:r>
+        <w:r>
+          <w:rPr>
+            <w:noProof/>
+            <w:webHidden/>
+          </w:rPr>
+          <w:instrText xml:space="preserve"> PAGEREF _Toc240213814 \h </w:instrText>
+        </w:r>
+        <w:r>
+          <w:rPr>
+            <w:noProof/>
+            <w:webHidden/>
+          </w:rPr>
+        </w:r>
+        <w:r>
+          <w:rPr>
+            <w:noProof/>
+            <w:webHidden/>
+          </w:rPr>
+          <w:fldChar w:fldCharType="separate"/>
+        </w:r>
+        <w:r>
+          <w:rPr>
+            <w:noProof/>
+            <w:webHidden/>
+          </w:rPr>
+          <w:t>48</w:t>
+        </w:r>
+        <w:r>
+          <w:rPr>
+            <w:noProof/>
+            <w:webHidden/>
+          </w:rPr>
+          <w:fldChar w:fldCharType="end"/>
+        </w:r>
+      </w:hyperlink>
+    </w:p>
+    <w:p>
+      <w:pPr>
+        <w:pStyle w:val="Sumrio3"/>
+        <w:rPr>
+          <w:rFonts w:eastAsiaTheme="minorEastAsia" w:cstheme="minorBidi"/>
+          <w:i w:val="0"/>
+          <w:iCs w:val="0"/>
+          <w:noProof/>
+          <w:sz w:val="22"/>
+          <w:szCs w:val="22"/>
+        </w:rPr>
+      </w:pPr>
+      <w:hyperlink w:anchor="_Toc240213815" w:history="1">
+        <w:r>
+          <w:rPr>
+            <w:rStyle w:val="Hyperlink"/>
+            <w:b/>
+            <w:bCs/>
+            <w:noProof/>
+            <w:highlight w:val="yellow"/>
+          </w:rPr>
+          <w:t>5.8.3</w:t>
+        </w:r>
+        <w:r>
+          <w:rPr>
+            <w:rFonts w:eastAsiaTheme="minorEastAsia" w:cstheme="minorBidi"/>
+            <w:i w:val="0"/>
+            <w:iCs w:val="0"/>
+            <w:noProof/>
+            <w:sz w:val="22"/>
+            <w:szCs w:val="22"/>
+          </w:rPr>
+          <w:tab/>
+        </w:r>
+        <w:r>
+          <w:rPr>
+            <w:rStyle w:val="Hyperlink"/>
+            <w:noProof/>
+            <w:highlight w:val="yellow"/>
+          </w:rPr>
+          <w:t>Entregável</w:t>
+        </w:r>
+        <w:r>
+          <w:rPr>
+            <w:noProof/>
+            <w:webHidden/>
+          </w:rPr>
+          <w:tab/>
+        </w:r>
+        <w:r>
+          <w:rPr>
+            <w:noProof/>
+            <w:webHidden/>
+          </w:rPr>
+          <w:fldChar w:fldCharType="begin"/>
+        </w:r>
+        <w:r>
+          <w:rPr>
+            <w:noProof/>
+            <w:webHidden/>
+          </w:rPr>
+          <w:instrText xml:space="preserve"> PAGEREF _Toc240213815 \h </w:instrText>
+        </w:r>
+        <w:r>
+          <w:rPr>
+            <w:noProof/>
+            <w:webHidden/>
+          </w:rPr>
+        </w:r>
+        <w:r>
+          <w:rPr>
+            <w:noProof/>
+            <w:webHidden/>
+          </w:rPr>
+          <w:fldChar w:fldCharType="separate"/>
+        </w:r>
+        <w:r>
+          <w:rPr>
+            <w:noProof/>
+            <w:webHidden/>
+          </w:rPr>
+          <w:t>48</w:t>
+        </w:r>
+        <w:r>
+          <w:rPr>
+            <w:noProof/>
+            <w:webHidden/>
+          </w:rPr>
+          <w:fldChar w:fldCharType="end"/>
+        </w:r>
+      </w:hyperlink>
+    </w:p>
+    <w:p>
+      <w:pPr>
+        <w:pStyle w:val="Sumrio2"/>
+        <w:rPr>
+          <w:rFonts w:eastAsiaTheme="minorEastAsia" w:cstheme="minorBidi"/>
+          <w:smallCaps w:val="0"/>
+          <w:noProof/>
+          <w:sz w:val="22"/>
+          <w:szCs w:val="22"/>
+        </w:rPr>
+      </w:pPr>
+      <w:hyperlink w:anchor="_Toc240213816" w:history="1">
+        <w:r>
+          <w:rPr>
+            <w:rStyle w:val="Hyperlink"/>
+            <w:noProof/>
+            <w:highlight w:val="yellow"/>
+          </w:rPr>
+          <w:t>5.9</w:t>
+        </w:r>
+        <w:r>
+          <w:rPr>
+            <w:rFonts w:eastAsiaTheme="minorEastAsia" w:cstheme="minorBidi"/>
+            <w:smallCaps w:val="0"/>
+            <w:noProof/>
+            <w:sz w:val="22"/>
+            <w:szCs w:val="22"/>
+          </w:rPr>
+          <w:tab/>
+        </w:r>
+        <w:r>
+          <w:rPr>
+            <w:rStyle w:val="Hyperlink"/>
+            <w:noProof/>
+            <w:highlight w:val="yellow"/>
+          </w:rPr>
+          <w:t>Definição do Modelo de Negócio</w:t>
+        </w:r>
+        <w:r>
+          <w:rPr>
+            <w:noProof/>
+            <w:webHidden/>
+          </w:rPr>
+          <w:tab/>
+        </w:r>
+        <w:r>
+          <w:rPr>
+            <w:noProof/>
+            <w:webHidden/>
+          </w:rPr>
+          <w:fldChar w:fldCharType="begin"/>
+        </w:r>
+        <w:r>
+          <w:rPr>
+            <w:noProof/>
+            <w:webHidden/>
+          </w:rPr>
+          <w:instrText xml:space="preserve"> PAGEREF _Toc240213816 \h </w:instrText>
+        </w:r>
+        <w:r>
+          <w:rPr>
+            <w:noProof/>
+            <w:webHidden/>
+          </w:rPr>
+        </w:r>
+        <w:r>
+          <w:rPr>
+            <w:noProof/>
+            <w:webHidden/>
+          </w:rPr>
+          <w:fldChar w:fldCharType="separate"/>
+        </w:r>
+        <w:r>
+          <w:rPr>
+            <w:noProof/>
+            <w:webHidden/>
+          </w:rPr>
+          <w:t>49</w:t>
+        </w:r>
+        <w:r>
+          <w:rPr>
+            <w:noProof/>
+            <w:webHidden/>
+          </w:rPr>
+          <w:fldChar w:fldCharType="end"/>
+        </w:r>
+      </w:hyperlink>
+    </w:p>
+    <w:p>
+      <w:pPr>
+        <w:pStyle w:val="Sumrio3"/>
+        <w:rPr>
+          <w:rFonts w:eastAsiaTheme="minorEastAsia" w:cstheme="minorBidi"/>
+          <w:i w:val="0"/>
+          <w:iCs w:val="0"/>
+          <w:noProof/>
+          <w:sz w:val="22"/>
+          <w:szCs w:val="22"/>
+        </w:rPr>
+      </w:pPr>
+      <w:hyperlink w:anchor="_Toc240213817" w:history="1">
+        <w:r>
+          <w:rPr>
+            <w:rStyle w:val="Hyperlink"/>
+            <w:b/>
+            <w:bCs/>
+            <w:noProof/>
+            <w:highlight w:val="yellow"/>
+          </w:rPr>
+          <w:t>5.9.1</w:t>
+        </w:r>
+        <w:r>
+          <w:rPr>
+            <w:rFonts w:eastAsiaTheme="minorEastAsia" w:cstheme="minorBidi"/>
+            <w:i w:val="0"/>
+            <w:iCs w:val="0"/>
+            <w:noProof/>
+            <w:sz w:val="22"/>
+            <w:szCs w:val="22"/>
+          </w:rPr>
+          <w:tab/>
+        </w:r>
+        <w:r>
+          <w:rPr>
+            <w:rStyle w:val="Hyperlink"/>
+            <w:noProof/>
+            <w:highlight w:val="yellow"/>
+          </w:rPr>
+          <w:t>Objetivo</w:t>
+        </w:r>
+        <w:r>
+          <w:rPr>
+            <w:noProof/>
+            <w:webHidden/>
+          </w:rPr>
+          <w:tab/>
+        </w:r>
+        <w:r>
+          <w:rPr>
+            <w:noProof/>
+            <w:webHidden/>
+          </w:rPr>
+          <w:fldChar w:fldCharType="begin"/>
+        </w:r>
+        <w:r>
+          <w:rPr>
+            <w:noProof/>
+            <w:webHidden/>
+          </w:rPr>
+          <w:instrText xml:space="preserve"> PAGEREF _Toc240213817 \h </w:instrText>
+        </w:r>
+        <w:r>
+          <w:rPr>
+            <w:noProof/>
+            <w:webHidden/>
+          </w:rPr>
+        </w:r>
+        <w:r>
+          <w:rPr>
+            <w:noProof/>
+            <w:webHidden/>
+          </w:rPr>
+          <w:fldChar w:fldCharType="separate"/>
+        </w:r>
+        <w:r>
+          <w:rPr>
+            <w:noProof/>
+            <w:webHidden/>
+          </w:rPr>
+          <w:t>49</w:t>
+        </w:r>
+        <w:r>
+          <w:rPr>
+            <w:noProof/>
+            <w:webHidden/>
+          </w:rPr>
+          <w:fldChar w:fldCharType="end"/>
+        </w:r>
+      </w:hyperlink>
+    </w:p>
+    <w:p>
+      <w:pPr>
+        <w:pStyle w:val="Sumrio3"/>
+        <w:rPr>
+          <w:rFonts w:eastAsiaTheme="minorEastAsia" w:cstheme="minorBidi"/>
+          <w:i w:val="0"/>
+          <w:iCs w:val="0"/>
+          <w:noProof/>
+          <w:sz w:val="22"/>
+          <w:szCs w:val="22"/>
+        </w:rPr>
+      </w:pPr>
+      <w:hyperlink w:anchor="_Toc240213818" w:history="1">
+        <w:r>
+          <w:rPr>
+            <w:rStyle w:val="Hyperlink"/>
+            <w:b/>
+            <w:bCs/>
+            <w:noProof/>
+            <w:highlight w:val="yellow"/>
+          </w:rPr>
+          <w:t>5.9.2</w:t>
+        </w:r>
+        <w:r>
+          <w:rPr>
+            <w:rFonts w:eastAsiaTheme="minorEastAsia" w:cstheme="minorBidi"/>
+            <w:i w:val="0"/>
+            <w:iCs w:val="0"/>
+            <w:noProof/>
+            <w:sz w:val="22"/>
+            <w:szCs w:val="22"/>
+          </w:rPr>
+          <w:tab/>
+        </w:r>
+        <w:r>
+          <w:rPr>
+            <w:rStyle w:val="Hyperlink"/>
+            <w:noProof/>
+            <w:highlight w:val="yellow"/>
+          </w:rPr>
+          <w:t>Principais atividades</w:t>
+        </w:r>
+        <w:r>
+          <w:rPr>
+            <w:noProof/>
+            <w:webHidden/>
+          </w:rPr>
+          <w:tab/>
+        </w:r>
+        <w:r>
+          <w:rPr>
+            <w:noProof/>
+            <w:webHidden/>
+          </w:rPr>
+          <w:fldChar w:fldCharType="begin"/>
+        </w:r>
+        <w:r>
+          <w:rPr>
+            <w:noProof/>
+            <w:webHidden/>
+          </w:rPr>
+          <w:instrText xml:space="preserve"> PAGEREF _Toc240213818 \h </w:instrText>
+        </w:r>
+        <w:r>
+          <w:rPr>
+            <w:noProof/>
+            <w:webHidden/>
+          </w:rPr>
+        </w:r>
+        <w:r>
+          <w:rPr>
+            <w:noProof/>
+            <w:webHidden/>
+          </w:rPr>
+          <w:fldChar w:fldCharType="separate"/>
+        </w:r>
+        <w:r>
+          <w:rPr>
+            <w:noProof/>
+            <w:webHidden/>
+          </w:rPr>
+          <w:t>50</w:t>
+        </w:r>
+        <w:r>
+          <w:rPr>
+            <w:noProof/>
+            <w:webHidden/>
+          </w:rPr>
+          <w:fldChar w:fldCharType="end"/>
+        </w:r>
+      </w:hyperlink>
+    </w:p>
+    <w:p>
+      <w:pPr>
+        <w:pStyle w:val="Sumrio2"/>
+        <w:rPr>
+          <w:rFonts w:eastAsiaTheme="minorEastAsia" w:cstheme="minorBidi"/>
+          <w:smallCaps w:val="0"/>
+          <w:noProof/>
+          <w:sz w:val="22"/>
+          <w:szCs w:val="22"/>
+        </w:rPr>
+      </w:pPr>
+      <w:hyperlink w:anchor="_Toc240213819" w:history="1">
+        <w:r>
+          <w:rPr>
+            <w:rStyle w:val="Hyperlink"/>
+            <w:noProof/>
+            <w:highlight w:val="yellow"/>
+          </w:rPr>
+          <w:t>5.10</w:t>
+        </w:r>
+        <w:r>
+          <w:rPr>
+            <w:rFonts w:eastAsiaTheme="minorEastAsia" w:cstheme="minorBidi"/>
+            <w:smallCaps w:val="0"/>
+            <w:noProof/>
+            <w:sz w:val="22"/>
+            <w:szCs w:val="22"/>
+          </w:rPr>
+          <w:tab/>
+        </w:r>
+        <w:r>
+          <w:rPr>
+            <w:rStyle w:val="Hyperlink"/>
+            <w:noProof/>
+            <w:highlight w:val="yellow"/>
+          </w:rPr>
+          <w:t>Entregável</w:t>
+        </w:r>
+        <w:r>
+          <w:rPr>
+            <w:noProof/>
+            <w:webHidden/>
+          </w:rPr>
+          <w:tab/>
+        </w:r>
+        <w:r>
+          <w:rPr>
+            <w:noProof/>
+            <w:webHidden/>
+          </w:rPr>
+          <w:fldChar w:fldCharType="begin"/>
+        </w:r>
+        <w:r>
+          <w:rPr>
+            <w:noProof/>
+            <w:webHidden/>
+          </w:rPr>
+          <w:instrText xml:space="preserve"> PAGEREF _Toc240213819 \h </w:instrText>
+        </w:r>
+        <w:r>
+          <w:rPr>
+            <w:noProof/>
+            <w:webHidden/>
+          </w:rPr>
+        </w:r>
+        <w:r>
+          <w:rPr>
+            <w:noProof/>
+            <w:webHidden/>
+          </w:rPr>
+          <w:fldChar w:fldCharType="separate"/>
+        </w:r>
+        <w:r>
+          <w:rPr>
+            <w:noProof/>
+            <w:webHidden/>
+          </w:rPr>
+          <w:t>50</w:t>
+        </w:r>
+        <w:r>
+          <w:rPr>
+            <w:noProof/>
+            <w:webHidden/>
+          </w:rPr>
+          <w:fldChar w:fldCharType="end"/>
+        </w:r>
+      </w:hyperlink>
+    </w:p>
+    <w:p>
+      <w:pPr>
+        <w:pStyle w:val="Sumrio2"/>
+        <w:rPr>
+          <w:rFonts w:eastAsiaTheme="minorEastAsia" w:cstheme="minorBidi"/>
+          <w:smallCaps w:val="0"/>
+          <w:noProof/>
+          <w:sz w:val="22"/>
+          <w:szCs w:val="22"/>
+        </w:rPr>
+      </w:pPr>
+      <w:hyperlink w:anchor="_Toc240213820" w:history="1">
+        <w:r>
+          <w:rPr>
+            <w:rStyle w:val="Hyperlink"/>
+            <w:noProof/>
+            <w:highlight w:val="yellow"/>
+          </w:rPr>
+          <w:t>5.11</w:t>
+        </w:r>
+        <w:r>
+          <w:rPr>
+            <w:rFonts w:eastAsiaTheme="minorEastAsia" w:cstheme="minorBidi"/>
+            <w:smallCaps w:val="0"/>
+            <w:noProof/>
+            <w:sz w:val="22"/>
+            <w:szCs w:val="22"/>
+          </w:rPr>
+          <w:tab/>
+        </w:r>
+        <w:r>
+          <w:rPr>
+            <w:rStyle w:val="Hyperlink"/>
+            <w:noProof/>
+            <w:highlight w:val="yellow"/>
+          </w:rPr>
+          <w:t>8. Análise da Concorrência e Posicionamento</w:t>
+        </w:r>
+        <w:r>
+          <w:rPr>
+            <w:noProof/>
+            <w:webHidden/>
+          </w:rPr>
+          <w:tab/>
+        </w:r>
+        <w:r>
+          <w:rPr>
+            <w:noProof/>
+            <w:webHidden/>
+          </w:rPr>
+          <w:fldChar w:fldCharType="begin"/>
+        </w:r>
+        <w:r>
+          <w:rPr>
+            <w:noProof/>
+            <w:webHidden/>
+          </w:rPr>
+          <w:instrText xml:space="preserve"> PAGEREF _Toc240213820 \h </w:instrText>
+        </w:r>
+        <w:r>
+          <w:rPr>
+            <w:noProof/>
+            <w:webHidden/>
+          </w:rPr>
+        </w:r>
+        <w:r>
+          <w:rPr>
+            <w:noProof/>
+            <w:webHidden/>
+          </w:rPr>
+          <w:fldChar w:fldCharType="separate"/>
+        </w:r>
+        <w:r>
+          <w:rPr>
+            <w:noProof/>
+            <w:webHidden/>
+          </w:rPr>
+          <w:t>50</w:t>
+        </w:r>
+        <w:r>
+          <w:rPr>
+            <w:noProof/>
+            <w:webHidden/>
+          </w:rPr>
+          <w:fldChar w:fldCharType="end"/>
+        </w:r>
+      </w:hyperlink>
+    </w:p>
+    <w:p>
+      <w:pPr>
+        <w:pStyle w:val="Sumrio3"/>
+        <w:rPr>
+          <w:rFonts w:eastAsiaTheme="minorEastAsia" w:cstheme="minorBidi"/>
+          <w:i w:val="0"/>
+          <w:iCs w:val="0"/>
+          <w:noProof/>
+          <w:sz w:val="22"/>
+          <w:szCs w:val="22"/>
+        </w:rPr>
+      </w:pPr>
+      <w:hyperlink w:anchor="_Toc240213821" w:history="1">
+        <w:r>
+          <w:rPr>
+            <w:rStyle w:val="Hyperlink"/>
+            <w:b/>
+            <w:bCs/>
+            <w:noProof/>
+            <w:highlight w:val="yellow"/>
+          </w:rPr>
+          <w:t>5.11.1</w:t>
+        </w:r>
+        <w:r>
+          <w:rPr>
+            <w:rFonts w:eastAsiaTheme="minorEastAsia" w:cstheme="minorBidi"/>
+            <w:i w:val="0"/>
+            <w:iCs w:val="0"/>
+            <w:noProof/>
+            <w:sz w:val="22"/>
+            <w:szCs w:val="22"/>
+          </w:rPr>
+          <w:tab/>
+        </w:r>
+        <w:r>
+          <w:rPr>
+            <w:rStyle w:val="Hyperlink"/>
+            <w:noProof/>
+            <w:highlight w:val="yellow"/>
+          </w:rPr>
+          <w:t>Objetivo</w:t>
+        </w:r>
+        <w:r>
+          <w:rPr>
+            <w:noProof/>
+            <w:webHidden/>
+          </w:rPr>
+          <w:tab/>
+        </w:r>
+        <w:r>
+          <w:rPr>
+            <w:noProof/>
+            <w:webHidden/>
+          </w:rPr>
+          <w:fldChar w:fldCharType="begin"/>
+        </w:r>
+        <w:r>
+          <w:rPr>
+            <w:noProof/>
+            <w:webHidden/>
+          </w:rPr>
+          <w:instrText xml:space="preserve"> PAGEREF _Toc240213821 \h </w:instrText>
+        </w:r>
+        <w:r>
+          <w:rPr>
+            <w:noProof/>
+            <w:webHidden/>
+          </w:rPr>
+        </w:r>
+        <w:r>
+          <w:rPr>
+            <w:noProof/>
+            <w:webHidden/>
+          </w:rPr>
+          <w:fldChar w:fldCharType="separate"/>
+        </w:r>
+        <w:r>
+          <w:rPr>
+            <w:noProof/>
+            <w:webHidden/>
+          </w:rPr>
+          <w:t>50</w:t>
+        </w:r>
+        <w:r>
+          <w:rPr>
+            <w:noProof/>
+            <w:webHidden/>
+          </w:rPr>
+          <w:fldChar w:fldCharType="end"/>
+        </w:r>
+      </w:hyperlink>
+    </w:p>
+    <w:p>
+      <w:pPr>
+        <w:pStyle w:val="Sumrio3"/>
+        <w:rPr>
+          <w:rFonts w:eastAsiaTheme="minorEastAsia" w:cstheme="minorBidi"/>
+          <w:i w:val="0"/>
+          <w:iCs w:val="0"/>
+          <w:noProof/>
+          <w:sz w:val="22"/>
+          <w:szCs w:val="22"/>
+        </w:rPr>
+      </w:pPr>
+      <w:hyperlink w:anchor="_Toc240213822" w:history="1">
+        <w:r>
+          <w:rPr>
+            <w:rStyle w:val="Hyperlink"/>
+            <w:b/>
+            <w:bCs/>
+            <w:noProof/>
+            <w:highlight w:val="yellow"/>
+          </w:rPr>
+          <w:t>5.11.2</w:t>
+        </w:r>
+        <w:r>
+          <w:rPr>
+            <w:rFonts w:eastAsiaTheme="minorEastAsia" w:cstheme="minorBidi"/>
+            <w:i w:val="0"/>
+            <w:iCs w:val="0"/>
+            <w:noProof/>
+            <w:sz w:val="22"/>
+            <w:szCs w:val="22"/>
+          </w:rPr>
+          <w:tab/>
+        </w:r>
+        <w:r>
+          <w:rPr>
+            <w:rStyle w:val="Hyperlink"/>
+            <w:noProof/>
+            <w:highlight w:val="yellow"/>
+          </w:rPr>
+          <w:t>Principais atividades</w:t>
+        </w:r>
+        <w:r>
+          <w:rPr>
+            <w:noProof/>
+            <w:webHidden/>
+          </w:rPr>
+          <w:tab/>
+        </w:r>
+        <w:r>
+          <w:rPr>
+            <w:noProof/>
+            <w:webHidden/>
+          </w:rPr>
+          <w:fldChar w:fldCharType="begin"/>
+        </w:r>
+        <w:r>
+          <w:rPr>
+            <w:noProof/>
+            <w:webHidden/>
+          </w:rPr>
+          <w:instrText xml:space="preserve"> PAGEREF _Toc240213822 \h </w:instrText>
+        </w:r>
+        <w:r>
+          <w:rPr>
+            <w:noProof/>
+            <w:webHidden/>
+          </w:rPr>
+        </w:r>
+        <w:r>
+          <w:rPr>
+            <w:noProof/>
+            <w:webHidden/>
+          </w:rPr>
+          <w:fldChar w:fldCharType="separate"/>
+        </w:r>
+        <w:r>
+          <w:rPr>
+            <w:noProof/>
+            <w:webHidden/>
+          </w:rPr>
+          <w:t>50</w:t>
+        </w:r>
+        <w:r>
+          <w:rPr>
+            <w:noProof/>
+            <w:webHidden/>
+          </w:rPr>
+          <w:fldChar w:fldCharType="end"/>
+        </w:r>
+      </w:hyperlink>
+    </w:p>
+    <w:p>
+      <w:pPr>
+        <w:pStyle w:val="Sumrio3"/>
+        <w:rPr>
+          <w:rFonts w:eastAsiaTheme="minorEastAsia" w:cstheme="minorBidi"/>
+          <w:i w:val="0"/>
+          <w:iCs w:val="0"/>
+          <w:noProof/>
+          <w:sz w:val="22"/>
+          <w:szCs w:val="22"/>
+        </w:rPr>
+      </w:pPr>
+      <w:hyperlink w:anchor="_Toc240213823" w:history="1">
+        <w:r>
+          <w:rPr>
+            <w:rStyle w:val="Hyperlink"/>
+            <w:b/>
+            <w:bCs/>
+            <w:noProof/>
+          </w:rPr>
+          <w:t>5.11.3</w:t>
+        </w:r>
+        <w:r>
+          <w:rPr>
+            <w:rFonts w:eastAsiaTheme="minorEastAsia" w:cstheme="minorBidi"/>
+            <w:i w:val="0"/>
+            <w:iCs w:val="0"/>
+            <w:noProof/>
+            <w:sz w:val="22"/>
+            <w:szCs w:val="22"/>
+          </w:rPr>
+          <w:tab/>
+        </w:r>
+        <w:r>
+          <w:rPr>
+            <w:rStyle w:val="Hyperlink"/>
+            <w:noProof/>
+          </w:rPr>
+          <w:t>Ferramentas possíveis</w:t>
+        </w:r>
+        <w:r>
+          <w:rPr>
+            <w:noProof/>
+            <w:webHidden/>
+          </w:rPr>
+          <w:tab/>
+        </w:r>
+        <w:r>
+          <w:rPr>
+            <w:noProof/>
+            <w:webHidden/>
+          </w:rPr>
+          <w:fldChar w:fldCharType="begin"/>
+        </w:r>
+        <w:r>
+          <w:rPr>
+            <w:noProof/>
+            <w:webHidden/>
+          </w:rPr>
+          <w:instrText xml:space="preserve"> PAGEREF _Toc240213823 \h </w:instrText>
+        </w:r>
+        <w:r>
+          <w:rPr>
+            <w:noProof/>
+            <w:webHidden/>
+          </w:rPr>
+        </w:r>
+        <w:r>
+          <w:rPr>
+            <w:noProof/>
+            <w:webHidden/>
+          </w:rPr>
+          <w:fldChar w:fldCharType="separate"/>
+        </w:r>
+        <w:r>
+          <w:rPr>
+            <w:noProof/>
+            <w:webHidden/>
+          </w:rPr>
+          <w:t>51</w:t>
+        </w:r>
+        <w:r>
+          <w:rPr>
+            <w:noProof/>
+            <w:webHidden/>
+          </w:rPr>
+          <w:fldChar w:fldCharType="end"/>
+        </w:r>
+      </w:hyperlink>
+    </w:p>
+    <w:p>
+      <w:pPr>
+        <w:pStyle w:val="Sumrio3"/>
+        <w:rPr>
+          <w:rFonts w:eastAsiaTheme="minorEastAsia" w:cstheme="minorBidi"/>
+          <w:i w:val="0"/>
+          <w:iCs w:val="0"/>
+          <w:noProof/>
+          <w:sz w:val="22"/>
+          <w:szCs w:val="22"/>
+        </w:rPr>
+      </w:pPr>
+      <w:hyperlink w:anchor="_Toc240213824" w:history="1">
+        <w:r>
+          <w:rPr>
+            <w:rStyle w:val="Hyperlink"/>
+            <w:b/>
+            <w:bCs/>
+            <w:noProof/>
+            <w:highlight w:val="yellow"/>
+          </w:rPr>
+          <w:t>5.11.4</w:t>
+        </w:r>
+        <w:r>
+          <w:rPr>
+            <w:rFonts w:eastAsiaTheme="minorEastAsia" w:cstheme="minorBidi"/>
+            <w:i w:val="0"/>
+            <w:iCs w:val="0"/>
+            <w:noProof/>
+            <w:sz w:val="22"/>
+            <w:szCs w:val="22"/>
+          </w:rPr>
+          <w:tab/>
+        </w:r>
+        <w:r>
+          <w:rPr>
+            <w:rStyle w:val="Hyperlink"/>
+            <w:noProof/>
+            <w:highlight w:val="yellow"/>
+          </w:rPr>
+          <w:t>Entregável</w:t>
+        </w:r>
+        <w:r>
+          <w:rPr>
+            <w:noProof/>
+            <w:webHidden/>
+          </w:rPr>
+          <w:tab/>
+        </w:r>
+        <w:r>
+          <w:rPr>
+            <w:noProof/>
+            <w:webHidden/>
+          </w:rPr>
+          <w:fldChar w:fldCharType="begin"/>
+        </w:r>
+        <w:r>
+          <w:rPr>
+            <w:noProof/>
+            <w:webHidden/>
+          </w:rPr>
+          <w:instrText xml:space="preserve"> PAGEREF _Toc240213824 \h </w:instrText>
+        </w:r>
+        <w:r>
+          <w:rPr>
+            <w:noProof/>
+            <w:webHidden/>
+          </w:rPr>
+        </w:r>
+        <w:r>
+          <w:rPr>
+            <w:noProof/>
+            <w:webHidden/>
+          </w:rPr>
+          <w:fldChar w:fldCharType="separate"/>
+        </w:r>
+        <w:r>
+          <w:rPr>
+            <w:noProof/>
+            <w:webHidden/>
+          </w:rPr>
+          <w:t>51</w:t>
+        </w:r>
+        <w:r>
+          <w:rPr>
+            <w:noProof/>
+            <w:webHidden/>
+          </w:rPr>
+          <w:fldChar w:fldCharType="end"/>
+        </w:r>
+      </w:hyperlink>
+    </w:p>
+    <w:p>
+      <w:pPr>
+        <w:pStyle w:val="Sumrio2"/>
+        <w:rPr>
+          <w:rFonts w:eastAsiaTheme="minorEastAsia" w:cstheme="minorBidi"/>
+          <w:smallCaps w:val="0"/>
+          <w:noProof/>
+          <w:sz w:val="22"/>
+          <w:szCs w:val="22"/>
+        </w:rPr>
+      </w:pPr>
+      <w:hyperlink w:anchor="_Toc240213825" w:history="1">
+        <w:r>
+          <w:rPr>
+            <w:rStyle w:val="Hyperlink"/>
+            <w:noProof/>
+            <w:highlight w:val="yellow"/>
+          </w:rPr>
+          <w:t>5.12</w:t>
+        </w:r>
+        <w:r>
+          <w:rPr>
+            <w:rFonts w:eastAsiaTheme="minorEastAsia" w:cstheme="minorBidi"/>
+            <w:smallCaps w:val="0"/>
+            <w:noProof/>
+            <w:sz w:val="22"/>
+            <w:szCs w:val="22"/>
+          </w:rPr>
+          <w:tab/>
+        </w:r>
+        <w:r>
+          <w:rPr>
+            <w:rStyle w:val="Hyperlink"/>
+            <w:noProof/>
+            <w:highlight w:val="yellow"/>
+          </w:rPr>
+          <w:t>Estudo de Viabilidade Econômico-Financeira</w:t>
+        </w:r>
+        <w:r>
+          <w:rPr>
+            <w:noProof/>
+            <w:webHidden/>
+          </w:rPr>
+          <w:tab/>
+        </w:r>
+        <w:r>
+          <w:rPr>
+            <w:noProof/>
+            <w:webHidden/>
+          </w:rPr>
+          <w:fldChar w:fldCharType="begin"/>
+        </w:r>
+        <w:r>
+          <w:rPr>
+            <w:noProof/>
+            <w:webHidden/>
+          </w:rPr>
+          <w:instrText xml:space="preserve"> PAGEREF _Toc240213825 \h </w:instrText>
+        </w:r>
+        <w:r>
+          <w:rPr>
+            <w:noProof/>
+            <w:webHidden/>
+          </w:rPr>
+        </w:r>
+        <w:r>
+          <w:rPr>
+            <w:noProof/>
+            <w:webHidden/>
+          </w:rPr>
+          <w:fldChar w:fldCharType="separate"/>
+        </w:r>
+        <w:r>
+          <w:rPr>
+            <w:noProof/>
+            <w:webHidden/>
+          </w:rPr>
+          <w:t>51</w:t>
+        </w:r>
+        <w:r>
+          <w:rPr>
+            <w:noProof/>
+            <w:webHidden/>
+          </w:rPr>
+          <w:fldChar w:fldCharType="end"/>
+        </w:r>
+      </w:hyperlink>
+    </w:p>
+    <w:p>
+      <w:pPr>
+        <w:pStyle w:val="Sumrio3"/>
+        <w:rPr>
+          <w:rFonts w:eastAsiaTheme="minorEastAsia" w:cstheme="minorBidi"/>
+          <w:i w:val="0"/>
+          <w:iCs w:val="0"/>
+          <w:noProof/>
+          <w:sz w:val="22"/>
+          <w:szCs w:val="22"/>
+        </w:rPr>
+      </w:pPr>
+      <w:hyperlink w:anchor="_Toc240213826" w:history="1">
+        <w:r>
+          <w:rPr>
+            <w:rStyle w:val="Hyperlink"/>
+            <w:b/>
+            <w:bCs/>
+            <w:noProof/>
+            <w:highlight w:val="yellow"/>
+          </w:rPr>
+          <w:t>5.12.1</w:t>
+        </w:r>
+        <w:r>
+          <w:rPr>
+            <w:rFonts w:eastAsiaTheme="minorEastAsia" w:cstheme="minorBidi"/>
+            <w:i w:val="0"/>
+            <w:iCs w:val="0"/>
+            <w:noProof/>
+            <w:sz w:val="22"/>
+            <w:szCs w:val="22"/>
+          </w:rPr>
+          <w:tab/>
+        </w:r>
+        <w:r>
+          <w:rPr>
+            <w:rStyle w:val="Hyperlink"/>
+            <w:noProof/>
+            <w:highlight w:val="yellow"/>
+          </w:rPr>
+          <w:t>Objetivo</w:t>
+        </w:r>
+        <w:r>
+          <w:rPr>
+            <w:noProof/>
+            <w:webHidden/>
+          </w:rPr>
+          <w:tab/>
+        </w:r>
+        <w:r>
+          <w:rPr>
+            <w:noProof/>
+            <w:webHidden/>
+          </w:rPr>
+          <w:fldChar w:fldCharType="begin"/>
+        </w:r>
+        <w:r>
+          <w:rPr>
+            <w:noProof/>
+            <w:webHidden/>
+          </w:rPr>
+          <w:instrText xml:space="preserve"> PAGEREF _Toc240213826 \h </w:instrText>
+        </w:r>
+        <w:r>
+          <w:rPr>
+            <w:noProof/>
+            <w:webHidden/>
+          </w:rPr>
+        </w:r>
+        <w:r>
+          <w:rPr>
+            <w:noProof/>
+            <w:webHidden/>
+          </w:rPr>
+          <w:fldChar w:fldCharType="separate"/>
+        </w:r>
+        <w:r>
+          <w:rPr>
+            <w:noProof/>
+            <w:webHidden/>
+          </w:rPr>
+          <w:t>51</w:t>
+        </w:r>
+        <w:r>
+          <w:rPr>
+            <w:noProof/>
+            <w:webHidden/>
+          </w:rPr>
+          <w:fldChar w:fldCharType="end"/>
+        </w:r>
+      </w:hyperlink>
+    </w:p>
+    <w:p>
+      <w:pPr>
+        <w:pStyle w:val="Sumrio3"/>
+        <w:rPr>
+          <w:rFonts w:eastAsiaTheme="minorEastAsia" w:cstheme="minorBidi"/>
+          <w:i w:val="0"/>
+          <w:iCs w:val="0"/>
+          <w:noProof/>
+          <w:sz w:val="22"/>
+          <w:szCs w:val="22"/>
+        </w:rPr>
+      </w:pPr>
+      <w:hyperlink w:anchor="_Toc240213827" w:history="1">
+        <w:r>
+          <w:rPr>
+            <w:rStyle w:val="Hyperlink"/>
+            <w:b/>
+            <w:bCs/>
+            <w:noProof/>
+          </w:rPr>
+          <w:t>5.12.2</w:t>
+        </w:r>
+        <w:r>
+          <w:rPr>
+            <w:rFonts w:eastAsiaTheme="minorEastAsia" w:cstheme="minorBidi"/>
+            <w:i w:val="0"/>
+            <w:iCs w:val="0"/>
+            <w:noProof/>
+            <w:sz w:val="22"/>
+            <w:szCs w:val="22"/>
+          </w:rPr>
+          <w:tab/>
+        </w:r>
+        <w:r>
+          <w:rPr>
+            <w:rStyle w:val="Hyperlink"/>
+            <w:noProof/>
+          </w:rPr>
+          <w:t>Principais ati</w:t>
+        </w:r>
+        <w:r>
+          <w:rPr>
+            <w:rStyle w:val="Hyperlink"/>
+            <w:noProof/>
+          </w:rPr>
+          <w:t>v</w:t>
+        </w:r>
+        <w:r>
+          <w:rPr>
+            <w:rStyle w:val="Hyperlink"/>
+            <w:noProof/>
+          </w:rPr>
+          <w:t>idades</w:t>
+        </w:r>
+        <w:r>
+          <w:rPr>
+            <w:noProof/>
+            <w:webHidden/>
+          </w:rPr>
+          <w:tab/>
+        </w:r>
+        <w:r>
+          <w:rPr>
+            <w:noProof/>
+            <w:webHidden/>
+          </w:rPr>
+          <w:fldChar w:fldCharType="begin"/>
+        </w:r>
+        <w:r>
+          <w:rPr>
+            <w:noProof/>
+            <w:webHidden/>
+          </w:rPr>
+          <w:instrText xml:space="preserve"> PAGEREF _Toc240213827 \h </w:instrText>
+        </w:r>
+        <w:r>
+          <w:rPr>
+            <w:noProof/>
+            <w:webHidden/>
+          </w:rPr>
+        </w:r>
+        <w:r>
+          <w:rPr>
+            <w:noProof/>
+            <w:webHidden/>
+          </w:rPr>
+          <w:fldChar w:fldCharType="separate"/>
+        </w:r>
+        <w:r>
+          <w:rPr>
+            <w:noProof/>
+            <w:webHidden/>
+          </w:rPr>
+          <w:t>51</w:t>
+        </w:r>
+        <w:r>
+          <w:rPr>
+            <w:noProof/>
+            <w:webHidden/>
+          </w:rPr>
+          <w:fldChar w:fldCharType="end"/>
+        </w:r>
+      </w:hyperlink>
+    </w:p>
+    <w:p>
+      <w:pPr>
+        <w:pStyle w:val="Sumrio3"/>
+        <w:rPr>
+          <w:rFonts w:eastAsiaTheme="minorEastAsia" w:cstheme="minorBidi"/>
+          <w:i w:val="0"/>
+          <w:iCs w:val="0"/>
+          <w:noProof/>
+          <w:sz w:val="22"/>
+          <w:szCs w:val="22"/>
+        </w:rPr>
+      </w:pPr>
+      <w:hyperlink w:anchor="_Toc240213828" w:history="1">
+        <w:r>
+          <w:rPr>
+            <w:rStyle w:val="Hyperlink"/>
+            <w:b/>
+            <w:bCs/>
+            <w:noProof/>
+          </w:rPr>
+          <w:t>5.12.3</w:t>
+        </w:r>
+        <w:r>
+          <w:rPr>
+            <w:rFonts w:eastAsiaTheme="minorEastAsia" w:cstheme="minorBidi"/>
+            <w:i w:val="0"/>
+            <w:iCs w:val="0"/>
+            <w:noProof/>
+            <w:sz w:val="22"/>
+            <w:szCs w:val="22"/>
+          </w:rPr>
+          <w:tab/>
+        </w:r>
+        <w:r>
+          <w:rPr>
+            <w:rStyle w:val="Hyperlink"/>
+            <w:noProof/>
+          </w:rPr>
+          <w:t>Entregável</w:t>
+        </w:r>
+        <w:r>
+          <w:rPr>
+            <w:noProof/>
+            <w:webHidden/>
+          </w:rPr>
+          <w:tab/>
+        </w:r>
+        <w:r>
+          <w:rPr>
+            <w:noProof/>
+            <w:webHidden/>
+          </w:rPr>
+          <w:fldChar w:fldCharType="begin"/>
+        </w:r>
+        <w:r>
+          <w:rPr>
+            <w:noProof/>
+            <w:webHidden/>
+          </w:rPr>
+          <w:instrText xml:space="preserve"> PAGEREF _Toc240213828 \h </w:instrText>
+        </w:r>
+        <w:r>
+          <w:rPr>
+            <w:noProof/>
+            <w:webHidden/>
+          </w:rPr>
+        </w:r>
+        <w:r>
+          <w:rPr>
+            <w:noProof/>
+            <w:webHidden/>
+          </w:rPr>
+          <w:fldChar w:fldCharType="separate"/>
+        </w:r>
+        <w:r>
+          <w:rPr>
+            <w:noProof/>
+            <w:webHidden/>
+          </w:rPr>
+          <w:t>52</w:t>
+        </w:r>
+        <w:r>
+          <w:rPr>
+            <w:noProof/>
+            <w:webHidden/>
+          </w:rPr>
+          <w:fldChar w:fldCharType="end"/>
+        </w:r>
+      </w:hyperlink>
+    </w:p>
+    <w:p>
+      <w:pPr>
+        <w:pStyle w:val="Sumrio2"/>
+        <w:rPr>
+          <w:rFonts w:eastAsiaTheme="minorEastAsia" w:cstheme="minorBidi"/>
+          <w:smallCaps w:val="0"/>
+          <w:noProof/>
+          <w:sz w:val="22"/>
+          <w:szCs w:val="22"/>
+        </w:rPr>
+      </w:pPr>
+      <w:hyperlink w:anchor="_Toc240213829" w:history="1">
+        <w:r>
+          <w:rPr>
+            <w:rStyle w:val="Hyperlink"/>
+            <w:noProof/>
+          </w:rPr>
+          <w:t>5.13</w:t>
+        </w:r>
+        <w:r>
+          <w:rPr>
+            <w:rFonts w:eastAsiaTheme="minorEastAsia" w:cstheme="minorBidi"/>
+            <w:smallCaps w:val="0"/>
+            <w:noProof/>
+            <w:sz w:val="22"/>
+            <w:szCs w:val="22"/>
+          </w:rPr>
+          <w:tab/>
+        </w:r>
+        <w:r>
+          <w:rPr>
+            <w:rStyle w:val="Hyperlink"/>
+            <w:noProof/>
+          </w:rPr>
+          <w:t>Definição da Estratégia Comercial</w:t>
+        </w:r>
+        <w:r>
+          <w:rPr>
+            <w:noProof/>
+            <w:webHidden/>
+          </w:rPr>
+          <w:tab/>
+        </w:r>
+        <w:r>
+          <w:rPr>
+            <w:noProof/>
+            <w:webHidden/>
+          </w:rPr>
+          <w:fldChar w:fldCharType="begin"/>
+        </w:r>
+        <w:r>
+          <w:rPr>
+            <w:noProof/>
+            <w:webHidden/>
+          </w:rPr>
+          <w:instrText xml:space="preserve"> PAGEREF _Toc240213829 \h </w:instrText>
+        </w:r>
+        <w:r>
+          <w:rPr>
+            <w:noProof/>
+            <w:webHidden/>
+          </w:rPr>
+        </w:r>
+        <w:r>
+          <w:rPr>
+            <w:noProof/>
+            <w:webHidden/>
+          </w:rPr>
+          <w:fldChar w:fldCharType="separate"/>
+        </w:r>
+        <w:r>
+          <w:rPr>
+            <w:noProof/>
+            <w:webHidden/>
+          </w:rPr>
+          <w:t>52</w:t>
+        </w:r>
+        <w:r>
+          <w:rPr>
+            <w:noProof/>
+            <w:webHidden/>
+          </w:rPr>
+          <w:fldChar w:fldCharType="end"/>
+        </w:r>
+      </w:hyperlink>
+    </w:p>
+    <w:p>
+      <w:pPr>
+        <w:pStyle w:val="Sumrio3"/>
+        <w:rPr>
+          <w:rFonts w:eastAsiaTheme="minorEastAsia" w:cstheme="minorBidi"/>
+          <w:i w:val="0"/>
+          <w:iCs w:val="0"/>
+          <w:noProof/>
+          <w:sz w:val="22"/>
+          <w:szCs w:val="22"/>
+        </w:rPr>
+      </w:pPr>
+      <w:hyperlink w:anchor="_Toc240213830" w:history="1">
+        <w:r>
+          <w:rPr>
+            <w:rStyle w:val="Hyperlink"/>
+            <w:b/>
+            <w:bCs/>
+            <w:noProof/>
+          </w:rPr>
+          <w:t>5.13.1</w:t>
+        </w:r>
+        <w:r>
+          <w:rPr>
+            <w:rFonts w:eastAsiaTheme="minorEastAsia" w:cstheme="minorBidi"/>
+            <w:i w:val="0"/>
+            <w:iCs w:val="0"/>
+            <w:noProof/>
+            <w:sz w:val="22"/>
+            <w:szCs w:val="22"/>
+          </w:rPr>
+          <w:tab/>
+        </w:r>
+        <w:r>
+          <w:rPr>
+            <w:rStyle w:val="Hyperlink"/>
+            <w:noProof/>
+          </w:rPr>
+          <w:t>Objetivo</w:t>
+        </w:r>
+        <w:r>
+          <w:rPr>
+            <w:noProof/>
+            <w:webHidden/>
+          </w:rPr>
+          <w:tab/>
+        </w:r>
+        <w:r>
+          <w:rPr>
+            <w:noProof/>
+            <w:webHidden/>
+          </w:rPr>
+          <w:fldChar w:fldCharType="begin"/>
+        </w:r>
+        <w:r>
+          <w:rPr>
+            <w:noProof/>
+            <w:webHidden/>
+          </w:rPr>
+          <w:instrText xml:space="preserve"> PAGEREF _Toc240213830 \h </w:instrText>
+        </w:r>
+        <w:r>
+          <w:rPr>
+            <w:noProof/>
+            <w:webHidden/>
+          </w:rPr>
+        </w:r>
+        <w:r>
+          <w:rPr>
+            <w:noProof/>
+            <w:webHidden/>
+          </w:rPr>
+          <w:fldChar w:fldCharType="separate"/>
+        </w:r>
+        <w:r>
+          <w:rPr>
+            <w:noProof/>
+            <w:webHidden/>
+          </w:rPr>
+          <w:t>52</w:t>
+        </w:r>
+        <w:r>
+          <w:rPr>
+            <w:noProof/>
+            <w:webHidden/>
+          </w:rPr>
+          <w:fldChar w:fldCharType="end"/>
+        </w:r>
+      </w:hyperlink>
+    </w:p>
+    <w:p>
+      <w:pPr>
+        <w:pStyle w:val="Sumrio3"/>
+        <w:rPr>
+          <w:rFonts w:eastAsiaTheme="minorEastAsia" w:cstheme="minorBidi"/>
+          <w:i w:val="0"/>
+          <w:iCs w:val="0"/>
+          <w:noProof/>
+          <w:sz w:val="22"/>
+          <w:szCs w:val="22"/>
+        </w:rPr>
+      </w:pPr>
+      <w:hyperlink w:anchor="_Toc240213831" w:history="1">
+        <w:r>
+          <w:rPr>
+            <w:rStyle w:val="Hyperlink"/>
+            <w:b/>
+            <w:bCs/>
+            <w:noProof/>
+          </w:rPr>
+          <w:t>5.13.2</w:t>
+        </w:r>
+        <w:r>
+          <w:rPr>
+            <w:rFonts w:eastAsiaTheme="minorEastAsia" w:cstheme="minorBidi"/>
+            <w:i w:val="0"/>
+            <w:iCs w:val="0"/>
+            <w:noProof/>
+            <w:sz w:val="22"/>
+            <w:szCs w:val="22"/>
+          </w:rPr>
+          <w:tab/>
+        </w:r>
+        <w:r>
+          <w:rPr>
+            <w:rStyle w:val="Hyperlink"/>
+            <w:noProof/>
+          </w:rPr>
+          <w:t>Principais atividades</w:t>
+        </w:r>
+        <w:r>
+          <w:rPr>
+            <w:noProof/>
+            <w:webHidden/>
+          </w:rPr>
+          <w:tab/>
+        </w:r>
+        <w:r>
+          <w:rPr>
+            <w:noProof/>
+            <w:webHidden/>
+          </w:rPr>
+          <w:fldChar w:fldCharType="begin"/>
+        </w:r>
+        <w:r>
+          <w:rPr>
+            <w:noProof/>
+            <w:webHidden/>
+          </w:rPr>
+          <w:instrText xml:space="preserve"> PAGEREF _Toc240213831 \h </w:instrText>
+        </w:r>
+        <w:r>
+          <w:rPr>
+            <w:noProof/>
+            <w:webHidden/>
+          </w:rPr>
+        </w:r>
+        <w:r>
+          <w:rPr>
+            <w:noProof/>
+            <w:webHidden/>
+          </w:rPr>
+          <w:fldChar w:fldCharType="separate"/>
+        </w:r>
+        <w:r>
+          <w:rPr>
+            <w:noProof/>
+            <w:webHidden/>
+          </w:rPr>
+          <w:t>52</w:t>
+        </w:r>
+        <w:r>
+          <w:rPr>
+            <w:noProof/>
+            <w:webHidden/>
+          </w:rPr>
+          <w:fldChar w:fldCharType="end"/>
+        </w:r>
+      </w:hyperlink>
+    </w:p>
+    <w:p>
+      <w:pPr>
+        <w:pStyle w:val="Sumrio3"/>
+        <w:rPr>
+          <w:rFonts w:eastAsiaTheme="minorEastAsia" w:cstheme="minorBidi"/>
+          <w:i w:val="0"/>
+          <w:iCs w:val="0"/>
+          <w:noProof/>
+          <w:sz w:val="22"/>
+          <w:szCs w:val="22"/>
+        </w:rPr>
+      </w:pPr>
+      <w:hyperlink w:anchor="_Toc240213832" w:history="1">
+        <w:r>
+          <w:rPr>
+            <w:rStyle w:val="Hyperlink"/>
+            <w:b/>
+            <w:bCs/>
+            <w:noProof/>
+          </w:rPr>
+          <w:t>5.13.3</w:t>
+        </w:r>
+        <w:r>
+          <w:rPr>
+            <w:rFonts w:eastAsiaTheme="minorEastAsia" w:cstheme="minorBidi"/>
+            <w:i w:val="0"/>
+            <w:iCs w:val="0"/>
+            <w:noProof/>
+            <w:sz w:val="22"/>
+            <w:szCs w:val="22"/>
+          </w:rPr>
+          <w:tab/>
+        </w:r>
+        <w:r>
+          <w:rPr>
+            <w:rStyle w:val="Hyperlink"/>
+            <w:noProof/>
+          </w:rPr>
+          <w:t>Entregável</w:t>
+        </w:r>
+        <w:r>
+          <w:rPr>
+            <w:noProof/>
+            <w:webHidden/>
+          </w:rPr>
+          <w:tab/>
+        </w:r>
+        <w:r>
+          <w:rPr>
+            <w:noProof/>
+            <w:webHidden/>
+          </w:rPr>
+          <w:fldChar w:fldCharType="begin"/>
+        </w:r>
+        <w:r>
+          <w:rPr>
+            <w:noProof/>
+            <w:webHidden/>
+          </w:rPr>
+          <w:instrText xml:space="preserve"> PAGEREF _Toc240213832 \h </w:instrText>
+        </w:r>
+        <w:r>
+          <w:rPr>
+            <w:noProof/>
+            <w:webHidden/>
+          </w:rPr>
+        </w:r>
+        <w:r>
+          <w:rPr>
+            <w:noProof/>
+            <w:webHidden/>
+          </w:rPr>
+          <w:fldChar w:fldCharType="separate"/>
+        </w:r>
+        <w:r>
+          <w:rPr>
+            <w:noProof/>
+            <w:webHidden/>
+          </w:rPr>
+          <w:t>52</w:t>
+        </w:r>
+        <w:r>
+          <w:rPr>
+            <w:noProof/>
+            <w:webHidden/>
+          </w:rPr>
+          <w:fldChar w:fldCharType="end"/>
+        </w:r>
+      </w:hyperlink>
+    </w:p>
+    <w:p>
+      <w:pPr>
+        <w:pStyle w:val="Sumrio2"/>
+        <w:rPr>
+          <w:rFonts w:eastAsiaTheme="minorEastAsia" w:cstheme="minorBidi"/>
+          <w:smallCaps w:val="0"/>
+          <w:noProof/>
+          <w:sz w:val="22"/>
+          <w:szCs w:val="22"/>
+        </w:rPr>
+      </w:pPr>
+      <w:hyperlink w:anchor="_Toc240213833" w:history="1">
+        <w:r>
+          <w:rPr>
+            <w:rStyle w:val="Hyperlink"/>
+            <w:noProof/>
+          </w:rPr>
+          <w:t>5.14</w:t>
+        </w:r>
+        <w:r>
+          <w:rPr>
+            <w:rFonts w:eastAsiaTheme="minorEastAsia" w:cstheme="minorBidi"/>
+            <w:smallCaps w:val="0"/>
+            <w:noProof/>
+            <w:sz w:val="22"/>
+            <w:szCs w:val="22"/>
+          </w:rPr>
+          <w:tab/>
+        </w:r>
+        <w:r>
+          <w:rPr>
+            <w:rStyle w:val="Hyperlink"/>
+            <w:noProof/>
+          </w:rPr>
+          <w:t>Planejamento Operacional e de Escalabilidade</w:t>
+        </w:r>
+        <w:r>
+          <w:rPr>
+            <w:noProof/>
+            <w:webHidden/>
+          </w:rPr>
+          <w:tab/>
+        </w:r>
+        <w:r>
+          <w:rPr>
+            <w:noProof/>
+            <w:webHidden/>
+          </w:rPr>
+          <w:fldChar w:fldCharType="begin"/>
+        </w:r>
+        <w:r>
+          <w:rPr>
+            <w:noProof/>
+            <w:webHidden/>
+          </w:rPr>
+          <w:instrText xml:space="preserve"> PAGEREF _Toc240213833 \h </w:instrText>
+        </w:r>
+        <w:r>
+          <w:rPr>
+            <w:noProof/>
+            <w:webHidden/>
+          </w:rPr>
+        </w:r>
+        <w:r>
+          <w:rPr>
+            <w:noProof/>
+            <w:webHidden/>
+          </w:rPr>
+          <w:fldChar w:fldCharType="separate"/>
+        </w:r>
+        <w:r>
+          <w:rPr>
+            <w:noProof/>
+            <w:webHidden/>
+          </w:rPr>
+          <w:t>53</w:t>
+        </w:r>
+        <w:r>
+          <w:rPr>
+            <w:noProof/>
+            <w:webHidden/>
+          </w:rPr>
+          <w:fldChar w:fldCharType="end"/>
+        </w:r>
+      </w:hyperlink>
+    </w:p>
+    <w:p>
+      <w:pPr>
+        <w:pStyle w:val="Sumrio3"/>
+        <w:rPr>
+          <w:rFonts w:eastAsiaTheme="minorEastAsia" w:cstheme="minorBidi"/>
+          <w:i w:val="0"/>
+          <w:iCs w:val="0"/>
+          <w:noProof/>
+          <w:sz w:val="22"/>
+          <w:szCs w:val="22"/>
+        </w:rPr>
+      </w:pPr>
+      <w:hyperlink w:anchor="_Toc240213834" w:history="1">
+        <w:r>
+          <w:rPr>
+            <w:rStyle w:val="Hyperlink"/>
+            <w:b/>
+            <w:bCs/>
+            <w:noProof/>
+          </w:rPr>
+          <w:t>5.14.1</w:t>
+        </w:r>
+        <w:r>
+          <w:rPr>
+            <w:rFonts w:eastAsiaTheme="minorEastAsia" w:cstheme="minorBidi"/>
+            <w:i w:val="0"/>
+            <w:iCs w:val="0"/>
+            <w:noProof/>
+            <w:sz w:val="22"/>
+            <w:szCs w:val="22"/>
+          </w:rPr>
+          <w:tab/>
+        </w:r>
+        <w:r>
+          <w:rPr>
+            <w:rStyle w:val="Hyperlink"/>
+            <w:noProof/>
+          </w:rPr>
+          <w:t>Objetivo</w:t>
+        </w:r>
+        <w:r>
+          <w:rPr>
+            <w:noProof/>
+            <w:webHidden/>
+          </w:rPr>
+          <w:tab/>
+        </w:r>
+        <w:r>
+          <w:rPr>
+            <w:noProof/>
+            <w:webHidden/>
+          </w:rPr>
+          <w:fldChar w:fldCharType="begin"/>
+        </w:r>
+        <w:r>
+          <w:rPr>
+            <w:noProof/>
+            <w:webHidden/>
+          </w:rPr>
+          <w:instrText xml:space="preserve"> PAGEREF _Toc240213834 \h </w:instrText>
+        </w:r>
+        <w:r>
+          <w:rPr>
+            <w:noProof/>
+            <w:webHidden/>
+          </w:rPr>
+        </w:r>
+        <w:r>
+          <w:rPr>
+            <w:noProof/>
+            <w:webHidden/>
+          </w:rPr>
+          <w:fldChar w:fldCharType="separate"/>
+        </w:r>
+        <w:r>
+          <w:rPr>
+            <w:noProof/>
+            <w:webHidden/>
+          </w:rPr>
+          <w:t>53</w:t>
+        </w:r>
+        <w:r>
+          <w:rPr>
+            <w:noProof/>
+            <w:webHidden/>
+          </w:rPr>
+          <w:fldChar w:fldCharType="end"/>
+        </w:r>
+      </w:hyperlink>
+    </w:p>
+    <w:p>
+      <w:pPr>
+        <w:pStyle w:val="Sumrio3"/>
+        <w:rPr>
+          <w:rFonts w:eastAsiaTheme="minorEastAsia" w:cstheme="minorBidi"/>
+          <w:i w:val="0"/>
+          <w:iCs w:val="0"/>
+          <w:noProof/>
+          <w:sz w:val="22"/>
+          <w:szCs w:val="22"/>
+        </w:rPr>
+      </w:pPr>
+      <w:hyperlink w:anchor="_Toc240213835" w:history="1">
+        <w:r>
+          <w:rPr>
+            <w:rStyle w:val="Hyperlink"/>
+            <w:b/>
+            <w:bCs/>
+            <w:noProof/>
+          </w:rPr>
+          <w:t>5.14.2</w:t>
+        </w:r>
+        <w:r>
+          <w:rPr>
+            <w:rFonts w:eastAsiaTheme="minorEastAsia" w:cstheme="minorBidi"/>
+            <w:i w:val="0"/>
+            <w:iCs w:val="0"/>
+            <w:noProof/>
+            <w:sz w:val="22"/>
+            <w:szCs w:val="22"/>
+          </w:rPr>
+          <w:tab/>
+        </w:r>
+        <w:r>
+          <w:rPr>
+            <w:rStyle w:val="Hyperlink"/>
+            <w:noProof/>
+          </w:rPr>
+          <w:t>Principais atividades</w:t>
+        </w:r>
+        <w:r>
+          <w:rPr>
+            <w:noProof/>
+            <w:webHidden/>
+          </w:rPr>
+          <w:tab/>
+        </w:r>
+        <w:r>
+          <w:rPr>
+            <w:noProof/>
+            <w:webHidden/>
+          </w:rPr>
+          <w:fldChar w:fldCharType="begin"/>
+        </w:r>
+        <w:r>
+          <w:rPr>
+            <w:noProof/>
+            <w:webHidden/>
+          </w:rPr>
+          <w:instrText xml:space="preserve"> PAGEREF _Toc240213835 \h </w:instrText>
+        </w:r>
+        <w:r>
+          <w:rPr>
+            <w:noProof/>
+            <w:webHidden/>
+          </w:rPr>
+        </w:r>
+        <w:r>
+          <w:rPr>
+            <w:noProof/>
+            <w:webHidden/>
+          </w:rPr>
+          <w:fldChar w:fldCharType="separate"/>
+        </w:r>
+        <w:r>
+          <w:rPr>
+            <w:noProof/>
+            <w:webHidden/>
+          </w:rPr>
+          <w:t>53</w:t>
+        </w:r>
+        <w:r>
+          <w:rPr>
+            <w:noProof/>
+            <w:webHidden/>
+          </w:rPr>
+          <w:fldChar w:fldCharType="end"/>
+        </w:r>
+      </w:hyperlink>
+    </w:p>
+    <w:p>
+      <w:pPr>
+        <w:pStyle w:val="Sumrio3"/>
+        <w:rPr>
+          <w:rFonts w:eastAsiaTheme="minorEastAsia" w:cstheme="minorBidi"/>
+          <w:i w:val="0"/>
+          <w:iCs w:val="0"/>
+          <w:noProof/>
+          <w:sz w:val="22"/>
+          <w:szCs w:val="22"/>
+        </w:rPr>
+      </w:pPr>
+      <w:hyperlink w:anchor="_Toc240213836" w:history="1">
+        <w:r>
+          <w:rPr>
+            <w:rStyle w:val="Hyperlink"/>
+            <w:b/>
+            <w:bCs/>
+            <w:noProof/>
+          </w:rPr>
+          <w:t>5.14.3</w:t>
+        </w:r>
+        <w:r>
+          <w:rPr>
+            <w:rFonts w:eastAsiaTheme="minorEastAsia" w:cstheme="minorBidi"/>
+            <w:i w:val="0"/>
+            <w:iCs w:val="0"/>
+            <w:noProof/>
+            <w:sz w:val="22"/>
+            <w:szCs w:val="22"/>
+          </w:rPr>
+          <w:tab/>
+        </w:r>
+        <w:r>
+          <w:rPr>
+            <w:rStyle w:val="Hyperlink"/>
+            <w:noProof/>
+          </w:rPr>
+          <w:t>Entregável</w:t>
+        </w:r>
+        <w:r>
+          <w:rPr>
+            <w:noProof/>
+            <w:webHidden/>
+          </w:rPr>
+          <w:tab/>
+        </w:r>
+        <w:r>
+          <w:rPr>
+            <w:noProof/>
+            <w:webHidden/>
+          </w:rPr>
+          <w:fldChar w:fldCharType="begin"/>
+        </w:r>
+        <w:r>
+          <w:rPr>
+            <w:noProof/>
+            <w:webHidden/>
+          </w:rPr>
+          <w:instrText xml:space="preserve"> PAGEREF _Toc240213836 \h </w:instrText>
+        </w:r>
+        <w:r>
+          <w:rPr>
+            <w:noProof/>
+            <w:webHidden/>
+          </w:rPr>
+        </w:r>
+        <w:r>
+          <w:rPr>
+            <w:noProof/>
+            <w:webHidden/>
+          </w:rPr>
+          <w:fldChar w:fldCharType="separate"/>
+        </w:r>
+        <w:r>
+          <w:rPr>
+            <w:noProof/>
+            <w:webHidden/>
+          </w:rPr>
+          <w:t>53</w:t>
+        </w:r>
+        <w:r>
+          <w:rPr>
+            <w:noProof/>
+            <w:webHidden/>
+          </w:rPr>
+          <w:fldChar w:fldCharType="end"/>
+        </w:r>
+      </w:hyperlink>
+    </w:p>
+    <w:p>
+      <w:pPr>
+        <w:pStyle w:val="Sumrio2"/>
+        <w:rPr>
+          <w:rFonts w:eastAsiaTheme="minorEastAsia" w:cstheme="minorBidi"/>
+          <w:smallCaps w:val="0"/>
+          <w:noProof/>
+          <w:sz w:val="22"/>
+          <w:szCs w:val="22"/>
+        </w:rPr>
+      </w:pPr>
+      <w:hyperlink w:anchor="_Toc240213837" w:history="1">
+        <w:r>
+          <w:rPr>
+            <w:rStyle w:val="Hyperlink"/>
+            <w:noProof/>
+          </w:rPr>
+          <w:t>5.15</w:t>
+        </w:r>
+        <w:r>
+          <w:rPr>
+            <w:rFonts w:eastAsiaTheme="minorEastAsia" w:cstheme="minorBidi"/>
+            <w:smallCaps w:val="0"/>
+            <w:noProof/>
+            <w:sz w:val="22"/>
+            <w:szCs w:val="22"/>
+          </w:rPr>
+          <w:tab/>
+        </w:r>
+        <w:r>
+          <w:rPr>
+            <w:rStyle w:val="Hyperlink"/>
+            <w:noProof/>
+          </w:rPr>
+          <w:t>Análise de Riscos e Aspectos Regulatórios</w:t>
+        </w:r>
+        <w:r>
+          <w:rPr>
+            <w:noProof/>
+            <w:webHidden/>
+          </w:rPr>
+          <w:tab/>
+        </w:r>
+        <w:r>
+          <w:rPr>
+            <w:noProof/>
+            <w:webHidden/>
+          </w:rPr>
+          <w:fldChar w:fldCharType="begin"/>
+        </w:r>
+        <w:r>
+          <w:rPr>
+            <w:noProof/>
+            <w:webHidden/>
+          </w:rPr>
+          <w:instrText xml:space="preserve"> PAGEREF _Toc240213837 \h </w:instrText>
+        </w:r>
+        <w:r>
+          <w:rPr>
+            <w:noProof/>
+            <w:webHidden/>
+          </w:rPr>
+        </w:r>
+        <w:r>
+          <w:rPr>
+            <w:noProof/>
+            <w:webHidden/>
+          </w:rPr>
+          <w:fldChar w:fldCharType="separate"/>
+        </w:r>
+        <w:r>
+          <w:rPr>
+            <w:noProof/>
+            <w:webHidden/>
+          </w:rPr>
+          <w:t>53</w:t>
+        </w:r>
+        <w:r>
+          <w:rPr>
+            <w:noProof/>
+            <w:webHidden/>
+          </w:rPr>
+          <w:fldChar w:fldCharType="end"/>
+        </w:r>
+      </w:hyperlink>
+    </w:p>
+    <w:p>
+      <w:pPr>
+        <w:pStyle w:val="Sumrio3"/>
+        <w:rPr>
+          <w:rFonts w:eastAsiaTheme="minorEastAsia" w:cstheme="minorBidi"/>
+          <w:i w:val="0"/>
+          <w:iCs w:val="0"/>
+          <w:noProof/>
+          <w:sz w:val="22"/>
+          <w:szCs w:val="22"/>
+        </w:rPr>
+      </w:pPr>
+      <w:hyperlink w:anchor="_Toc240213838" w:history="1">
+        <w:r>
+          <w:rPr>
+            <w:rStyle w:val="Hyperlink"/>
+            <w:b/>
+            <w:bCs/>
+            <w:noProof/>
+          </w:rPr>
+          <w:t>5.15.1</w:t>
+        </w:r>
+        <w:r>
+          <w:rPr>
+            <w:rFonts w:eastAsiaTheme="minorEastAsia" w:cstheme="minorBidi"/>
+            <w:i w:val="0"/>
+            <w:iCs w:val="0"/>
+            <w:noProof/>
+            <w:sz w:val="22"/>
+            <w:szCs w:val="22"/>
+          </w:rPr>
+          <w:tab/>
+        </w:r>
+        <w:r>
+          <w:rPr>
+            <w:rStyle w:val="Hyperlink"/>
+            <w:noProof/>
+          </w:rPr>
+          <w:t>Objetivo</w:t>
+        </w:r>
+        <w:r>
+          <w:rPr>
+            <w:noProof/>
+            <w:webHidden/>
+          </w:rPr>
+          <w:tab/>
+        </w:r>
+        <w:r>
+          <w:rPr>
+            <w:noProof/>
+            <w:webHidden/>
+          </w:rPr>
+          <w:fldChar w:fldCharType="begin"/>
+        </w:r>
+        <w:r>
+          <w:rPr>
+            <w:noProof/>
+            <w:webHidden/>
+          </w:rPr>
+          <w:instrText xml:space="preserve"> PAGEREF _Toc240213838 \h </w:instrText>
+        </w:r>
+        <w:r>
+          <w:rPr>
+            <w:noProof/>
+            <w:webHidden/>
+          </w:rPr>
+        </w:r>
+        <w:r>
+          <w:rPr>
+            <w:noProof/>
+            <w:webHidden/>
+          </w:rPr>
+          <w:fldChar w:fldCharType="separate"/>
+        </w:r>
+        <w:r>
+          <w:rPr>
+            <w:noProof/>
+            <w:webHidden/>
+          </w:rPr>
+          <w:t>53</w:t>
+        </w:r>
+        <w:r>
+          <w:rPr>
+            <w:noProof/>
+            <w:webHidden/>
+          </w:rPr>
+          <w:fldChar w:fldCharType="end"/>
+        </w:r>
+      </w:hyperlink>
+    </w:p>
+    <w:p>
+      <w:pPr>
+        <w:pStyle w:val="Sumrio3"/>
+        <w:rPr>
+          <w:rFonts w:eastAsiaTheme="minorEastAsia" w:cstheme="minorBidi"/>
+          <w:i w:val="0"/>
+          <w:iCs w:val="0"/>
+          <w:noProof/>
+          <w:sz w:val="22"/>
+          <w:szCs w:val="22"/>
+        </w:rPr>
+      </w:pPr>
+      <w:hyperlink w:anchor="_Toc240213839" w:history="1">
+        <w:r>
+          <w:rPr>
+            <w:rStyle w:val="Hyperlink"/>
+            <w:b/>
+            <w:bCs/>
+            <w:noProof/>
+          </w:rPr>
+          <w:t>5.15.2</w:t>
+        </w:r>
+        <w:r>
+          <w:rPr>
+            <w:rFonts w:eastAsiaTheme="minorEastAsia" w:cstheme="minorBidi"/>
+            <w:i w:val="0"/>
+            <w:iCs w:val="0"/>
+            <w:noProof/>
+            <w:sz w:val="22"/>
+            <w:szCs w:val="22"/>
+          </w:rPr>
+          <w:tab/>
+        </w:r>
+        <w:r>
+          <w:rPr>
+            <w:rStyle w:val="Hyperlink"/>
+            <w:noProof/>
+          </w:rPr>
+          <w:t>Principais atividades</w:t>
+        </w:r>
+        <w:r>
+          <w:rPr>
+            <w:noProof/>
+            <w:webHidden/>
+          </w:rPr>
+          <w:tab/>
+        </w:r>
+        <w:r>
+          <w:rPr>
+            <w:noProof/>
+            <w:webHidden/>
+          </w:rPr>
+          <w:fldChar w:fldCharType="begin"/>
+        </w:r>
+        <w:r>
+          <w:rPr>
+            <w:noProof/>
+            <w:webHidden/>
+          </w:rPr>
+          <w:instrText xml:space="preserve"> PAGEREF _Toc240213839 \h </w:instrText>
+        </w:r>
+        <w:r>
+          <w:rPr>
+            <w:noProof/>
+            <w:webHidden/>
+          </w:rPr>
+        </w:r>
+        <w:r>
+          <w:rPr>
+            <w:noProof/>
+            <w:webHidden/>
+          </w:rPr>
+          <w:fldChar w:fldCharType="separate"/>
+        </w:r>
+        <w:r>
+          <w:rPr>
+            <w:noProof/>
+            <w:webHidden/>
+          </w:rPr>
+          <w:t>53</w:t>
+        </w:r>
+        <w:r>
+          <w:rPr>
+            <w:noProof/>
+            <w:webHidden/>
+          </w:rPr>
+          <w:fldChar w:fldCharType="end"/>
+        </w:r>
+      </w:hyperlink>
+    </w:p>
+    <w:p>
+      <w:pPr>
+        <w:pStyle w:val="Sumrio3"/>
+        <w:rPr>
+          <w:rFonts w:eastAsiaTheme="minorEastAsia" w:cstheme="minorBidi"/>
+          <w:i w:val="0"/>
+          <w:iCs w:val="0"/>
+          <w:noProof/>
+          <w:sz w:val="22"/>
+          <w:szCs w:val="22"/>
+        </w:rPr>
+      </w:pPr>
+      <w:hyperlink w:anchor="_Toc240213840" w:history="1">
+        <w:r>
+          <w:rPr>
+            <w:rStyle w:val="Hyperlink"/>
+            <w:b/>
+            <w:bCs/>
+            <w:noProof/>
+          </w:rPr>
+          <w:t>5.15.3</w:t>
+        </w:r>
+        <w:r>
+          <w:rPr>
+            <w:rFonts w:eastAsiaTheme="minorEastAsia" w:cstheme="minorBidi"/>
+            <w:i w:val="0"/>
+            <w:iCs w:val="0"/>
+            <w:noProof/>
+            <w:sz w:val="22"/>
+            <w:szCs w:val="22"/>
+          </w:rPr>
+          <w:tab/>
+        </w:r>
+        <w:r>
+          <w:rPr>
+            <w:rStyle w:val="Hyperlink"/>
+            <w:noProof/>
+          </w:rPr>
+          <w:t>Entregável</w:t>
+        </w:r>
+        <w:r>
+          <w:rPr>
+            <w:noProof/>
+            <w:webHidden/>
+          </w:rPr>
+          <w:tab/>
+        </w:r>
+        <w:r>
+          <w:rPr>
+            <w:noProof/>
+            <w:webHidden/>
+          </w:rPr>
+          <w:fldChar w:fldCharType="begin"/>
+        </w:r>
+        <w:r>
+          <w:rPr>
+            <w:noProof/>
+            <w:webHidden/>
+          </w:rPr>
+          <w:instrText xml:space="preserve"> PAGEREF _Toc240213840 \h </w:instrText>
+        </w:r>
+        <w:r>
+          <w:rPr>
+            <w:noProof/>
+            <w:webHidden/>
+          </w:rPr>
+        </w:r>
+        <w:r>
+          <w:rPr>
+            <w:noProof/>
+            <w:webHidden/>
+          </w:rPr>
+          <w:fldChar w:fldCharType="separate"/>
+        </w:r>
+        <w:r>
+          <w:rPr>
+            <w:noProof/>
+            <w:webHidden/>
+          </w:rPr>
+          <w:t>54</w:t>
+        </w:r>
+        <w:r>
+          <w:rPr>
+            <w:noProof/>
+            <w:webHidden/>
+          </w:rPr>
+          <w:fldChar w:fldCharType="end"/>
+        </w:r>
+      </w:hyperlink>
+    </w:p>
+    <w:p>
+      <w:pPr>
+        <w:pStyle w:val="Sumrio2"/>
+        <w:rPr>
+          <w:rFonts w:eastAsiaTheme="minorEastAsia" w:cstheme="minorBidi"/>
+          <w:smallCaps w:val="0"/>
+          <w:noProof/>
+          <w:sz w:val="22"/>
+          <w:szCs w:val="22"/>
+        </w:rPr>
+      </w:pPr>
+      <w:hyperlink w:anchor="_Toc240213841" w:history="1">
+        <w:r>
+          <w:rPr>
+            <w:rStyle w:val="Hyperlink"/>
+            <w:noProof/>
+          </w:rPr>
+          <w:t>5.16</w:t>
+        </w:r>
+        <w:r>
+          <w:rPr>
+            <w:rFonts w:eastAsiaTheme="minorEastAsia" w:cstheme="minorBidi"/>
+            <w:smallCaps w:val="0"/>
+            <w:noProof/>
+            <w:sz w:val="22"/>
+            <w:szCs w:val="22"/>
+          </w:rPr>
+          <w:tab/>
+        </w:r>
+        <w:r>
+          <w:rPr>
+            <w:rStyle w:val="Hyperlink"/>
+            <w:noProof/>
+          </w:rPr>
+          <w:t>Consolidação do Plano de Negócios</w:t>
+        </w:r>
+        <w:r>
+          <w:rPr>
+            <w:noProof/>
+            <w:webHidden/>
+          </w:rPr>
+          <w:tab/>
+        </w:r>
+        <w:r>
+          <w:rPr>
+            <w:noProof/>
+            <w:webHidden/>
+          </w:rPr>
+          <w:fldChar w:fldCharType="begin"/>
+        </w:r>
+        <w:r>
+          <w:rPr>
+            <w:noProof/>
+            <w:webHidden/>
+          </w:rPr>
+          <w:instrText xml:space="preserve"> PAGEREF _Toc240213841 \h </w:instrText>
+        </w:r>
+        <w:r>
+          <w:rPr>
+            <w:noProof/>
+            <w:webHidden/>
+          </w:rPr>
+        </w:r>
+        <w:r>
+          <w:rPr>
+            <w:noProof/>
+            <w:webHidden/>
+          </w:rPr>
+          <w:fldChar w:fldCharType="separate"/>
+        </w:r>
+        <w:r>
+          <w:rPr>
+            <w:noProof/>
+            <w:webHidden/>
+          </w:rPr>
+          <w:t>54</w:t>
+        </w:r>
+        <w:r>
+          <w:rPr>
+            <w:noProof/>
+            <w:webHidden/>
+          </w:rPr>
+          <w:fldChar w:fldCharType="end"/>
+        </w:r>
+      </w:hyperlink>
+    </w:p>
+    <w:p>
+      <w:pPr>
+        <w:pStyle w:val="Sumrio3"/>
+        <w:rPr>
+          <w:rFonts w:eastAsiaTheme="minorEastAsia" w:cstheme="minorBidi"/>
+          <w:i w:val="0"/>
+          <w:iCs w:val="0"/>
+          <w:noProof/>
+          <w:sz w:val="22"/>
+          <w:szCs w:val="22"/>
+        </w:rPr>
+      </w:pPr>
+      <w:hyperlink w:anchor="_Toc240213842" w:history="1">
+        <w:r>
+          <w:rPr>
+            <w:rStyle w:val="Hyperlink"/>
+            <w:b/>
+            <w:bCs/>
+            <w:noProof/>
+          </w:rPr>
+          <w:t>5.16.1</w:t>
+        </w:r>
+        <w:r>
+          <w:rPr>
+            <w:rFonts w:eastAsiaTheme="minorEastAsia" w:cstheme="minorBidi"/>
+            <w:i w:val="0"/>
+            <w:iCs w:val="0"/>
+            <w:noProof/>
+            <w:sz w:val="22"/>
+            <w:szCs w:val="22"/>
+          </w:rPr>
+          <w:tab/>
+        </w:r>
+        <w:r>
+          <w:rPr>
+            <w:rStyle w:val="Hyperlink"/>
+            <w:noProof/>
+          </w:rPr>
+          <w:t>Objetivo</w:t>
+        </w:r>
+        <w:r>
+          <w:rPr>
+            <w:noProof/>
+            <w:webHidden/>
+          </w:rPr>
+          <w:tab/>
+        </w:r>
+        <w:r>
+          <w:rPr>
+            <w:noProof/>
+            <w:webHidden/>
+          </w:rPr>
+          <w:fldChar w:fldCharType="begin"/>
+        </w:r>
+        <w:r>
+          <w:rPr>
+            <w:noProof/>
+            <w:webHidden/>
+          </w:rPr>
+          <w:instrText xml:space="preserve"> PAGEREF _Toc240213842 \h </w:instrText>
+        </w:r>
+        <w:r>
+          <w:rPr>
+            <w:noProof/>
+            <w:webHidden/>
+          </w:rPr>
+        </w:r>
+        <w:r>
+          <w:rPr>
+            <w:noProof/>
+            <w:webHidden/>
+          </w:rPr>
+          <w:fldChar w:fldCharType="separate"/>
+        </w:r>
+        <w:r>
+          <w:rPr>
+            <w:noProof/>
+            <w:webHidden/>
+          </w:rPr>
+          <w:t>54</w:t>
+        </w:r>
+        <w:r>
+          <w:rPr>
+            <w:noProof/>
+            <w:webHidden/>
+          </w:rPr>
+          <w:fldChar w:fldCharType="end"/>
+        </w:r>
+      </w:hyperlink>
+    </w:p>
+    <w:p>
+      <w:pPr>
+        <w:pStyle w:val="Sumrio3"/>
+        <w:rPr>
+          <w:rFonts w:eastAsiaTheme="minorEastAsia" w:cstheme="minorBidi"/>
+          <w:i w:val="0"/>
+          <w:iCs w:val="0"/>
+          <w:noProof/>
+          <w:sz w:val="22"/>
+          <w:szCs w:val="22"/>
+        </w:rPr>
+      </w:pPr>
+      <w:hyperlink w:anchor="_Toc240213843" w:history="1">
+        <w:r>
+          <w:rPr>
+            <w:rStyle w:val="Hyperlink"/>
+            <w:b/>
+            <w:bCs/>
+            <w:noProof/>
+          </w:rPr>
+          <w:t>5.16.2</w:t>
+        </w:r>
+        <w:r>
+          <w:rPr>
+            <w:rFonts w:eastAsiaTheme="minorEastAsia" w:cstheme="minorBidi"/>
+            <w:i w:val="0"/>
+            <w:iCs w:val="0"/>
+            <w:noProof/>
+            <w:sz w:val="22"/>
+            <w:szCs w:val="22"/>
+          </w:rPr>
+          <w:tab/>
+        </w:r>
+        <w:r>
+          <w:rPr>
+            <w:rStyle w:val="Hyperlink"/>
+            <w:noProof/>
+          </w:rPr>
+          <w:t>Entregável</w:t>
+        </w:r>
+        <w:r>
+          <w:rPr>
+            <w:noProof/>
+            <w:webHidden/>
+          </w:rPr>
+          <w:tab/>
+        </w:r>
+        <w:r>
+          <w:rPr>
+            <w:noProof/>
+            <w:webHidden/>
+          </w:rPr>
+          <w:fldChar w:fldCharType="begin"/>
+        </w:r>
+        <w:r>
+          <w:rPr>
+            <w:noProof/>
+            <w:webHidden/>
+          </w:rPr>
+          <w:instrText xml:space="preserve"> PAGEREF _Toc240213843 \h </w:instrText>
+        </w:r>
+        <w:r>
+          <w:rPr>
+            <w:noProof/>
+            <w:webHidden/>
+          </w:rPr>
+        </w:r>
+        <w:r>
+          <w:rPr>
+            <w:noProof/>
+            <w:webHidden/>
+          </w:rPr>
+          <w:fldChar w:fldCharType="separate"/>
+        </w:r>
+        <w:r>
+          <w:rPr>
+            <w:noProof/>
+            <w:webHidden/>
+          </w:rPr>
+          <w:t>54</w:t>
         </w:r>
         <w:r>
           <w:rPr>
@@ -6363,7 +10754,7 @@
           <w:szCs w:val="22"/>
         </w:rPr>
       </w:pPr>
-      <w:hyperlink w:anchor="_Toc240203867" w:history="1">
+      <w:hyperlink w:anchor="_Toc240213844" w:history="1">
         <w:r>
           <w:rPr>
             <w:rStyle w:val="Hyperlink"/>
@@ -6409,7 +10800,7 @@
             <w:noProof/>
             <w:webHidden/>
           </w:rPr>
-          <w:instrText xml:space="preserve"> PAGEREF _Toc240203867 \h </w:instrText>
+          <w:instrText xml:space="preserve"> PAGEREF _Toc240213844 \h </w:instrText>
         </w:r>
         <w:r>
           <w:rPr>
@@ -6429,7 +10820,7 @@
             <w:noProof/>
             <w:webHidden/>
           </w:rPr>
-          <w:t>42</w:t>
+          <w:t>55</w:t>
         </w:r>
         <w:r>
           <w:rPr>
@@ -6580,7 +10971,7 @@
       <w:bookmarkStart w:id="101" w:name="_Toc372405249"/>
       <w:bookmarkStart w:id="102" w:name="_Toc1256698666"/>
       <w:bookmarkStart w:id="103" w:name="_Toc226893191"/>
-      <w:bookmarkStart w:id="104" w:name="_Toc240203830"/>
+      <w:bookmarkStart w:id="104" w:name="_Toc240213758"/>
       <w:r>
         <w:lastRenderedPageBreak/>
         <w:t>Introdução</w:t>
@@ -7318,7 +11709,7 @@
       <w:bookmarkStart w:id="204" w:name="_Toc1276384141"/>
       <w:bookmarkStart w:id="205" w:name="_Toc1141361724"/>
       <w:bookmarkStart w:id="206" w:name="_Toc226893192"/>
-      <w:bookmarkStart w:id="207" w:name="_Toc240203831"/>
+      <w:bookmarkStart w:id="207" w:name="_Toc240213759"/>
       <w:r>
         <w:lastRenderedPageBreak/>
         <w:t>Desenvolvimento</w:t>
@@ -7533,7 +11924,7 @@
       <w:bookmarkStart w:id="307" w:name="_Toc1940927863"/>
       <w:bookmarkStart w:id="308" w:name="_Toc322115778"/>
       <w:bookmarkStart w:id="309" w:name="_Toc226893193"/>
-      <w:bookmarkStart w:id="310" w:name="_Toc240203832"/>
+      <w:bookmarkStart w:id="310" w:name="_Toc240213760"/>
       <w:r>
         <w:t>OBJETIVO</w:t>
       </w:r>
@@ -8349,7 +12740,7 @@
       <w:bookmarkStart w:id="387" w:name="_Toc1319222396"/>
       <w:bookmarkStart w:id="388" w:name="_Toc60199064"/>
       <w:bookmarkStart w:id="389" w:name="_Toc226893194"/>
-      <w:bookmarkStart w:id="390" w:name="_Toc240203833"/>
+      <w:bookmarkStart w:id="390" w:name="_Toc240213761"/>
       <w:r>
         <w:rPr>
           <w:i/>
@@ -8821,7 +13212,7 @@
       <w:bookmarkStart w:id="492" w:name="_Toc1717220386"/>
       <w:bookmarkStart w:id="493" w:name="_Toc2038098828"/>
       <w:bookmarkStart w:id="494" w:name="_Toc226893195"/>
-      <w:bookmarkStart w:id="495" w:name="_Toc240203834"/>
+      <w:bookmarkStart w:id="495" w:name="_Toc240213762"/>
       <w:r>
         <w:rPr>
           <w:i/>
@@ -9216,7 +13607,7 @@
       <w:bookmarkStart w:id="597" w:name="_Toc43731746"/>
       <w:bookmarkStart w:id="598" w:name="_Toc225757405"/>
       <w:bookmarkStart w:id="599" w:name="_Toc226482922"/>
-      <w:bookmarkStart w:id="600" w:name="_Toc240203835"/>
+      <w:bookmarkStart w:id="600" w:name="_Toc240213763"/>
       <w:r>
         <w:rPr>
           <w:i/>
@@ -9413,7 +13804,7 @@
       <w:bookmarkStart w:id="663" w:name="_Toc3228757"/>
       <w:bookmarkStart w:id="664" w:name="_Toc1658312645"/>
       <w:bookmarkStart w:id="665" w:name="_Toc226893197"/>
-      <w:bookmarkStart w:id="666" w:name="_Toc240203836"/>
+      <w:bookmarkStart w:id="666" w:name="_Toc240213764"/>
       <w:r>
         <w:t>Fatores Determinantes das Enchentes no Jardim Romano</w:t>
       </w:r>
@@ -9877,7 +14268,7 @@
       <w:bookmarkStart w:id="733" w:name="_Toc1800497242"/>
       <w:bookmarkStart w:id="734" w:name="_Toc861401018"/>
       <w:bookmarkStart w:id="735" w:name="_Toc226893198"/>
-      <w:bookmarkStart w:id="736" w:name="_Toc240203837"/>
+      <w:bookmarkStart w:id="736" w:name="_Toc240213765"/>
       <w:r>
         <w:rPr>
           <w:i/>
@@ -10170,7 +14561,7 @@
       <w:bookmarkStart w:id="799" w:name="_Toc873763395"/>
       <w:bookmarkStart w:id="800" w:name="_Toc1352156170"/>
       <w:bookmarkStart w:id="801" w:name="_Toc226893199"/>
-      <w:bookmarkStart w:id="802" w:name="_Toc240203838"/>
+      <w:bookmarkStart w:id="802" w:name="_Toc240213766"/>
       <w:r>
         <w:t>Integração com Tecnologia IoT</w:t>
       </w:r>
@@ -10600,7 +14991,7 @@
       <w:bookmarkStart w:id="906" w:name="_Toc813883105"/>
       <w:bookmarkStart w:id="907" w:name="_Toc287923176"/>
       <w:bookmarkStart w:id="908" w:name="_Toc226893200"/>
-      <w:bookmarkStart w:id="909" w:name="_Toc240203839"/>
+      <w:bookmarkStart w:id="909" w:name="_Toc240213767"/>
       <w:bookmarkEnd w:id="803"/>
       <w:bookmarkEnd w:id="804"/>
       <w:r>
@@ -13935,7 +18326,7 @@
       <w:bookmarkStart w:id="988" w:name="_Toc1054867616"/>
       <w:bookmarkStart w:id="989" w:name="_Toc460350605"/>
       <w:bookmarkStart w:id="990" w:name="_Toc226893201"/>
-      <w:bookmarkStart w:id="991" w:name="_Toc240203840"/>
+      <w:bookmarkStart w:id="991" w:name="_Toc240213768"/>
       <w:r>
         <w:t>Metodologia de desenvolvimento</w:t>
       </w:r>
@@ -14737,7 +19128,7 @@
       <w:bookmarkStart w:id="1056" w:name="_Toc520213896"/>
       <w:bookmarkStart w:id="1057" w:name="_Toc114116314"/>
       <w:bookmarkStart w:id="1058" w:name="_Toc226893202"/>
-      <w:bookmarkStart w:id="1059" w:name="_Toc240203841"/>
+      <w:bookmarkStart w:id="1059" w:name="_Toc240213769"/>
       <w:r>
         <w:t>Práticas de Engenharia de Software</w:t>
       </w:r>
@@ -15212,7 +19603,7 @@
       <w:bookmarkStart w:id="1165" w:name="_Toc927315359"/>
       <w:bookmarkStart w:id="1166" w:name="_Toc2018885699"/>
       <w:bookmarkStart w:id="1167" w:name="_Toc226893203"/>
-      <w:bookmarkStart w:id="1168" w:name="_Toc240203842"/>
+      <w:bookmarkStart w:id="1168" w:name="_Toc240213770"/>
       <w:r>
         <w:t xml:space="preserve">Construção da </w:t>
       </w:r>
@@ -15449,7 +19840,7 @@
       <w:bookmarkStart w:id="1241" w:name="_Toc87246588"/>
       <w:bookmarkStart w:id="1242" w:name="_Toc2066771982"/>
       <w:bookmarkStart w:id="1243" w:name="_Toc226893204"/>
-      <w:bookmarkStart w:id="1244" w:name="_Toc240203843"/>
+      <w:bookmarkStart w:id="1244" w:name="_Toc240213771"/>
       <w:r>
         <w:t>Modelo da solução</w:t>
       </w:r>
@@ -16486,7 +20877,7 @@
       <w:bookmarkStart w:id="1323" w:name="_Toc804881499"/>
       <w:bookmarkStart w:id="1324" w:name="_Toc1718040725"/>
       <w:bookmarkStart w:id="1325" w:name="_Toc226893205"/>
-      <w:bookmarkStart w:id="1326" w:name="_Toc240203844"/>
+      <w:bookmarkStart w:id="1326" w:name="_Toc240213772"/>
       <w:r>
         <w:t>Arquitetura</w:t>
       </w:r>
@@ -17139,7 +21530,7 @@
         <w:pStyle w:val="Ttulo3"/>
       </w:pPr>
       <w:bookmarkStart w:id="1329" w:name="_Toc226893206"/>
-      <w:bookmarkStart w:id="1330" w:name="_Toc240203845"/>
+      <w:bookmarkStart w:id="1330" w:name="_Toc240213773"/>
       <w:r>
         <w:t>Backend</w:t>
       </w:r>
@@ -17462,7 +21853,7 @@
       <w:pPr>
         <w:pStyle w:val="Ttulo3"/>
       </w:pPr>
-      <w:bookmarkStart w:id="1406" w:name="_Toc240203846"/>
+      <w:bookmarkStart w:id="1406" w:name="_Toc240213774"/>
       <w:r>
         <w:lastRenderedPageBreak/>
         <w:t>Topologia de comunicação</w:t>
@@ -17677,7 +22068,7 @@
       <w:bookmarkStart w:id="1479" w:name="_Toc634137735"/>
       <w:bookmarkStart w:id="1480" w:name="_Toc417433721"/>
       <w:bookmarkStart w:id="1481" w:name="_Toc226893208"/>
-      <w:bookmarkStart w:id="1482" w:name="_Toc240203847"/>
+      <w:bookmarkStart w:id="1482" w:name="_Toc240213775"/>
       <w:r>
         <w:t>Sistema de mensageria (broker)</w:t>
       </w:r>
@@ -18236,7 +22627,7 @@
       <w:bookmarkStart w:id="1557" w:name="_Toc43549449"/>
       <w:bookmarkStart w:id="1558" w:name="_Toc165398045"/>
       <w:bookmarkStart w:id="1559" w:name="_Toc226893209"/>
-      <w:bookmarkStart w:id="1560" w:name="_Toc240203848"/>
+      <w:bookmarkStart w:id="1560" w:name="_Toc240213776"/>
       <w:r>
         <w:t>Diagrama de contexto</w:t>
       </w:r>
@@ -18638,12 +23029,14 @@
           <w:highlight w:val="yellow"/>
         </w:rPr>
       </w:pPr>
+      <w:bookmarkStart w:id="1563" w:name="_Toc240213777"/>
       <w:r>
         <w:rPr>
           <w:highlight w:val="yellow"/>
         </w:rPr>
         <w:t>IMPLEMENTAÇÃO DE NOVAS FUNCIONALIDADES DA PLATAFORMA</w:t>
       </w:r>
+      <w:bookmarkEnd w:id="1563"/>
     </w:p>
     <w:p>
       <w:pPr>
@@ -18847,113 +23240,112 @@
       <w:pPr>
         <w:pStyle w:val="Ttulo1"/>
       </w:pPr>
-      <w:bookmarkStart w:id="1563" w:name="_Toc867180732"/>
-      <w:bookmarkStart w:id="1564" w:name="_Toc976217391"/>
-      <w:bookmarkStart w:id="1565" w:name="_Toc1301165975"/>
-      <w:bookmarkStart w:id="1566" w:name="_Toc797519893"/>
-      <w:bookmarkStart w:id="1567" w:name="_Toc1847427407"/>
-      <w:bookmarkStart w:id="1568" w:name="_Toc315278879"/>
-      <w:bookmarkStart w:id="1569" w:name="_Toc1285090872"/>
-      <w:bookmarkStart w:id="1570" w:name="_Toc150592794"/>
-      <w:bookmarkStart w:id="1571" w:name="_Toc1418787278"/>
-      <w:bookmarkStart w:id="1572" w:name="_Toc871774803"/>
-      <w:bookmarkStart w:id="1573" w:name="_Toc1284561901"/>
-      <w:bookmarkStart w:id="1574" w:name="_Toc1939167344"/>
-      <w:bookmarkStart w:id="1575" w:name="_Toc667199813"/>
-      <w:bookmarkStart w:id="1576" w:name="_Toc962743494"/>
-      <w:bookmarkStart w:id="1577" w:name="_Toc1606902454"/>
-      <w:bookmarkStart w:id="1578" w:name="_Toc361005749"/>
-      <w:bookmarkStart w:id="1579" w:name="_Toc605847082"/>
-      <w:bookmarkStart w:id="1580" w:name="_Toc873310430"/>
-      <w:bookmarkStart w:id="1581" w:name="_Toc1410949949"/>
-      <w:bookmarkStart w:id="1582" w:name="_Toc58529626"/>
-      <w:bookmarkStart w:id="1583" w:name="_Toc1228508939"/>
-      <w:bookmarkStart w:id="1584" w:name="_Toc595200344"/>
-      <w:bookmarkStart w:id="1585" w:name="_Toc1783184204"/>
-      <w:bookmarkStart w:id="1586" w:name="_Toc1971863889"/>
-      <w:bookmarkStart w:id="1587" w:name="_Toc1759300379"/>
-      <w:bookmarkStart w:id="1588" w:name="_Toc1640718811"/>
-      <w:bookmarkStart w:id="1589" w:name="_Toc1942642062"/>
-      <w:bookmarkStart w:id="1590" w:name="_Toc492397239"/>
-      <w:bookmarkStart w:id="1591" w:name="_Toc1609114836"/>
-      <w:bookmarkStart w:id="1592" w:name="_Toc1090312906"/>
-      <w:bookmarkStart w:id="1593" w:name="_Toc634479041"/>
-      <w:bookmarkStart w:id="1594" w:name="_Toc920747218"/>
-      <w:bookmarkStart w:id="1595" w:name="_Toc2108109681"/>
-      <w:bookmarkStart w:id="1596" w:name="_Toc575698377"/>
-      <w:bookmarkStart w:id="1597" w:name="_Toc935671579"/>
-      <w:bookmarkStart w:id="1598" w:name="_Toc1549025561"/>
-      <w:bookmarkStart w:id="1599" w:name="_Toc1233603544"/>
-      <w:bookmarkStart w:id="1600" w:name="_Toc437838328"/>
-      <w:bookmarkStart w:id="1601" w:name="_Toc1649445415"/>
-      <w:bookmarkStart w:id="1602" w:name="_Toc245397473"/>
-      <w:bookmarkStart w:id="1603" w:name="_Toc914244084"/>
-      <w:bookmarkStart w:id="1604" w:name="_Toc29661330"/>
-      <w:bookmarkStart w:id="1605" w:name="_Toc840776841"/>
-      <w:bookmarkStart w:id="1606" w:name="_Toc956463697"/>
-      <w:bookmarkStart w:id="1607" w:name="_Toc45955572"/>
-      <w:bookmarkStart w:id="1608" w:name="_Toc1109959960"/>
-      <w:bookmarkStart w:id="1609" w:name="_Toc746803539"/>
-      <w:bookmarkStart w:id="1610" w:name="_Toc174162362"/>
-      <w:bookmarkStart w:id="1611" w:name="_Toc1736206266"/>
-      <w:bookmarkStart w:id="1612" w:name="_Toc1262530865"/>
-      <w:bookmarkStart w:id="1613" w:name="_Toc1723150620"/>
-      <w:bookmarkStart w:id="1614" w:name="_Toc1914026841"/>
-      <w:bookmarkStart w:id="1615" w:name="_Toc1437461502"/>
-      <w:bookmarkStart w:id="1616" w:name="_Toc1827483588"/>
-      <w:bookmarkStart w:id="1617" w:name="_Toc2079985572"/>
-      <w:bookmarkStart w:id="1618" w:name="_Toc338505081"/>
-      <w:bookmarkStart w:id="1619" w:name="_Toc302254792"/>
-      <w:bookmarkStart w:id="1620" w:name="_Toc1580043140"/>
-      <w:bookmarkStart w:id="1621" w:name="_Toc2101727409"/>
-      <w:bookmarkStart w:id="1622" w:name="_Toc1703829029"/>
-      <w:bookmarkStart w:id="1623" w:name="_Toc614862632"/>
-      <w:bookmarkStart w:id="1624" w:name="_Toc603760120"/>
-      <w:bookmarkStart w:id="1625" w:name="_Toc72410727"/>
-      <w:bookmarkStart w:id="1626" w:name="_Toc777743529"/>
-      <w:bookmarkStart w:id="1627" w:name="_Toc1140682464"/>
-      <w:bookmarkStart w:id="1628" w:name="_Toc72948154"/>
-      <w:bookmarkStart w:id="1629" w:name="_Toc129768168"/>
-      <w:bookmarkStart w:id="1630" w:name="_Toc2020266185"/>
-      <w:bookmarkStart w:id="1631" w:name="_Toc987509748"/>
-      <w:bookmarkStart w:id="1632" w:name="_Toc770779333"/>
-      <w:bookmarkStart w:id="1633" w:name="_Toc2029987537"/>
-      <w:bookmarkStart w:id="1634" w:name="_Toc2088091858"/>
-      <w:bookmarkStart w:id="1635" w:name="_Toc1137517901"/>
-      <w:bookmarkStart w:id="1636" w:name="_Toc1338194127"/>
-      <w:bookmarkStart w:id="1637" w:name="_Toc1979542999"/>
-      <w:bookmarkStart w:id="1638" w:name="_Toc775358199"/>
-      <w:bookmarkStart w:id="1639" w:name="_Toc531310801"/>
-      <w:bookmarkStart w:id="1640" w:name="_Toc1609923260"/>
-      <w:bookmarkStart w:id="1641" w:name="_Toc884768584"/>
-      <w:bookmarkStart w:id="1642" w:name="_Toc1604935548"/>
-      <w:bookmarkStart w:id="1643" w:name="_Toc1921557162"/>
-      <w:bookmarkStart w:id="1644" w:name="_Toc226036519"/>
-      <w:bookmarkStart w:id="1645" w:name="_Toc749052016"/>
-      <w:bookmarkStart w:id="1646" w:name="_Toc2107146716"/>
-      <w:bookmarkStart w:id="1647" w:name="_Toc926567926"/>
-      <w:bookmarkStart w:id="1648" w:name="_Toc55084147"/>
-      <w:bookmarkStart w:id="1649" w:name="_Toc1842530195"/>
-      <w:bookmarkStart w:id="1650" w:name="_Toc834299567"/>
-      <w:bookmarkStart w:id="1651" w:name="_Toc1352909666"/>
-      <w:bookmarkStart w:id="1652" w:name="_Toc2085084193"/>
-      <w:bookmarkStart w:id="1653" w:name="_Toc240402960"/>
-      <w:bookmarkStart w:id="1654" w:name="_Toc1927338436"/>
-      <w:bookmarkStart w:id="1655" w:name="_Toc253977637"/>
-      <w:bookmarkStart w:id="1656" w:name="_Toc374846606"/>
-      <w:bookmarkStart w:id="1657" w:name="_Toc1408370916"/>
-      <w:bookmarkStart w:id="1658" w:name="_Toc640983177"/>
-      <w:bookmarkStart w:id="1659" w:name="_Toc1003671638"/>
-      <w:bookmarkStart w:id="1660" w:name="_Toc2067643300"/>
-      <w:bookmarkStart w:id="1661" w:name="_Toc516644818"/>
-      <w:bookmarkStart w:id="1662" w:name="_Toc1365487509"/>
-      <w:bookmarkStart w:id="1663" w:name="_Toc226893210"/>
-      <w:bookmarkStart w:id="1664" w:name="_Toc240203849"/>
+      <w:bookmarkStart w:id="1564" w:name="_Toc867180732"/>
+      <w:bookmarkStart w:id="1565" w:name="_Toc976217391"/>
+      <w:bookmarkStart w:id="1566" w:name="_Toc1301165975"/>
+      <w:bookmarkStart w:id="1567" w:name="_Toc797519893"/>
+      <w:bookmarkStart w:id="1568" w:name="_Toc1847427407"/>
+      <w:bookmarkStart w:id="1569" w:name="_Toc315278879"/>
+      <w:bookmarkStart w:id="1570" w:name="_Toc1285090872"/>
+      <w:bookmarkStart w:id="1571" w:name="_Toc150592794"/>
+      <w:bookmarkStart w:id="1572" w:name="_Toc1418787278"/>
+      <w:bookmarkStart w:id="1573" w:name="_Toc871774803"/>
+      <w:bookmarkStart w:id="1574" w:name="_Toc1284561901"/>
+      <w:bookmarkStart w:id="1575" w:name="_Toc1939167344"/>
+      <w:bookmarkStart w:id="1576" w:name="_Toc667199813"/>
+      <w:bookmarkStart w:id="1577" w:name="_Toc962743494"/>
+      <w:bookmarkStart w:id="1578" w:name="_Toc1606902454"/>
+      <w:bookmarkStart w:id="1579" w:name="_Toc361005749"/>
+      <w:bookmarkStart w:id="1580" w:name="_Toc605847082"/>
+      <w:bookmarkStart w:id="1581" w:name="_Toc873310430"/>
+      <w:bookmarkStart w:id="1582" w:name="_Toc1410949949"/>
+      <w:bookmarkStart w:id="1583" w:name="_Toc58529626"/>
+      <w:bookmarkStart w:id="1584" w:name="_Toc1228508939"/>
+      <w:bookmarkStart w:id="1585" w:name="_Toc595200344"/>
+      <w:bookmarkStart w:id="1586" w:name="_Toc1783184204"/>
+      <w:bookmarkStart w:id="1587" w:name="_Toc1971863889"/>
+      <w:bookmarkStart w:id="1588" w:name="_Toc1759300379"/>
+      <w:bookmarkStart w:id="1589" w:name="_Toc1640718811"/>
+      <w:bookmarkStart w:id="1590" w:name="_Toc1942642062"/>
+      <w:bookmarkStart w:id="1591" w:name="_Toc492397239"/>
+      <w:bookmarkStart w:id="1592" w:name="_Toc1609114836"/>
+      <w:bookmarkStart w:id="1593" w:name="_Toc1090312906"/>
+      <w:bookmarkStart w:id="1594" w:name="_Toc634479041"/>
+      <w:bookmarkStart w:id="1595" w:name="_Toc920747218"/>
+      <w:bookmarkStart w:id="1596" w:name="_Toc2108109681"/>
+      <w:bookmarkStart w:id="1597" w:name="_Toc575698377"/>
+      <w:bookmarkStart w:id="1598" w:name="_Toc935671579"/>
+      <w:bookmarkStart w:id="1599" w:name="_Toc1549025561"/>
+      <w:bookmarkStart w:id="1600" w:name="_Toc1233603544"/>
+      <w:bookmarkStart w:id="1601" w:name="_Toc437838328"/>
+      <w:bookmarkStart w:id="1602" w:name="_Toc1649445415"/>
+      <w:bookmarkStart w:id="1603" w:name="_Toc245397473"/>
+      <w:bookmarkStart w:id="1604" w:name="_Toc914244084"/>
+      <w:bookmarkStart w:id="1605" w:name="_Toc29661330"/>
+      <w:bookmarkStart w:id="1606" w:name="_Toc840776841"/>
+      <w:bookmarkStart w:id="1607" w:name="_Toc956463697"/>
+      <w:bookmarkStart w:id="1608" w:name="_Toc45955572"/>
+      <w:bookmarkStart w:id="1609" w:name="_Toc1109959960"/>
+      <w:bookmarkStart w:id="1610" w:name="_Toc746803539"/>
+      <w:bookmarkStart w:id="1611" w:name="_Toc174162362"/>
+      <w:bookmarkStart w:id="1612" w:name="_Toc1736206266"/>
+      <w:bookmarkStart w:id="1613" w:name="_Toc1262530865"/>
+      <w:bookmarkStart w:id="1614" w:name="_Toc1723150620"/>
+      <w:bookmarkStart w:id="1615" w:name="_Toc1914026841"/>
+      <w:bookmarkStart w:id="1616" w:name="_Toc1437461502"/>
+      <w:bookmarkStart w:id="1617" w:name="_Toc1827483588"/>
+      <w:bookmarkStart w:id="1618" w:name="_Toc2079985572"/>
+      <w:bookmarkStart w:id="1619" w:name="_Toc338505081"/>
+      <w:bookmarkStart w:id="1620" w:name="_Toc302254792"/>
+      <w:bookmarkStart w:id="1621" w:name="_Toc1580043140"/>
+      <w:bookmarkStart w:id="1622" w:name="_Toc2101727409"/>
+      <w:bookmarkStart w:id="1623" w:name="_Toc1703829029"/>
+      <w:bookmarkStart w:id="1624" w:name="_Toc614862632"/>
+      <w:bookmarkStart w:id="1625" w:name="_Toc603760120"/>
+      <w:bookmarkStart w:id="1626" w:name="_Toc72410727"/>
+      <w:bookmarkStart w:id="1627" w:name="_Toc777743529"/>
+      <w:bookmarkStart w:id="1628" w:name="_Toc1140682464"/>
+      <w:bookmarkStart w:id="1629" w:name="_Toc72948154"/>
+      <w:bookmarkStart w:id="1630" w:name="_Toc129768168"/>
+      <w:bookmarkStart w:id="1631" w:name="_Toc2020266185"/>
+      <w:bookmarkStart w:id="1632" w:name="_Toc987509748"/>
+      <w:bookmarkStart w:id="1633" w:name="_Toc770779333"/>
+      <w:bookmarkStart w:id="1634" w:name="_Toc2029987537"/>
+      <w:bookmarkStart w:id="1635" w:name="_Toc2088091858"/>
+      <w:bookmarkStart w:id="1636" w:name="_Toc1137517901"/>
+      <w:bookmarkStart w:id="1637" w:name="_Toc1338194127"/>
+      <w:bookmarkStart w:id="1638" w:name="_Toc1979542999"/>
+      <w:bookmarkStart w:id="1639" w:name="_Toc775358199"/>
+      <w:bookmarkStart w:id="1640" w:name="_Toc531310801"/>
+      <w:bookmarkStart w:id="1641" w:name="_Toc1609923260"/>
+      <w:bookmarkStart w:id="1642" w:name="_Toc884768584"/>
+      <w:bookmarkStart w:id="1643" w:name="_Toc1604935548"/>
+      <w:bookmarkStart w:id="1644" w:name="_Toc1921557162"/>
+      <w:bookmarkStart w:id="1645" w:name="_Toc226036519"/>
+      <w:bookmarkStart w:id="1646" w:name="_Toc749052016"/>
+      <w:bookmarkStart w:id="1647" w:name="_Toc2107146716"/>
+      <w:bookmarkStart w:id="1648" w:name="_Toc926567926"/>
+      <w:bookmarkStart w:id="1649" w:name="_Toc55084147"/>
+      <w:bookmarkStart w:id="1650" w:name="_Toc1842530195"/>
+      <w:bookmarkStart w:id="1651" w:name="_Toc834299567"/>
+      <w:bookmarkStart w:id="1652" w:name="_Toc1352909666"/>
+      <w:bookmarkStart w:id="1653" w:name="_Toc2085084193"/>
+      <w:bookmarkStart w:id="1654" w:name="_Toc240402960"/>
+      <w:bookmarkStart w:id="1655" w:name="_Toc1927338436"/>
+      <w:bookmarkStart w:id="1656" w:name="_Toc253977637"/>
+      <w:bookmarkStart w:id="1657" w:name="_Toc374846606"/>
+      <w:bookmarkStart w:id="1658" w:name="_Toc1408370916"/>
+      <w:bookmarkStart w:id="1659" w:name="_Toc640983177"/>
+      <w:bookmarkStart w:id="1660" w:name="_Toc1003671638"/>
+      <w:bookmarkStart w:id="1661" w:name="_Toc2067643300"/>
+      <w:bookmarkStart w:id="1662" w:name="_Toc516644818"/>
+      <w:bookmarkStart w:id="1663" w:name="_Toc1365487509"/>
+      <w:bookmarkStart w:id="1664" w:name="_Toc226893210"/>
+      <w:bookmarkStart w:id="1665" w:name="_Toc240213778"/>
       <w:r>
         <w:lastRenderedPageBreak/>
         <w:t>Coleta de Dados por Meio de Questionário Comunitário</w:t>
       </w:r>
-      <w:bookmarkEnd w:id="1563"/>
       <w:bookmarkEnd w:id="1564"/>
       <w:bookmarkEnd w:id="1565"/>
       <w:bookmarkEnd w:id="1566"/>
@@ -19055,6 +23447,7 @@
       <w:bookmarkEnd w:id="1662"/>
       <w:bookmarkEnd w:id="1663"/>
       <w:bookmarkEnd w:id="1664"/>
+      <w:bookmarkEnd w:id="1665"/>
     </w:p>
     <w:p/>
     <w:p>
@@ -19135,7 +23528,7 @@
           <w:u w:val="single"/>
         </w:rPr>
       </w:pPr>
-      <w:bookmarkStart w:id="1665" w:name="_Toc240203813"/>
+      <w:bookmarkStart w:id="1666" w:name="_Toc240203813"/>
       <w:r>
         <w:rPr>
           <w:i/>
@@ -19194,7 +23587,7 @@
         </w:rPr>
         <w:t>Questionário Pergunta 1</w:t>
       </w:r>
-      <w:bookmarkEnd w:id="1665"/>
+      <w:bookmarkEnd w:id="1666"/>
     </w:p>
     <w:p>
       <w:pPr>
@@ -19290,7 +23683,7 @@
           <w:u w:val="single"/>
         </w:rPr>
       </w:pPr>
-      <w:bookmarkStart w:id="1666" w:name="_Toc240203814"/>
+      <w:bookmarkStart w:id="1667" w:name="_Toc240203814"/>
       <w:r>
         <w:rPr>
           <w:i/>
@@ -19342,7 +23735,7 @@
         </w:rPr>
         <w:t xml:space="preserve"> – Questionário Pergunta 2</w:t>
       </w:r>
-      <w:bookmarkEnd w:id="1666"/>
+      <w:bookmarkEnd w:id="1667"/>
     </w:p>
     <w:p>
       <w:pPr>
@@ -19476,7 +23869,7 @@
           <w:u w:val="single"/>
         </w:rPr>
       </w:pPr>
-      <w:bookmarkStart w:id="1667" w:name="_Toc240203815"/>
+      <w:bookmarkStart w:id="1668" w:name="_Toc240203815"/>
       <w:r>
         <w:rPr>
           <w:i/>
@@ -19533,7 +23926,7 @@
         </w:rPr>
         <w:t>– Questionário Pergunta 3</w:t>
       </w:r>
-      <w:bookmarkEnd w:id="1667"/>
+      <w:bookmarkEnd w:id="1668"/>
     </w:p>
     <w:p>
       <w:pPr>
@@ -19630,7 +24023,7 @@
           <w:u w:val="single"/>
         </w:rPr>
       </w:pPr>
-      <w:bookmarkStart w:id="1668" w:name="_Toc240203816"/>
+      <w:bookmarkStart w:id="1669" w:name="_Toc240203816"/>
       <w:r>
         <w:rPr>
           <w:i/>
@@ -19680,7 +24073,7 @@
         </w:rPr>
         <w:t xml:space="preserve"> – Questionário Pergunta 4</w:t>
       </w:r>
-      <w:bookmarkEnd w:id="1668"/>
+      <w:bookmarkEnd w:id="1669"/>
     </w:p>
     <w:p>
       <w:pPr>
@@ -19777,7 +24170,7 @@
           <w:u w:val="single"/>
         </w:rPr>
       </w:pPr>
-      <w:bookmarkStart w:id="1669" w:name="_Toc240203817"/>
+      <w:bookmarkStart w:id="1670" w:name="_Toc240203817"/>
       <w:r>
         <w:rPr>
           <w:i/>
@@ -19827,7 +24220,7 @@
         </w:rPr>
         <w:t xml:space="preserve"> – Questionário Pergunta 5</w:t>
       </w:r>
-      <w:bookmarkEnd w:id="1669"/>
+      <w:bookmarkEnd w:id="1670"/>
     </w:p>
     <w:p>
       <w:pPr>
@@ -20005,7 +24398,7 @@
           <w:u w:val="single"/>
         </w:rPr>
       </w:pPr>
-      <w:bookmarkStart w:id="1670" w:name="_Toc240203818"/>
+      <w:bookmarkStart w:id="1671" w:name="_Toc240203818"/>
       <w:r>
         <w:rPr>
           <w:i/>
@@ -20055,7 +24448,7 @@
         </w:rPr>
         <w:t xml:space="preserve"> – Questionário Pergunta 1</w:t>
       </w:r>
-      <w:bookmarkEnd w:id="1670"/>
+      <w:bookmarkEnd w:id="1671"/>
     </w:p>
     <w:p>
       <w:pPr>
@@ -20152,7 +24545,7 @@
           <w:u w:val="single"/>
         </w:rPr>
       </w:pPr>
-      <w:bookmarkStart w:id="1671" w:name="_Toc240203819"/>
+      <w:bookmarkStart w:id="1672" w:name="_Toc240203819"/>
       <w:r>
         <w:rPr>
           <w:i/>
@@ -20202,7 +24595,7 @@
         </w:rPr>
         <w:t xml:space="preserve"> – Questionário Pergunta 7</w:t>
       </w:r>
-      <w:bookmarkEnd w:id="1671"/>
+      <w:bookmarkEnd w:id="1672"/>
     </w:p>
     <w:p>
       <w:pPr>
@@ -20331,7 +24724,7 @@
           <w:u w:val="single"/>
         </w:rPr>
       </w:pPr>
-      <w:bookmarkStart w:id="1672" w:name="_Toc240203820"/>
+      <w:bookmarkStart w:id="1673" w:name="_Toc240203820"/>
       <w:r>
         <w:rPr>
           <w:i/>
@@ -20382,7 +24775,7 @@
         </w:rPr>
         <w:t xml:space="preserve"> – Questionário Pergunta 8</w:t>
       </w:r>
-      <w:bookmarkEnd w:id="1672"/>
+      <w:bookmarkEnd w:id="1673"/>
     </w:p>
     <w:p>
       <w:pPr>
@@ -20489,7 +24882,7 @@
           <w:u w:val="single"/>
         </w:rPr>
       </w:pPr>
-      <w:bookmarkStart w:id="1673" w:name="_Toc240203850"/>
+      <w:bookmarkStart w:id="1674" w:name="_Toc240213779"/>
       <w:r>
         <w:rPr>
           <w:i/>
@@ -20497,7 +24890,7 @@
         </w:rPr>
         <w:t>Título do Questionário</w:t>
       </w:r>
-      <w:bookmarkEnd w:id="1673"/>
+      <w:bookmarkEnd w:id="1674"/>
     </w:p>
     <w:p>
       <w:pPr>
@@ -20529,7 +24922,7 @@
         </w:rPr>
         <w:t xml:space="preserve"> </w:t>
       </w:r>
-      <w:bookmarkStart w:id="1674" w:name="_Toc240203851"/>
+      <w:bookmarkStart w:id="1675" w:name="_Toc240213780"/>
       <w:r>
         <w:rPr>
           <w:i/>
@@ -20537,7 +24930,7 @@
         </w:rPr>
         <w:t>Objetivos do questionário</w:t>
       </w:r>
-      <w:bookmarkEnd w:id="1674"/>
+      <w:bookmarkEnd w:id="1675"/>
     </w:p>
     <w:p>
       <w:pPr>
@@ -20666,7 +25059,7 @@
           <w:u w:val="single"/>
         </w:rPr>
       </w:pPr>
-      <w:bookmarkStart w:id="1675" w:name="_Toc240203852"/>
+      <w:bookmarkStart w:id="1676" w:name="_Toc240213781"/>
       <w:r>
         <w:rPr>
           <w:i/>
@@ -20681,7 +25074,7 @@
         </w:rPr>
         <w:t>plicação</w:t>
       </w:r>
-      <w:bookmarkEnd w:id="1675"/>
+      <w:bookmarkEnd w:id="1676"/>
     </w:p>
     <w:p>
       <w:pPr>
@@ -20728,7 +25121,7 @@
         </w:rPr>
         <w:t xml:space="preserve"> </w:t>
       </w:r>
-      <w:bookmarkStart w:id="1676" w:name="_Toc240203853"/>
+      <w:bookmarkStart w:id="1677" w:name="_Toc240213782"/>
       <w:r>
         <w:rPr>
           <w:i/>
@@ -20736,7 +25129,7 @@
         </w:rPr>
         <w:t>Análise dos Resultados</w:t>
       </w:r>
-      <w:bookmarkEnd w:id="1676"/>
+      <w:bookmarkEnd w:id="1677"/>
     </w:p>
     <w:p>
       <w:pPr>
@@ -20852,7 +25245,7 @@
           <w:u w:val="single"/>
         </w:rPr>
       </w:pPr>
-      <w:bookmarkStart w:id="1677" w:name="_Toc240203821"/>
+      <w:bookmarkStart w:id="1678" w:name="_Toc240203821"/>
       <w:r>
         <w:rPr>
           <w:i/>
@@ -20902,7 +25295,7 @@
         </w:rPr>
         <w:t xml:space="preserve"> – Coleta de dados aplicado à comunidade local</w:t>
       </w:r>
-      <w:bookmarkEnd w:id="1677"/>
+      <w:bookmarkEnd w:id="1678"/>
     </w:p>
     <w:p>
       <w:pPr>
@@ -21062,7 +25455,7 @@
           <w:u w:val="single"/>
         </w:rPr>
       </w:pPr>
-      <w:bookmarkStart w:id="1678" w:name="_Toc240203822"/>
+      <w:bookmarkStart w:id="1679" w:name="_Toc240203822"/>
       <w:r>
         <w:rPr>
           <w:i/>
@@ -21114,7 +25507,7 @@
         </w:rPr>
         <w:t xml:space="preserve"> – Coleta de dados aplicado à comunidade local.</w:t>
       </w:r>
-      <w:bookmarkEnd w:id="1678"/>
+      <w:bookmarkEnd w:id="1679"/>
     </w:p>
     <w:p>
       <w:pPr>
@@ -21266,7 +25659,7 @@
           <w:u w:val="single"/>
         </w:rPr>
       </w:pPr>
-      <w:bookmarkStart w:id="1679" w:name="_Toc240203823"/>
+      <w:bookmarkStart w:id="1680" w:name="_Toc240203823"/>
       <w:r>
         <w:rPr>
           <w:i/>
@@ -21318,7 +25711,7 @@
         </w:rPr>
         <w:t xml:space="preserve"> – Coleta de dados aplicado à comunidade local</w:t>
       </w:r>
-      <w:bookmarkEnd w:id="1679"/>
+      <w:bookmarkEnd w:id="1680"/>
     </w:p>
     <w:p>
       <w:pPr>
@@ -21488,7 +25881,7 @@
           <w:u w:val="single"/>
         </w:rPr>
       </w:pPr>
-      <w:bookmarkStart w:id="1680" w:name="_Toc240203824"/>
+      <w:bookmarkStart w:id="1681" w:name="_Toc240203824"/>
       <w:r>
         <w:rPr>
           <w:i/>
@@ -21538,7 +25931,7 @@
         </w:rPr>
         <w:t xml:space="preserve"> – Coleta de dados aplicado à comunidade local.</w:t>
       </w:r>
-      <w:bookmarkEnd w:id="1680"/>
+      <w:bookmarkEnd w:id="1681"/>
     </w:p>
     <w:p>
       <w:pPr>
@@ -21749,7 +26142,7 @@
           <w:u w:val="single"/>
         </w:rPr>
       </w:pPr>
-      <w:bookmarkStart w:id="1681" w:name="_Toc240203825"/>
+      <w:bookmarkStart w:id="1682" w:name="_Toc240203825"/>
       <w:r>
         <w:rPr>
           <w:i/>
@@ -21799,7 +26192,7 @@
         </w:rPr>
         <w:t xml:space="preserve"> – Coleta de dados aplicado à comunidade local.</w:t>
       </w:r>
-      <w:bookmarkEnd w:id="1681"/>
+      <w:bookmarkEnd w:id="1682"/>
     </w:p>
     <w:p>
       <w:pPr>
@@ -21913,7 +26306,7 @@
           <w:u w:val="single"/>
         </w:rPr>
       </w:pPr>
-      <w:bookmarkStart w:id="1682" w:name="_Toc240203826"/>
+      <w:bookmarkStart w:id="1683" w:name="_Toc240203826"/>
       <w:r>
         <w:rPr>
           <w:i/>
@@ -21963,7 +26356,7 @@
         </w:rPr>
         <w:t xml:space="preserve"> – Coleta de dados aplicado à comunidade local.</w:t>
       </w:r>
-      <w:bookmarkEnd w:id="1682"/>
+      <w:bookmarkEnd w:id="1683"/>
     </w:p>
     <w:p>
       <w:pPr>
@@ -22089,7 +26482,7 @@
           <w:u w:val="single"/>
         </w:rPr>
       </w:pPr>
-      <w:bookmarkStart w:id="1683" w:name="_Toc240203827"/>
+      <w:bookmarkStart w:id="1684" w:name="_Toc240203827"/>
       <w:r>
         <w:rPr>
           <w:i/>
@@ -22139,7 +26532,7 @@
         </w:rPr>
         <w:t xml:space="preserve"> – Coleta de dados aplicado à comunidade local.</w:t>
       </w:r>
-      <w:bookmarkEnd w:id="1683"/>
+      <w:bookmarkEnd w:id="1684"/>
     </w:p>
     <w:p>
       <w:pPr>
@@ -22305,7 +26698,7 @@
           <w:u w:val="single"/>
         </w:rPr>
       </w:pPr>
-      <w:bookmarkStart w:id="1684" w:name="_Toc240203828"/>
+      <w:bookmarkStart w:id="1685" w:name="_Toc240203828"/>
       <w:r>
         <w:rPr>
           <w:i/>
@@ -22355,7 +26748,7 @@
         </w:rPr>
         <w:t xml:space="preserve"> – Coleta de dados aplicado à comunidade local.</w:t>
       </w:r>
-      <w:bookmarkEnd w:id="1684"/>
+      <w:bookmarkEnd w:id="1685"/>
     </w:p>
     <w:p>
       <w:pPr>
@@ -22477,7 +26870,7 @@
           <w:u w:val="single"/>
         </w:rPr>
       </w:pPr>
-      <w:bookmarkStart w:id="1685" w:name="_Toc240203829"/>
+      <w:bookmarkStart w:id="1686" w:name="_Toc240203829"/>
       <w:r>
         <w:rPr>
           <w:i/>
@@ -22527,7 +26920,7 @@
         </w:rPr>
         <w:t xml:space="preserve"> – Coleta de dados aplicado à comunidade local.</w:t>
       </w:r>
-      <w:bookmarkEnd w:id="1685"/>
+      <w:bookmarkEnd w:id="1686"/>
     </w:p>
     <w:p>
       <w:pPr>
@@ -22660,7 +27053,7 @@
           <w:u w:val="single"/>
         </w:rPr>
       </w:pPr>
-      <w:bookmarkStart w:id="1686" w:name="_Toc240203854"/>
+      <w:bookmarkStart w:id="1687" w:name="_Toc240213783"/>
       <w:r>
         <w:rPr>
           <w:i/>
@@ -22668,7 +27061,7 @@
         </w:rPr>
         <w:t>Discussão dos Resultados</w:t>
       </w:r>
-      <w:bookmarkEnd w:id="1686"/>
+      <w:bookmarkEnd w:id="1687"/>
     </w:p>
     <w:p>
       <w:pPr>
@@ -22947,7 +27340,7 @@
           <w:u w:val="single"/>
         </w:rPr>
       </w:pPr>
-      <w:bookmarkStart w:id="1687" w:name="_Toc240203855"/>
+      <w:bookmarkStart w:id="1688" w:name="_Toc240213784"/>
       <w:r>
         <w:rPr>
           <w:i/>
@@ -22955,7 +27348,7 @@
         </w:rPr>
         <w:t>Considerações Parciais</w:t>
       </w:r>
-      <w:bookmarkEnd w:id="1687"/>
+      <w:bookmarkEnd w:id="1688"/>
     </w:p>
     <w:p>
       <w:pPr>
@@ -23251,7 +27644,7 @@
           <w:u w:val="single"/>
         </w:rPr>
       </w:pPr>
-      <w:bookmarkStart w:id="1688" w:name="_Toc240203856"/>
+      <w:bookmarkStart w:id="1689" w:name="_Toc240213785"/>
       <w:r>
         <w:rPr>
           <w:i/>
@@ -23259,7 +27652,7 @@
         </w:rPr>
         <w:t>Recomendações</w:t>
       </w:r>
-      <w:bookmarkEnd w:id="1688"/>
+      <w:bookmarkEnd w:id="1689"/>
     </w:p>
     <w:p>
       <w:pPr>
@@ -23366,7 +27759,7 @@
           <w:u w:val="single"/>
         </w:rPr>
       </w:pPr>
-      <w:bookmarkStart w:id="1689" w:name="_Toc240203857"/>
+      <w:bookmarkStart w:id="1690" w:name="_Toc240213786"/>
       <w:r>
         <w:rPr>
           <w:i/>
@@ -23381,7 +27774,7 @@
         </w:rPr>
         <w:t>siderações Parciais</w:t>
       </w:r>
-      <w:bookmarkEnd w:id="1689"/>
+      <w:bookmarkEnd w:id="1690"/>
     </w:p>
     <w:p>
       <w:pPr>
@@ -23466,12 +27859,12 @@
       <w:pPr>
         <w:pStyle w:val="Ttulo1"/>
       </w:pPr>
-      <w:bookmarkStart w:id="1690" w:name="_Toc240203858"/>
+      <w:bookmarkStart w:id="1691" w:name="_Toc240213787"/>
       <w:r>
         <w:lastRenderedPageBreak/>
         <w:t>Desenvolvimento</w:t>
       </w:r>
-      <w:bookmarkEnd w:id="1690"/>
+      <w:bookmarkEnd w:id="1691"/>
     </w:p>
     <w:p/>
     <w:p>
@@ -23521,7 +27914,7 @@
           <w:u w:val="single"/>
         </w:rPr>
       </w:pPr>
-      <w:bookmarkStart w:id="1691" w:name="_Toc240203859"/>
+      <w:bookmarkStart w:id="1692" w:name="_Toc240213788"/>
       <w:r>
         <w:rPr>
           <w:i/>
@@ -23529,7 +27922,7 @@
         </w:rPr>
         <w:t>Eficácia da Infraestrutura de Drenagem</w:t>
       </w:r>
-      <w:bookmarkEnd w:id="1691"/>
+      <w:bookmarkEnd w:id="1692"/>
     </w:p>
     <w:p>
       <w:pPr>
@@ -23580,7 +27973,7 @@
           <w:u w:val="single"/>
         </w:rPr>
       </w:pPr>
-      <w:bookmarkStart w:id="1692" w:name="_Toc240203860"/>
+      <w:bookmarkStart w:id="1693" w:name="_Toc240213789"/>
       <w:r>
         <w:rPr>
           <w:i/>
@@ -23588,7 +27981,7 @@
         </w:rPr>
         <w:t>Relevância da Solução de IoT proposta</w:t>
       </w:r>
-      <w:bookmarkEnd w:id="1692"/>
+      <w:bookmarkEnd w:id="1693"/>
     </w:p>
     <w:p>
       <w:pPr>
@@ -23661,7 +28054,7 @@
           <w:u w:val="single"/>
         </w:rPr>
       </w:pPr>
-      <w:bookmarkStart w:id="1693" w:name="_Toc240203861"/>
+      <w:bookmarkStart w:id="1694" w:name="_Toc240213790"/>
       <w:r>
         <w:rPr>
           <w:i/>
@@ -23669,7 +28062,7 @@
         </w:rPr>
         <w:t>Diagnóstico Social e Tecnológico</w:t>
       </w:r>
-      <w:bookmarkEnd w:id="1693"/>
+      <w:bookmarkEnd w:id="1694"/>
     </w:p>
     <w:p>
       <w:pPr>
@@ -23765,7 +28158,7 @@
           <w:u w:val="single"/>
         </w:rPr>
       </w:pPr>
-      <w:bookmarkStart w:id="1694" w:name="_Toc240203862"/>
+      <w:bookmarkStart w:id="1695" w:name="_Toc240213791"/>
       <w:r>
         <w:rPr>
           <w:i/>
@@ -23773,7 +28166,7 @@
         </w:rPr>
         <w:t>Limitações e Perspectivas para a Etapa Final</w:t>
       </w:r>
-      <w:bookmarkEnd w:id="1694"/>
+      <w:bookmarkEnd w:id="1695"/>
     </w:p>
     <w:p>
       <w:pPr>
@@ -23904,11 +28297,11 @@
         <w:lastRenderedPageBreak/>
         <w:tab/>
       </w:r>
-      <w:bookmarkStart w:id="1695" w:name="_Toc240203863"/>
+      <w:bookmarkStart w:id="1696" w:name="_Toc240213792"/>
       <w:r>
         <w:t>PLANO DE NEGOCIO</w:t>
       </w:r>
-      <w:bookmarkEnd w:id="1695"/>
+      <w:bookmarkEnd w:id="1696"/>
     </w:p>
     <w:p/>
     <w:p>
@@ -23921,11 +28314,11 @@
       <w:pPr>
         <w:pStyle w:val="Ttulo2"/>
       </w:pPr>
-      <w:bookmarkStart w:id="1696" w:name="_Toc240203864"/>
+      <w:bookmarkStart w:id="1697" w:name="_Toc240213793"/>
       <w:r>
         <w:t>Detalhamento do Problema</w:t>
       </w:r>
-      <w:bookmarkEnd w:id="1696"/>
+      <w:bookmarkEnd w:id="1697"/>
     </w:p>
     <w:p>
       <w:pPr>
@@ -23936,11 +28329,11 @@
       <w:pPr>
         <w:pStyle w:val="Ttulo3"/>
       </w:pPr>
-      <w:bookmarkStart w:id="1697" w:name="_Toc240203865"/>
+      <w:bookmarkStart w:id="1698" w:name="_Toc240213794"/>
       <w:r>
         <w:t>Formalização do Problema Relacionado ao Monitoramento de Reservatórios</w:t>
       </w:r>
-      <w:bookmarkEnd w:id="1697"/>
+      <w:bookmarkEnd w:id="1698"/>
     </w:p>
     <w:p/>
     <w:p>
@@ -24013,11 +28406,11 @@
       <w:pPr>
         <w:pStyle w:val="Ttulo3"/>
       </w:pPr>
-      <w:bookmarkStart w:id="1698" w:name="_Toc240203866"/>
+      <w:bookmarkStart w:id="1699" w:name="_Toc240213795"/>
       <w:r>
         <w:t>Identificação dos Impactos Relacionados a Alagamentos</w:t>
       </w:r>
-      <w:bookmarkEnd w:id="1698"/>
+      <w:bookmarkEnd w:id="1699"/>
     </w:p>
     <w:p/>
     <w:p>
@@ -24062,10 +28455,12 @@
       <w:pPr>
         <w:pStyle w:val="Ttulo3"/>
       </w:pPr>
+      <w:bookmarkStart w:id="1700" w:name="_Toc240213796"/>
       <w:r>
         <w:lastRenderedPageBreak/>
         <w:t>IMPACTOS</w:t>
       </w:r>
+      <w:bookmarkEnd w:id="1700"/>
     </w:p>
     <w:p/>
     <w:p>
@@ -24126,9 +28521,11 @@
       <w:pPr>
         <w:pStyle w:val="Ttulo3"/>
       </w:pPr>
+      <w:bookmarkStart w:id="1701" w:name="_Toc240213797"/>
       <w:r>
         <w:t>Delimitação do Problema Específico que a Solução Pretende Resolver</w:t>
       </w:r>
+      <w:bookmarkEnd w:id="1701"/>
     </w:p>
     <w:p/>
     <w:p>
@@ -24146,9 +28543,11 @@
       <w:pPr>
         <w:pStyle w:val="Ttulo3"/>
       </w:pPr>
+      <w:bookmarkStart w:id="1702" w:name="_Toc240213798"/>
       <w:r>
         <w:t>Relação do Problema à Necessidade de Monitoramento em Tempo Real</w:t>
       </w:r>
+      <w:bookmarkEnd w:id="1702"/>
     </w:p>
     <w:p/>
     <w:p>
@@ -24206,9 +28605,11 @@
       <w:pPr>
         <w:pStyle w:val="Ttulo2"/>
       </w:pPr>
+      <w:bookmarkStart w:id="1703" w:name="_Toc240213799"/>
       <w:r>
         <w:t>Análise Inicial de Mercado</w:t>
       </w:r>
+      <w:bookmarkEnd w:id="1703"/>
     </w:p>
     <w:p/>
     <w:p>
@@ -24298,6 +28699,7 @@
         <w:pStyle w:val="Ttulo2"/>
         <w:ind w:firstLine="0"/>
       </w:pPr>
+      <w:bookmarkStart w:id="1704" w:name="_Toc240213800"/>
       <w:r>
         <w:t xml:space="preserve">Objetivos de Desenvolvimento Sustentável </w:t>
       </w:r>
@@ -24310,6 +28712,7 @@
       <w:r>
         <w:t>)</w:t>
       </w:r>
+      <w:bookmarkEnd w:id="1704"/>
     </w:p>
     <w:p>
       <w:pPr>
@@ -24415,24 +28818,14 @@
       <w:r>
         <w:t xml:space="preserve">Figura </w:t>
       </w:r>
-      <w:r>
-        <w:fldChar w:fldCharType="begin"/>
-      </w:r>
-      <w:r>
-        <w:instrText xml:space="preserve"> SEQ Figura \* ARABIC </w:instrText>
-      </w:r>
-      <w:r>
-        <w:fldChar w:fldCharType="separate"/>
-      </w:r>
-      <w:r>
-        <w:rPr>
-          <w:noProof/>
-        </w:rPr>
-        <w:t>30</w:t>
-      </w:r>
-      <w:r>
-        <w:fldChar w:fldCharType="end"/>
-      </w:r>
+      <w:fldSimple w:instr=" SEQ Figura \* ARABIC ">
+        <w:r>
+          <w:rPr>
+            <w:noProof/>
+          </w:rPr>
+          <w:t>30</w:t>
+        </w:r>
+      </w:fldSimple>
       <w:r>
         <w:rPr>
           <w:noProof/>
@@ -24634,7 +29027,15 @@
         <w:t xml:space="preserve"> – </w:t>
       </w:r>
       <w:r>
-        <w:t>Tornar as cidades e comunidades mais inclusivas, seguras, resilientes e sustentáveis</w:t>
+        <w:t xml:space="preserve">Tornar as cidades e comunidades mais inclusivas, seguras, </w:t>
+      </w:r>
+      <w:proofErr w:type="spellStart"/>
+      <w:r>
+        <w:t>resilientes</w:t>
+      </w:r>
+      <w:proofErr w:type="spellEnd"/>
+      <w:r>
+        <w:t xml:space="preserve"> e sustentáveis</w:t>
       </w:r>
     </w:p>
     <w:p/>
@@ -24642,6 +29043,7 @@
       <w:pPr>
         <w:pStyle w:val="Ttulo2"/>
       </w:pPr>
+      <w:bookmarkStart w:id="1705" w:name="_Toc240213801"/>
       <w:r>
         <w:rPr>
           <w:rStyle w:val="Ttulo2Char"/>
@@ -24649,6 +29051,7 @@
         <w:lastRenderedPageBreak/>
         <w:t>Problema, Mercado e Público-Alvo</w:t>
       </w:r>
+      <w:bookmarkEnd w:id="1705"/>
     </w:p>
     <w:p/>
     <w:p>
@@ -24735,9 +29138,11 @@
       <w:pPr>
         <w:pStyle w:val="Ttulo2"/>
       </w:pPr>
+      <w:bookmarkStart w:id="1706" w:name="_Toc240213802"/>
       <w:r>
         <w:t>Comparação dos Segmentos Alvo</w:t>
       </w:r>
+      <w:bookmarkEnd w:id="1706"/>
     </w:p>
     <w:p/>
     <w:p>
@@ -25589,6 +29994,7 @@
           <w:highlight w:val="yellow"/>
         </w:rPr>
       </w:pPr>
+      <w:bookmarkStart w:id="1707" w:name="_Toc240213803"/>
       <w:r>
         <w:rPr>
           <w:highlight w:val="yellow"/>
@@ -25596,6 +30002,7 @@
         <w:lastRenderedPageBreak/>
         <w:t>Análise das Necessidades e Requisitos do Mercado</w:t>
       </w:r>
+      <w:bookmarkEnd w:id="1707"/>
     </w:p>
     <w:p>
       <w:pPr>
@@ -25604,12 +30011,14 @@
           <w:highlight w:val="yellow"/>
         </w:rPr>
       </w:pPr>
+      <w:bookmarkStart w:id="1708" w:name="_Toc240213804"/>
       <w:r>
         <w:rPr>
           <w:highlight w:val="yellow"/>
         </w:rPr>
         <w:t>Objetivo</w:t>
       </w:r>
+      <w:bookmarkEnd w:id="1708"/>
     </w:p>
     <w:p>
       <w:pPr>
@@ -25654,12 +30063,14 @@
           <w:highlight w:val="yellow"/>
         </w:rPr>
       </w:pPr>
+      <w:bookmarkStart w:id="1709" w:name="_Toc240213805"/>
       <w:r>
         <w:rPr>
           <w:highlight w:val="yellow"/>
         </w:rPr>
         <w:t>Principais atividades</w:t>
       </w:r>
+      <w:bookmarkEnd w:id="1709"/>
     </w:p>
     <w:p>
       <w:pPr>
@@ -25785,12 +30196,14 @@
           <w:highlight w:val="yellow"/>
         </w:rPr>
       </w:pPr>
+      <w:bookmarkStart w:id="1710" w:name="_Toc240213806"/>
       <w:r>
         <w:rPr>
           <w:highlight w:val="yellow"/>
         </w:rPr>
         <w:t>Possível metodologia</w:t>
       </w:r>
+      <w:bookmarkEnd w:id="1710"/>
     </w:p>
     <w:p>
       <w:pPr>
@@ -25872,12 +30285,14 @@
           <w:highlight w:val="yellow"/>
         </w:rPr>
       </w:pPr>
+      <w:bookmarkStart w:id="1711" w:name="_Toc240213807"/>
       <w:r>
         <w:rPr>
           <w:highlight w:val="yellow"/>
         </w:rPr>
         <w:t>Entregável</w:t>
       </w:r>
+      <w:bookmarkEnd w:id="1711"/>
     </w:p>
     <w:p>
       <w:pPr>
@@ -25893,7 +30308,7 @@
     <w:p>
       <w:r>
         <w:pict w14:anchorId="46473F10">
-          <v:rect id="_x0000_i1085" style="width:0;height:1.5pt" o:hralign="center" o:hrstd="t" o:hr="t" fillcolor="#a0a0a0" stroked="f"/>
+          <v:rect id="_x0000_i1025" style="width:0;height:1.5pt" o:hralign="center" o:hrstd="t" o:hr="t" fillcolor="#a0a0a0" stroked="f"/>
         </w:pict>
       </w:r>
     </w:p>
@@ -25906,6 +30321,7 @@
           <w:highlight w:val="yellow"/>
         </w:rPr>
       </w:pPr>
+      <w:bookmarkStart w:id="1712" w:name="_Toc240213808"/>
       <w:r>
         <w:rPr>
           <w:highlight w:val="yellow"/>
@@ -25913,6 +30329,7 @@
         <w:lastRenderedPageBreak/>
         <w:t>Definição da Proposta de Valor</w:t>
       </w:r>
+      <w:bookmarkEnd w:id="1712"/>
     </w:p>
     <w:p>
       <w:pPr>
@@ -25921,12 +30338,14 @@
           <w:highlight w:val="yellow"/>
         </w:rPr>
       </w:pPr>
+      <w:bookmarkStart w:id="1713" w:name="_Toc240213809"/>
       <w:r>
         <w:rPr>
           <w:highlight w:val="yellow"/>
         </w:rPr>
         <w:t>Objetivo</w:t>
       </w:r>
+      <w:bookmarkEnd w:id="1713"/>
     </w:p>
     <w:p>
       <w:pPr>
@@ -26102,12 +30521,14 @@
           <w:highlight w:val="yellow"/>
         </w:rPr>
       </w:pPr>
+      <w:bookmarkStart w:id="1714" w:name="_Toc240213810"/>
       <w:r>
         <w:rPr>
           <w:highlight w:val="yellow"/>
         </w:rPr>
         <w:t>Principais atividades</w:t>
       </w:r>
+      <w:bookmarkEnd w:id="1714"/>
     </w:p>
     <w:p>
       <w:pPr>
@@ -26181,12 +30602,14 @@
           <w:highlight w:val="yellow"/>
         </w:rPr>
       </w:pPr>
+      <w:bookmarkStart w:id="1715" w:name="_Toc240213811"/>
       <w:r>
         <w:rPr>
           <w:highlight w:val="yellow"/>
         </w:rPr>
         <w:t>Entregável</w:t>
       </w:r>
+      <w:bookmarkEnd w:id="1715"/>
     </w:p>
     <w:p>
       <w:pPr>
@@ -26202,7 +30625,7 @@
     <w:p>
       <w:r>
         <w:pict w14:anchorId="364B29C5">
-          <v:rect id="_x0000_i1086" style="width:0;height:1.5pt" o:hralign="center" o:hrstd="t" o:hr="t" fillcolor="#a0a0a0" stroked="f"/>
+          <v:rect id="_x0000_i1026" style="width:0;height:1.5pt" o:hralign="center" o:hrstd="t" o:hr="t" fillcolor="#a0a0a0" stroked="f"/>
         </w:pict>
       </w:r>
     </w:p>
@@ -26217,6 +30640,7 @@
           <w:highlight w:val="yellow"/>
         </w:rPr>
       </w:pPr>
+      <w:bookmarkStart w:id="1716" w:name="_Toc240213812"/>
       <w:r>
         <w:rPr>
           <w:highlight w:val="yellow"/>
@@ -26224,6 +30648,7 @@
         <w:lastRenderedPageBreak/>
         <w:t>5. Definição do Produto Comercial</w:t>
       </w:r>
+      <w:bookmarkEnd w:id="1716"/>
     </w:p>
     <w:p>
       <w:pPr>
@@ -26232,12 +30657,14 @@
           <w:highlight w:val="yellow"/>
         </w:rPr>
       </w:pPr>
+      <w:bookmarkStart w:id="1717" w:name="_Toc240213813"/>
       <w:r>
         <w:rPr>
           <w:highlight w:val="yellow"/>
         </w:rPr>
         <w:t>Objetivo</w:t>
       </w:r>
+      <w:bookmarkEnd w:id="1717"/>
     </w:p>
     <w:p>
       <w:pPr>
@@ -26417,12 +30844,14 @@
           <w:highlight w:val="yellow"/>
         </w:rPr>
       </w:pPr>
+      <w:bookmarkStart w:id="1718" w:name="_Toc240213814"/>
       <w:r>
         <w:rPr>
           <w:highlight w:val="yellow"/>
         </w:rPr>
         <w:t>Principais atividades</w:t>
       </w:r>
+      <w:bookmarkEnd w:id="1718"/>
     </w:p>
     <w:p>
       <w:pPr>
@@ -26522,12 +30951,14 @@
           <w:highlight w:val="yellow"/>
         </w:rPr>
       </w:pPr>
+      <w:bookmarkStart w:id="1719" w:name="_Toc240213815"/>
       <w:r>
         <w:rPr>
           <w:highlight w:val="yellow"/>
         </w:rPr>
         <w:t>Entregável</w:t>
       </w:r>
+      <w:bookmarkEnd w:id="1719"/>
     </w:p>
     <w:p>
       <w:pPr>
@@ -26543,7 +30974,7 @@
     <w:p>
       <w:r>
         <w:pict w14:anchorId="7C8E460D">
-          <v:rect id="_x0000_i1087" style="width:0;height:1.5pt" o:hralign="center" o:hrstd="t" o:hr="t" fillcolor="#a0a0a0" stroked="f"/>
+          <v:rect id="_x0000_i1027" style="width:0;height:1.5pt" o:hralign="center" o:hrstd="t" o:hr="t" fillcolor="#a0a0a0" stroked="f"/>
         </w:pict>
       </w:r>
     </w:p>
@@ -26559,6 +30990,7 @@
           <w:highlight w:val="yellow"/>
         </w:rPr>
       </w:pPr>
+      <w:bookmarkStart w:id="1720" w:name="_Toc240213816"/>
       <w:r>
         <w:rPr>
           <w:highlight w:val="yellow"/>
@@ -26566,6 +30998,7 @@
         <w:lastRenderedPageBreak/>
         <w:t>Definição do Modelo de Negócio</w:t>
       </w:r>
+      <w:bookmarkEnd w:id="1720"/>
     </w:p>
     <w:p>
       <w:pPr>
@@ -26574,12 +31007,14 @@
           <w:highlight w:val="yellow"/>
         </w:rPr>
       </w:pPr>
+      <w:bookmarkStart w:id="1721" w:name="_Toc240213817"/>
       <w:r>
         <w:rPr>
           <w:highlight w:val="yellow"/>
         </w:rPr>
         <w:t>Objetivo</w:t>
       </w:r>
+      <w:bookmarkEnd w:id="1721"/>
     </w:p>
     <w:p>
       <w:pPr>
@@ -26877,6 +31312,7 @@
           <w:highlight w:val="yellow"/>
         </w:rPr>
       </w:pPr>
+      <w:bookmarkStart w:id="1722" w:name="_Toc240213818"/>
       <w:r>
         <w:rPr>
           <w:highlight w:val="yellow"/>
@@ -26884,6 +31320,7 @@
         <w:lastRenderedPageBreak/>
         <w:t>Principais atividades</w:t>
       </w:r>
+      <w:bookmarkEnd w:id="1722"/>
     </w:p>
     <w:p>
       <w:pPr>
@@ -26964,12 +31401,14 @@
           <w:highlight w:val="yellow"/>
         </w:rPr>
       </w:pPr>
+      <w:bookmarkStart w:id="1723" w:name="_Toc240213819"/>
       <w:r>
         <w:rPr>
           <w:highlight w:val="yellow"/>
         </w:rPr>
         <w:t>Entregável</w:t>
       </w:r>
+      <w:bookmarkEnd w:id="1723"/>
     </w:p>
     <w:p>
       <w:pPr>
@@ -26989,7 +31428,7 @@
     <w:p>
       <w:r>
         <w:pict w14:anchorId="6E6EC9BE">
-          <v:rect id="_x0000_i1093" style="width:0;height:1.5pt" o:hralign="center" o:hrstd="t" o:hr="t" fillcolor="#a0a0a0" stroked="f"/>
+          <v:rect id="_x0000_i1028" style="width:0;height:1.5pt" o:hralign="center" o:hrstd="t" o:hr="t" fillcolor="#a0a0a0" stroked="f"/>
         </w:pict>
       </w:r>
     </w:p>
@@ -27001,12 +31440,14 @@
           <w:highlight w:val="yellow"/>
         </w:rPr>
       </w:pPr>
+      <w:bookmarkStart w:id="1724" w:name="_Toc240213820"/>
       <w:r>
         <w:rPr>
           <w:highlight w:val="yellow"/>
         </w:rPr>
         <w:t>8. Análise da Concorrência e Posicionamento</w:t>
       </w:r>
+      <w:bookmarkEnd w:id="1724"/>
     </w:p>
     <w:p>
       <w:pPr>
@@ -27015,12 +31456,14 @@
           <w:highlight w:val="yellow"/>
         </w:rPr>
       </w:pPr>
+      <w:bookmarkStart w:id="1725" w:name="_Toc240213821"/>
       <w:r>
         <w:rPr>
           <w:highlight w:val="yellow"/>
         </w:rPr>
         <w:t>Objetivo</w:t>
       </w:r>
+      <w:bookmarkEnd w:id="1725"/>
     </w:p>
     <w:p>
       <w:pPr>
@@ -27171,12 +31614,14 @@
           <w:highlight w:val="yellow"/>
         </w:rPr>
       </w:pPr>
+      <w:bookmarkStart w:id="1726" w:name="_Toc240213822"/>
       <w:r>
         <w:rPr>
           <w:highlight w:val="yellow"/>
         </w:rPr>
         <w:t>Principais atividades</w:t>
       </w:r>
+      <w:bookmarkEnd w:id="1726"/>
     </w:p>
     <w:p>
       <w:pPr>
@@ -27260,10 +31705,12 @@
       <w:pPr>
         <w:pStyle w:val="Ttulo3"/>
       </w:pPr>
+      <w:bookmarkStart w:id="1727" w:name="_Toc240213823"/>
       <w:r>
         <w:lastRenderedPageBreak/>
         <w:t>Ferramentas possíveis</w:t>
       </w:r>
+      <w:bookmarkEnd w:id="1727"/>
     </w:p>
     <w:p>
       <w:pPr>
@@ -27311,12 +31758,14 @@
           <w:highlight w:val="yellow"/>
         </w:rPr>
       </w:pPr>
+      <w:bookmarkStart w:id="1728" w:name="_Toc240213824"/>
       <w:r>
         <w:rPr>
           <w:highlight w:val="yellow"/>
         </w:rPr>
         <w:t>Entregável</w:t>
       </w:r>
+      <w:bookmarkEnd w:id="1728"/>
     </w:p>
     <w:p>
       <w:pPr>
@@ -27343,6 +31792,7 @@
           <w:highlight w:val="yellow"/>
         </w:rPr>
       </w:pPr>
+      <w:bookmarkStart w:id="1729" w:name="_Toc240213825"/>
       <w:r>
         <w:rPr>
           <w:rStyle w:val="Ttulo2Char"/>
@@ -27350,6 +31800,7 @@
         </w:rPr>
         <w:t>Estudo de Viabilidade Econômico-Financeira</w:t>
       </w:r>
+      <w:bookmarkEnd w:id="1729"/>
     </w:p>
     <w:p>
       <w:pPr>
@@ -27358,12 +31809,14 @@
           <w:highlight w:val="yellow"/>
         </w:rPr>
       </w:pPr>
+      <w:bookmarkStart w:id="1730" w:name="_Toc240213826"/>
       <w:r>
         <w:rPr>
           <w:highlight w:val="yellow"/>
         </w:rPr>
         <w:t>Objetivo</w:t>
       </w:r>
+      <w:bookmarkEnd w:id="1730"/>
     </w:p>
     <w:p>
       <w:pPr>
@@ -27380,10 +31833,18 @@
     <w:p>
       <w:pPr>
         <w:pStyle w:val="Ttulo3"/>
-      </w:pPr>
-      <w:r>
+        <w:rPr>
+          <w:highlight w:val="yellow"/>
+        </w:rPr>
+      </w:pPr>
+      <w:bookmarkStart w:id="1731" w:name="_Toc240213827"/>
+      <w:r>
+        <w:rPr>
+          <w:highlight w:val="yellow"/>
+        </w:rPr>
         <w:t>Principais atividades</w:t>
       </w:r>
+      <w:bookmarkEnd w:id="1731"/>
     </w:p>
     <w:p/>
     <w:p>
@@ -27835,10 +32296,18 @@
     <w:p>
       <w:pPr>
         <w:pStyle w:val="Ttulo3"/>
-      </w:pPr>
-      <w:r>
+        <w:rPr>
+          <w:highlight w:val="yellow"/>
+        </w:rPr>
+      </w:pPr>
+      <w:bookmarkStart w:id="1732" w:name="_Toc240213828"/>
+      <w:r>
+        <w:rPr>
+          <w:highlight w:val="yellow"/>
+        </w:rPr>
         <w:t>Entregável</w:t>
       </w:r>
+      <w:bookmarkEnd w:id="1732"/>
     </w:p>
     <w:p>
       <w:pPr>
@@ -27862,7 +32331,7 @@
       </w:pPr>
       <w:r>
         <w:pict w14:anchorId="145E2CC6">
-          <v:rect id="_x0000_i1095" style="width:0;height:1.5pt" o:hralign="center" o:hrstd="t" o:hr="t" fillcolor="#a0a0a0" stroked="f"/>
+          <v:rect id="_x0000_i1029" style="width:0;height:1.5pt" o:hralign="center" o:hrstd="t" o:hr="t" fillcolor="#a0a0a0" stroked="f"/>
         </w:pict>
       </w:r>
     </w:p>
@@ -27874,18 +32343,34 @@
     <w:p>
       <w:pPr>
         <w:pStyle w:val="Ttulo2"/>
-      </w:pPr>
-      <w:r>
+        <w:rPr>
+          <w:highlight w:val="yellow"/>
+        </w:rPr>
+      </w:pPr>
+      <w:bookmarkStart w:id="1733" w:name="_Toc240213829"/>
+      <w:r>
+        <w:rPr>
+          <w:highlight w:val="yellow"/>
+        </w:rPr>
         <w:t>Definição da Estratégia Comercial</w:t>
       </w:r>
+      <w:bookmarkEnd w:id="1733"/>
     </w:p>
     <w:p>
       <w:pPr>
         <w:pStyle w:val="Ttulo3"/>
-      </w:pPr>
-      <w:r>
+        <w:rPr>
+          <w:highlight w:val="yellow"/>
+        </w:rPr>
+      </w:pPr>
+      <w:bookmarkStart w:id="1734" w:name="_Toc240213830"/>
+      <w:r>
+        <w:rPr>
+          <w:highlight w:val="yellow"/>
+        </w:rPr>
         <w:t>Objetivo</w:t>
       </w:r>
+      <w:bookmarkEnd w:id="1734"/>
     </w:p>
     <w:p>
       <w:pPr>
@@ -27902,10 +32387,18 @@
     <w:p>
       <w:pPr>
         <w:pStyle w:val="Ttulo3"/>
-      </w:pPr>
-      <w:r>
+        <w:rPr>
+          <w:highlight w:val="yellow"/>
+        </w:rPr>
+      </w:pPr>
+      <w:bookmarkStart w:id="1735" w:name="_Toc240213831"/>
+      <w:r>
+        <w:rPr>
+          <w:highlight w:val="yellow"/>
+        </w:rPr>
         <w:t>Principais atividades</w:t>
       </w:r>
+      <w:bookmarkEnd w:id="1735"/>
     </w:p>
     <w:p>
       <w:pPr>
@@ -28026,10 +32519,18 @@
     <w:p>
       <w:pPr>
         <w:pStyle w:val="Ttulo3"/>
-      </w:pPr>
-      <w:r>
+        <w:rPr>
+          <w:highlight w:val="yellow"/>
+        </w:rPr>
+      </w:pPr>
+      <w:bookmarkStart w:id="1736" w:name="_Toc240213832"/>
+      <w:r>
+        <w:rPr>
+          <w:highlight w:val="yellow"/>
+        </w:rPr>
         <w:t>Entregável</w:t>
       </w:r>
+      <w:bookmarkEnd w:id="1736"/>
     </w:p>
     <w:p>
       <w:pPr>
@@ -28045,26 +32546,42 @@
     <w:p>
       <w:r>
         <w:pict w14:anchorId="7BE85CAD">
-          <v:rect id="_x0000_i1096" style="width:0;height:1.5pt" o:hralign="center" o:hrstd="t" o:hr="t" fillcolor="#a0a0a0" stroked="f"/>
+          <v:rect id="_x0000_i1030" style="width:0;height:1.5pt" o:hralign="center" o:hrstd="t" o:hr="t" fillcolor="#a0a0a0" stroked="f"/>
         </w:pict>
       </w:r>
     </w:p>
     <w:p>
       <w:pPr>
         <w:pStyle w:val="Ttulo2"/>
-      </w:pPr>
-      <w:r>
+        <w:rPr>
+          <w:highlight w:val="yellow"/>
+        </w:rPr>
+      </w:pPr>
+      <w:bookmarkStart w:id="1737" w:name="_Toc240213833"/>
+      <w:r>
+        <w:rPr>
+          <w:highlight w:val="yellow"/>
+        </w:rPr>
         <w:lastRenderedPageBreak/>
         <w:t>Planejamento Operacional e de Escalabilidade</w:t>
       </w:r>
+      <w:bookmarkEnd w:id="1737"/>
     </w:p>
     <w:p>
       <w:pPr>
         <w:pStyle w:val="Ttulo3"/>
-      </w:pPr>
-      <w:r>
+        <w:rPr>
+          <w:highlight w:val="yellow"/>
+        </w:rPr>
+      </w:pPr>
+      <w:bookmarkStart w:id="1738" w:name="_Toc240213834"/>
+      <w:r>
+        <w:rPr>
+          <w:highlight w:val="yellow"/>
+        </w:rPr>
         <w:t>Objetivo</w:t>
       </w:r>
+      <w:bookmarkEnd w:id="1738"/>
     </w:p>
     <w:p>
       <w:pPr>
@@ -28081,10 +32598,18 @@
     <w:p>
       <w:pPr>
         <w:pStyle w:val="Ttulo3"/>
-      </w:pPr>
-      <w:r>
+        <w:rPr>
+          <w:highlight w:val="yellow"/>
+        </w:rPr>
+      </w:pPr>
+      <w:bookmarkStart w:id="1739" w:name="_Toc240213835"/>
+      <w:r>
+        <w:rPr>
+          <w:highlight w:val="yellow"/>
+        </w:rPr>
         <w:t>Principais atividades</w:t>
       </w:r>
+      <w:bookmarkEnd w:id="1739"/>
     </w:p>
     <w:p>
       <w:pPr>
@@ -28193,10 +32718,18 @@
     <w:p>
       <w:pPr>
         <w:pStyle w:val="Ttulo3"/>
-      </w:pPr>
-      <w:r>
+        <w:rPr>
+          <w:highlight w:val="yellow"/>
+        </w:rPr>
+      </w:pPr>
+      <w:bookmarkStart w:id="1740" w:name="_Toc240213836"/>
+      <w:r>
+        <w:rPr>
+          <w:highlight w:val="yellow"/>
+        </w:rPr>
         <w:t>Entregável</w:t>
       </w:r>
+      <w:bookmarkEnd w:id="1740"/>
     </w:p>
     <w:p>
       <w:pPr>
@@ -28212,25 +32745,41 @@
     <w:p>
       <w:r>
         <w:pict w14:anchorId="1C385442">
-          <v:rect id="_x0000_i1097" style="width:0;height:1.5pt" o:hralign="center" o:hrstd="t" o:hr="t" fillcolor="#a0a0a0" stroked="f"/>
+          <v:rect id="_x0000_i1031" style="width:0;height:1.5pt" o:hralign="center" o:hrstd="t" o:hr="t" fillcolor="#a0a0a0" stroked="f"/>
         </w:pict>
       </w:r>
     </w:p>
     <w:p>
       <w:pPr>
         <w:pStyle w:val="Ttulo2"/>
-      </w:pPr>
-      <w:r>
+        <w:rPr>
+          <w:highlight w:val="yellow"/>
+        </w:rPr>
+      </w:pPr>
+      <w:bookmarkStart w:id="1741" w:name="_Toc240213837"/>
+      <w:r>
+        <w:rPr>
+          <w:highlight w:val="yellow"/>
+        </w:rPr>
         <w:t>Análise de Riscos e Aspectos Regulatórios</w:t>
       </w:r>
+      <w:bookmarkEnd w:id="1741"/>
     </w:p>
     <w:p>
       <w:pPr>
         <w:pStyle w:val="Ttulo3"/>
-      </w:pPr>
-      <w:r>
+        <w:rPr>
+          <w:highlight w:val="yellow"/>
+        </w:rPr>
+      </w:pPr>
+      <w:bookmarkStart w:id="1742" w:name="_Toc240213838"/>
+      <w:r>
+        <w:rPr>
+          <w:highlight w:val="yellow"/>
+        </w:rPr>
         <w:t>Objetivo</w:t>
       </w:r>
+      <w:bookmarkEnd w:id="1742"/>
     </w:p>
     <w:p>
       <w:pPr>
@@ -28248,9 +32797,14 @@
       <w:pPr>
         <w:pStyle w:val="Ttulo3"/>
       </w:pPr>
-      <w:r>
+      <w:bookmarkStart w:id="1743" w:name="_Toc240213839"/>
+      <w:r>
+        <w:rPr>
+          <w:highlight w:val="yellow"/>
+        </w:rPr>
         <w:t>Principais atividades</w:t>
       </w:r>
+      <w:bookmarkEnd w:id="1743"/>
     </w:p>
     <w:p>
       <w:pPr>
@@ -28458,10 +33012,18 @@
     <w:p>
       <w:pPr>
         <w:pStyle w:val="Ttulo3"/>
-      </w:pPr>
-      <w:r>
+        <w:rPr>
+          <w:highlight w:val="yellow"/>
+        </w:rPr>
+      </w:pPr>
+      <w:bookmarkStart w:id="1744" w:name="_Toc240213840"/>
+      <w:r>
+        <w:rPr>
+          <w:highlight w:val="yellow"/>
+        </w:rPr>
         <w:t>Entregável</w:t>
       </w:r>
+      <w:bookmarkEnd w:id="1744"/>
     </w:p>
     <w:p>
       <w:pPr>
@@ -28477,25 +33039,41 @@
     <w:p>
       <w:r>
         <w:pict w14:anchorId="380521BF">
-          <v:rect id="_x0000_i1098" style="width:0;height:1.5pt" o:hralign="center" o:hrstd="t" o:hr="t" fillcolor="#a0a0a0" stroked="f"/>
+          <v:rect id="_x0000_i1032" style="width:0;height:1.5pt" o:hralign="center" o:hrstd="t" o:hr="t" fillcolor="#a0a0a0" stroked="f"/>
         </w:pict>
       </w:r>
     </w:p>
     <w:p>
       <w:pPr>
         <w:pStyle w:val="Ttulo2"/>
-      </w:pPr>
-      <w:r>
+        <w:rPr>
+          <w:highlight w:val="yellow"/>
+        </w:rPr>
+      </w:pPr>
+      <w:bookmarkStart w:id="1745" w:name="_Toc240213841"/>
+      <w:r>
+        <w:rPr>
+          <w:highlight w:val="yellow"/>
+        </w:rPr>
         <w:t>Consolidação do Plano de Negócios</w:t>
       </w:r>
+      <w:bookmarkEnd w:id="1745"/>
     </w:p>
     <w:p>
       <w:pPr>
         <w:pStyle w:val="Ttulo3"/>
-      </w:pPr>
-      <w:r>
+        <w:rPr>
+          <w:highlight w:val="yellow"/>
+        </w:rPr>
+      </w:pPr>
+      <w:bookmarkStart w:id="1746" w:name="_Toc240213842"/>
+      <w:r>
+        <w:rPr>
+          <w:highlight w:val="yellow"/>
+        </w:rPr>
         <w:t>Objetivo</w:t>
       </w:r>
+      <w:bookmarkEnd w:id="1746"/>
     </w:p>
     <w:p>
       <w:pPr>
@@ -28749,10 +33327,18 @@
     <w:p>
       <w:pPr>
         <w:pStyle w:val="Ttulo3"/>
-      </w:pPr>
-      <w:r>
+        <w:rPr>
+          <w:highlight w:val="yellow"/>
+        </w:rPr>
+      </w:pPr>
+      <w:bookmarkStart w:id="1747" w:name="_Toc240213843"/>
+      <w:r>
+        <w:rPr>
+          <w:highlight w:val="yellow"/>
+        </w:rPr>
         <w:t>Entregável</w:t>
       </w:r>
+      <w:bookmarkEnd w:id="1747"/>
     </w:p>
     <w:p>
       <w:pPr>
@@ -28782,17 +33368,18 @@
       <w:pPr>
         <w:pStyle w:val="Ttulo1"/>
       </w:pPr>
-      <w:bookmarkStart w:id="1699" w:name="_GoBack"/>
-      <w:bookmarkEnd w:id="1699"/>
       <w:r>
         <w:lastRenderedPageBreak/>
         <w:tab/>
       </w:r>
-      <w:bookmarkStart w:id="1700" w:name="_Toc240203867"/>
-      <w:r>
+      <w:bookmarkStart w:id="1748" w:name="_Toc240213844"/>
+      <w:r>
+        <w:rPr>
+          <w:highlight w:val="yellow"/>
+        </w:rPr>
         <w:t>CONCLUSÃO</w:t>
       </w:r>
-      <w:bookmarkEnd w:id="1700"/>
+      <w:bookmarkEnd w:id="1748"/>
     </w:p>
     <w:p>
       <w:pPr>
@@ -28849,87 +33436,160 @@
         <w:rPr>
           <w:lang w:val="en-US"/>
         </w:rPr>
-        <w:t xml:space="preserve">AHMED, I. et al. Sustainable flood risk identification and assessment using artificial intelligence. </w:t>
+        <w:t xml:space="preserve">AHMED, I. et al. </w:t>
+      </w:r>
+      <w:r>
+        <w:rPr>
+          <w:b/>
+          <w:lang w:val="en-US"/>
+        </w:rPr>
+        <w:t>Sustainable flood risk identification and assessment using artificial intelligence</w:t>
+      </w:r>
+      <w:r>
+        <w:rPr>
+          <w:lang w:val="en-US"/>
+        </w:rPr>
+        <w:t xml:space="preserve">. </w:t>
+      </w:r>
+      <w:r>
+        <w:rPr>
+          <w:bCs/>
+          <w:lang w:val="en-US"/>
+        </w:rPr>
+        <w:t>In: IEEE WORLD FORUM ON PUBLIC SAFETY TECHNOLOGY</w:t>
+      </w:r>
+      <w:r>
+        <w:rPr>
+          <w:lang w:val="en-US"/>
+        </w:rPr>
+        <w:t>, 2024. Anais [...]. [</w:t>
+      </w:r>
+      <w:proofErr w:type="spellStart"/>
+      <w:r>
+        <w:rPr>
+          <w:lang w:val="en-US"/>
+        </w:rPr>
+        <w:t>S.l.</w:t>
+      </w:r>
+      <w:proofErr w:type="spellEnd"/>
+      <w:r>
+        <w:rPr>
+          <w:lang w:val="en-US"/>
+        </w:rPr>
+        <w:t>]: IEEE, 2024.</w:t>
+      </w:r>
+    </w:p>
+    <w:p>
+      <w:r>
+        <w:t xml:space="preserve">ALBUQUERQUE, F.; OLIVEIRA, R. </w:t>
       </w:r>
       <w:r>
         <w:rPr>
           <w:b/>
           <w:bCs/>
+        </w:rPr>
+        <w:t>Internet das Coisas</w:t>
+      </w:r>
+      <w:r>
+        <w:t>: conceitos e aplicações. São Paulo: Editora Atlas, 2019.</w:t>
+      </w:r>
+    </w:p>
+    <w:p>
+      <w:r>
+        <w:t xml:space="preserve">ARAÚJO, </w:t>
+      </w:r>
+      <w:proofErr w:type="spellStart"/>
+      <w:r>
+        <w:t>Roberson</w:t>
+      </w:r>
+      <w:proofErr w:type="spellEnd"/>
+      <w:r>
+        <w:t xml:space="preserve"> Cesar Alves de. </w:t>
+      </w:r>
+      <w:r>
+        <w:rPr>
+          <w:b/>
           <w:lang w:val="en-US"/>
         </w:rPr>
-        <w:t>In: IEEE WORLD FORUM ON PUBLIC SAFETY TECHNOLOGY</w:t>
+        <w:t>Urban data analytics, urban big data e IOT</w:t>
       </w:r>
       <w:r>
         <w:rPr>
           <w:lang w:val="en-US"/>
         </w:rPr>
-        <w:t>, 2024. Anais [...]. [</w:t>
+        <w:t xml:space="preserve">. 1. ed. </w:t>
+      </w:r>
+      <w:r>
+        <w:t xml:space="preserve">São Paulo: </w:t>
       </w:r>
       <w:proofErr w:type="spellStart"/>
       <w:r>
+        <w:t>Contentus</w:t>
+      </w:r>
+      <w:proofErr w:type="spellEnd"/>
+      <w:r>
+        <w:t xml:space="preserve">, 2020. E-book. Disponível em: https://plataforma.bvirtual.com.br. Acesso em: </w:t>
+      </w:r>
+      <w:proofErr w:type="gramStart"/>
+      <w:r>
+        <w:t>13 set</w:t>
+      </w:r>
+      <w:proofErr w:type="gramEnd"/>
+      <w:r>
+        <w:t xml:space="preserve"> 2026.</w:t>
+      </w:r>
+    </w:p>
+    <w:p>
+      <w:pPr>
         <w:rPr>
           <w:lang w:val="en-US"/>
         </w:rPr>
-        <w:t>S.l.</w:t>
-      </w:r>
-      <w:proofErr w:type="spellEnd"/>
-      <w:r>
-        <w:rPr>
-          <w:lang w:val="en-US"/>
-        </w:rPr>
-        <w:t>]: IEEE, 2024.</w:t>
-      </w:r>
-    </w:p>
-    <w:p>
-      <w:r>
-        <w:t xml:space="preserve">ALBUQUERQUE, F.; OLIVEIRA, R. </w:t>
+      </w:pPr>
+      <w:r>
+        <w:rPr>
+          <w:lang w:val="fr-FR"/>
+        </w:rPr>
+        <w:t xml:space="preserve">ASSIS, L. F. F. G. et al. </w:t>
+      </w:r>
+      <w:r>
+        <w:t xml:space="preserve">Um Sistema de Monitoramento de Enchentes baseado em Internet das Coisas e Redes de Sensores Sem Fio. </w:t>
       </w:r>
       <w:r>
         <w:rPr>
           <w:b/>
           <w:bCs/>
         </w:rPr>
-        <w:t>Internet das Coisas</w:t>
-      </w:r>
-      <w:r>
-        <w:t>: conceitos e aplicações. São Paulo: Editora Atlas, 2019.</w:t>
-      </w:r>
-    </w:p>
-    <w:p>
-      <w:pPr>
+        <w:t>In: CONGRESSO BRASILEIRO DE COMPUTAÇÃO APLICADA À SAÚDE (SBC)</w:t>
+      </w:r>
+      <w:r>
+        <w:t xml:space="preserve">, 17., 2017, São Paulo. </w:t>
+      </w:r>
+      <w:r>
         <w:rPr>
           <w:lang w:val="en-US"/>
         </w:rPr>
-      </w:pPr>
-      <w:r>
-        <w:t xml:space="preserve">ASSIS, L. F. F. G. et al. </w:t>
-      </w:r>
-      <w:r>
-        <w:t xml:space="preserve">Um Sistema de Monitoramento de Enchentes baseado em Internet das Coisas e Redes de Sensores Sem Fio. </w:t>
+        <w:t>Anais [...]. Porto Alegre: SBC, 2017.</w:t>
+      </w:r>
+    </w:p>
+    <w:p>
+      <w:r>
+        <w:rPr>
+          <w:lang w:val="en-US"/>
+        </w:rPr>
+        <w:t xml:space="preserve">BAKHTIARI, V. et al. </w:t>
       </w:r>
       <w:r>
         <w:rPr>
           <w:b/>
-          <w:bCs/>
-        </w:rPr>
-        <w:t>In: CONGRESSO BRASILEIRO DE COMPUTAÇÃO APLICADA À SAÚDE (SBC)</w:t>
-      </w:r>
-      <w:r>
-        <w:t xml:space="preserve">, 17., 2017, São Paulo. </w:t>
-      </w:r>
-      <w:r>
-        <w:rPr>
           <w:lang w:val="en-US"/>
         </w:rPr>
-        <w:t>Anais [...]. Porto Alegre: SBC, 2017.</w:t>
-      </w:r>
-    </w:p>
-    <w:p>
+        <w:t>Role of the internet of things in flood risk management:</w:t>
+      </w:r>
       <w:r>
         <w:rPr>
           <w:lang w:val="en-US"/>
         </w:rPr>
-        <w:t xml:space="preserve">BAKHTIARI, V. et al. Role of the internet of things in flood risk management: a critical review on current practices and future directions. </w:t>
+        <w:t xml:space="preserve"> a critical review on current practices and future directions. </w:t>
       </w:r>
       <w:r>
         <w:rPr>
@@ -28974,6 +33634,60 @@
     </w:p>
     <w:p>
       <w:r>
+        <w:t xml:space="preserve">BIZZOTTO, Carlos Eduardo N. </w:t>
+      </w:r>
+      <w:r>
+        <w:rPr>
+          <w:b/>
+        </w:rPr>
+        <w:t>Plano de negócios para empreendimentos inovadores</w:t>
+      </w:r>
+      <w:r>
+        <w:t xml:space="preserve">. Rio de Janeiro: Atlas, 2008. E-book. </w:t>
+      </w:r>
+      <w:proofErr w:type="spellStart"/>
+      <w:proofErr w:type="gramStart"/>
+      <w:r>
+        <w:t>p.Capa</w:t>
+      </w:r>
+      <w:proofErr w:type="spellEnd"/>
+      <w:proofErr w:type="gramEnd"/>
+      <w:r>
+        <w:t>. ISBN 9788522468232. Disponível em: https://app.minhabiblioteca.com.br/reader/books/9788522468232/. Acesso em: 13 set. 2026.</w:t>
+      </w:r>
+    </w:p>
+    <w:p>
+      <w:r>
+        <w:t xml:space="preserve">BOTELHO, Manoel Henrique Campos. </w:t>
+      </w:r>
+      <w:r>
+        <w:rPr>
+          <w:b/>
+        </w:rPr>
+        <w:t>Águas de chuva engenharia das águas pluviais nas cidades.</w:t>
+      </w:r>
+      <w:r>
+        <w:t xml:space="preserve"> 4. ed. São Paulo: </w:t>
+      </w:r>
+      <w:proofErr w:type="spellStart"/>
+      <w:r>
+        <w:t>Blucher</w:t>
+      </w:r>
+      <w:proofErr w:type="spellEnd"/>
+      <w:r>
+        <w:t xml:space="preserve">, 2017. E-book. Disponível em: https://plataforma.bvirtual.com.br. Acesso em: </w:t>
+      </w:r>
+      <w:proofErr w:type="gramStart"/>
+      <w:r>
+        <w:t>13 set</w:t>
+      </w:r>
+      <w:proofErr w:type="gramEnd"/>
+      <w:r>
+        <w:t xml:space="preserve"> 2026.</w:t>
+      </w:r>
+    </w:p>
+    <w:p>
+      <w:r>
         <w:t xml:space="preserve">CODEMAGIC LTD. </w:t>
       </w:r>
       <w:r>
@@ -29026,6 +33740,164 @@
       </w:r>
     </w:p>
     <w:p>
+      <w:pPr>
+        <w:rPr>
+          <w:lang w:val="en-US"/>
+        </w:rPr>
+      </w:pPr>
+      <w:r>
+        <w:t xml:space="preserve">CORTESE, Tatiana </w:t>
+      </w:r>
+      <w:proofErr w:type="spellStart"/>
+      <w:r>
+        <w:t>Tucunduva</w:t>
+      </w:r>
+      <w:proofErr w:type="spellEnd"/>
+      <w:r>
+        <w:t xml:space="preserve"> P C.; KNIESS, Cláudia T.; MACCARI, Emerson A. </w:t>
+      </w:r>
+      <w:r>
+        <w:rPr>
+          <w:b/>
+        </w:rPr>
+        <w:t>Cidades inteligentes e sustentáveis.</w:t>
+      </w:r>
+      <w:r>
+        <w:t xml:space="preserve"> Barueri: Manole, 2017. E-book. </w:t>
+      </w:r>
+      <w:proofErr w:type="spellStart"/>
+      <w:r>
+        <w:t>p.A</w:t>
+      </w:r>
+      <w:proofErr w:type="spellEnd"/>
+      <w:r>
+        <w:t xml:space="preserve">. ISBN </w:t>
+      </w:r>
+      <w:r>
+        <w:lastRenderedPageBreak/>
+        <w:t xml:space="preserve">9788520455760. Disponível em: https://app.minhabiblioteca.com.br/reader/books/9788520455760/. </w:t>
+      </w:r>
+      <w:proofErr w:type="spellStart"/>
+      <w:r>
+        <w:rPr>
+          <w:lang w:val="en-US"/>
+        </w:rPr>
+        <w:t>Acesso</w:t>
+      </w:r>
+      <w:proofErr w:type="spellEnd"/>
+      <w:r>
+        <w:rPr>
+          <w:lang w:val="en-US"/>
+        </w:rPr>
+        <w:t xml:space="preserve"> </w:t>
+      </w:r>
+      <w:proofErr w:type="spellStart"/>
+      <w:r>
+        <w:rPr>
+          <w:lang w:val="en-US"/>
+        </w:rPr>
+        <w:t>em</w:t>
+      </w:r>
+      <w:proofErr w:type="spellEnd"/>
+      <w:r>
+        <w:rPr>
+          <w:lang w:val="en-US"/>
+        </w:rPr>
+        <w:t>: 13 set. 2026.</w:t>
+      </w:r>
+    </w:p>
+    <w:p>
+      <w:r>
+        <w:t xml:space="preserve">DORNELAS, José. </w:t>
+      </w:r>
+      <w:r>
+        <w:rPr>
+          <w:b/>
+        </w:rPr>
+        <w:t>Plano de Negócios: Seu Guia Definitivo.</w:t>
+      </w:r>
+      <w:r>
+        <w:t xml:space="preserve"> 3. ed. Rio de Janeiro: Atlas, 2023. E-book. </w:t>
+      </w:r>
+      <w:proofErr w:type="spellStart"/>
+      <w:r>
+        <w:t>p.vii</w:t>
+      </w:r>
+      <w:proofErr w:type="spellEnd"/>
+      <w:r>
+        <w:t>. ISBN 9786559774517. Disponível em: https://app.minhabiblioteca.com.br/reader/books/9786559774517/. Acesso em: 13 set. 2026.</w:t>
+      </w:r>
+    </w:p>
+    <w:p>
+      <w:r>
+        <w:t>DURAES, Wellington; FERREIRA, Fernando Henrique Inocêncio Borba; MANZAN, Ren</w:t>
+      </w:r>
+      <w:r>
+        <w:t xml:space="preserve">ato. </w:t>
+      </w:r>
+      <w:r>
+        <w:rPr>
+          <w:b/>
+        </w:rPr>
+        <w:t xml:space="preserve">Arquitetura de soluções </w:t>
+      </w:r>
+      <w:proofErr w:type="spellStart"/>
+      <w:r>
+        <w:rPr>
+          <w:b/>
+        </w:rPr>
+        <w:t>IoT</w:t>
+      </w:r>
+      <w:proofErr w:type="spellEnd"/>
+      <w:r>
+        <w:rPr>
+          <w:b/>
+        </w:rPr>
+        <w:t>:</w:t>
+      </w:r>
+      <w:r>
+        <w:t xml:space="preserve"> desenvolva com Internet das coisas para o mundo real. São Paulo, SP: Casa do Código, 2022. E-book. Disponível em: https://plataforma.bvirtual.com.br. Acesso em: </w:t>
+      </w:r>
+      <w:proofErr w:type="gramStart"/>
+      <w:r>
+        <w:t>13 set</w:t>
+      </w:r>
+      <w:proofErr w:type="gramEnd"/>
+      <w:r>
+        <w:t xml:space="preserve"> 2026.</w:t>
+      </w:r>
+    </w:p>
+    <w:p>
+      <w:r>
+        <w:t xml:space="preserve">DZIURA, Giselle Luzia. </w:t>
+      </w:r>
+      <w:r>
+        <w:rPr>
+          <w:b/>
+        </w:rPr>
+        <w:t>Cidades inteligentes, humanas e sustentáveis</w:t>
+      </w:r>
+      <w:r>
+        <w:t xml:space="preserve">. Curitiba, PR: </w:t>
+      </w:r>
+      <w:proofErr w:type="spellStart"/>
+      <w:r>
+        <w:t>Contentus</w:t>
+      </w:r>
+      <w:proofErr w:type="spellEnd"/>
+      <w:r>
+        <w:t xml:space="preserve">, 2021. E-book. Disponível em: https://plataforma.bvirtual.com.br. Acesso em: </w:t>
+      </w:r>
+      <w:proofErr w:type="gramStart"/>
+      <w:r>
+        <w:t>13 set</w:t>
+      </w:r>
+      <w:proofErr w:type="gramEnd"/>
+      <w:r>
+        <w:t xml:space="preserve"> 2026.</w:t>
+      </w:r>
+    </w:p>
+    <w:p>
       <w:r>
         <w:t xml:space="preserve">ENTENDA o que é o </w:t>
       </w:r>
@@ -29071,6 +33943,9 @@
     </w:p>
     <w:p>
       <w:r>
+        <w:rPr>
+          <w:lang w:val="en-US"/>
+        </w:rPr>
         <w:t xml:space="preserve">ESPRESSIF SYSTEMS (SHANGHAI) CO., LTD. </w:t>
       </w:r>
       <w:r>
@@ -29203,110 +34078,33 @@
       </w:r>
     </w:p>
     <w:p>
-      <w:pPr>
-        <w:rPr>
-          <w:lang w:val="en-US"/>
-        </w:rPr>
-      </w:pPr>
-      <w:r>
-        <w:rPr>
-          <w:lang w:val="en-US"/>
-        </w:rPr>
-        <w:lastRenderedPageBreak/>
-        <w:t xml:space="preserve">GUBBI, J. et al. </w:t>
-      </w:r>
-      <w:r>
-        <w:rPr>
-          <w:lang w:val="en-US"/>
-        </w:rPr>
-        <w:t>Internet of Things (</w:t>
+      <w:r>
+        <w:t xml:space="preserve">GONÇALVES, Silvia Carolina Afonso. </w:t>
+      </w:r>
+      <w:r>
+        <w:rPr>
+          <w:b/>
+        </w:rPr>
+        <w:t>Da ideia ao plano de negócios</w:t>
+      </w:r>
+      <w:r>
+        <w:t xml:space="preserve">. 1. ed. São Paulo: </w:t>
       </w:r>
       <w:proofErr w:type="spellStart"/>
       <w:r>
-        <w:rPr>
-          <w:lang w:val="en-US"/>
-        </w:rPr>
-        <w:t>IoT</w:t>
+        <w:t>Contentus</w:t>
       </w:r>
       <w:proofErr w:type="spellEnd"/>
       <w:r>
-        <w:rPr>
-          <w:lang w:val="en-US"/>
-        </w:rPr>
-        <w:t xml:space="preserve">): A vision, architectural elements, and future directions. </w:t>
-      </w:r>
-      <w:r>
-        <w:rPr>
-          <w:b/>
-          <w:lang w:val="en-US"/>
-        </w:rPr>
-        <w:t>Future Generation Computer Systems</w:t>
-      </w:r>
-      <w:r>
-        <w:rPr>
-          <w:lang w:val="en-US"/>
-        </w:rPr>
-        <w:t xml:space="preserve">, v. 29, n. </w:t>
+        <w:t xml:space="preserve">, 2021. E-book. Disponível em: https://plataforma.bvirtual.com.br. Acesso em: </w:t>
       </w:r>
       <w:proofErr w:type="gramStart"/>
       <w:r>
-        <w:rPr>
-          <w:lang w:val="en-US"/>
-        </w:rPr>
-        <w:t>7</w:t>
+        <w:t>13 set</w:t>
       </w:r>
       <w:proofErr w:type="gramEnd"/>
       <w:r>
-        <w:rPr>
-          <w:lang w:val="en-US"/>
-        </w:rPr>
-        <w:t>, p. 1645–1660, 2013.</w:t>
-      </w:r>
-    </w:p>
-    <w:p>
-      <w:pPr>
-        <w:rPr>
-          <w:lang w:val="en-US"/>
-        </w:rPr>
-      </w:pPr>
-      <w:r>
-        <w:rPr>
-          <w:lang w:val="en-US"/>
-        </w:rPr>
-        <w:t xml:space="preserve">HYNDMAN, R. J.; ATHANASOPOULOS, G. </w:t>
-      </w:r>
-      <w:r>
-        <w:rPr>
-          <w:b/>
-          <w:lang w:val="en-US"/>
-        </w:rPr>
-        <w:t>Forecasting</w:t>
-      </w:r>
-      <w:r>
-        <w:rPr>
-          <w:lang w:val="en-US"/>
-        </w:rPr>
-        <w:t xml:space="preserve">: principles and practice. </w:t>
-      </w:r>
-      <w:r>
-        <w:rPr>
-          <w:lang w:val="en-US"/>
-        </w:rPr>
-        <w:t xml:space="preserve">3. ed. Melbourne: </w:t>
-      </w:r>
-      <w:proofErr w:type="spellStart"/>
-      <w:r>
-        <w:rPr>
-          <w:lang w:val="en-US"/>
-        </w:rPr>
-        <w:t>OTexts</w:t>
-      </w:r>
-      <w:proofErr w:type="spellEnd"/>
-      <w:r>
-        <w:rPr>
-          <w:lang w:val="en-US"/>
-        </w:rPr>
-        <w:t>, 2021.</w:t>
+        <w:t xml:space="preserve"> 2026.</w:t>
       </w:r>
     </w:p>
     <w:p>
@@ -29419,202 +34217,97 @@
       </w:r>
     </w:p>
     <w:p>
-      <w:pPr>
-        <w:rPr>
-          <w:lang w:val="en-US"/>
-        </w:rPr>
-      </w:pPr>
-      <w:r>
-        <w:rPr>
-          <w:lang w:val="en-US"/>
-        </w:rPr>
-        <w:t xml:space="preserve">KAZEROUNI, A. </w:t>
+      <w:r>
+        <w:lastRenderedPageBreak/>
+        <w:t xml:space="preserve">LINO, R.; VASCONCELOS, R. </w:t>
+      </w:r>
+      <w:r>
+        <w:rPr>
+          <w:b/>
+        </w:rPr>
+        <w:t>Ciência de dados aplicada à gestão pública</w:t>
+      </w:r>
+      <w:r>
+        <w:t xml:space="preserve">. Rio de Janeiro: </w:t>
       </w:r>
       <w:proofErr w:type="spellStart"/>
       <w:r>
-        <w:rPr>
-          <w:lang w:val="en-US"/>
+        <w:t>Elsevier</w:t>
+      </w:r>
+      <w:proofErr w:type="spellEnd"/>
+      <w:r>
+        <w:t>, 2021.</w:t>
+      </w:r>
+    </w:p>
+    <w:p>
+      <w:r>
+        <w:t xml:space="preserve">LOPEZ, J.; ALMEIDA, C. </w:t>
+      </w:r>
+      <w:r>
+        <w:rPr>
+          <w:b/>
+        </w:rPr>
+        <w:t xml:space="preserve">Redes de Sensores e </w:t>
+      </w:r>
+      <w:proofErr w:type="spellStart"/>
+      <w:r>
+        <w:rPr>
+          <w:b/>
         </w:rPr>
         <w:t>IoT</w:t>
       </w:r>
       <w:proofErr w:type="spellEnd"/>
       <w:r>
-        <w:rPr>
-          <w:lang w:val="en-US"/>
-        </w:rPr>
-        <w:t xml:space="preserve">-based access control systems in public facilities. </w:t>
+        <w:t xml:space="preserve">. 2. ed. Porto Alegre: </w:t>
+      </w:r>
+      <w:proofErr w:type="spellStart"/>
+      <w:r>
+        <w:t>Bookman</w:t>
+      </w:r>
+      <w:proofErr w:type="spellEnd"/>
+      <w:r>
+        <w:t>, 2023.</w:t>
+      </w:r>
+    </w:p>
+    <w:p>
+      <w:r>
+        <w:rPr>
+          <w:lang w:val="fr-FR"/>
+        </w:rPr>
+        <w:t xml:space="preserve">MORAIS, Izabelly Soares de; GONÇALVES, Priscila de F.; LEDUR, Cleverson L.; et al. </w:t>
       </w:r>
       <w:r>
         <w:rPr>
           <w:b/>
-          <w:lang w:val="en-US"/>
-        </w:rPr>
-        <w:t>Journal of Smart Systems</w:t>
-      </w:r>
-      <w:r>
-        <w:rPr>
-          <w:lang w:val="en-US"/>
-        </w:rPr>
-        <w:t xml:space="preserve">, v. 12, n. </w:t>
-      </w:r>
+        </w:rPr>
+        <w:t>Introdução a Big Data e Internet das Coisas (</w:t>
+      </w:r>
+      <w:proofErr w:type="spellStart"/>
+      <w:r>
+        <w:rPr>
+          <w:b/>
+        </w:rPr>
+        <w:t>IoT</w:t>
+      </w:r>
+      <w:proofErr w:type="spellEnd"/>
+      <w:r>
+        <w:rPr>
+          <w:b/>
+        </w:rPr>
+        <w:t>).</w:t>
+      </w:r>
+      <w:r>
+        <w:t xml:space="preserve"> Porto Alegre: SAGAH, 2018. E-book. </w:t>
+      </w:r>
+      <w:proofErr w:type="spellStart"/>
       <w:proofErr w:type="gramStart"/>
       <w:r>
-        <w:rPr>
-          <w:lang w:val="en-US"/>
-        </w:rPr>
-        <w:t>4</w:t>
-      </w:r>
+        <w:t>p.Capa</w:t>
+      </w:r>
+      <w:proofErr w:type="spellEnd"/>
       <w:proofErr w:type="gramEnd"/>
       <w:r>
-        <w:rPr>
-          <w:lang w:val="en-US"/>
-        </w:rPr>
-        <w:t>, p. 101–115, 2020.</w:t>
-      </w:r>
-    </w:p>
-    <w:p>
-      <w:pPr>
-        <w:rPr>
-          <w:lang w:val="en-US"/>
-        </w:rPr>
-      </w:pPr>
-      <w:r>
-        <w:rPr>
-          <w:lang w:val="en-US"/>
-        </w:rPr>
-        <w:t xml:space="preserve">KNAFLIC, C. </w:t>
-      </w:r>
-      <w:r>
-        <w:rPr>
-          <w:b/>
-          <w:lang w:val="en-US"/>
-        </w:rPr>
-        <w:t>Storytelling with data</w:t>
-      </w:r>
-      <w:r>
-        <w:rPr>
-          <w:lang w:val="en-US"/>
-        </w:rPr>
-        <w:t>: a data visualization guide for business professionals. 2. ed. Hoboken: Wiley, 2015.</w:t>
-      </w:r>
-    </w:p>
-    <w:p>
-      <w:r>
-        <w:rPr>
-          <w:lang w:val="en-US"/>
-        </w:rPr>
-        <w:t xml:space="preserve">KOEHLER, A. Dashboard design principles for decision-making. </w:t>
-      </w:r>
-      <w:proofErr w:type="spellStart"/>
-      <w:r>
-        <w:rPr>
-          <w:b/>
-        </w:rPr>
-        <w:t>International</w:t>
-      </w:r>
-      <w:proofErr w:type="spellEnd"/>
-      <w:r>
-        <w:rPr>
-          <w:b/>
-        </w:rPr>
-        <w:t xml:space="preserve"> </w:t>
-      </w:r>
-      <w:proofErr w:type="spellStart"/>
-      <w:r>
-        <w:rPr>
-          <w:b/>
-        </w:rPr>
-        <w:t>Journal</w:t>
-      </w:r>
-      <w:proofErr w:type="spellEnd"/>
-      <w:r>
-        <w:rPr>
-          <w:b/>
-        </w:rPr>
-        <w:t xml:space="preserve"> </w:t>
-      </w:r>
-      <w:proofErr w:type="spellStart"/>
-      <w:r>
-        <w:rPr>
-          <w:b/>
-        </w:rPr>
-        <w:t>of</w:t>
-      </w:r>
-      <w:proofErr w:type="spellEnd"/>
-      <w:r>
-        <w:rPr>
-          <w:b/>
-        </w:rPr>
-        <w:t xml:space="preserve"> </w:t>
-      </w:r>
-      <w:proofErr w:type="spellStart"/>
-      <w:r>
-        <w:rPr>
-          <w:b/>
-        </w:rPr>
-        <w:t>Information</w:t>
-      </w:r>
-      <w:proofErr w:type="spellEnd"/>
-      <w:r>
-        <w:rPr>
-          <w:b/>
-        </w:rPr>
-        <w:t xml:space="preserve"> Management</w:t>
-      </w:r>
-      <w:r>
-        <w:t>, v. 45, p. 128–137, 2019.</w:t>
-      </w:r>
-    </w:p>
-    <w:p>
-      <w:r>
-        <w:t xml:space="preserve">LINO, R.; VASCONCELOS, R. </w:t>
-      </w:r>
-      <w:r>
-        <w:rPr>
-          <w:b/>
-        </w:rPr>
-        <w:t>Ciência de dados aplicada à gestão pública</w:t>
-      </w:r>
-      <w:r>
-        <w:t xml:space="preserve">. Rio de Janeiro: </w:t>
-      </w:r>
-      <w:proofErr w:type="spellStart"/>
-      <w:r>
-        <w:t>Elsevier</w:t>
-      </w:r>
-      <w:proofErr w:type="spellEnd"/>
-      <w:r>
-        <w:t>, 2021.</w:t>
-      </w:r>
-    </w:p>
-    <w:p>
-      <w:r>
-        <w:t xml:space="preserve">LOPEZ, J.; ALMEIDA, C. </w:t>
-      </w:r>
-      <w:r>
-        <w:rPr>
-          <w:b/>
-        </w:rPr>
-        <w:t xml:space="preserve">Redes de Sensores e </w:t>
-      </w:r>
-      <w:proofErr w:type="spellStart"/>
-      <w:r>
-        <w:rPr>
-          <w:b/>
-        </w:rPr>
-        <w:t>IoT</w:t>
-      </w:r>
-      <w:proofErr w:type="spellEnd"/>
-      <w:r>
-        <w:t xml:space="preserve">. 2. ed. Porto Alegre: </w:t>
-      </w:r>
-      <w:proofErr w:type="spellStart"/>
-      <w:r>
-        <w:t>Bookman</w:t>
-      </w:r>
-      <w:proofErr w:type="spellEnd"/>
-      <w:r>
-        <w:t>, 2023.</w:t>
+        <w:t>. ISBN 9788595027640. Disponível em: https://app.minhabiblioteca.com.br/reader/books/9788595027640/. Acesso em: 13 set. 2026.</w:t>
       </w:r>
     </w:p>
     <w:p>
@@ -29735,7 +34428,6 @@
     </w:p>
     <w:p>
       <w:r>
-        <w:lastRenderedPageBreak/>
         <w:t xml:space="preserve">PRESSMAN, Roger S.; MAXIM, Bruce R. </w:t>
       </w:r>
       <w:r>
@@ -29771,161 +34463,113 @@
       </w:r>
     </w:p>
     <w:p>
-      <w:bookmarkStart w:id="1701" w:name="_Toc225757408"/>
-      <w:bookmarkStart w:id="1702" w:name="_Toc43731753"/>
-      <w:bookmarkStart w:id="1703" w:name="_Toc226482941"/>
-      <w:bookmarkStart w:id="1704" w:name="_Toc997883644"/>
-      <w:bookmarkStart w:id="1705" w:name="_Toc1058063299"/>
-      <w:bookmarkStart w:id="1706" w:name="_Toc1591463890"/>
-      <w:bookmarkStart w:id="1707" w:name="_Toc962851441"/>
-      <w:bookmarkStart w:id="1708" w:name="_Toc851191674"/>
-      <w:bookmarkStart w:id="1709" w:name="_Toc79947782"/>
-      <w:bookmarkStart w:id="1710" w:name="_Toc237772617"/>
-      <w:bookmarkStart w:id="1711" w:name="_Toc922641790"/>
-      <w:bookmarkStart w:id="1712" w:name="_Toc912346107"/>
-      <w:bookmarkStart w:id="1713" w:name="_Toc1574093152"/>
-      <w:bookmarkStart w:id="1714" w:name="_Toc1424990910"/>
-      <w:bookmarkStart w:id="1715" w:name="_Toc1914234582"/>
-      <w:bookmarkStart w:id="1716" w:name="_Toc1460389369"/>
-      <w:bookmarkStart w:id="1717" w:name="_Toc1337218356"/>
-      <w:bookmarkStart w:id="1718" w:name="_Toc967923796"/>
-      <w:bookmarkStart w:id="1719" w:name="_Toc1169161186"/>
-      <w:bookmarkStart w:id="1720" w:name="_Toc20698323"/>
-      <w:bookmarkStart w:id="1721" w:name="_Toc1201598109"/>
-      <w:bookmarkStart w:id="1722" w:name="_Toc1106487948"/>
-      <w:bookmarkStart w:id="1723" w:name="_Toc1863075061"/>
-      <w:bookmarkStart w:id="1724" w:name="_Toc1435374215"/>
-      <w:bookmarkStart w:id="1725" w:name="_Toc749626119"/>
-      <w:bookmarkStart w:id="1726" w:name="_Toc670597141"/>
-      <w:bookmarkStart w:id="1727" w:name="_Toc435514895"/>
-      <w:bookmarkStart w:id="1728" w:name="_Toc2123851106"/>
-      <w:bookmarkStart w:id="1729" w:name="_Toc468269469"/>
-      <w:bookmarkStart w:id="1730" w:name="_Toc407164682"/>
-      <w:bookmarkStart w:id="1731" w:name="_Toc927614858"/>
-      <w:bookmarkStart w:id="1732" w:name="_Toc1110681324"/>
-      <w:bookmarkStart w:id="1733" w:name="_Toc35843804"/>
-      <w:bookmarkStart w:id="1734" w:name="_Toc267067628"/>
-      <w:bookmarkStart w:id="1735" w:name="_Toc1184701720"/>
-      <w:bookmarkStart w:id="1736" w:name="_Toc2126825208"/>
-      <w:bookmarkStart w:id="1737" w:name="_Toc193387191"/>
-      <w:bookmarkStart w:id="1738" w:name="_Toc211649430"/>
-      <w:bookmarkStart w:id="1739" w:name="_Toc1242139304"/>
-      <w:bookmarkStart w:id="1740" w:name="_Toc6458568"/>
-      <w:bookmarkStart w:id="1741" w:name="_Toc2074724987"/>
-      <w:bookmarkStart w:id="1742" w:name="_Toc983426499"/>
-      <w:bookmarkStart w:id="1743" w:name="_Toc1772530331"/>
-      <w:bookmarkStart w:id="1744" w:name="_Toc184890490"/>
-      <w:bookmarkStart w:id="1745" w:name="_Toc1563009588"/>
-      <w:bookmarkStart w:id="1746" w:name="_Toc1318109245"/>
-      <w:bookmarkStart w:id="1747" w:name="_Toc1855860261"/>
-      <w:bookmarkStart w:id="1748" w:name="_Toc2048464763"/>
-      <w:bookmarkStart w:id="1749" w:name="_Toc853744513"/>
-      <w:bookmarkStart w:id="1750" w:name="_Toc1354506045"/>
-      <w:bookmarkStart w:id="1751" w:name="_Toc1695027706"/>
-      <w:bookmarkStart w:id="1752" w:name="_Toc1592372858"/>
-      <w:bookmarkStart w:id="1753" w:name="_Toc870552060"/>
-      <w:bookmarkStart w:id="1754" w:name="_Toc797619762"/>
-      <w:bookmarkStart w:id="1755" w:name="_Toc399899131"/>
-      <w:bookmarkStart w:id="1756" w:name="_Toc1511309050"/>
-      <w:bookmarkStart w:id="1757" w:name="_Toc375596763"/>
-      <w:bookmarkStart w:id="1758" w:name="_Toc259295206"/>
-      <w:bookmarkStart w:id="1759" w:name="_Toc314508547"/>
-      <w:bookmarkStart w:id="1760" w:name="_Toc1285617583"/>
-      <w:bookmarkStart w:id="1761" w:name="_Toc1015527074"/>
-      <w:bookmarkStart w:id="1762" w:name="_Toc1119797013"/>
-      <w:bookmarkStart w:id="1763" w:name="_Toc1488698761"/>
-      <w:bookmarkStart w:id="1764" w:name="_Toc1957448769"/>
-      <w:bookmarkStart w:id="1765" w:name="_Toc716367809"/>
-      <w:bookmarkStart w:id="1766" w:name="_Toc285630719"/>
-      <w:bookmarkStart w:id="1767" w:name="_Toc1163786419"/>
-      <w:bookmarkStart w:id="1768" w:name="_Toc1336307062"/>
-      <w:bookmarkStart w:id="1769" w:name="_Toc223410692"/>
-      <w:bookmarkStart w:id="1770" w:name="_Toc943604845"/>
-      <w:bookmarkStart w:id="1771" w:name="_Toc536998108"/>
-      <w:bookmarkStart w:id="1772" w:name="_Toc743551106"/>
-      <w:bookmarkStart w:id="1773" w:name="_Toc1250503038"/>
-      <w:bookmarkStart w:id="1774" w:name="_Toc1839299628"/>
-      <w:bookmarkStart w:id="1775" w:name="_Toc1841847836"/>
-      <w:bookmarkStart w:id="1776" w:name="_Toc381491245"/>
-      <w:bookmarkStart w:id="1777" w:name="_Toc1793884343"/>
-      <w:bookmarkStart w:id="1778" w:name="_Toc1566834297"/>
-      <w:bookmarkStart w:id="1779" w:name="_Toc1060176919"/>
-      <w:bookmarkStart w:id="1780" w:name="_Toc2019709196"/>
-      <w:bookmarkStart w:id="1781" w:name="_Toc1252572685"/>
-      <w:bookmarkStart w:id="1782" w:name="_Toc1441469128"/>
-      <w:bookmarkStart w:id="1783" w:name="_Toc714113558"/>
-      <w:bookmarkStart w:id="1784" w:name="_Toc1984178615"/>
-      <w:bookmarkStart w:id="1785" w:name="_Toc980847806"/>
-      <w:bookmarkStart w:id="1786" w:name="_Toc357844488"/>
-      <w:bookmarkStart w:id="1787" w:name="_Toc685270624"/>
-      <w:bookmarkStart w:id="1788" w:name="_Toc1499316076"/>
-      <w:bookmarkStart w:id="1789" w:name="_Toc335184247"/>
-      <w:bookmarkStart w:id="1790" w:name="_Toc511089145"/>
-      <w:bookmarkStart w:id="1791" w:name="_Toc585409698"/>
-      <w:bookmarkStart w:id="1792" w:name="_Toc669779509"/>
-      <w:bookmarkStart w:id="1793" w:name="_Toc1245167195"/>
-      <w:bookmarkStart w:id="1794" w:name="_Toc600142070"/>
-      <w:bookmarkStart w:id="1795" w:name="_Toc1576373033"/>
-      <w:bookmarkStart w:id="1796" w:name="_Toc1027310982"/>
-      <w:bookmarkStart w:id="1797" w:name="_Toc936092961"/>
-      <w:bookmarkStart w:id="1798" w:name="_Toc1881155789"/>
-      <w:bookmarkStart w:id="1799" w:name="_Toc2055851637"/>
-      <w:bookmarkStart w:id="1800" w:name="_Toc829114674"/>
-      <w:bookmarkStart w:id="1801" w:name="_Toc169919696"/>
-      <w:bookmarkStart w:id="1802" w:name="_Toc988115357"/>
-      <w:bookmarkStart w:id="1803" w:name="_Toc441978547"/>
-      <w:bookmarkStart w:id="1804" w:name="_Toc226893211"/>
+      <w:bookmarkStart w:id="1749" w:name="_Toc225757408"/>
+      <w:bookmarkStart w:id="1750" w:name="_Toc43731753"/>
+      <w:bookmarkStart w:id="1751" w:name="_Toc226482941"/>
+      <w:bookmarkStart w:id="1752" w:name="_Toc997883644"/>
+      <w:bookmarkStart w:id="1753" w:name="_Toc1058063299"/>
+      <w:bookmarkStart w:id="1754" w:name="_Toc1591463890"/>
+      <w:bookmarkStart w:id="1755" w:name="_Toc962851441"/>
+      <w:bookmarkStart w:id="1756" w:name="_Toc851191674"/>
+      <w:bookmarkStart w:id="1757" w:name="_Toc79947782"/>
+      <w:bookmarkStart w:id="1758" w:name="_Toc237772617"/>
+      <w:bookmarkStart w:id="1759" w:name="_Toc922641790"/>
+      <w:bookmarkStart w:id="1760" w:name="_Toc912346107"/>
+      <w:bookmarkStart w:id="1761" w:name="_Toc1574093152"/>
+      <w:bookmarkStart w:id="1762" w:name="_Toc1424990910"/>
+      <w:bookmarkStart w:id="1763" w:name="_Toc1914234582"/>
+      <w:bookmarkStart w:id="1764" w:name="_Toc1460389369"/>
+      <w:bookmarkStart w:id="1765" w:name="_Toc1337218356"/>
+      <w:bookmarkStart w:id="1766" w:name="_Toc967923796"/>
+      <w:bookmarkStart w:id="1767" w:name="_Toc1169161186"/>
+      <w:bookmarkStart w:id="1768" w:name="_Toc20698323"/>
+      <w:bookmarkStart w:id="1769" w:name="_Toc1201598109"/>
+      <w:bookmarkStart w:id="1770" w:name="_Toc1106487948"/>
+      <w:bookmarkStart w:id="1771" w:name="_Toc1863075061"/>
+      <w:bookmarkStart w:id="1772" w:name="_Toc1435374215"/>
+      <w:bookmarkStart w:id="1773" w:name="_Toc749626119"/>
+      <w:bookmarkStart w:id="1774" w:name="_Toc670597141"/>
+      <w:bookmarkStart w:id="1775" w:name="_Toc435514895"/>
+      <w:bookmarkStart w:id="1776" w:name="_Toc2123851106"/>
+      <w:bookmarkStart w:id="1777" w:name="_Toc468269469"/>
+      <w:bookmarkStart w:id="1778" w:name="_Toc407164682"/>
+      <w:bookmarkStart w:id="1779" w:name="_Toc927614858"/>
+      <w:bookmarkStart w:id="1780" w:name="_Toc1110681324"/>
+      <w:bookmarkStart w:id="1781" w:name="_Toc35843804"/>
+      <w:bookmarkStart w:id="1782" w:name="_Toc267067628"/>
+      <w:bookmarkStart w:id="1783" w:name="_Toc1184701720"/>
+      <w:bookmarkStart w:id="1784" w:name="_Toc2126825208"/>
+      <w:bookmarkStart w:id="1785" w:name="_Toc193387191"/>
+      <w:bookmarkStart w:id="1786" w:name="_Toc211649430"/>
+      <w:bookmarkStart w:id="1787" w:name="_Toc1242139304"/>
+      <w:bookmarkStart w:id="1788" w:name="_Toc6458568"/>
+      <w:bookmarkStart w:id="1789" w:name="_Toc2074724987"/>
+      <w:bookmarkStart w:id="1790" w:name="_Toc983426499"/>
+      <w:bookmarkStart w:id="1791" w:name="_Toc1772530331"/>
+      <w:bookmarkStart w:id="1792" w:name="_Toc184890490"/>
+      <w:bookmarkStart w:id="1793" w:name="_Toc1563009588"/>
+      <w:bookmarkStart w:id="1794" w:name="_Toc1318109245"/>
+      <w:bookmarkStart w:id="1795" w:name="_Toc1855860261"/>
+      <w:bookmarkStart w:id="1796" w:name="_Toc2048464763"/>
+      <w:bookmarkStart w:id="1797" w:name="_Toc853744513"/>
+      <w:bookmarkStart w:id="1798" w:name="_Toc1354506045"/>
+      <w:bookmarkStart w:id="1799" w:name="_Toc1695027706"/>
+      <w:bookmarkStart w:id="1800" w:name="_Toc1592372858"/>
+      <w:bookmarkStart w:id="1801" w:name="_Toc870552060"/>
+      <w:bookmarkStart w:id="1802" w:name="_Toc797619762"/>
+      <w:bookmarkStart w:id="1803" w:name="_Toc399899131"/>
+      <w:bookmarkStart w:id="1804" w:name="_Toc1511309050"/>
+      <w:bookmarkStart w:id="1805" w:name="_Toc375596763"/>
+      <w:bookmarkStart w:id="1806" w:name="_Toc259295206"/>
+      <w:bookmarkStart w:id="1807" w:name="_Toc314508547"/>
+      <w:bookmarkStart w:id="1808" w:name="_Toc1285617583"/>
+      <w:bookmarkStart w:id="1809" w:name="_Toc1015527074"/>
+      <w:bookmarkStart w:id="1810" w:name="_Toc1119797013"/>
+      <w:bookmarkStart w:id="1811" w:name="_Toc1488698761"/>
+      <w:bookmarkStart w:id="1812" w:name="_Toc1957448769"/>
+      <w:bookmarkStart w:id="1813" w:name="_Toc716367809"/>
+      <w:bookmarkStart w:id="1814" w:name="_Toc285630719"/>
+      <w:bookmarkStart w:id="1815" w:name="_Toc1163786419"/>
+      <w:bookmarkStart w:id="1816" w:name="_Toc1336307062"/>
+      <w:bookmarkStart w:id="1817" w:name="_Toc223410692"/>
+      <w:bookmarkStart w:id="1818" w:name="_Toc943604845"/>
+      <w:bookmarkStart w:id="1819" w:name="_Toc536998108"/>
+      <w:bookmarkStart w:id="1820" w:name="_Toc743551106"/>
+      <w:bookmarkStart w:id="1821" w:name="_Toc1250503038"/>
+      <w:bookmarkStart w:id="1822" w:name="_Toc1839299628"/>
+      <w:bookmarkStart w:id="1823" w:name="_Toc1841847836"/>
+      <w:bookmarkStart w:id="1824" w:name="_Toc381491245"/>
+      <w:bookmarkStart w:id="1825" w:name="_Toc1793884343"/>
+      <w:bookmarkStart w:id="1826" w:name="_Toc1566834297"/>
+      <w:bookmarkStart w:id="1827" w:name="_Toc1060176919"/>
+      <w:bookmarkStart w:id="1828" w:name="_Toc2019709196"/>
+      <w:bookmarkStart w:id="1829" w:name="_Toc1252572685"/>
+      <w:bookmarkStart w:id="1830" w:name="_Toc1441469128"/>
+      <w:bookmarkStart w:id="1831" w:name="_Toc714113558"/>
+      <w:bookmarkStart w:id="1832" w:name="_Toc1984178615"/>
+      <w:bookmarkStart w:id="1833" w:name="_Toc980847806"/>
+      <w:bookmarkStart w:id="1834" w:name="_Toc357844488"/>
+      <w:bookmarkStart w:id="1835" w:name="_Toc685270624"/>
+      <w:bookmarkStart w:id="1836" w:name="_Toc1499316076"/>
+      <w:bookmarkStart w:id="1837" w:name="_Toc335184247"/>
+      <w:bookmarkStart w:id="1838" w:name="_Toc511089145"/>
+      <w:bookmarkStart w:id="1839" w:name="_Toc585409698"/>
+      <w:bookmarkStart w:id="1840" w:name="_Toc669779509"/>
+      <w:bookmarkStart w:id="1841" w:name="_Toc1245167195"/>
+      <w:bookmarkStart w:id="1842" w:name="_Toc600142070"/>
+      <w:bookmarkStart w:id="1843" w:name="_Toc1576373033"/>
+      <w:bookmarkStart w:id="1844" w:name="_Toc1027310982"/>
+      <w:bookmarkStart w:id="1845" w:name="_Toc936092961"/>
+      <w:bookmarkStart w:id="1846" w:name="_Toc1881155789"/>
+      <w:bookmarkStart w:id="1847" w:name="_Toc2055851637"/>
+      <w:bookmarkStart w:id="1848" w:name="_Toc829114674"/>
+      <w:bookmarkStart w:id="1849" w:name="_Toc169919696"/>
+      <w:bookmarkStart w:id="1850" w:name="_Toc988115357"/>
+      <w:bookmarkStart w:id="1851" w:name="_Toc441978547"/>
+      <w:bookmarkStart w:id="1852" w:name="_Toc226893211"/>
       <w:r>
         <w:t>Referências</w:t>
       </w:r>
-      <w:bookmarkEnd w:id="1701"/>
-      <w:bookmarkEnd w:id="1702"/>
-      <w:bookmarkEnd w:id="1703"/>
-      <w:bookmarkEnd w:id="1704"/>
-      <w:bookmarkEnd w:id="1705"/>
-      <w:bookmarkEnd w:id="1706"/>
-      <w:bookmarkEnd w:id="1707"/>
-      <w:bookmarkEnd w:id="1708"/>
-      <w:bookmarkEnd w:id="1709"/>
-      <w:bookmarkEnd w:id="1710"/>
-      <w:bookmarkEnd w:id="1711"/>
-      <w:bookmarkEnd w:id="1712"/>
-      <w:bookmarkEnd w:id="1713"/>
-      <w:bookmarkEnd w:id="1714"/>
-      <w:bookmarkEnd w:id="1715"/>
-      <w:bookmarkEnd w:id="1716"/>
-      <w:bookmarkEnd w:id="1717"/>
-      <w:bookmarkEnd w:id="1718"/>
-      <w:bookmarkEnd w:id="1719"/>
-      <w:bookmarkEnd w:id="1720"/>
-      <w:bookmarkEnd w:id="1721"/>
-      <w:bookmarkEnd w:id="1722"/>
-      <w:bookmarkEnd w:id="1723"/>
-      <w:bookmarkEnd w:id="1724"/>
-      <w:bookmarkEnd w:id="1725"/>
-      <w:bookmarkEnd w:id="1726"/>
-      <w:bookmarkEnd w:id="1727"/>
-      <w:bookmarkEnd w:id="1728"/>
-      <w:bookmarkEnd w:id="1729"/>
-      <w:bookmarkEnd w:id="1730"/>
-      <w:bookmarkEnd w:id="1731"/>
-      <w:bookmarkEnd w:id="1732"/>
-      <w:bookmarkEnd w:id="1733"/>
-      <w:bookmarkEnd w:id="1734"/>
-      <w:bookmarkEnd w:id="1735"/>
-      <w:bookmarkEnd w:id="1736"/>
-      <w:bookmarkEnd w:id="1737"/>
-      <w:bookmarkEnd w:id="1738"/>
-      <w:bookmarkEnd w:id="1739"/>
-      <w:bookmarkEnd w:id="1740"/>
-      <w:bookmarkEnd w:id="1741"/>
-      <w:bookmarkEnd w:id="1742"/>
-      <w:bookmarkEnd w:id="1743"/>
-      <w:bookmarkEnd w:id="1744"/>
-      <w:bookmarkEnd w:id="1745"/>
-      <w:bookmarkEnd w:id="1746"/>
-      <w:bookmarkEnd w:id="1747"/>
-      <w:bookmarkEnd w:id="1748"/>
       <w:bookmarkEnd w:id="1749"/>
       <w:bookmarkEnd w:id="1750"/>
       <w:bookmarkEnd w:id="1751"/>
@@ -29982,6 +34626,54 @@
       <w:bookmarkEnd w:id="1802"/>
       <w:bookmarkEnd w:id="1803"/>
       <w:bookmarkEnd w:id="1804"/>
+      <w:bookmarkEnd w:id="1805"/>
+      <w:bookmarkEnd w:id="1806"/>
+      <w:bookmarkEnd w:id="1807"/>
+      <w:bookmarkEnd w:id="1808"/>
+      <w:bookmarkEnd w:id="1809"/>
+      <w:bookmarkEnd w:id="1810"/>
+      <w:bookmarkEnd w:id="1811"/>
+      <w:bookmarkEnd w:id="1812"/>
+      <w:bookmarkEnd w:id="1813"/>
+      <w:bookmarkEnd w:id="1814"/>
+      <w:bookmarkEnd w:id="1815"/>
+      <w:bookmarkEnd w:id="1816"/>
+      <w:bookmarkEnd w:id="1817"/>
+      <w:bookmarkEnd w:id="1818"/>
+      <w:bookmarkEnd w:id="1819"/>
+      <w:bookmarkEnd w:id="1820"/>
+      <w:bookmarkEnd w:id="1821"/>
+      <w:bookmarkEnd w:id="1822"/>
+      <w:bookmarkEnd w:id="1823"/>
+      <w:bookmarkEnd w:id="1824"/>
+      <w:bookmarkEnd w:id="1825"/>
+      <w:bookmarkEnd w:id="1826"/>
+      <w:bookmarkEnd w:id="1827"/>
+      <w:bookmarkEnd w:id="1828"/>
+      <w:bookmarkEnd w:id="1829"/>
+      <w:bookmarkEnd w:id="1830"/>
+      <w:bookmarkEnd w:id="1831"/>
+      <w:bookmarkEnd w:id="1832"/>
+      <w:bookmarkEnd w:id="1833"/>
+      <w:bookmarkEnd w:id="1834"/>
+      <w:bookmarkEnd w:id="1835"/>
+      <w:bookmarkEnd w:id="1836"/>
+      <w:bookmarkEnd w:id="1837"/>
+      <w:bookmarkEnd w:id="1838"/>
+      <w:bookmarkEnd w:id="1839"/>
+      <w:bookmarkEnd w:id="1840"/>
+      <w:bookmarkEnd w:id="1841"/>
+      <w:bookmarkEnd w:id="1842"/>
+      <w:bookmarkEnd w:id="1843"/>
+      <w:bookmarkEnd w:id="1844"/>
+      <w:bookmarkEnd w:id="1845"/>
+      <w:bookmarkEnd w:id="1846"/>
+      <w:bookmarkEnd w:id="1847"/>
+      <w:bookmarkEnd w:id="1848"/>
+      <w:bookmarkEnd w:id="1849"/>
+      <w:bookmarkEnd w:id="1850"/>
+      <w:bookmarkEnd w:id="1851"/>
+      <w:bookmarkEnd w:id="1852"/>
     </w:p>
     <w:p>
       <w:r>
@@ -30041,6 +34733,7 @@
     </w:p>
     <w:p>
       <w:r>
+        <w:lastRenderedPageBreak/>
         <w:t xml:space="preserve">SÃO PAULO (Cidade). Secretaria Municipal de Infraestrutura Urbana e Obras (SIURB). </w:t>
       </w:r>
       <w:r>
@@ -30169,17 +34862,28 @@
     </w:p>
     <w:p>
       <w:r>
-        <w:t xml:space="preserve">SESC SP. Ruas sem saída para a chuva. </w:t>
+        <w:t xml:space="preserve">SESC SP. </w:t>
       </w:r>
       <w:r>
         <w:rPr>
           <w:b/>
+        </w:rPr>
+        <w:t>Ruas sem saída para a chuva</w:t>
+      </w:r>
+      <w:r>
+        <w:t xml:space="preserve">. </w:t>
+      </w:r>
+      <w:r>
+        <w:rPr>
           <w:bCs/>
         </w:rPr>
         <w:t>Portal Sesc São Paulo</w:t>
       </w:r>
       <w:r>
-        <w:t>, 2012. Disponível em:</w:t>
+        <w:t>,</w:t>
+      </w:r>
+      <w:r>
+        <w:t xml:space="preserve"> 2012. Disponível em:</w:t>
       </w:r>
       <w:hyperlink r:id="rId63">
         <w:r>
@@ -30220,17 +34924,24 @@
     </w:p>
     <w:p>
       <w:r>
-        <w:t xml:space="preserve">SOARES, R. et al. Redes de sensores sem fio em ambientes urbanos: aplicações e desafios. </w:t>
+        <w:t xml:space="preserve">SOUZA, Carlos L.; AWAD, Juliana D. C M. </w:t>
       </w:r>
       <w:r>
         <w:rPr>
           <w:b/>
-          <w:bCs/>
-        </w:rPr>
-        <w:t>Revista Brasileira de Computação Aplicada</w:t>
-      </w:r>
-      <w:r>
-        <w:t>, v. 13, n. 2, p. 25–40, 2021.</w:t>
+        </w:rPr>
+        <w:t>Cidades sustentáveis cidades inteligentes:</w:t>
+      </w:r>
+      <w:r>
+        <w:t xml:space="preserve"> desenvolvimento sustentável num planeta urbano. Porto Alegre: </w:t>
+      </w:r>
+      <w:proofErr w:type="spellStart"/>
+      <w:r>
+        <w:t>Bookman</w:t>
+      </w:r>
+      <w:proofErr w:type="spellEnd"/>
+      <w:r>
+        <w:t>, 2009. E-book. p.1. ISBN 9788540701854. Disponível em: https://app.minhabiblioteca.com.br/reader/books/9788540701854/. Acesso em: 13 set. 2026.</w:t>
       </w:r>
     </w:p>
     <w:p>
@@ -30257,7 +34968,6 @@
     </w:p>
     <w:p>
       <w:r>
-        <w:lastRenderedPageBreak/>
         <w:t xml:space="preserve">UNIVESP. </w:t>
       </w:r>
       <w:r>
@@ -30314,6 +35024,46 @@
       <w:r>
         <w:t>. Acesso em: 02 abr. 2026.</w:t>
       </w:r>
+    </w:p>
+    <w:p>
+      <w:r>
+        <w:t xml:space="preserve">WILDAUER, </w:t>
+      </w:r>
+      <w:proofErr w:type="spellStart"/>
+      <w:r>
+        <w:t>Egon</w:t>
+      </w:r>
+      <w:proofErr w:type="spellEnd"/>
+      <w:r>
+        <w:t xml:space="preserve"> Walter. </w:t>
+      </w:r>
+      <w:r>
+        <w:rPr>
+          <w:b/>
+        </w:rPr>
+        <w:t>Plano de negócios: elementos constitutivos e processo de elaboração</w:t>
+      </w:r>
+      <w:r>
+        <w:t xml:space="preserve">. 1. ed. Curitiba: </w:t>
+      </w:r>
+      <w:proofErr w:type="spellStart"/>
+      <w:r>
+        <w:t>Intersaberes</w:t>
+      </w:r>
+      <w:proofErr w:type="spellEnd"/>
+      <w:r>
+        <w:t xml:space="preserve">, 2012. E-book. Disponível em: https://plataforma.bvirtual.com.br. Acesso em: </w:t>
+      </w:r>
+      <w:proofErr w:type="gramStart"/>
+      <w:r>
+        <w:t>13 set</w:t>
+      </w:r>
+      <w:proofErr w:type="gramEnd"/>
+      <w:r>
+        <w:t xml:space="preserve"> 2026.</w:t>
+      </w:r>
+      <w:bookmarkStart w:id="1853" w:name="_GoBack"/>
+      <w:bookmarkEnd w:id="1853"/>
     </w:p>
     <w:sectPr>
       <w:headerReference w:type="default" r:id="rId65"/>
@@ -30545,7 +35295,7 @@
             <w:rPr>
               <w:noProof/>
             </w:rPr>
-            <w:t>4</w:t>
+            <w:t>5</w:t>
           </w:r>
           <w:r>
             <w:fldChar w:fldCharType="end"/>
@@ -30685,7 +35435,7 @@
             <w:rPr>
               <w:noProof/>
             </w:rPr>
-            <w:t>55</w:t>
+            <w:t>42</w:t>
           </w:r>
           <w:r>
             <w:fldChar w:fldCharType="end"/>
@@ -37429,6 +42179,7 @@
   <w:style w:type="character" w:default="1" w:styleId="Fontepargpadro">
     <w:name w:val="Default Paragraph Font"/>
     <w:uiPriority w:val="1"/>
+    <w:semiHidden/>
     <w:unhideWhenUsed/>
   </w:style>
   <w:style w:type="table" w:default="1" w:styleId="Tabelanormal">
@@ -38735,15 +43486,6 @@
 </file>
 
 <file path=customXml/item1.xml><?xml version="1.0" encoding="utf-8"?>
-<?mso-contentType ?>
-<FormTemplates xmlns="http://schemas.microsoft.com/sharepoint/v3/contenttype/forms">
-  <Display>DocumentLibraryForm</Display>
-  <Edit>DocumentLibraryForm</Edit>
-  <New>DocumentLibraryForm</New>
-</FormTemplates>
-</file>
-
-<file path=customXml/item2.xml><?xml version="1.0" encoding="utf-8"?>
 <p:properties xmlns:p="http://schemas.microsoft.com/office/2006/metadata/properties" xmlns:xsi="http://www.w3.org/2001/XMLSchema-instance" xmlns:pc="http://schemas.microsoft.com/office/infopath/2007/PartnerControls">
   <documentManagement>
     <TaxCatchAll xmlns="14f10f94-19bf-4232-97a9-0899d8ca6a7a" xsi:nil="true"/>
@@ -38754,7 +43496,7 @@
 </p:properties>
 </file>
 
-<file path=customXml/item3.xml><?xml version="1.0" encoding="utf-8"?>
+<file path=customXml/item2.xml><?xml version="1.0" encoding="utf-8"?>
 <ct:contentTypeSchema xmlns:ct="http://schemas.microsoft.com/office/2006/metadata/contentType" xmlns:ma="http://schemas.microsoft.com/office/2006/metadata/properties/metaAttributes" ct:_="" ma:_="" ma:contentTypeName="Documento" ma:contentTypeID="0x01010012D52273BD93334CB443824BE936C838" ma:contentTypeVersion="11" ma:contentTypeDescription="Crie um novo documento." ma:contentTypeScope="" ma:versionID="286eca133fc6f45c6f2274b291fd9d87">
   <xsd:schema xmlns:xsd="http://www.w3.org/2001/XMLSchema" xmlns:xs="http://www.w3.org/2001/XMLSchema" xmlns:p="http://schemas.microsoft.com/office/2006/metadata/properties" xmlns:ns2="8d2d078a-f783-427e-a1d3-92c7640537d3" xmlns:ns3="14f10f94-19bf-4232-97a9-0899d8ca6a7a" targetNamespace="http://schemas.microsoft.com/office/2006/metadata/properties" ma:root="true" ma:fieldsID="dfc478c377f592732011e56559e29455" ns2:_="" ns3:_="">
     <xsd:import namespace="8d2d078a-f783-427e-a1d3-92c7640537d3"/>
@@ -38949,19 +43691,20 @@
 </ct:contentTypeSchema>
 </file>
 
+<file path=customXml/item3.xml><?xml version="1.0" encoding="utf-8"?>
+<?mso-contentType ?>
+<FormTemplates xmlns="http://schemas.microsoft.com/sharepoint/v3/contenttype/forms">
+  <Display>DocumentLibraryForm</Display>
+  <Edit>DocumentLibraryForm</Edit>
+  <New>DocumentLibraryForm</New>
+</FormTemplates>
+</file>
+
 <file path=customXml/item4.xml><?xml version="1.0" encoding="utf-8"?>
 <b:Sources xmlns:b="http://schemas.openxmlformats.org/officeDocument/2006/bibliography" xmlns="http://schemas.openxmlformats.org/officeDocument/2006/bibliography" SelectedStyle="\APASixthEditionOfficeOnline.xsl" StyleName="APA" Version="6"/>
 </file>
 
 <file path=customXml/itemProps1.xml><?xml version="1.0" encoding="utf-8"?>
-<ds:datastoreItem xmlns:ds="http://schemas.openxmlformats.org/officeDocument/2006/customXml" ds:itemID="{C6C63695-20E7-439B-B726-6C5E3C4A2EB1}">
-  <ds:schemaRefs>
-    <ds:schemaRef ds:uri="http://schemas.microsoft.com/sharepoint/v3/contenttype/forms"/>
-  </ds:schemaRefs>
-</ds:datastoreItem>
-</file>
-
-<file path=customXml/itemProps2.xml><?xml version="1.0" encoding="utf-8"?>
 <ds:datastoreItem xmlns:ds="http://schemas.openxmlformats.org/officeDocument/2006/customXml" ds:itemID="{47D068C4-341A-4FCF-AAA7-E9E52D9E9CBA}">
   <ds:schemaRefs>
     <ds:schemaRef ds:uri="http://schemas.microsoft.com/office/2006/metadata/properties"/>
@@ -38972,7 +43715,7 @@
 </ds:datastoreItem>
 </file>
 
-<file path=customXml/itemProps3.xml><?xml version="1.0" encoding="utf-8"?>
+<file path=customXml/itemProps2.xml><?xml version="1.0" encoding="utf-8"?>
 <ds:datastoreItem xmlns:ds="http://schemas.openxmlformats.org/officeDocument/2006/customXml" ds:itemID="{21971DF1-ECA4-4F5C-B4B9-83C36628253F}">
   <ds:schemaRefs>
     <ds:schemaRef ds:uri="http://schemas.microsoft.com/office/2006/metadata/contentType"/>
@@ -38991,8 +43734,16 @@
 </ds:datastoreItem>
 </file>
 
+<file path=customXml/itemProps3.xml><?xml version="1.0" encoding="utf-8"?>
+<ds:datastoreItem xmlns:ds="http://schemas.openxmlformats.org/officeDocument/2006/customXml" ds:itemID="{C6C63695-20E7-439B-B726-6C5E3C4A2EB1}">
+  <ds:schemaRefs>
+    <ds:schemaRef ds:uri="http://schemas.microsoft.com/sharepoint/v3/contenttype/forms"/>
+  </ds:schemaRefs>
+</ds:datastoreItem>
+</file>
+
 <file path=customXml/itemProps4.xml><?xml version="1.0" encoding="utf-8"?>
-<ds:datastoreItem xmlns:ds="http://schemas.openxmlformats.org/officeDocument/2006/customXml" ds:itemID="{157CFDD6-6668-43FF-80E6-A83241645727}">
+<ds:datastoreItem xmlns:ds="http://schemas.openxmlformats.org/officeDocument/2006/customXml" ds:itemID="{7E45C66B-3786-48A6-8367-0AAF752897C1}">
   <ds:schemaRefs>
     <ds:schemaRef ds:uri="http://schemas.openxmlformats.org/officeDocument/2006/bibliography"/>
   </ds:schemaRefs>

--- a/002 - PJI510-2026S1 - Relatorio Final.docx
+++ b/002 - PJI510-2026S1 - Relatorio Final.docx
@@ -9251,21 +9251,7 @@
             <w:rStyle w:val="Hyperlink"/>
             <w:noProof/>
           </w:rPr>
-          <w:t>Principais ati</w:t>
-        </w:r>
-        <w:r>
-          <w:rPr>
-            <w:rStyle w:val="Hyperlink"/>
-            <w:noProof/>
-          </w:rPr>
-          <w:t>v</w:t>
-        </w:r>
-        <w:r>
-          <w:rPr>
-            <w:rStyle w:val="Hyperlink"/>
-            <w:noProof/>
-          </w:rPr>
-          <w:t>idades</w:t>
+          <w:t>Principais atividades</w:t>
         </w:r>
         <w:r>
           <w:rPr>
@@ -10973,6 +10959,9 @@
       <w:bookmarkStart w:id="103" w:name="_Toc226893191"/>
       <w:bookmarkStart w:id="104" w:name="_Toc240213758"/>
       <w:r>
+        <w:rPr>
+          <w:highlight w:val="yellow"/>
+        </w:rPr>
         <w:lastRenderedPageBreak/>
         <w:t>Introdução</w:t>
       </w:r>
@@ -11606,6 +11595,9 @@
     <w:p>
       <w:pPr>
         <w:pStyle w:val="Ttulo1"/>
+        <w:rPr>
+          <w:highlight w:val="yellow"/>
+        </w:rPr>
       </w:pPr>
       <w:bookmarkStart w:id="105" w:name="_Toc226482918"/>
       <w:bookmarkStart w:id="106" w:name="_Toc1943090535"/>
@@ -11711,6 +11703,9 @@
       <w:bookmarkStart w:id="206" w:name="_Toc226893192"/>
       <w:bookmarkStart w:id="207" w:name="_Toc240213759"/>
       <w:r>
+        <w:rPr>
+          <w:highlight w:val="yellow"/>
+        </w:rPr>
         <w:lastRenderedPageBreak/>
         <w:t>Desenvolvimento</w:t>
       </w:r>
@@ -11821,6 +11816,9 @@
     <w:p>
       <w:pPr>
         <w:pStyle w:val="Ttulo2"/>
+        <w:rPr>
+          <w:highlight w:val="yellow"/>
+        </w:rPr>
       </w:pPr>
       <w:bookmarkStart w:id="208" w:name="_Toc226482919"/>
       <w:bookmarkStart w:id="209" w:name="_Toc825201419"/>
@@ -11926,6 +11924,9 @@
       <w:bookmarkStart w:id="309" w:name="_Toc226893193"/>
       <w:bookmarkStart w:id="310" w:name="_Toc240213760"/>
       <w:r>
+        <w:rPr>
+          <w:highlight w:val="yellow"/>
+        </w:rPr>
         <w:t>OBJETIVO</w:t>
       </w:r>
       <w:bookmarkEnd w:id="208"/>
@@ -13604,10 +13605,10 @@
       <w:bookmarkStart w:id="594" w:name="_Toc692922108"/>
       <w:bookmarkStart w:id="595" w:name="_Toc1345806808"/>
       <w:bookmarkStart w:id="596" w:name="_Toc226893196"/>
-      <w:bookmarkStart w:id="597" w:name="_Toc43731746"/>
-      <w:bookmarkStart w:id="598" w:name="_Toc225757405"/>
-      <w:bookmarkStart w:id="599" w:name="_Toc226482922"/>
-      <w:bookmarkStart w:id="600" w:name="_Toc240213763"/>
+      <w:bookmarkStart w:id="597" w:name="_Toc240213763"/>
+      <w:bookmarkStart w:id="598" w:name="_Toc43731746"/>
+      <w:bookmarkStart w:id="599" w:name="_Toc225757405"/>
+      <w:bookmarkStart w:id="600" w:name="_Toc226482922"/>
       <w:r>
         <w:rPr>
           <w:i/>
@@ -13723,7 +13724,7 @@
       <w:bookmarkEnd w:id="594"/>
       <w:bookmarkEnd w:id="595"/>
       <w:bookmarkEnd w:id="596"/>
-      <w:bookmarkEnd w:id="600"/>
+      <w:bookmarkEnd w:id="597"/>
       <w:r>
         <w:rPr>
           <w:i/>
@@ -13731,9 +13732,9 @@
         </w:rPr>
         <w:t xml:space="preserve"> </w:t>
       </w:r>
-      <w:bookmarkEnd w:id="597"/>
       <w:bookmarkEnd w:id="598"/>
       <w:bookmarkEnd w:id="599"/>
+      <w:bookmarkEnd w:id="600"/>
     </w:p>
     <w:p>
       <w:pPr>
@@ -20626,28 +20627,20 @@
     </w:p>
     <w:p>
       <w:pPr>
-        <w:rPr>
-          <w:i/>
-          <w:u w:val="single"/>
-        </w:rPr>
-      </w:pPr>
-      <w:r>
-        <w:rPr>
-          <w:i/>
-          <w:u w:val="single"/>
-        </w:rPr>
-        <w:lastRenderedPageBreak/>
+        <w:ind w:firstLine="0"/>
+        <w:jc w:val="center"/>
+        <w:rPr>
+          <w:i/>
+          <w:u w:val="single"/>
+        </w:rPr>
+      </w:pPr>
+      <w:r>
+        <w:rPr>
+          <w:i/>
+          <w:u w:val="single"/>
+        </w:rPr>
         <w:br w:type="page"/>
       </w:r>
-    </w:p>
-    <w:p>
-      <w:pPr>
-        <w:pStyle w:val="Imagens"/>
-        <w:rPr>
-          <w:i/>
-          <w:u w:val="single"/>
-        </w:rPr>
-      </w:pPr>
       <w:bookmarkStart w:id="1250" w:name="_Toc240203810"/>
       <w:r>
         <w:rPr>
@@ -20707,15 +20700,6 @@
         <w:t>etalhe da Estação Meteorológica.</w:t>
       </w:r>
       <w:bookmarkEnd w:id="1250"/>
-    </w:p>
-    <w:p>
-      <w:pPr>
-        <w:pStyle w:val="Imagens"/>
-        <w:rPr>
-          <w:i/>
-          <w:u w:val="single"/>
-        </w:rPr>
-      </w:pPr>
       <w:r>
         <w:rPr>
           <w:i/>
@@ -20757,15 +20741,6 @@
           </wp:inline>
         </w:drawing>
       </w:r>
-    </w:p>
-    <w:p>
-      <w:pPr>
-        <w:pStyle w:val="Imagens"/>
-        <w:rPr>
-          <w:i/>
-          <w:u w:val="single"/>
-        </w:rPr>
-      </w:pPr>
     </w:p>
     <w:p>
       <w:pPr>
@@ -23239,6 +23214,9 @@
     <w:p>
       <w:pPr>
         <w:pStyle w:val="Ttulo1"/>
+        <w:rPr>
+          <w:highlight w:val="yellow"/>
+        </w:rPr>
       </w:pPr>
       <w:bookmarkStart w:id="1564" w:name="_Toc867180732"/>
       <w:bookmarkStart w:id="1565" w:name="_Toc976217391"/>
@@ -23343,6 +23321,9 @@
       <w:bookmarkStart w:id="1664" w:name="_Toc226893210"/>
       <w:bookmarkStart w:id="1665" w:name="_Toc240213778"/>
       <w:r>
+        <w:rPr>
+          <w:highlight w:val="yellow"/>
+        </w:rPr>
         <w:lastRenderedPageBreak/>
         <w:t>Coleta de Dados por Meio de Questionário Comunitário</w:t>
       </w:r>
@@ -27858,9 +27839,15 @@
     <w:p>
       <w:pPr>
         <w:pStyle w:val="Ttulo1"/>
+        <w:rPr>
+          <w:highlight w:val="yellow"/>
+        </w:rPr>
       </w:pPr>
       <w:bookmarkStart w:id="1691" w:name="_Toc240213787"/>
       <w:r>
+        <w:rPr>
+          <w:highlight w:val="yellow"/>
+        </w:rPr>
         <w:lastRenderedPageBreak/>
         <w:t>Desenvolvimento</w:t>
       </w:r>
@@ -28299,6 +28286,9 @@
       </w:r>
       <w:bookmarkStart w:id="1696" w:name="_Toc240213792"/>
       <w:r>
+        <w:rPr>
+          <w:highlight w:val="yellow"/>
+        </w:rPr>
         <w:t>PLANO DE NEGOCIO</w:t>
       </w:r>
       <w:bookmarkEnd w:id="1696"/>
@@ -28818,14 +28808,27 @@
       <w:r>
         <w:t xml:space="preserve">Figura </w:t>
       </w:r>
-      <w:fldSimple w:instr=" SEQ Figura \* ARABIC ">
-        <w:r>
-          <w:rPr>
-            <w:noProof/>
-          </w:rPr>
-          <w:t>30</w:t>
-        </w:r>
-      </w:fldSimple>
+      <w:r>
+        <w:fldChar w:fldCharType="begin"/>
+      </w:r>
+      <w:r>
+        <w:instrText xml:space="preserve"> SEQ Figura \* ARABIC </w:instrText>
+      </w:r>
+      <w:r>
+        <w:fldChar w:fldCharType="separate"/>
+      </w:r>
+      <w:r>
+        <w:rPr>
+          <w:noProof/>
+        </w:rPr>
+        <w:t>30</w:t>
+      </w:r>
+      <w:r>
+        <w:rPr>
+          <w:noProof/>
+        </w:rPr>
+        <w:fldChar w:fldCharType="end"/>
+      </w:r>
       <w:r>
         <w:rPr>
           <w:noProof/>
@@ -29205,29 +29208,32 @@
     <w:tbl>
       <w:tblPr>
         <w:tblStyle w:val="TabeladeGrade4-nfase1"/>
-        <w:tblW w:w="11075" w:type="dxa"/>
+        <w:tblW w:w="11522" w:type="dxa"/>
         <w:tblInd w:w="-1441" w:type="dxa"/>
         <w:tblLook w:val="04A0" w:firstRow="1" w:lastRow="0" w:firstColumn="1" w:lastColumn="0" w:noHBand="0" w:noVBand="1"/>
       </w:tblPr>
       <w:tblGrid>
-        <w:gridCol w:w="2206"/>
-        <w:gridCol w:w="2677"/>
-        <w:gridCol w:w="3515"/>
-        <w:gridCol w:w="2677"/>
+        <w:gridCol w:w="2295"/>
+        <w:gridCol w:w="2785"/>
+        <w:gridCol w:w="3657"/>
+        <w:gridCol w:w="2785"/>
       </w:tblGrid>
       <w:tr>
         <w:trPr>
           <w:cnfStyle w:val="100000000000" w:firstRow="1" w:lastRow="0" w:firstColumn="0" w:lastColumn="0" w:oddVBand="0" w:evenVBand="0" w:oddHBand="0" w:evenHBand="0" w:firstRowFirstColumn="0" w:firstRowLastColumn="0" w:lastRowFirstColumn="0" w:lastRowLastColumn="0"/>
+          <w:trHeight w:val="1106"/>
         </w:trPr>
         <w:tc>
           <w:tcPr>
             <w:cnfStyle w:val="001000000000" w:firstRow="0" w:lastRow="0" w:firstColumn="1" w:lastColumn="0" w:oddVBand="0" w:evenVBand="0" w:oddHBand="0" w:evenHBand="0" w:firstRowFirstColumn="0" w:firstRowLastColumn="0" w:lastRowFirstColumn="0" w:lastRowLastColumn="0"/>
-            <w:tcW w:w="2206" w:type="dxa"/>
+            <w:tcW w:w="2295" w:type="dxa"/>
           </w:tcPr>
           <w:p>
             <w:pPr>
               <w:ind w:firstLine="0"/>
             </w:pPr>
+            <w:bookmarkStart w:id="1707" w:name="_GoBack"/>
+            <w:bookmarkEnd w:id="1707"/>
             <w:r>
               <w:t>Segmento Alvo</w:t>
             </w:r>
@@ -29235,7 +29241,7 @@
         </w:tc>
         <w:tc>
           <w:tcPr>
-            <w:tcW w:w="2677" w:type="dxa"/>
+            <w:tcW w:w="2785" w:type="dxa"/>
           </w:tcPr>
           <w:p>
             <w:pPr>
@@ -29250,7 +29256,7 @@
         </w:tc>
         <w:tc>
           <w:tcPr>
-            <w:tcW w:w="3515" w:type="dxa"/>
+            <w:tcW w:w="3657" w:type="dxa"/>
           </w:tcPr>
           <w:p>
             <w:pPr>
@@ -29265,7 +29271,7 @@
         </w:tc>
         <w:tc>
           <w:tcPr>
-            <w:tcW w:w="2677" w:type="dxa"/>
+            <w:tcW w:w="2785" w:type="dxa"/>
           </w:tcPr>
           <w:p>
             <w:pPr>
@@ -29281,11 +29287,12 @@
       <w:tr>
         <w:trPr>
           <w:cnfStyle w:val="000000100000" w:firstRow="0" w:lastRow="0" w:firstColumn="0" w:lastColumn="0" w:oddVBand="0" w:evenVBand="0" w:oddHBand="1" w:evenHBand="0" w:firstRowFirstColumn="0" w:firstRowLastColumn="0" w:lastRowFirstColumn="0" w:lastRowLastColumn="0"/>
+          <w:trHeight w:val="1932"/>
         </w:trPr>
         <w:tc>
           <w:tcPr>
             <w:cnfStyle w:val="001000000000" w:firstRow="0" w:lastRow="0" w:firstColumn="1" w:lastColumn="0" w:oddVBand="0" w:evenVBand="0" w:oddHBand="0" w:evenHBand="0" w:firstRowFirstColumn="0" w:firstRowLastColumn="0" w:lastRowFirstColumn="0" w:lastRowLastColumn="0"/>
-            <w:tcW w:w="2206" w:type="dxa"/>
+            <w:tcW w:w="2295" w:type="dxa"/>
           </w:tcPr>
           <w:p>
             <w:pPr>
@@ -29320,7 +29327,7 @@
         </w:tc>
         <w:tc>
           <w:tcPr>
-            <w:tcW w:w="2677" w:type="dxa"/>
+            <w:tcW w:w="2785" w:type="dxa"/>
           </w:tcPr>
           <w:p>
             <w:pPr>
@@ -29357,7 +29364,7 @@
         </w:tc>
         <w:tc>
           <w:tcPr>
-            <w:tcW w:w="3515" w:type="dxa"/>
+            <w:tcW w:w="3657" w:type="dxa"/>
           </w:tcPr>
           <w:p>
             <w:pPr>
@@ -29394,7 +29401,7 @@
         </w:tc>
         <w:tc>
           <w:tcPr>
-            <w:tcW w:w="2677" w:type="dxa"/>
+            <w:tcW w:w="2785" w:type="dxa"/>
           </w:tcPr>
           <w:p>
             <w:pPr>
@@ -29431,10 +29438,13 @@
         </w:tc>
       </w:tr>
       <w:tr>
+        <w:trPr>
+          <w:trHeight w:val="2275"/>
+        </w:trPr>
         <w:tc>
           <w:tcPr>
             <w:cnfStyle w:val="001000000000" w:firstRow="0" w:lastRow="0" w:firstColumn="1" w:lastColumn="0" w:oddVBand="0" w:evenVBand="0" w:oddHBand="0" w:evenHBand="0" w:firstRowFirstColumn="0" w:firstRowLastColumn="0" w:lastRowFirstColumn="0" w:lastRowLastColumn="0"/>
-            <w:tcW w:w="2206" w:type="dxa"/>
+            <w:tcW w:w="2295" w:type="dxa"/>
           </w:tcPr>
           <w:p>
             <w:pPr>
@@ -29466,7 +29476,7 @@
         </w:tc>
         <w:tc>
           <w:tcPr>
-            <w:tcW w:w="2677" w:type="dxa"/>
+            <w:tcW w:w="2785" w:type="dxa"/>
           </w:tcPr>
           <w:p>
             <w:pPr>
@@ -29500,7 +29510,7 @@
         </w:tc>
         <w:tc>
           <w:tcPr>
-            <w:tcW w:w="3515" w:type="dxa"/>
+            <w:tcW w:w="3657" w:type="dxa"/>
           </w:tcPr>
           <w:p>
             <w:pPr>
@@ -29534,7 +29544,7 @@
         </w:tc>
         <w:tc>
           <w:tcPr>
-            <w:tcW w:w="2677" w:type="dxa"/>
+            <w:tcW w:w="2785" w:type="dxa"/>
           </w:tcPr>
           <w:p>
             <w:pPr>
@@ -29570,11 +29580,12 @@
       <w:tr>
         <w:trPr>
           <w:cnfStyle w:val="000000100000" w:firstRow="0" w:lastRow="0" w:firstColumn="0" w:lastColumn="0" w:oddVBand="0" w:evenVBand="0" w:oddHBand="1" w:evenHBand="0" w:firstRowFirstColumn="0" w:firstRowLastColumn="0" w:lastRowFirstColumn="0" w:lastRowLastColumn="0"/>
+          <w:trHeight w:val="1932"/>
         </w:trPr>
         <w:tc>
           <w:tcPr>
             <w:cnfStyle w:val="001000000000" w:firstRow="0" w:lastRow="0" w:firstColumn="1" w:lastColumn="0" w:oddVBand="0" w:evenVBand="0" w:oddHBand="0" w:evenHBand="0" w:firstRowFirstColumn="0" w:firstRowLastColumn="0" w:lastRowFirstColumn="0" w:lastRowLastColumn="0"/>
-            <w:tcW w:w="2206" w:type="dxa"/>
+            <w:tcW w:w="2295" w:type="dxa"/>
           </w:tcPr>
           <w:p>
             <w:pPr>
@@ -29597,7 +29608,7 @@
         </w:tc>
         <w:tc>
           <w:tcPr>
-            <w:tcW w:w="2677" w:type="dxa"/>
+            <w:tcW w:w="2785" w:type="dxa"/>
           </w:tcPr>
           <w:p>
             <w:pPr>
@@ -29621,7 +29632,7 @@
         </w:tc>
         <w:tc>
           <w:tcPr>
-            <w:tcW w:w="3515" w:type="dxa"/>
+            <w:tcW w:w="3657" w:type="dxa"/>
           </w:tcPr>
           <w:p>
             <w:pPr>
@@ -29645,7 +29656,7 @@
         </w:tc>
         <w:tc>
           <w:tcPr>
-            <w:tcW w:w="2677" w:type="dxa"/>
+            <w:tcW w:w="2785" w:type="dxa"/>
           </w:tcPr>
           <w:p>
             <w:pPr>
@@ -29669,10 +29680,13 @@
         </w:tc>
       </w:tr>
       <w:tr>
+        <w:trPr>
+          <w:trHeight w:val="1558"/>
+        </w:trPr>
         <w:tc>
           <w:tcPr>
             <w:cnfStyle w:val="001000000000" w:firstRow="0" w:lastRow="0" w:firstColumn="1" w:lastColumn="0" w:oddVBand="0" w:evenVBand="0" w:oddHBand="0" w:evenHBand="0" w:firstRowFirstColumn="0" w:firstRowLastColumn="0" w:lastRowFirstColumn="0" w:lastRowLastColumn="0"/>
-            <w:tcW w:w="2206" w:type="dxa"/>
+            <w:tcW w:w="2295" w:type="dxa"/>
           </w:tcPr>
           <w:p>
             <w:pPr>
@@ -29694,7 +29708,7 @@
         </w:tc>
         <w:tc>
           <w:tcPr>
-            <w:tcW w:w="2677" w:type="dxa"/>
+            <w:tcW w:w="2785" w:type="dxa"/>
           </w:tcPr>
           <w:p>
             <w:pPr>
@@ -29733,7 +29747,7 @@
         </w:tc>
         <w:tc>
           <w:tcPr>
-            <w:tcW w:w="3515" w:type="dxa"/>
+            <w:tcW w:w="3657" w:type="dxa"/>
           </w:tcPr>
           <w:p>
             <w:pPr>
@@ -29756,7 +29770,7 @@
         </w:tc>
         <w:tc>
           <w:tcPr>
-            <w:tcW w:w="2677" w:type="dxa"/>
+            <w:tcW w:w="2785" w:type="dxa"/>
           </w:tcPr>
           <w:p>
             <w:pPr>
@@ -29781,11 +29795,12 @@
       <w:tr>
         <w:trPr>
           <w:cnfStyle w:val="000000100000" w:firstRow="0" w:lastRow="0" w:firstColumn="0" w:lastColumn="0" w:oddVBand="0" w:evenVBand="0" w:oddHBand="1" w:evenHBand="0" w:firstRowFirstColumn="0" w:firstRowLastColumn="0" w:lastRowFirstColumn="0" w:lastRowLastColumn="0"/>
+          <w:trHeight w:val="1573"/>
         </w:trPr>
         <w:tc>
           <w:tcPr>
             <w:cnfStyle w:val="001000000000" w:firstRow="0" w:lastRow="0" w:firstColumn="1" w:lastColumn="0" w:oddVBand="0" w:evenVBand="0" w:oddHBand="0" w:evenHBand="0" w:firstRowFirstColumn="0" w:firstRowLastColumn="0" w:lastRowFirstColumn="0" w:lastRowLastColumn="0"/>
-            <w:tcW w:w="2206" w:type="dxa"/>
+            <w:tcW w:w="2295" w:type="dxa"/>
           </w:tcPr>
           <w:p>
             <w:pPr>
@@ -29807,7 +29822,7 @@
         </w:tc>
         <w:tc>
           <w:tcPr>
-            <w:tcW w:w="2677" w:type="dxa"/>
+            <w:tcW w:w="2785" w:type="dxa"/>
           </w:tcPr>
           <w:p>
             <w:pPr>
@@ -29830,7 +29845,7 @@
         </w:tc>
         <w:tc>
           <w:tcPr>
-            <w:tcW w:w="3515" w:type="dxa"/>
+            <w:tcW w:w="3657" w:type="dxa"/>
           </w:tcPr>
           <w:p>
             <w:pPr>
@@ -29853,7 +29868,7 @@
         </w:tc>
         <w:tc>
           <w:tcPr>
-            <w:tcW w:w="2677" w:type="dxa"/>
+            <w:tcW w:w="2785" w:type="dxa"/>
           </w:tcPr>
           <w:p>
             <w:pPr>
@@ -29892,10 +29907,13 @@
         </w:tc>
       </w:tr>
       <w:tr>
+        <w:trPr>
+          <w:trHeight w:val="1916"/>
+        </w:trPr>
         <w:tc>
           <w:tcPr>
             <w:cnfStyle w:val="001000000000" w:firstRow="0" w:lastRow="0" w:firstColumn="1" w:lastColumn="0" w:oddVBand="0" w:evenVBand="0" w:oddHBand="0" w:evenHBand="0" w:firstRowFirstColumn="0" w:firstRowLastColumn="0" w:lastRowFirstColumn="0" w:lastRowLastColumn="0"/>
-            <w:tcW w:w="2206" w:type="dxa"/>
+            <w:tcW w:w="2295" w:type="dxa"/>
           </w:tcPr>
           <w:p>
             <w:pPr>
@@ -29917,7 +29935,7 @@
         </w:tc>
         <w:tc>
           <w:tcPr>
-            <w:tcW w:w="2677" w:type="dxa"/>
+            <w:tcW w:w="2785" w:type="dxa"/>
           </w:tcPr>
           <w:p>
             <w:pPr>
@@ -29940,7 +29958,7 @@
         </w:tc>
         <w:tc>
           <w:tcPr>
-            <w:tcW w:w="3515" w:type="dxa"/>
+            <w:tcW w:w="3657" w:type="dxa"/>
           </w:tcPr>
           <w:p>
             <w:pPr>
@@ -29963,7 +29981,7 @@
         </w:tc>
         <w:tc>
           <w:tcPr>
-            <w:tcW w:w="2677" w:type="dxa"/>
+            <w:tcW w:w="2785" w:type="dxa"/>
           </w:tcPr>
           <w:p>
             <w:pPr>
@@ -29994,7 +30012,7 @@
           <w:highlight w:val="yellow"/>
         </w:rPr>
       </w:pPr>
-      <w:bookmarkStart w:id="1707" w:name="_Toc240213803"/>
+      <w:bookmarkStart w:id="1708" w:name="_Toc240213803"/>
       <w:r>
         <w:rPr>
           <w:highlight w:val="yellow"/>
@@ -30002,7 +30020,7 @@
         <w:lastRenderedPageBreak/>
         <w:t>Análise das Necessidades e Requisitos do Mercado</w:t>
       </w:r>
-      <w:bookmarkEnd w:id="1707"/>
+      <w:bookmarkEnd w:id="1708"/>
     </w:p>
     <w:p>
       <w:pPr>
@@ -30011,14 +30029,14 @@
           <w:highlight w:val="yellow"/>
         </w:rPr>
       </w:pPr>
-      <w:bookmarkStart w:id="1708" w:name="_Toc240213804"/>
+      <w:bookmarkStart w:id="1709" w:name="_Toc240213804"/>
       <w:r>
         <w:rPr>
           <w:highlight w:val="yellow"/>
         </w:rPr>
         <w:t>Objetivo</w:t>
       </w:r>
-      <w:bookmarkEnd w:id="1708"/>
+      <w:bookmarkEnd w:id="1709"/>
     </w:p>
     <w:p>
       <w:pPr>
@@ -30063,14 +30081,14 @@
           <w:highlight w:val="yellow"/>
         </w:rPr>
       </w:pPr>
-      <w:bookmarkStart w:id="1709" w:name="_Toc240213805"/>
+      <w:bookmarkStart w:id="1710" w:name="_Toc240213805"/>
       <w:r>
         <w:rPr>
           <w:highlight w:val="yellow"/>
         </w:rPr>
         <w:t>Principais atividades</w:t>
       </w:r>
-      <w:bookmarkEnd w:id="1709"/>
+      <w:bookmarkEnd w:id="1710"/>
     </w:p>
     <w:p>
       <w:pPr>
@@ -30196,14 +30214,14 @@
           <w:highlight w:val="yellow"/>
         </w:rPr>
       </w:pPr>
-      <w:bookmarkStart w:id="1710" w:name="_Toc240213806"/>
+      <w:bookmarkStart w:id="1711" w:name="_Toc240213806"/>
       <w:r>
         <w:rPr>
           <w:highlight w:val="yellow"/>
         </w:rPr>
         <w:t>Possível metodologia</w:t>
       </w:r>
-      <w:bookmarkEnd w:id="1710"/>
+      <w:bookmarkEnd w:id="1711"/>
     </w:p>
     <w:p>
       <w:pPr>
@@ -30285,14 +30303,14 @@
           <w:highlight w:val="yellow"/>
         </w:rPr>
       </w:pPr>
-      <w:bookmarkStart w:id="1711" w:name="_Toc240213807"/>
+      <w:bookmarkStart w:id="1712" w:name="_Toc240213807"/>
       <w:r>
         <w:rPr>
           <w:highlight w:val="yellow"/>
         </w:rPr>
         <w:t>Entregável</w:t>
       </w:r>
-      <w:bookmarkEnd w:id="1711"/>
+      <w:bookmarkEnd w:id="1712"/>
     </w:p>
     <w:p>
       <w:pPr>
@@ -30321,7 +30339,7 @@
           <w:highlight w:val="yellow"/>
         </w:rPr>
       </w:pPr>
-      <w:bookmarkStart w:id="1712" w:name="_Toc240213808"/>
+      <w:bookmarkStart w:id="1713" w:name="_Toc240213808"/>
       <w:r>
         <w:rPr>
           <w:highlight w:val="yellow"/>
@@ -30329,7 +30347,7 @@
         <w:lastRenderedPageBreak/>
         <w:t>Definição da Proposta de Valor</w:t>
       </w:r>
-      <w:bookmarkEnd w:id="1712"/>
+      <w:bookmarkEnd w:id="1713"/>
     </w:p>
     <w:p>
       <w:pPr>
@@ -30338,14 +30356,14 @@
           <w:highlight w:val="yellow"/>
         </w:rPr>
       </w:pPr>
-      <w:bookmarkStart w:id="1713" w:name="_Toc240213809"/>
+      <w:bookmarkStart w:id="1714" w:name="_Toc240213809"/>
       <w:r>
         <w:rPr>
           <w:highlight w:val="yellow"/>
         </w:rPr>
         <w:t>Objetivo</w:t>
       </w:r>
-      <w:bookmarkEnd w:id="1713"/>
+      <w:bookmarkEnd w:id="1714"/>
     </w:p>
     <w:p>
       <w:pPr>
@@ -30521,14 +30539,14 @@
           <w:highlight w:val="yellow"/>
         </w:rPr>
       </w:pPr>
-      <w:bookmarkStart w:id="1714" w:name="_Toc240213810"/>
+      <w:bookmarkStart w:id="1715" w:name="_Toc240213810"/>
       <w:r>
         <w:rPr>
           <w:highlight w:val="yellow"/>
         </w:rPr>
         <w:t>Principais atividades</w:t>
       </w:r>
-      <w:bookmarkEnd w:id="1714"/>
+      <w:bookmarkEnd w:id="1715"/>
     </w:p>
     <w:p>
       <w:pPr>
@@ -30602,14 +30620,14 @@
           <w:highlight w:val="yellow"/>
         </w:rPr>
       </w:pPr>
-      <w:bookmarkStart w:id="1715" w:name="_Toc240213811"/>
+      <w:bookmarkStart w:id="1716" w:name="_Toc240213811"/>
       <w:r>
         <w:rPr>
           <w:highlight w:val="yellow"/>
         </w:rPr>
         <w:t>Entregável</w:t>
       </w:r>
-      <w:bookmarkEnd w:id="1715"/>
+      <w:bookmarkEnd w:id="1716"/>
     </w:p>
     <w:p>
       <w:pPr>
@@ -30640,7 +30658,7 @@
           <w:highlight w:val="yellow"/>
         </w:rPr>
       </w:pPr>
-      <w:bookmarkStart w:id="1716" w:name="_Toc240213812"/>
+      <w:bookmarkStart w:id="1717" w:name="_Toc240213812"/>
       <w:r>
         <w:rPr>
           <w:highlight w:val="yellow"/>
@@ -30648,7 +30666,7 @@
         <w:lastRenderedPageBreak/>
         <w:t>5. Definição do Produto Comercial</w:t>
       </w:r>
-      <w:bookmarkEnd w:id="1716"/>
+      <w:bookmarkEnd w:id="1717"/>
     </w:p>
     <w:p>
       <w:pPr>
@@ -30657,14 +30675,14 @@
           <w:highlight w:val="yellow"/>
         </w:rPr>
       </w:pPr>
-      <w:bookmarkStart w:id="1717" w:name="_Toc240213813"/>
+      <w:bookmarkStart w:id="1718" w:name="_Toc240213813"/>
       <w:r>
         <w:rPr>
           <w:highlight w:val="yellow"/>
         </w:rPr>
         <w:t>Objetivo</w:t>
       </w:r>
-      <w:bookmarkEnd w:id="1717"/>
+      <w:bookmarkEnd w:id="1718"/>
     </w:p>
     <w:p>
       <w:pPr>
@@ -30844,14 +30862,14 @@
           <w:highlight w:val="yellow"/>
         </w:rPr>
       </w:pPr>
-      <w:bookmarkStart w:id="1718" w:name="_Toc240213814"/>
+      <w:bookmarkStart w:id="1719" w:name="_Toc240213814"/>
       <w:r>
         <w:rPr>
           <w:highlight w:val="yellow"/>
         </w:rPr>
         <w:t>Principais atividades</w:t>
       </w:r>
-      <w:bookmarkEnd w:id="1718"/>
+      <w:bookmarkEnd w:id="1719"/>
     </w:p>
     <w:p>
       <w:pPr>
@@ -30951,14 +30969,14 @@
           <w:highlight w:val="yellow"/>
         </w:rPr>
       </w:pPr>
-      <w:bookmarkStart w:id="1719" w:name="_Toc240213815"/>
+      <w:bookmarkStart w:id="1720" w:name="_Toc240213815"/>
       <w:r>
         <w:rPr>
           <w:highlight w:val="yellow"/>
         </w:rPr>
         <w:t>Entregável</w:t>
       </w:r>
-      <w:bookmarkEnd w:id="1719"/>
+      <w:bookmarkEnd w:id="1720"/>
     </w:p>
     <w:p>
       <w:pPr>
@@ -30990,7 +31008,7 @@
           <w:highlight w:val="yellow"/>
         </w:rPr>
       </w:pPr>
-      <w:bookmarkStart w:id="1720" w:name="_Toc240213816"/>
+      <w:bookmarkStart w:id="1721" w:name="_Toc240213816"/>
       <w:r>
         <w:rPr>
           <w:highlight w:val="yellow"/>
@@ -30998,7 +31016,7 @@
         <w:lastRenderedPageBreak/>
         <w:t>Definição do Modelo de Negócio</w:t>
       </w:r>
-      <w:bookmarkEnd w:id="1720"/>
+      <w:bookmarkEnd w:id="1721"/>
     </w:p>
     <w:p>
       <w:pPr>
@@ -31007,14 +31025,14 @@
           <w:highlight w:val="yellow"/>
         </w:rPr>
       </w:pPr>
-      <w:bookmarkStart w:id="1721" w:name="_Toc240213817"/>
+      <w:bookmarkStart w:id="1722" w:name="_Toc240213817"/>
       <w:r>
         <w:rPr>
           <w:highlight w:val="yellow"/>
         </w:rPr>
         <w:t>Objetivo</w:t>
       </w:r>
-      <w:bookmarkEnd w:id="1721"/>
+      <w:bookmarkEnd w:id="1722"/>
     </w:p>
     <w:p>
       <w:pPr>
@@ -31312,7 +31330,7 @@
           <w:highlight w:val="yellow"/>
         </w:rPr>
       </w:pPr>
-      <w:bookmarkStart w:id="1722" w:name="_Toc240213818"/>
+      <w:bookmarkStart w:id="1723" w:name="_Toc240213818"/>
       <w:r>
         <w:rPr>
           <w:highlight w:val="yellow"/>
@@ -31320,7 +31338,7 @@
         <w:lastRenderedPageBreak/>
         <w:t>Principais atividades</w:t>
       </w:r>
-      <w:bookmarkEnd w:id="1722"/>
+      <w:bookmarkEnd w:id="1723"/>
     </w:p>
     <w:p>
       <w:pPr>
@@ -31401,14 +31419,14 @@
           <w:highlight w:val="yellow"/>
         </w:rPr>
       </w:pPr>
-      <w:bookmarkStart w:id="1723" w:name="_Toc240213819"/>
+      <w:bookmarkStart w:id="1724" w:name="_Toc240213819"/>
       <w:r>
         <w:rPr>
           <w:highlight w:val="yellow"/>
         </w:rPr>
         <w:t>Entregável</w:t>
       </w:r>
-      <w:bookmarkEnd w:id="1723"/>
+      <w:bookmarkEnd w:id="1724"/>
     </w:p>
     <w:p>
       <w:pPr>
@@ -31440,14 +31458,14 @@
           <w:highlight w:val="yellow"/>
         </w:rPr>
       </w:pPr>
-      <w:bookmarkStart w:id="1724" w:name="_Toc240213820"/>
+      <w:bookmarkStart w:id="1725" w:name="_Toc240213820"/>
       <w:r>
         <w:rPr>
           <w:highlight w:val="yellow"/>
         </w:rPr>
         <w:t>8. Análise da Concorrência e Posicionamento</w:t>
       </w:r>
-      <w:bookmarkEnd w:id="1724"/>
+      <w:bookmarkEnd w:id="1725"/>
     </w:p>
     <w:p>
       <w:pPr>
@@ -31456,14 +31474,14 @@
           <w:highlight w:val="yellow"/>
         </w:rPr>
       </w:pPr>
-      <w:bookmarkStart w:id="1725" w:name="_Toc240213821"/>
+      <w:bookmarkStart w:id="1726" w:name="_Toc240213821"/>
       <w:r>
         <w:rPr>
           <w:highlight w:val="yellow"/>
         </w:rPr>
         <w:t>Objetivo</w:t>
       </w:r>
-      <w:bookmarkEnd w:id="1725"/>
+      <w:bookmarkEnd w:id="1726"/>
     </w:p>
     <w:p>
       <w:pPr>
@@ -31614,14 +31632,14 @@
           <w:highlight w:val="yellow"/>
         </w:rPr>
       </w:pPr>
-      <w:bookmarkStart w:id="1726" w:name="_Toc240213822"/>
+      <w:bookmarkStart w:id="1727" w:name="_Toc240213822"/>
       <w:r>
         <w:rPr>
           <w:highlight w:val="yellow"/>
         </w:rPr>
         <w:t>Principais atividades</w:t>
       </w:r>
-      <w:bookmarkEnd w:id="1726"/>
+      <w:bookmarkEnd w:id="1727"/>
     </w:p>
     <w:p>
       <w:pPr>
@@ -31705,12 +31723,12 @@
       <w:pPr>
         <w:pStyle w:val="Ttulo3"/>
       </w:pPr>
-      <w:bookmarkStart w:id="1727" w:name="_Toc240213823"/>
+      <w:bookmarkStart w:id="1728" w:name="_Toc240213823"/>
       <w:r>
         <w:lastRenderedPageBreak/>
         <w:t>Ferramentas possíveis</w:t>
       </w:r>
-      <w:bookmarkEnd w:id="1727"/>
+      <w:bookmarkEnd w:id="1728"/>
     </w:p>
     <w:p>
       <w:pPr>
@@ -31758,14 +31776,14 @@
           <w:highlight w:val="yellow"/>
         </w:rPr>
       </w:pPr>
-      <w:bookmarkStart w:id="1728" w:name="_Toc240213824"/>
+      <w:bookmarkStart w:id="1729" w:name="_Toc240213824"/>
       <w:r>
         <w:rPr>
           <w:highlight w:val="yellow"/>
         </w:rPr>
         <w:t>Entregável</w:t>
       </w:r>
-      <w:bookmarkEnd w:id="1728"/>
+      <w:bookmarkEnd w:id="1729"/>
     </w:p>
     <w:p>
       <w:pPr>
@@ -31792,7 +31810,7 @@
           <w:highlight w:val="yellow"/>
         </w:rPr>
       </w:pPr>
-      <w:bookmarkStart w:id="1729" w:name="_Toc240213825"/>
+      <w:bookmarkStart w:id="1730" w:name="_Toc240213825"/>
       <w:r>
         <w:rPr>
           <w:rStyle w:val="Ttulo2Char"/>
@@ -31800,7 +31818,7 @@
         </w:rPr>
         <w:t>Estudo de Viabilidade Econômico-Financeira</w:t>
       </w:r>
-      <w:bookmarkEnd w:id="1729"/>
+      <w:bookmarkEnd w:id="1730"/>
     </w:p>
     <w:p>
       <w:pPr>
@@ -31809,14 +31827,14 @@
           <w:highlight w:val="yellow"/>
         </w:rPr>
       </w:pPr>
-      <w:bookmarkStart w:id="1730" w:name="_Toc240213826"/>
+      <w:bookmarkStart w:id="1731" w:name="_Toc240213826"/>
       <w:r>
         <w:rPr>
           <w:highlight w:val="yellow"/>
         </w:rPr>
         <w:t>Objetivo</w:t>
       </w:r>
-      <w:bookmarkEnd w:id="1730"/>
+      <w:bookmarkEnd w:id="1731"/>
     </w:p>
     <w:p>
       <w:pPr>
@@ -31837,14 +31855,14 @@
           <w:highlight w:val="yellow"/>
         </w:rPr>
       </w:pPr>
-      <w:bookmarkStart w:id="1731" w:name="_Toc240213827"/>
+      <w:bookmarkStart w:id="1732" w:name="_Toc240213827"/>
       <w:r>
         <w:rPr>
           <w:highlight w:val="yellow"/>
         </w:rPr>
         <w:t>Principais atividades</w:t>
       </w:r>
-      <w:bookmarkEnd w:id="1731"/>
+      <w:bookmarkEnd w:id="1732"/>
     </w:p>
     <w:p/>
     <w:p>
@@ -32300,14 +32318,14 @@
           <w:highlight w:val="yellow"/>
         </w:rPr>
       </w:pPr>
-      <w:bookmarkStart w:id="1732" w:name="_Toc240213828"/>
+      <w:bookmarkStart w:id="1733" w:name="_Toc240213828"/>
       <w:r>
         <w:rPr>
           <w:highlight w:val="yellow"/>
         </w:rPr>
         <w:t>Entregável</w:t>
       </w:r>
-      <w:bookmarkEnd w:id="1732"/>
+      <w:bookmarkEnd w:id="1733"/>
     </w:p>
     <w:p>
       <w:pPr>
@@ -32347,14 +32365,14 @@
           <w:highlight w:val="yellow"/>
         </w:rPr>
       </w:pPr>
-      <w:bookmarkStart w:id="1733" w:name="_Toc240213829"/>
+      <w:bookmarkStart w:id="1734" w:name="_Toc240213829"/>
       <w:r>
         <w:rPr>
           <w:highlight w:val="yellow"/>
         </w:rPr>
         <w:t>Definição da Estratégia Comercial</w:t>
       </w:r>
-      <w:bookmarkEnd w:id="1733"/>
+      <w:bookmarkEnd w:id="1734"/>
     </w:p>
     <w:p>
       <w:pPr>
@@ -32363,14 +32381,14 @@
           <w:highlight w:val="yellow"/>
         </w:rPr>
       </w:pPr>
-      <w:bookmarkStart w:id="1734" w:name="_Toc240213830"/>
+      <w:bookmarkStart w:id="1735" w:name="_Toc240213830"/>
       <w:r>
         <w:rPr>
           <w:highlight w:val="yellow"/>
         </w:rPr>
         <w:t>Objetivo</w:t>
       </w:r>
-      <w:bookmarkEnd w:id="1734"/>
+      <w:bookmarkEnd w:id="1735"/>
     </w:p>
     <w:p>
       <w:pPr>
@@ -32391,14 +32409,14 @@
           <w:highlight w:val="yellow"/>
         </w:rPr>
       </w:pPr>
-      <w:bookmarkStart w:id="1735" w:name="_Toc240213831"/>
+      <w:bookmarkStart w:id="1736" w:name="_Toc240213831"/>
       <w:r>
         <w:rPr>
           <w:highlight w:val="yellow"/>
         </w:rPr>
         <w:t>Principais atividades</w:t>
       </w:r>
-      <w:bookmarkEnd w:id="1735"/>
+      <w:bookmarkEnd w:id="1736"/>
     </w:p>
     <w:p>
       <w:pPr>
@@ -32523,14 +32541,14 @@
           <w:highlight w:val="yellow"/>
         </w:rPr>
       </w:pPr>
-      <w:bookmarkStart w:id="1736" w:name="_Toc240213832"/>
+      <w:bookmarkStart w:id="1737" w:name="_Toc240213832"/>
       <w:r>
         <w:rPr>
           <w:highlight w:val="yellow"/>
         </w:rPr>
         <w:t>Entregável</w:t>
       </w:r>
-      <w:bookmarkEnd w:id="1736"/>
+      <w:bookmarkEnd w:id="1737"/>
     </w:p>
     <w:p>
       <w:pPr>
@@ -32557,7 +32575,7 @@
           <w:highlight w:val="yellow"/>
         </w:rPr>
       </w:pPr>
-      <w:bookmarkStart w:id="1737" w:name="_Toc240213833"/>
+      <w:bookmarkStart w:id="1738" w:name="_Toc240213833"/>
       <w:r>
         <w:rPr>
           <w:highlight w:val="yellow"/>
@@ -32565,7 +32583,7 @@
         <w:lastRenderedPageBreak/>
         <w:t>Planejamento Operacional e de Escalabilidade</w:t>
       </w:r>
-      <w:bookmarkEnd w:id="1737"/>
+      <w:bookmarkEnd w:id="1738"/>
     </w:p>
     <w:p>
       <w:pPr>
@@ -32574,14 +32592,14 @@
           <w:highlight w:val="yellow"/>
         </w:rPr>
       </w:pPr>
-      <w:bookmarkStart w:id="1738" w:name="_Toc240213834"/>
+      <w:bookmarkStart w:id="1739" w:name="_Toc240213834"/>
       <w:r>
         <w:rPr>
           <w:highlight w:val="yellow"/>
         </w:rPr>
         <w:t>Objetivo</w:t>
       </w:r>
-      <w:bookmarkEnd w:id="1738"/>
+      <w:bookmarkEnd w:id="1739"/>
     </w:p>
     <w:p>
       <w:pPr>
@@ -32602,14 +32620,14 @@
           <w:highlight w:val="yellow"/>
         </w:rPr>
       </w:pPr>
-      <w:bookmarkStart w:id="1739" w:name="_Toc240213835"/>
+      <w:bookmarkStart w:id="1740" w:name="_Toc240213835"/>
       <w:r>
         <w:rPr>
           <w:highlight w:val="yellow"/>
         </w:rPr>
         <w:t>Principais atividades</w:t>
       </w:r>
-      <w:bookmarkEnd w:id="1739"/>
+      <w:bookmarkEnd w:id="1740"/>
     </w:p>
     <w:p>
       <w:pPr>
@@ -32722,14 +32740,14 @@
           <w:highlight w:val="yellow"/>
         </w:rPr>
       </w:pPr>
-      <w:bookmarkStart w:id="1740" w:name="_Toc240213836"/>
+      <w:bookmarkStart w:id="1741" w:name="_Toc240213836"/>
       <w:r>
         <w:rPr>
           <w:highlight w:val="yellow"/>
         </w:rPr>
         <w:t>Entregável</w:t>
       </w:r>
-      <w:bookmarkEnd w:id="1740"/>
+      <w:bookmarkEnd w:id="1741"/>
     </w:p>
     <w:p>
       <w:pPr>
@@ -32756,14 +32774,14 @@
           <w:highlight w:val="yellow"/>
         </w:rPr>
       </w:pPr>
-      <w:bookmarkStart w:id="1741" w:name="_Toc240213837"/>
+      <w:bookmarkStart w:id="1742" w:name="_Toc240213837"/>
       <w:r>
         <w:rPr>
           <w:highlight w:val="yellow"/>
         </w:rPr>
         <w:t>Análise de Riscos e Aspectos Regulatórios</w:t>
       </w:r>
-      <w:bookmarkEnd w:id="1741"/>
+      <w:bookmarkEnd w:id="1742"/>
     </w:p>
     <w:p>
       <w:pPr>
@@ -32772,14 +32790,14 @@
           <w:highlight w:val="yellow"/>
         </w:rPr>
       </w:pPr>
-      <w:bookmarkStart w:id="1742" w:name="_Toc240213838"/>
+      <w:bookmarkStart w:id="1743" w:name="_Toc240213838"/>
       <w:r>
         <w:rPr>
           <w:highlight w:val="yellow"/>
         </w:rPr>
         <w:t>Objetivo</w:t>
       </w:r>
-      <w:bookmarkEnd w:id="1742"/>
+      <w:bookmarkEnd w:id="1743"/>
     </w:p>
     <w:p>
       <w:pPr>
@@ -32797,14 +32815,14 @@
       <w:pPr>
         <w:pStyle w:val="Ttulo3"/>
       </w:pPr>
-      <w:bookmarkStart w:id="1743" w:name="_Toc240213839"/>
+      <w:bookmarkStart w:id="1744" w:name="_Toc240213839"/>
       <w:r>
         <w:rPr>
           <w:highlight w:val="yellow"/>
         </w:rPr>
         <w:t>Principais atividades</w:t>
       </w:r>
-      <w:bookmarkEnd w:id="1743"/>
+      <w:bookmarkEnd w:id="1744"/>
     </w:p>
     <w:p>
       <w:pPr>
@@ -33016,14 +33034,14 @@
           <w:highlight w:val="yellow"/>
         </w:rPr>
       </w:pPr>
-      <w:bookmarkStart w:id="1744" w:name="_Toc240213840"/>
+      <w:bookmarkStart w:id="1745" w:name="_Toc240213840"/>
       <w:r>
         <w:rPr>
           <w:highlight w:val="yellow"/>
         </w:rPr>
         <w:t>Entregável</w:t>
       </w:r>
-      <w:bookmarkEnd w:id="1744"/>
+      <w:bookmarkEnd w:id="1745"/>
     </w:p>
     <w:p>
       <w:pPr>
@@ -33050,14 +33068,14 @@
           <w:highlight w:val="yellow"/>
         </w:rPr>
       </w:pPr>
-      <w:bookmarkStart w:id="1745" w:name="_Toc240213841"/>
+      <w:bookmarkStart w:id="1746" w:name="_Toc240213841"/>
       <w:r>
         <w:rPr>
           <w:highlight w:val="yellow"/>
         </w:rPr>
         <w:t>Consolidação do Plano de Negócios</w:t>
       </w:r>
-      <w:bookmarkEnd w:id="1745"/>
+      <w:bookmarkEnd w:id="1746"/>
     </w:p>
     <w:p>
       <w:pPr>
@@ -33066,14 +33084,14 @@
           <w:highlight w:val="yellow"/>
         </w:rPr>
       </w:pPr>
-      <w:bookmarkStart w:id="1746" w:name="_Toc240213842"/>
+      <w:bookmarkStart w:id="1747" w:name="_Toc240213842"/>
       <w:r>
         <w:rPr>
           <w:highlight w:val="yellow"/>
         </w:rPr>
         <w:t>Objetivo</w:t>
       </w:r>
-      <w:bookmarkEnd w:id="1746"/>
+      <w:bookmarkEnd w:id="1747"/>
     </w:p>
     <w:p>
       <w:pPr>
@@ -33331,14 +33349,14 @@
           <w:highlight w:val="yellow"/>
         </w:rPr>
       </w:pPr>
-      <w:bookmarkStart w:id="1747" w:name="_Toc240213843"/>
+      <w:bookmarkStart w:id="1748" w:name="_Toc240213843"/>
       <w:r>
         <w:rPr>
           <w:highlight w:val="yellow"/>
         </w:rPr>
         <w:t>Entregável</w:t>
       </w:r>
-      <w:bookmarkEnd w:id="1747"/>
+      <w:bookmarkEnd w:id="1748"/>
     </w:p>
     <w:p>
       <w:pPr>
@@ -33372,14 +33390,14 @@
         <w:lastRenderedPageBreak/>
         <w:tab/>
       </w:r>
-      <w:bookmarkStart w:id="1748" w:name="_Toc240213844"/>
+      <w:bookmarkStart w:id="1749" w:name="_Toc240213844"/>
       <w:r>
         <w:rPr>
           <w:highlight w:val="yellow"/>
         </w:rPr>
         <w:t>CONCLUSÃO</w:t>
       </w:r>
-      <w:bookmarkEnd w:id="1748"/>
+      <w:bookmarkEnd w:id="1749"/>
     </w:p>
     <w:p>
       <w:pPr>
@@ -33740,11 +33758,6 @@
       </w:r>
     </w:p>
     <w:p>
-      <w:pPr>
-        <w:rPr>
-          <w:lang w:val="en-US"/>
-        </w:rPr>
-      </w:pPr>
       <w:r>
         <w:t xml:space="preserve">CORTESE, Tatiana </w:t>
       </w:r>
@@ -33777,33 +33790,8 @@
         <w:lastRenderedPageBreak/>
         <w:t xml:space="preserve">9788520455760. Disponível em: https://app.minhabiblioteca.com.br/reader/books/9788520455760/. </w:t>
       </w:r>
-      <w:proofErr w:type="spellStart"/>
-      <w:r>
-        <w:rPr>
-          <w:lang w:val="en-US"/>
-        </w:rPr>
-        <w:t>Acesso</w:t>
-      </w:r>
-      <w:proofErr w:type="spellEnd"/>
-      <w:r>
-        <w:rPr>
-          <w:lang w:val="en-US"/>
-        </w:rPr>
-        <w:t xml:space="preserve"> </w:t>
-      </w:r>
-      <w:proofErr w:type="spellStart"/>
-      <w:r>
-        <w:rPr>
-          <w:lang w:val="en-US"/>
-        </w:rPr>
-        <w:t>em</w:t>
-      </w:r>
-      <w:proofErr w:type="spellEnd"/>
-      <w:r>
-        <w:rPr>
-          <w:lang w:val="en-US"/>
-        </w:rPr>
-        <w:t>: 13 set. 2026.</w:t>
+      <w:r>
+        <w:t>Acesso em: 13 set. 2026.</w:t>
       </w:r>
     </w:p>
     <w:p>
@@ -33943,9 +33931,6 @@
     </w:p>
     <w:p>
       <w:r>
-        <w:rPr>
-          <w:lang w:val="en-US"/>
-        </w:rPr>
         <w:t xml:space="preserve">ESPRESSIF SYSTEMS (SHANGHAI) CO., LTD. </w:t>
       </w:r>
       <w:r>
@@ -34108,58 +34093,51 @@
       </w:r>
     </w:p>
     <w:p>
-      <w:pPr>
-        <w:rPr>
-          <w:lang w:val="en-US"/>
-        </w:rPr>
-      </w:pPr>
-      <w:r>
-        <w:rPr>
-          <w:lang w:val="en-US"/>
-        </w:rPr>
+      <w:r>
         <w:t xml:space="preserve">KARL SÖDERBY. </w:t>
       </w:r>
+      <w:proofErr w:type="spellStart"/>
       <w:r>
         <w:rPr>
           <w:b/>
           <w:bCs/>
-          <w:lang w:val="en-US"/>
-        </w:rPr>
-        <w:t>Arduino / C++</w:t>
-      </w:r>
-      <w:r>
-        <w:rPr>
-          <w:lang w:val="en-US"/>
-        </w:rPr>
-        <w:t xml:space="preserve">. Arduino / C++ | Arduino Documentation. 2025. </w:t>
+        </w:rPr>
+        <w:t>Arduino</w:t>
+      </w:r>
+      <w:proofErr w:type="spellEnd"/>
+      <w:r>
+        <w:rPr>
+          <w:b/>
+          <w:bCs/>
+        </w:rPr>
+        <w:t xml:space="preserve"> / C++</w:t>
+      </w:r>
+      <w:r>
+        <w:t xml:space="preserve">. </w:t>
       </w:r>
       <w:proofErr w:type="spellStart"/>
       <w:r>
-        <w:rPr>
-          <w:lang w:val="en-US"/>
-        </w:rPr>
-        <w:t>Disponível</w:t>
+        <w:t>Arduino</w:t>
       </w:r>
       <w:proofErr w:type="spellEnd"/>
       <w:r>
-        <w:rPr>
-          <w:lang w:val="en-US"/>
-        </w:rPr>
+        <w:t xml:space="preserve"> / C++ | </w:t>
+      </w:r>
+      <w:proofErr w:type="spellStart"/>
+      <w:r>
+        <w:t>Arduino</w:t>
+      </w:r>
+      <w:proofErr w:type="spellEnd"/>
+      <w:r>
         <w:t xml:space="preserve"> </w:t>
       </w:r>
       <w:proofErr w:type="spellStart"/>
       <w:r>
-        <w:rPr>
-          <w:lang w:val="en-US"/>
-        </w:rPr>
-        <w:t>em</w:t>
+        <w:t>Documentation</w:t>
       </w:r>
       <w:proofErr w:type="spellEnd"/>
       <w:r>
-        <w:rPr>
-          <w:lang w:val="en-US"/>
-        </w:rPr>
-        <w:t>:</w:t>
+        <w:t>. 2025. Disponível em:</w:t>
       </w:r>
       <w:hyperlink r:id="rId58">
         <w:r>
@@ -34167,7 +34145,6 @@
             <w:rStyle w:val="Hyperlink"/>
             <w:color w:val="1F1F1F"/>
             <w:u w:val="none"/>
-            <w:lang w:val="en-US"/>
           </w:rPr>
           <w:t xml:space="preserve"> </w:t>
         </w:r>
@@ -34176,44 +34153,12 @@
             <w:rStyle w:val="Hyperlink"/>
             <w:color w:val="0B57D0"/>
             <w:u w:val="none"/>
-            <w:lang w:val="en-US"/>
           </w:rPr>
           <w:t>https://docs.arduino.cc/arduino-cloud/guides/arduino-c/</w:t>
         </w:r>
       </w:hyperlink>
       <w:r>
-        <w:rPr>
-          <w:lang w:val="en-US"/>
-        </w:rPr>
-        <w:t xml:space="preserve">. </w:t>
-      </w:r>
-      <w:proofErr w:type="spellStart"/>
-      <w:r>
-        <w:rPr>
-          <w:lang w:val="en-US"/>
-        </w:rPr>
-        <w:t>Acesso</w:t>
-      </w:r>
-      <w:proofErr w:type="spellEnd"/>
-      <w:r>
-        <w:rPr>
-          <w:lang w:val="en-US"/>
-        </w:rPr>
-        <w:t xml:space="preserve"> </w:t>
-      </w:r>
-      <w:proofErr w:type="spellStart"/>
-      <w:r>
-        <w:rPr>
-          <w:lang w:val="en-US"/>
-        </w:rPr>
-        <w:t>em</w:t>
-      </w:r>
-      <w:proofErr w:type="spellEnd"/>
-      <w:r>
-        <w:rPr>
-          <w:lang w:val="en-US"/>
-        </w:rPr>
-        <w:t>: 29 mar. 2026.</w:t>
+        <w:t>. Acesso em: 29 mar. 2026.</w:t>
       </w:r>
     </w:p>
     <w:p>
@@ -34463,114 +34408,113 @@
       </w:r>
     </w:p>
     <w:p>
-      <w:bookmarkStart w:id="1749" w:name="_Toc225757408"/>
-      <w:bookmarkStart w:id="1750" w:name="_Toc43731753"/>
-      <w:bookmarkStart w:id="1751" w:name="_Toc226482941"/>
-      <w:bookmarkStart w:id="1752" w:name="_Toc997883644"/>
-      <w:bookmarkStart w:id="1753" w:name="_Toc1058063299"/>
-      <w:bookmarkStart w:id="1754" w:name="_Toc1591463890"/>
-      <w:bookmarkStart w:id="1755" w:name="_Toc962851441"/>
-      <w:bookmarkStart w:id="1756" w:name="_Toc851191674"/>
-      <w:bookmarkStart w:id="1757" w:name="_Toc79947782"/>
-      <w:bookmarkStart w:id="1758" w:name="_Toc237772617"/>
-      <w:bookmarkStart w:id="1759" w:name="_Toc922641790"/>
-      <w:bookmarkStart w:id="1760" w:name="_Toc912346107"/>
-      <w:bookmarkStart w:id="1761" w:name="_Toc1574093152"/>
-      <w:bookmarkStart w:id="1762" w:name="_Toc1424990910"/>
-      <w:bookmarkStart w:id="1763" w:name="_Toc1914234582"/>
-      <w:bookmarkStart w:id="1764" w:name="_Toc1460389369"/>
-      <w:bookmarkStart w:id="1765" w:name="_Toc1337218356"/>
-      <w:bookmarkStart w:id="1766" w:name="_Toc967923796"/>
-      <w:bookmarkStart w:id="1767" w:name="_Toc1169161186"/>
-      <w:bookmarkStart w:id="1768" w:name="_Toc20698323"/>
-      <w:bookmarkStart w:id="1769" w:name="_Toc1201598109"/>
-      <w:bookmarkStart w:id="1770" w:name="_Toc1106487948"/>
-      <w:bookmarkStart w:id="1771" w:name="_Toc1863075061"/>
-      <w:bookmarkStart w:id="1772" w:name="_Toc1435374215"/>
-      <w:bookmarkStart w:id="1773" w:name="_Toc749626119"/>
-      <w:bookmarkStart w:id="1774" w:name="_Toc670597141"/>
-      <w:bookmarkStart w:id="1775" w:name="_Toc435514895"/>
-      <w:bookmarkStart w:id="1776" w:name="_Toc2123851106"/>
-      <w:bookmarkStart w:id="1777" w:name="_Toc468269469"/>
-      <w:bookmarkStart w:id="1778" w:name="_Toc407164682"/>
-      <w:bookmarkStart w:id="1779" w:name="_Toc927614858"/>
-      <w:bookmarkStart w:id="1780" w:name="_Toc1110681324"/>
-      <w:bookmarkStart w:id="1781" w:name="_Toc35843804"/>
-      <w:bookmarkStart w:id="1782" w:name="_Toc267067628"/>
-      <w:bookmarkStart w:id="1783" w:name="_Toc1184701720"/>
-      <w:bookmarkStart w:id="1784" w:name="_Toc2126825208"/>
-      <w:bookmarkStart w:id="1785" w:name="_Toc193387191"/>
-      <w:bookmarkStart w:id="1786" w:name="_Toc211649430"/>
-      <w:bookmarkStart w:id="1787" w:name="_Toc1242139304"/>
-      <w:bookmarkStart w:id="1788" w:name="_Toc6458568"/>
-      <w:bookmarkStart w:id="1789" w:name="_Toc2074724987"/>
-      <w:bookmarkStart w:id="1790" w:name="_Toc983426499"/>
-      <w:bookmarkStart w:id="1791" w:name="_Toc1772530331"/>
-      <w:bookmarkStart w:id="1792" w:name="_Toc184890490"/>
-      <w:bookmarkStart w:id="1793" w:name="_Toc1563009588"/>
-      <w:bookmarkStart w:id="1794" w:name="_Toc1318109245"/>
-      <w:bookmarkStart w:id="1795" w:name="_Toc1855860261"/>
-      <w:bookmarkStart w:id="1796" w:name="_Toc2048464763"/>
-      <w:bookmarkStart w:id="1797" w:name="_Toc853744513"/>
-      <w:bookmarkStart w:id="1798" w:name="_Toc1354506045"/>
-      <w:bookmarkStart w:id="1799" w:name="_Toc1695027706"/>
-      <w:bookmarkStart w:id="1800" w:name="_Toc1592372858"/>
-      <w:bookmarkStart w:id="1801" w:name="_Toc870552060"/>
-      <w:bookmarkStart w:id="1802" w:name="_Toc797619762"/>
-      <w:bookmarkStart w:id="1803" w:name="_Toc399899131"/>
-      <w:bookmarkStart w:id="1804" w:name="_Toc1511309050"/>
-      <w:bookmarkStart w:id="1805" w:name="_Toc375596763"/>
-      <w:bookmarkStart w:id="1806" w:name="_Toc259295206"/>
-      <w:bookmarkStart w:id="1807" w:name="_Toc314508547"/>
-      <w:bookmarkStart w:id="1808" w:name="_Toc1285617583"/>
-      <w:bookmarkStart w:id="1809" w:name="_Toc1015527074"/>
-      <w:bookmarkStart w:id="1810" w:name="_Toc1119797013"/>
-      <w:bookmarkStart w:id="1811" w:name="_Toc1488698761"/>
-      <w:bookmarkStart w:id="1812" w:name="_Toc1957448769"/>
-      <w:bookmarkStart w:id="1813" w:name="_Toc716367809"/>
-      <w:bookmarkStart w:id="1814" w:name="_Toc285630719"/>
-      <w:bookmarkStart w:id="1815" w:name="_Toc1163786419"/>
-      <w:bookmarkStart w:id="1816" w:name="_Toc1336307062"/>
-      <w:bookmarkStart w:id="1817" w:name="_Toc223410692"/>
-      <w:bookmarkStart w:id="1818" w:name="_Toc943604845"/>
-      <w:bookmarkStart w:id="1819" w:name="_Toc536998108"/>
-      <w:bookmarkStart w:id="1820" w:name="_Toc743551106"/>
-      <w:bookmarkStart w:id="1821" w:name="_Toc1250503038"/>
-      <w:bookmarkStart w:id="1822" w:name="_Toc1839299628"/>
-      <w:bookmarkStart w:id="1823" w:name="_Toc1841847836"/>
-      <w:bookmarkStart w:id="1824" w:name="_Toc381491245"/>
-      <w:bookmarkStart w:id="1825" w:name="_Toc1793884343"/>
-      <w:bookmarkStart w:id="1826" w:name="_Toc1566834297"/>
-      <w:bookmarkStart w:id="1827" w:name="_Toc1060176919"/>
-      <w:bookmarkStart w:id="1828" w:name="_Toc2019709196"/>
-      <w:bookmarkStart w:id="1829" w:name="_Toc1252572685"/>
-      <w:bookmarkStart w:id="1830" w:name="_Toc1441469128"/>
-      <w:bookmarkStart w:id="1831" w:name="_Toc714113558"/>
-      <w:bookmarkStart w:id="1832" w:name="_Toc1984178615"/>
-      <w:bookmarkStart w:id="1833" w:name="_Toc980847806"/>
-      <w:bookmarkStart w:id="1834" w:name="_Toc357844488"/>
-      <w:bookmarkStart w:id="1835" w:name="_Toc685270624"/>
-      <w:bookmarkStart w:id="1836" w:name="_Toc1499316076"/>
-      <w:bookmarkStart w:id="1837" w:name="_Toc335184247"/>
-      <w:bookmarkStart w:id="1838" w:name="_Toc511089145"/>
-      <w:bookmarkStart w:id="1839" w:name="_Toc585409698"/>
-      <w:bookmarkStart w:id="1840" w:name="_Toc669779509"/>
-      <w:bookmarkStart w:id="1841" w:name="_Toc1245167195"/>
-      <w:bookmarkStart w:id="1842" w:name="_Toc600142070"/>
-      <w:bookmarkStart w:id="1843" w:name="_Toc1576373033"/>
-      <w:bookmarkStart w:id="1844" w:name="_Toc1027310982"/>
-      <w:bookmarkStart w:id="1845" w:name="_Toc936092961"/>
-      <w:bookmarkStart w:id="1846" w:name="_Toc1881155789"/>
-      <w:bookmarkStart w:id="1847" w:name="_Toc2055851637"/>
-      <w:bookmarkStart w:id="1848" w:name="_Toc829114674"/>
-      <w:bookmarkStart w:id="1849" w:name="_Toc169919696"/>
-      <w:bookmarkStart w:id="1850" w:name="_Toc988115357"/>
-      <w:bookmarkStart w:id="1851" w:name="_Toc441978547"/>
-      <w:bookmarkStart w:id="1852" w:name="_Toc226893211"/>
+      <w:bookmarkStart w:id="1750" w:name="_Toc225757408"/>
+      <w:bookmarkStart w:id="1751" w:name="_Toc43731753"/>
+      <w:bookmarkStart w:id="1752" w:name="_Toc226482941"/>
+      <w:bookmarkStart w:id="1753" w:name="_Toc997883644"/>
+      <w:bookmarkStart w:id="1754" w:name="_Toc1058063299"/>
+      <w:bookmarkStart w:id="1755" w:name="_Toc1591463890"/>
+      <w:bookmarkStart w:id="1756" w:name="_Toc962851441"/>
+      <w:bookmarkStart w:id="1757" w:name="_Toc851191674"/>
+      <w:bookmarkStart w:id="1758" w:name="_Toc79947782"/>
+      <w:bookmarkStart w:id="1759" w:name="_Toc237772617"/>
+      <w:bookmarkStart w:id="1760" w:name="_Toc922641790"/>
+      <w:bookmarkStart w:id="1761" w:name="_Toc912346107"/>
+      <w:bookmarkStart w:id="1762" w:name="_Toc1574093152"/>
+      <w:bookmarkStart w:id="1763" w:name="_Toc1424990910"/>
+      <w:bookmarkStart w:id="1764" w:name="_Toc1914234582"/>
+      <w:bookmarkStart w:id="1765" w:name="_Toc1460389369"/>
+      <w:bookmarkStart w:id="1766" w:name="_Toc1337218356"/>
+      <w:bookmarkStart w:id="1767" w:name="_Toc967923796"/>
+      <w:bookmarkStart w:id="1768" w:name="_Toc1169161186"/>
+      <w:bookmarkStart w:id="1769" w:name="_Toc20698323"/>
+      <w:bookmarkStart w:id="1770" w:name="_Toc1201598109"/>
+      <w:bookmarkStart w:id="1771" w:name="_Toc1106487948"/>
+      <w:bookmarkStart w:id="1772" w:name="_Toc1863075061"/>
+      <w:bookmarkStart w:id="1773" w:name="_Toc1435374215"/>
+      <w:bookmarkStart w:id="1774" w:name="_Toc749626119"/>
+      <w:bookmarkStart w:id="1775" w:name="_Toc670597141"/>
+      <w:bookmarkStart w:id="1776" w:name="_Toc435514895"/>
+      <w:bookmarkStart w:id="1777" w:name="_Toc2123851106"/>
+      <w:bookmarkStart w:id="1778" w:name="_Toc468269469"/>
+      <w:bookmarkStart w:id="1779" w:name="_Toc407164682"/>
+      <w:bookmarkStart w:id="1780" w:name="_Toc927614858"/>
+      <w:bookmarkStart w:id="1781" w:name="_Toc1110681324"/>
+      <w:bookmarkStart w:id="1782" w:name="_Toc35843804"/>
+      <w:bookmarkStart w:id="1783" w:name="_Toc267067628"/>
+      <w:bookmarkStart w:id="1784" w:name="_Toc1184701720"/>
+      <w:bookmarkStart w:id="1785" w:name="_Toc2126825208"/>
+      <w:bookmarkStart w:id="1786" w:name="_Toc193387191"/>
+      <w:bookmarkStart w:id="1787" w:name="_Toc211649430"/>
+      <w:bookmarkStart w:id="1788" w:name="_Toc1242139304"/>
+      <w:bookmarkStart w:id="1789" w:name="_Toc6458568"/>
+      <w:bookmarkStart w:id="1790" w:name="_Toc2074724987"/>
+      <w:bookmarkStart w:id="1791" w:name="_Toc983426499"/>
+      <w:bookmarkStart w:id="1792" w:name="_Toc1772530331"/>
+      <w:bookmarkStart w:id="1793" w:name="_Toc184890490"/>
+      <w:bookmarkStart w:id="1794" w:name="_Toc1563009588"/>
+      <w:bookmarkStart w:id="1795" w:name="_Toc1318109245"/>
+      <w:bookmarkStart w:id="1796" w:name="_Toc1855860261"/>
+      <w:bookmarkStart w:id="1797" w:name="_Toc2048464763"/>
+      <w:bookmarkStart w:id="1798" w:name="_Toc853744513"/>
+      <w:bookmarkStart w:id="1799" w:name="_Toc1354506045"/>
+      <w:bookmarkStart w:id="1800" w:name="_Toc1695027706"/>
+      <w:bookmarkStart w:id="1801" w:name="_Toc1592372858"/>
+      <w:bookmarkStart w:id="1802" w:name="_Toc870552060"/>
+      <w:bookmarkStart w:id="1803" w:name="_Toc797619762"/>
+      <w:bookmarkStart w:id="1804" w:name="_Toc399899131"/>
+      <w:bookmarkStart w:id="1805" w:name="_Toc1511309050"/>
+      <w:bookmarkStart w:id="1806" w:name="_Toc375596763"/>
+      <w:bookmarkStart w:id="1807" w:name="_Toc259295206"/>
+      <w:bookmarkStart w:id="1808" w:name="_Toc314508547"/>
+      <w:bookmarkStart w:id="1809" w:name="_Toc1285617583"/>
+      <w:bookmarkStart w:id="1810" w:name="_Toc1015527074"/>
+      <w:bookmarkStart w:id="1811" w:name="_Toc1119797013"/>
+      <w:bookmarkStart w:id="1812" w:name="_Toc1488698761"/>
+      <w:bookmarkStart w:id="1813" w:name="_Toc1957448769"/>
+      <w:bookmarkStart w:id="1814" w:name="_Toc716367809"/>
+      <w:bookmarkStart w:id="1815" w:name="_Toc285630719"/>
+      <w:bookmarkStart w:id="1816" w:name="_Toc1163786419"/>
+      <w:bookmarkStart w:id="1817" w:name="_Toc1336307062"/>
+      <w:bookmarkStart w:id="1818" w:name="_Toc223410692"/>
+      <w:bookmarkStart w:id="1819" w:name="_Toc943604845"/>
+      <w:bookmarkStart w:id="1820" w:name="_Toc536998108"/>
+      <w:bookmarkStart w:id="1821" w:name="_Toc743551106"/>
+      <w:bookmarkStart w:id="1822" w:name="_Toc1250503038"/>
+      <w:bookmarkStart w:id="1823" w:name="_Toc1839299628"/>
+      <w:bookmarkStart w:id="1824" w:name="_Toc1841847836"/>
+      <w:bookmarkStart w:id="1825" w:name="_Toc381491245"/>
+      <w:bookmarkStart w:id="1826" w:name="_Toc1793884343"/>
+      <w:bookmarkStart w:id="1827" w:name="_Toc1566834297"/>
+      <w:bookmarkStart w:id="1828" w:name="_Toc1060176919"/>
+      <w:bookmarkStart w:id="1829" w:name="_Toc2019709196"/>
+      <w:bookmarkStart w:id="1830" w:name="_Toc1252572685"/>
+      <w:bookmarkStart w:id="1831" w:name="_Toc1441469128"/>
+      <w:bookmarkStart w:id="1832" w:name="_Toc714113558"/>
+      <w:bookmarkStart w:id="1833" w:name="_Toc1984178615"/>
+      <w:bookmarkStart w:id="1834" w:name="_Toc980847806"/>
+      <w:bookmarkStart w:id="1835" w:name="_Toc357844488"/>
+      <w:bookmarkStart w:id="1836" w:name="_Toc685270624"/>
+      <w:bookmarkStart w:id="1837" w:name="_Toc1499316076"/>
+      <w:bookmarkStart w:id="1838" w:name="_Toc335184247"/>
+      <w:bookmarkStart w:id="1839" w:name="_Toc511089145"/>
+      <w:bookmarkStart w:id="1840" w:name="_Toc585409698"/>
+      <w:bookmarkStart w:id="1841" w:name="_Toc669779509"/>
+      <w:bookmarkStart w:id="1842" w:name="_Toc1245167195"/>
+      <w:bookmarkStart w:id="1843" w:name="_Toc600142070"/>
+      <w:bookmarkStart w:id="1844" w:name="_Toc1576373033"/>
+      <w:bookmarkStart w:id="1845" w:name="_Toc1027310982"/>
+      <w:bookmarkStart w:id="1846" w:name="_Toc936092961"/>
+      <w:bookmarkStart w:id="1847" w:name="_Toc1881155789"/>
+      <w:bookmarkStart w:id="1848" w:name="_Toc2055851637"/>
+      <w:bookmarkStart w:id="1849" w:name="_Toc829114674"/>
+      <w:bookmarkStart w:id="1850" w:name="_Toc169919696"/>
+      <w:bookmarkStart w:id="1851" w:name="_Toc988115357"/>
+      <w:bookmarkStart w:id="1852" w:name="_Toc441978547"/>
+      <w:bookmarkStart w:id="1853" w:name="_Toc226893211"/>
       <w:r>
         <w:t>Referências</w:t>
       </w:r>
-      <w:bookmarkEnd w:id="1749"/>
       <w:bookmarkEnd w:id="1750"/>
       <w:bookmarkEnd w:id="1751"/>
       <w:bookmarkEnd w:id="1752"/>
@@ -34674,6 +34618,7 @@
       <w:bookmarkEnd w:id="1850"/>
       <w:bookmarkEnd w:id="1851"/>
       <w:bookmarkEnd w:id="1852"/>
+      <w:bookmarkEnd w:id="1853"/>
     </w:p>
     <w:p>
       <w:r>
@@ -35062,8 +35007,6 @@
       <w:r>
         <w:t xml:space="preserve"> 2026.</w:t>
       </w:r>
-      <w:bookmarkStart w:id="1853" w:name="_GoBack"/>
-      <w:bookmarkEnd w:id="1853"/>
     </w:p>
     <w:sectPr>
       <w:headerReference w:type="default" r:id="rId65"/>
@@ -35435,7 +35378,7 @@
             <w:rPr>
               <w:noProof/>
             </w:rPr>
-            <w:t>42</w:t>
+            <w:t>56</w:t>
           </w:r>
           <w:r>
             <w:fldChar w:fldCharType="end"/>
@@ -43486,17 +43429,6 @@
 </file>
 
 <file path=customXml/item1.xml><?xml version="1.0" encoding="utf-8"?>
-<p:properties xmlns:p="http://schemas.microsoft.com/office/2006/metadata/properties" xmlns:xsi="http://www.w3.org/2001/XMLSchema-instance" xmlns:pc="http://schemas.microsoft.com/office/infopath/2007/PartnerControls">
-  <documentManagement>
-    <TaxCatchAll xmlns="14f10f94-19bf-4232-97a9-0899d8ca6a7a" xsi:nil="true"/>
-    <lcf76f155ced4ddcb4097134ff3c332f xmlns="8d2d078a-f783-427e-a1d3-92c7640537d3">
-      <Terms xmlns="http://schemas.microsoft.com/office/infopath/2007/PartnerControls"/>
-    </lcf76f155ced4ddcb4097134ff3c332f>
-  </documentManagement>
-</p:properties>
-</file>
-
-<file path=customXml/item2.xml><?xml version="1.0" encoding="utf-8"?>
 <ct:contentTypeSchema xmlns:ct="http://schemas.microsoft.com/office/2006/metadata/contentType" xmlns:ma="http://schemas.microsoft.com/office/2006/metadata/properties/metaAttributes" ct:_="" ma:_="" ma:contentTypeName="Documento" ma:contentTypeID="0x01010012D52273BD93334CB443824BE936C838" ma:contentTypeVersion="11" ma:contentTypeDescription="Crie um novo documento." ma:contentTypeScope="" ma:versionID="286eca133fc6f45c6f2274b291fd9d87">
   <xsd:schema xmlns:xsd="http://www.w3.org/2001/XMLSchema" xmlns:xs="http://www.w3.org/2001/XMLSchema" xmlns:p="http://schemas.microsoft.com/office/2006/metadata/properties" xmlns:ns2="8d2d078a-f783-427e-a1d3-92c7640537d3" xmlns:ns3="14f10f94-19bf-4232-97a9-0899d8ca6a7a" targetNamespace="http://schemas.microsoft.com/office/2006/metadata/properties" ma:root="true" ma:fieldsID="dfc478c377f592732011e56559e29455" ns2:_="" ns3:_="">
     <xsd:import namespace="8d2d078a-f783-427e-a1d3-92c7640537d3"/>
@@ -43691,7 +43623,7 @@
 </ct:contentTypeSchema>
 </file>
 
-<file path=customXml/item3.xml><?xml version="1.0" encoding="utf-8"?>
+<file path=customXml/item2.xml><?xml version="1.0" encoding="utf-8"?>
 <?mso-contentType ?>
 <FormTemplates xmlns="http://schemas.microsoft.com/sharepoint/v3/contenttype/forms">
   <Display>DocumentLibraryForm</Display>
@@ -43700,22 +43632,22 @@
 </FormTemplates>
 </file>
 
+<file path=customXml/item3.xml><?xml version="1.0" encoding="utf-8"?>
+<p:properties xmlns:p="http://schemas.microsoft.com/office/2006/metadata/properties" xmlns:xsi="http://www.w3.org/2001/XMLSchema-instance" xmlns:pc="http://schemas.microsoft.com/office/infopath/2007/PartnerControls">
+  <documentManagement>
+    <TaxCatchAll xmlns="14f10f94-19bf-4232-97a9-0899d8ca6a7a" xsi:nil="true"/>
+    <lcf76f155ced4ddcb4097134ff3c332f xmlns="8d2d078a-f783-427e-a1d3-92c7640537d3">
+      <Terms xmlns="http://schemas.microsoft.com/office/infopath/2007/PartnerControls"/>
+    </lcf76f155ced4ddcb4097134ff3c332f>
+  </documentManagement>
+</p:properties>
+</file>
+
 <file path=customXml/item4.xml><?xml version="1.0" encoding="utf-8"?>
 <b:Sources xmlns:b="http://schemas.openxmlformats.org/officeDocument/2006/bibliography" xmlns="http://schemas.openxmlformats.org/officeDocument/2006/bibliography" SelectedStyle="\APASixthEditionOfficeOnline.xsl" StyleName="APA" Version="6"/>
 </file>
 
 <file path=customXml/itemProps1.xml><?xml version="1.0" encoding="utf-8"?>
-<ds:datastoreItem xmlns:ds="http://schemas.openxmlformats.org/officeDocument/2006/customXml" ds:itemID="{47D068C4-341A-4FCF-AAA7-E9E52D9E9CBA}">
-  <ds:schemaRefs>
-    <ds:schemaRef ds:uri="http://schemas.microsoft.com/office/2006/metadata/properties"/>
-    <ds:schemaRef ds:uri="http://schemas.microsoft.com/office/infopath/2007/PartnerControls"/>
-    <ds:schemaRef ds:uri="14f10f94-19bf-4232-97a9-0899d8ca6a7a"/>
-    <ds:schemaRef ds:uri="8d2d078a-f783-427e-a1d3-92c7640537d3"/>
-  </ds:schemaRefs>
-</ds:datastoreItem>
-</file>
-
-<file path=customXml/itemProps2.xml><?xml version="1.0" encoding="utf-8"?>
 <ds:datastoreItem xmlns:ds="http://schemas.openxmlformats.org/officeDocument/2006/customXml" ds:itemID="{21971DF1-ECA4-4F5C-B4B9-83C36628253F}">
   <ds:schemaRefs>
     <ds:schemaRef ds:uri="http://schemas.microsoft.com/office/2006/metadata/contentType"/>
@@ -43734,7 +43666,7 @@
 </ds:datastoreItem>
 </file>
 
-<file path=customXml/itemProps3.xml><?xml version="1.0" encoding="utf-8"?>
+<file path=customXml/itemProps2.xml><?xml version="1.0" encoding="utf-8"?>
 <ds:datastoreItem xmlns:ds="http://schemas.openxmlformats.org/officeDocument/2006/customXml" ds:itemID="{C6C63695-20E7-439B-B726-6C5E3C4A2EB1}">
   <ds:schemaRefs>
     <ds:schemaRef ds:uri="http://schemas.microsoft.com/sharepoint/v3/contenttype/forms"/>
@@ -43742,8 +43674,19 @@
 </ds:datastoreItem>
 </file>
 
+<file path=customXml/itemProps3.xml><?xml version="1.0" encoding="utf-8"?>
+<ds:datastoreItem xmlns:ds="http://schemas.openxmlformats.org/officeDocument/2006/customXml" ds:itemID="{47D068C4-341A-4FCF-AAA7-E9E52D9E9CBA}">
+  <ds:schemaRefs>
+    <ds:schemaRef ds:uri="http://schemas.microsoft.com/office/2006/metadata/properties"/>
+    <ds:schemaRef ds:uri="http://schemas.microsoft.com/office/infopath/2007/PartnerControls"/>
+    <ds:schemaRef ds:uri="14f10f94-19bf-4232-97a9-0899d8ca6a7a"/>
+    <ds:schemaRef ds:uri="8d2d078a-f783-427e-a1d3-92c7640537d3"/>
+  </ds:schemaRefs>
+</ds:datastoreItem>
+</file>
+
 <file path=customXml/itemProps4.xml><?xml version="1.0" encoding="utf-8"?>
-<ds:datastoreItem xmlns:ds="http://schemas.openxmlformats.org/officeDocument/2006/customXml" ds:itemID="{7E45C66B-3786-48A6-8367-0AAF752897C1}">
+<ds:datastoreItem xmlns:ds="http://schemas.openxmlformats.org/officeDocument/2006/customXml" ds:itemID="{7CB89153-74F5-483C-B67F-BE67334A365D}">
   <ds:schemaRefs>
     <ds:schemaRef ds:uri="http://schemas.openxmlformats.org/officeDocument/2006/bibliography"/>
   </ds:schemaRefs>
